--- a/Switch-tutorial.docx
+++ b/Switch-tutorial.docx
@@ -657,7 +657,7 @@
                 <w:noProof/>
                 <w:webHidden/>
               </w:rPr>
-              <w:t>10</w:t>
+              <w:t>11</w:t>
             </w:r>
             <w:r>
               <w:rPr>
@@ -832,7 +832,7 @@
                 <w:noProof/>
                 <w:webHidden/>
               </w:rPr>
-              <w:t>12</w:t>
+              <w:t>17</w:t>
             </w:r>
             <w:r>
               <w:rPr>
@@ -923,7 +923,7 @@
                 <w:noProof/>
                 <w:webHidden/>
               </w:rPr>
-              <w:t>14</w:t>
+              <w:t>19</w:t>
             </w:r>
             <w:r>
               <w:rPr>
@@ -1014,7 +1014,7 @@
                 <w:noProof/>
                 <w:webHidden/>
               </w:rPr>
-              <w:t>16</w:t>
+              <w:t>13</w:t>
             </w:r>
             <w:r>
               <w:rPr>
@@ -1105,7 +1105,7 @@
                 <w:noProof/>
                 <w:webHidden/>
               </w:rPr>
-              <w:t>19</w:t>
+              <w:t>15</w:t>
             </w:r>
             <w:r>
               <w:rPr>
@@ -1198,7 +1198,15 @@
     </w:p>
     <w:p>
       <w:r>
-        <w:t xml:space="preserve">Utiliser une console moddée pour jouer à des copies de jeux peut violer les </w:t>
+        <w:t xml:space="preserve">Utiliser une console </w:t>
+      </w:r>
+      <w:proofErr w:type="spellStart"/>
+      <w:r>
+        <w:t>moddée</w:t>
+      </w:r>
+      <w:proofErr w:type="spellEnd"/>
+      <w:r>
+        <w:t xml:space="preserve"> pour jouer à des copies de jeux peut violer les </w:t>
       </w:r>
       <w:r>
         <w:rPr>
@@ -1220,8 +1228,13 @@
       <w:r>
         <w:t xml:space="preserve">. </w:t>
       </w:r>
-      <w:r>
-        <w:t>Utilisez les donc avec éthique et n’hésitez pas à acheter les jeux officiels Nintendo afin de rémunérer les créateurs de ces jeux</w:t>
+      <w:proofErr w:type="gramStart"/>
+      <w:r>
+        <w:t>Utilisez les</w:t>
+      </w:r>
+      <w:proofErr w:type="gramEnd"/>
+      <w:r>
+        <w:t xml:space="preserve"> donc avec éthique et n’hésitez pas à acheter les jeux officiels Nintendo afin de rémunérer les créateurs de ces jeux</w:t>
       </w:r>
       <w:r>
         <w:t xml:space="preserve">. Le piratage de contenu artistique n’est pas éthique, et peut être puni par la loi. </w:t>
@@ -1229,7 +1242,15 @@
     </w:p>
     <w:p>
       <w:r>
-        <w:t xml:space="preserve">Il est important de faire des sauvegardes régulièrement de ses jeux lorsque l’on possède une console moddée, puisque tout le système d’exploitation utilise la carte SD et pas la mémoire interne de la console. Elle subit donc de l’usure plus rapidement, ce qui sur le long terme peut mener à la mort de la carte SD. Une fois la carte SD morte, il est impossible de récupérer ses sauvegardes. Utilisez donc une carte SD de qualité afin de ne pas avoir de mauvaises surprises. </w:t>
+        <w:t xml:space="preserve">Il est important de faire des sauvegardes régulièrement de ses jeux lorsque l’on possède une console </w:t>
+      </w:r>
+      <w:proofErr w:type="spellStart"/>
+      <w:r>
+        <w:t>moddée</w:t>
+      </w:r>
+      <w:proofErr w:type="spellEnd"/>
+      <w:r>
+        <w:t xml:space="preserve">, puisque tout le système d’exploitation utilise la carte SD et pas la mémoire interne de la console. Elle subit donc de l’usure plus rapidement, ce qui sur le long terme peut mener à la mort de la carte SD. Une fois la carte SD morte, il est impossible de récupérer ses sauvegardes. Utilisez donc une carte SD de qualité afin de ne pas avoir de mauvaises surprises. </w:t>
       </w:r>
     </w:p>
     <w:p/>
@@ -1314,7 +1335,23 @@
           <w:b/>
           <w:bCs/>
         </w:rPr>
-        <w:t xml:space="preserve">Est-ce que je peux encore jouer en ligne après avoir hacké ma console ? </w:t>
+        <w:t xml:space="preserve">Est-ce que je peux encore jouer en ligne après avoir </w:t>
+      </w:r>
+      <w:proofErr w:type="spellStart"/>
+      <w:r>
+        <w:rPr>
+          <w:b/>
+          <w:bCs/>
+        </w:rPr>
+        <w:t>hacké</w:t>
+      </w:r>
+      <w:proofErr w:type="spellEnd"/>
+      <w:r>
+        <w:rPr>
+          <w:b/>
+          <w:bCs/>
+        </w:rPr>
+        <w:t xml:space="preserve"> ma console ? </w:t>
       </w:r>
     </w:p>
     <w:p>
@@ -1335,7 +1372,23 @@
           <w:b/>
           <w:bCs/>
         </w:rPr>
-        <w:t xml:space="preserve">Est-ce que je peux me faire bannir si je joue en EmuMMC à des jeux piratés ? </w:t>
+        <w:t xml:space="preserve">Est-ce que je peux me faire bannir si je joue en </w:t>
+      </w:r>
+      <w:proofErr w:type="spellStart"/>
+      <w:r>
+        <w:rPr>
+          <w:b/>
+          <w:bCs/>
+        </w:rPr>
+        <w:t>EmuMMC</w:t>
+      </w:r>
+      <w:proofErr w:type="spellEnd"/>
+      <w:r>
+        <w:rPr>
+          <w:b/>
+          <w:bCs/>
+        </w:rPr>
+        <w:t xml:space="preserve"> à des jeux piratés ? </w:t>
       </w:r>
     </w:p>
     <w:p>
@@ -1356,7 +1409,23 @@
           <w:b/>
           <w:bCs/>
         </w:rPr>
-        <w:t>Qu’est ce que ma console risque ?</w:t>
+        <w:t>Qu’</w:t>
+      </w:r>
+      <w:proofErr w:type="spellStart"/>
+      <w:r>
+        <w:rPr>
+          <w:b/>
+          <w:bCs/>
+        </w:rPr>
+        <w:t>est ce</w:t>
+      </w:r>
+      <w:proofErr w:type="spellEnd"/>
+      <w:r>
+        <w:rPr>
+          <w:b/>
+          <w:bCs/>
+        </w:rPr>
+        <w:t xml:space="preserve"> que ma console risque ?</w:t>
       </w:r>
     </w:p>
     <w:p>
@@ -1377,7 +1446,23 @@
           <w:b/>
           <w:bCs/>
         </w:rPr>
-        <w:t xml:space="preserve">Combien de temps l’installation prend elle ? </w:t>
+        <w:t xml:space="preserve">Combien de temps l’installation </w:t>
+      </w:r>
+      <w:proofErr w:type="spellStart"/>
+      <w:r>
+        <w:rPr>
+          <w:b/>
+          <w:bCs/>
+        </w:rPr>
+        <w:t>prend elle</w:t>
+      </w:r>
+      <w:proofErr w:type="spellEnd"/>
+      <w:r>
+        <w:rPr>
+          <w:b/>
+          <w:bCs/>
+        </w:rPr>
+        <w:t xml:space="preserve"> ? </w:t>
       </w:r>
     </w:p>
     <w:p>
@@ -1440,7 +1525,23 @@
     <w:p>
       <w:r>
         <w:tab/>
-        <w:t xml:space="preserve">Je suis un profiteur de la communauté, je n’ai pas développé le hack moi-même et je mets à profit des gens mes capacités en microsoudure. J’ai une vingtaine de consoles de moddées de passif, et je n’ai eu aucun échec jusque là. </w:t>
+        <w:t xml:space="preserve">Je suis un profiteur de la communauté, je n’ai pas développé le hack moi-même et je mets à profit des gens mes capacités en microsoudure. J’ai une vingtaine de consoles de </w:t>
+      </w:r>
+      <w:proofErr w:type="spellStart"/>
+      <w:r>
+        <w:t>moddées</w:t>
+      </w:r>
+      <w:proofErr w:type="spellEnd"/>
+      <w:r>
+        <w:t xml:space="preserve"> de passif, et je n’ai eu aucun échec </w:t>
+      </w:r>
+      <w:proofErr w:type="spellStart"/>
+      <w:r>
+        <w:t>jusque là</w:t>
+      </w:r>
+      <w:proofErr w:type="spellEnd"/>
+      <w:r>
+        <w:t xml:space="preserve">. </w:t>
       </w:r>
     </w:p>
     <w:p>
@@ -1500,7 +1601,15 @@
         <w:t xml:space="preserve">Les weekends et quelques jours de la semaine, à voir au cas par cas. </w:t>
       </w:r>
       <w:r>
-        <w:t xml:space="preserve">Pour plus d’infos, rendez vous sur </w:t>
+        <w:t xml:space="preserve">Pour plus d’infos, </w:t>
+      </w:r>
+      <w:proofErr w:type="spellStart"/>
+      <w:r>
+        <w:t>rendez vous</w:t>
+      </w:r>
+      <w:proofErr w:type="spellEnd"/>
+      <w:r>
+        <w:t xml:space="preserve"> sur </w:t>
       </w:r>
       <w:hyperlink r:id="rId9" w:history="1">
         <w:r>
@@ -1521,18 +1630,35 @@
           <w:bCs/>
         </w:rPr>
       </w:pPr>
-      <w:r>
-        <w:rPr>
-          <w:b/>
-          <w:bCs/>
-        </w:rPr>
-        <w:t xml:space="preserve">Possédez vous des consoles que je peux acheter directement ? </w:t>
+      <w:proofErr w:type="spellStart"/>
+      <w:r>
+        <w:rPr>
+          <w:b/>
+          <w:bCs/>
+        </w:rPr>
+        <w:t>Possédez vous</w:t>
+      </w:r>
+      <w:proofErr w:type="spellEnd"/>
+      <w:r>
+        <w:rPr>
+          <w:b/>
+          <w:bCs/>
+        </w:rPr>
+        <w:t xml:space="preserve"> des consoles que je peux acheter directement ? </w:t>
       </w:r>
     </w:p>
     <w:p>
       <w:r>
         <w:tab/>
-        <w:t xml:space="preserve">Oui j’ai des Nintendo switch lite hackées que je vends au prix de 140-160€ unité. </w:t>
+        <w:t xml:space="preserve">Oui j’ai des Nintendo switch lite </w:t>
+      </w:r>
+      <w:proofErr w:type="spellStart"/>
+      <w:r>
+        <w:t>hackées</w:t>
+      </w:r>
+      <w:proofErr w:type="spellEnd"/>
+      <w:r>
+        <w:t xml:space="preserve"> que je vends au prix de 140-160€ unité. </w:t>
       </w:r>
     </w:p>
     <w:p>
@@ -1554,7 +1680,10 @@
     <w:p>
       <w:r>
         <w:tab/>
-        <w:t xml:space="preserve">Oui si vous voulez avoir une garantie, vous pouvez sélectionner ce que vous voulez dans les options. 15€ supplémentaires pour la switch lite et la normale, et 20€ supplémentaires pour une switch Oled. </w:t>
+        <w:t xml:space="preserve">Oui si vous voulez avoir une garantie, vous pouvez sélectionner ce que vous voulez dans les options. </w:t>
+      </w:r>
+      <w:r>
+        <w:t xml:space="preserve">Il suffit de cocher l’option « Garantie » dans les choix sur le sélecteur de prix </w:t>
       </w:r>
     </w:p>
     <w:p>
@@ -1575,7 +1704,23 @@
     <w:p>
       <w:r>
         <w:tab/>
-        <w:t xml:space="preserve">Sur base de la loi sur les droits d'auteur en Belgique, les pirates informatiques risquent une amende allant de 550 à 550.000 euros et/ou une peine de prison de 3 mois à 3 ans. (source : belga) </w:t>
+        <w:t>Sur base de la loi sur les droits d'auteur en Belgique, les pirates informatiques risquent une amende allant de 550 à 550.000 euros et/ou une peine de prison de 3 mois à 3 ans. (</w:t>
+      </w:r>
+      <w:proofErr w:type="gramStart"/>
+      <w:r>
+        <w:t>source</w:t>
+      </w:r>
+      <w:proofErr w:type="gramEnd"/>
+      <w:r>
+        <w:t xml:space="preserve"> : </w:t>
+      </w:r>
+      <w:proofErr w:type="spellStart"/>
+      <w:r>
+        <w:t>belga</w:t>
+      </w:r>
+      <w:proofErr w:type="spellEnd"/>
+      <w:r>
+        <w:t xml:space="preserve">) </w:t>
       </w:r>
     </w:p>
     <w:p>
@@ -1626,7 +1771,27 @@
           <w:sz w:val="36"/>
           <w:szCs w:val="36"/>
         </w:rPr>
-        <w:t xml:space="preserve"> Qu’est ce que sont les différents modes de boot</w:t>
+        <w:t xml:space="preserve"> Qu’</w:t>
+      </w:r>
+      <w:proofErr w:type="spellStart"/>
+      <w:r>
+        <w:rPr>
+          <w:b/>
+          <w:bCs/>
+          <w:sz w:val="36"/>
+          <w:szCs w:val="36"/>
+        </w:rPr>
+        <w:t>est ce</w:t>
+      </w:r>
+      <w:proofErr w:type="spellEnd"/>
+      <w:r>
+        <w:rPr>
+          <w:b/>
+          <w:bCs/>
+          <w:sz w:val="36"/>
+          <w:szCs w:val="36"/>
+        </w:rPr>
+        <w:t xml:space="preserve"> que sont les différents modes de boot</w:t>
       </w:r>
       <w:r>
         <w:rPr>
@@ -1674,6 +1839,7 @@
       <w:r>
         <w:t xml:space="preserve">Le mode </w:t>
       </w:r>
+      <w:proofErr w:type="spellStart"/>
       <w:r>
         <w:rPr>
           <w:b/>
@@ -1688,6 +1854,7 @@
         </w:rPr>
         <w:t>MMC</w:t>
       </w:r>
+      <w:proofErr w:type="spellEnd"/>
       <w:r>
         <w:t xml:space="preserve"> est une console virtuelle dont la mémoire interne est sur la carte SD. Il permet de simuler une fausse console afin de passer inaperçu face aux serveurs de Nintendo, et ainsi éviter un bannissement.</w:t>
       </w:r>
@@ -1706,6 +1873,7 @@
       <w:r>
         <w:t xml:space="preserve">Le mode </w:t>
       </w:r>
+      <w:proofErr w:type="spellStart"/>
       <w:r>
         <w:rPr>
           <w:b/>
@@ -1720,6 +1888,7 @@
         </w:rPr>
         <w:t>MMC</w:t>
       </w:r>
+      <w:proofErr w:type="spellEnd"/>
       <w:r>
         <w:t xml:space="preserve"> </w:t>
       </w:r>
@@ -1756,7 +1925,55 @@
           <w:b/>
           <w:bCs/>
         </w:rPr>
-        <w:t xml:space="preserve">C’est pourquoi il est normal que si vous faites des progrès sur un jeu sur SysMMC, le progrès ne sera pas reflété sur votre sauvegarde en EmuMMC. </w:t>
+        <w:t xml:space="preserve">C’est pourquoi il est normal que si vous </w:t>
+      </w:r>
+      <w:proofErr w:type="gramStart"/>
+      <w:r>
+        <w:rPr>
+          <w:b/>
+          <w:bCs/>
+        </w:rPr>
+        <w:t>faites des progrès</w:t>
+      </w:r>
+      <w:proofErr w:type="gramEnd"/>
+      <w:r>
+        <w:rPr>
+          <w:b/>
+          <w:bCs/>
+        </w:rPr>
+        <w:t xml:space="preserve"> sur un jeu sur </w:t>
+      </w:r>
+      <w:proofErr w:type="spellStart"/>
+      <w:r>
+        <w:rPr>
+          <w:b/>
+          <w:bCs/>
+        </w:rPr>
+        <w:t>SysMMC</w:t>
+      </w:r>
+      <w:proofErr w:type="spellEnd"/>
+      <w:r>
+        <w:rPr>
+          <w:b/>
+          <w:bCs/>
+        </w:rPr>
+        <w:t xml:space="preserve">, le progrès ne sera pas reflété sur votre sauvegarde en </w:t>
+      </w:r>
+      <w:proofErr w:type="spellStart"/>
+      <w:r>
+        <w:rPr>
+          <w:b/>
+          <w:bCs/>
+        </w:rPr>
+        <w:t>EmuMMC</w:t>
+      </w:r>
+      <w:proofErr w:type="spellEnd"/>
+      <w:r>
+        <w:rPr>
+          <w:b/>
+          <w:bCs/>
+        </w:rPr>
+        <w:t xml:space="preserve">. </w:t>
       </w:r>
       <w:r>
         <w:rPr>
@@ -1782,20 +1999,85 @@
           <w:b/>
           <w:bCs/>
         </w:rPr>
-        <w:t xml:space="preserve">Système d’exploitation </w:t>
-      </w:r>
-      <w:r>
-        <w:t xml:space="preserve"> n’est pas géré par cela, et c’est pourquoi il existe une troisième option : </w:t>
-      </w:r>
-      <w:r>
-        <w:rPr>
-          <w:b/>
-          <w:bCs/>
-        </w:rPr>
-        <w:t>CFW (sysmmc)</w:t>
-      </w:r>
-      <w:r>
-        <w:t xml:space="preserve"> qui permet à l’utilisateur de rentrer dans la mémoire interne de la console ( Sysmmc ) et pouvoir se servir de programmes personnalisés ( comme Tinfoil pour «Dump » ses jeux (récupérer le jeu sous forme de ROM que l’on peut retélécharger par la suite))</w:t>
+        <w:t xml:space="preserve">Système </w:t>
+      </w:r>
+      <w:proofErr w:type="gramStart"/>
+      <w:r>
+        <w:rPr>
+          <w:b/>
+          <w:bCs/>
+        </w:rPr>
+        <w:t xml:space="preserve">d’exploitation </w:t>
+      </w:r>
+      <w:r>
+        <w:t xml:space="preserve"> n’est</w:t>
+      </w:r>
+      <w:proofErr w:type="gramEnd"/>
+      <w:r>
+        <w:t xml:space="preserve"> pas géré par cela, et c’est pourquoi il existe une troisième option : </w:t>
+      </w:r>
+      <w:r>
+        <w:rPr>
+          <w:b/>
+          <w:bCs/>
+        </w:rPr>
+        <w:t>CFW (</w:t>
+      </w:r>
+      <w:proofErr w:type="spellStart"/>
+      <w:r>
+        <w:rPr>
+          <w:b/>
+          <w:bCs/>
+        </w:rPr>
+        <w:t>sysmmc</w:t>
+      </w:r>
+      <w:proofErr w:type="spellEnd"/>
+      <w:r>
+        <w:rPr>
+          <w:b/>
+          <w:bCs/>
+        </w:rPr>
+        <w:t>)</w:t>
+      </w:r>
+      <w:r>
+        <w:t xml:space="preserve"> qui permet à l’utilisateur de rentrer dans la mémoire interne de la console </w:t>
+      </w:r>
+      <w:proofErr w:type="gramStart"/>
+      <w:r>
+        <w:t xml:space="preserve">( </w:t>
+      </w:r>
+      <w:proofErr w:type="spellStart"/>
+      <w:r>
+        <w:t>Sysmmc</w:t>
+      </w:r>
+      <w:proofErr w:type="spellEnd"/>
+      <w:proofErr w:type="gramEnd"/>
+      <w:r>
+        <w:t xml:space="preserve"> ) et pouvoir se servir de programmes personnalisés </w:t>
+      </w:r>
+      <w:proofErr w:type="gramStart"/>
+      <w:r>
+        <w:t>( comme</w:t>
+      </w:r>
+      <w:proofErr w:type="gramEnd"/>
+      <w:r>
+        <w:t xml:space="preserve"> </w:t>
+      </w:r>
+      <w:proofErr w:type="spellStart"/>
+      <w:r>
+        <w:t>Tinfoil</w:t>
+      </w:r>
+      <w:proofErr w:type="spellEnd"/>
+      <w:r>
+        <w:t xml:space="preserve"> pour</w:t>
+      </w:r>
+      <w:proofErr w:type="gramStart"/>
+      <w:r>
+        <w:t xml:space="preserve"> «Dump</w:t>
+      </w:r>
+      <w:proofErr w:type="gramEnd"/>
+      <w:r>
+        <w:t> » ses jeux (récupérer le jeu sous forme de ROM que l’on peut retélécharger par la suite))</w:t>
       </w:r>
       <w:r>
         <w:t>. Mais</w:t>
@@ -1808,7 +2090,28 @@
         <w:t xml:space="preserve"> ce mode de démarrage est plutôt risqué</w:t>
       </w:r>
       <w:r>
-        <w:t>, car un faux mouvement ( on installe un jeu que l’on ne possède pas sur SysMMC ) peut rendre la console bannie</w:t>
+        <w:t xml:space="preserve">, car un faux mouvement </w:t>
+      </w:r>
+      <w:proofErr w:type="gramStart"/>
+      <w:r>
+        <w:t>( on</w:t>
+      </w:r>
+      <w:proofErr w:type="gramEnd"/>
+      <w:r>
+        <w:t xml:space="preserve"> installe un jeu que l’on ne possède pas sur </w:t>
+      </w:r>
+      <w:proofErr w:type="spellStart"/>
+      <w:proofErr w:type="gramStart"/>
+      <w:r>
+        <w:t>SysMMC</w:t>
+      </w:r>
+      <w:proofErr w:type="spellEnd"/>
+      <w:r>
+        <w:t xml:space="preserve"> )</w:t>
+      </w:r>
+      <w:proofErr w:type="gramEnd"/>
+      <w:r>
+        <w:t xml:space="preserve"> peut rendre la console bannie</w:t>
       </w:r>
       <w:r>
         <w:t xml:space="preserve"> </w:t>
@@ -1831,11 +2134,21 @@
       <w:r>
         <w:t xml:space="preserve">Le système d’exploitation de la console de base, on l’appelle NX OS. Le </w:t>
       </w:r>
-      <w:r>
-        <w:t xml:space="preserve">firmware </w:t>
-      </w:r>
-      <w:r>
-        <w:t xml:space="preserve"> personnalisé qui permet de lancer des applications personnalisées s’appelle </w:t>
+      <w:proofErr w:type="spellStart"/>
+      <w:proofErr w:type="gramStart"/>
+      <w:r>
+        <w:t>firmware</w:t>
+      </w:r>
+      <w:proofErr w:type="spellEnd"/>
+      <w:r>
+        <w:t xml:space="preserve"> </w:t>
+      </w:r>
+      <w:r>
+        <w:t xml:space="preserve"> personnalisé</w:t>
+      </w:r>
+      <w:proofErr w:type="gramEnd"/>
+      <w:r>
+        <w:t xml:space="preserve"> qui permet de lancer des applications personnalisées s’appelle </w:t>
       </w:r>
       <w:r>
         <w:rPr>
@@ -1845,7 +2158,23 @@
         <w:t>Atmosphère</w:t>
       </w:r>
       <w:r>
-        <w:t xml:space="preserve"> et est composé de plusieurs couches qui ont chacune un rôle spécifique ( par exemple rendre la console incognito, démarrer des jeux, etc… ) </w:t>
+        <w:t xml:space="preserve"> et est composé de plusieurs couches qui ont chacune un rôle spécifique </w:t>
+      </w:r>
+      <w:proofErr w:type="gramStart"/>
+      <w:r>
+        <w:t>( par</w:t>
+      </w:r>
+      <w:proofErr w:type="gramEnd"/>
+      <w:r>
+        <w:t xml:space="preserve"> exemple rendre la console incognito, démarrer des jeux, etc</w:t>
+      </w:r>
+      <w:proofErr w:type="gramStart"/>
+      <w:r>
+        <w:t>… )</w:t>
+      </w:r>
+      <w:proofErr w:type="gramEnd"/>
+      <w:r>
+        <w:t xml:space="preserve"> </w:t>
       </w:r>
       <w:r>
         <w:br/>
@@ -1860,8 +2189,17 @@
         </w:numPr>
       </w:pPr>
       <w:r>
-        <w:t xml:space="preserve">Il est important de ne pas confondre système d’exploitation et firmware. </w:t>
-      </w:r>
+        <w:t xml:space="preserve">Il est important de ne pas confondre système d’exploitation et </w:t>
+      </w:r>
+      <w:proofErr w:type="spellStart"/>
+      <w:r>
+        <w:t>firmware</w:t>
+      </w:r>
+      <w:proofErr w:type="spellEnd"/>
+      <w:r>
+        <w:t xml:space="preserve">. </w:t>
+      </w:r>
+      <w:proofErr w:type="spellStart"/>
       <w:r>
         <w:rPr>
           <w:b/>
@@ -1869,6 +2207,7 @@
         </w:rPr>
         <w:t>Firmware</w:t>
       </w:r>
+      <w:proofErr w:type="spellEnd"/>
       <w:r>
         <w:t xml:space="preserve"> se réfère donc bien à Atmosphère et </w:t>
       </w:r>
@@ -1880,7 +2219,15 @@
         <w:t>Système d’exploitation</w:t>
       </w:r>
       <w:r>
-        <w:t xml:space="preserve"> se réfère à NX OS. Les deux sont indépendants mais il est nécessaire de mettre les deux à jour en même temps, et commencer d’abord par mettre à jour Atmosphère avant NX OS. </w:t>
+        <w:t xml:space="preserve"> se réfère à NX OS. Les deux sont indépendants mais il est nécessaire de mettre les deux à jour en même temps, et </w:t>
+      </w:r>
+      <w:proofErr w:type="gramStart"/>
+      <w:r>
+        <w:t>commencer d’abord</w:t>
+      </w:r>
+      <w:proofErr w:type="gramEnd"/>
+      <w:r>
+        <w:t xml:space="preserve"> par mettre à jour Atmosphère avant NX OS. </w:t>
       </w:r>
     </w:p>
     <w:p>
@@ -1928,7 +2275,47 @@
           <w:sz w:val="36"/>
           <w:szCs w:val="36"/>
         </w:rPr>
-        <w:t xml:space="preserve"> Démarrer la console en mode moddé (EmuMMC)</w:t>
+        <w:t xml:space="preserve"> Démarrer la console en mode </w:t>
+      </w:r>
+      <w:proofErr w:type="spellStart"/>
+      <w:r>
+        <w:rPr>
+          <w:b/>
+          <w:bCs/>
+          <w:sz w:val="36"/>
+          <w:szCs w:val="36"/>
+        </w:rPr>
+        <w:t>moddé</w:t>
+      </w:r>
+      <w:proofErr w:type="spellEnd"/>
+      <w:r>
+        <w:rPr>
+          <w:b/>
+          <w:bCs/>
+          <w:sz w:val="36"/>
+          <w:szCs w:val="36"/>
+        </w:rPr>
+        <w:t xml:space="preserve"> (</w:t>
+      </w:r>
+      <w:proofErr w:type="spellStart"/>
+      <w:r>
+        <w:rPr>
+          <w:b/>
+          <w:bCs/>
+          <w:sz w:val="36"/>
+          <w:szCs w:val="36"/>
+        </w:rPr>
+        <w:t>EmuMMC</w:t>
+      </w:r>
+      <w:proofErr w:type="spellEnd"/>
+      <w:r>
+        <w:rPr>
+          <w:b/>
+          <w:bCs/>
+          <w:sz w:val="36"/>
+          <w:szCs w:val="36"/>
+        </w:rPr>
+        <w:t>)</w:t>
       </w:r>
     </w:p>
     <w:p>
@@ -1946,7 +2333,23 @@
         <w:t>Allumez la console</w:t>
       </w:r>
       <w:r>
-        <w:t xml:space="preserve"> via un jig + RCM loader ou via un dongle injecteur</w:t>
+        <w:t xml:space="preserve"> via un </w:t>
+      </w:r>
+      <w:proofErr w:type="spellStart"/>
+      <w:r>
+        <w:t>jig</w:t>
+      </w:r>
+      <w:proofErr w:type="spellEnd"/>
+      <w:r>
+        <w:t xml:space="preserve"> + RCM loader ou via un </w:t>
+      </w:r>
+      <w:proofErr w:type="spellStart"/>
+      <w:r>
+        <w:t>dongle</w:t>
+      </w:r>
+      <w:proofErr w:type="spellEnd"/>
+      <w:r>
+        <w:t xml:space="preserve"> injecteur</w:t>
       </w:r>
       <w:r>
         <w:t>, si vous n’avez pas de puce</w:t>
@@ -1955,7 +2358,31 @@
         <w:t>.</w:t>
       </w:r>
       <w:r>
-        <w:t xml:space="preserve"> Allumez la console normalement si vous avez une puce. ( NOTE : le démarrage peut prendre jusqu’à 25 secondes, soyez donc un peu patient, et n’appuyez pas à répétition sur le bonton POWER ) </w:t>
+        <w:t xml:space="preserve"> Allumez la console normalement si vous avez une puce. </w:t>
+      </w:r>
+      <w:proofErr w:type="gramStart"/>
+      <w:r>
+        <w:t>( NOTE</w:t>
+      </w:r>
+      <w:proofErr w:type="gramEnd"/>
+      <w:r>
+        <w:t xml:space="preserve"> : le démarrage peut prendre jusqu’à 25 secondes, soyez donc un peu patient, et n’appuyez pas à répétition sur le </w:t>
+      </w:r>
+      <w:proofErr w:type="spellStart"/>
+      <w:r>
+        <w:t>bonton</w:t>
+      </w:r>
+      <w:proofErr w:type="spellEnd"/>
+      <w:r>
+        <w:t xml:space="preserve"> </w:t>
+      </w:r>
+      <w:proofErr w:type="gramStart"/>
+      <w:r>
+        <w:t>POWER )</w:t>
+      </w:r>
+      <w:proofErr w:type="gramEnd"/>
+      <w:r>
+        <w:t xml:space="preserve"> </w:t>
       </w:r>
     </w:p>
     <w:p>
@@ -1983,13 +2410,55 @@
           <w:b/>
           <w:bCs/>
         </w:rPr>
-        <w:t>"EmuMMC"</w:t>
-      </w:r>
-      <w:r>
-        <w:t xml:space="preserve"> (émulation de mémoire système) dans le menu Hekate</w:t>
-      </w:r>
-      <w:r>
-        <w:t xml:space="preserve"> ( Launch -&gt; EmuMMC ) </w:t>
+        <w:t>"</w:t>
+      </w:r>
+      <w:proofErr w:type="spellStart"/>
+      <w:r>
+        <w:rPr>
+          <w:b/>
+          <w:bCs/>
+        </w:rPr>
+        <w:t>EmuMMC</w:t>
+      </w:r>
+      <w:proofErr w:type="spellEnd"/>
+      <w:r>
+        <w:rPr>
+          <w:b/>
+          <w:bCs/>
+        </w:rPr>
+        <w:t>"</w:t>
+      </w:r>
+      <w:r>
+        <w:t xml:space="preserve"> (émulation de mémoire système) dans le menu </w:t>
+      </w:r>
+      <w:proofErr w:type="spellStart"/>
+      <w:r>
+        <w:t>Hekate</w:t>
+      </w:r>
+      <w:proofErr w:type="spellEnd"/>
+      <w:r>
+        <w:t xml:space="preserve"> </w:t>
+      </w:r>
+      <w:proofErr w:type="gramStart"/>
+      <w:r>
+        <w:t>( Launch</w:t>
+      </w:r>
+      <w:proofErr w:type="gramEnd"/>
+      <w:r>
+        <w:t xml:space="preserve"> -&gt; </w:t>
+      </w:r>
+      <w:proofErr w:type="spellStart"/>
+      <w:proofErr w:type="gramStart"/>
+      <w:r>
+        <w:t>EmuMMC</w:t>
+      </w:r>
+      <w:proofErr w:type="spellEnd"/>
+      <w:r>
+        <w:t xml:space="preserve"> )</w:t>
+      </w:r>
+      <w:proofErr w:type="gramEnd"/>
+      <w:r>
+        <w:t xml:space="preserve"> </w:t>
       </w:r>
       <w:r>
         <w:t>.</w:t>
@@ -2082,7 +2551,15 @@
         <w:t>Allumez la console</w:t>
       </w:r>
       <w:r>
-        <w:t xml:space="preserve"> en appuyant sur le bouton Volume + et le bouton volume – en même temps, et gardez les enfoncés durant l’entièreté du processus de boot de la console.</w:t>
+        <w:t xml:space="preserve"> en appuyant sur le bouton Volume + et le bouton volume – en même temps, et </w:t>
+      </w:r>
+      <w:proofErr w:type="gramStart"/>
+      <w:r>
+        <w:t>gardez les</w:t>
+      </w:r>
+      <w:proofErr w:type="gramEnd"/>
+      <w:r>
+        <w:t xml:space="preserve"> enfoncés durant l’entièreté du processus de boot de la console.</w:t>
       </w:r>
     </w:p>
     <w:p>
@@ -2116,8 +2593,19 @@
           <w:sz w:val="36"/>
           <w:szCs w:val="36"/>
         </w:rPr>
-        <w:t xml:space="preserve"> Démarrer la console en mode Hekate</w:t>
-      </w:r>
+        <w:t xml:space="preserve"> Démarrer la console en mode </w:t>
+      </w:r>
+      <w:proofErr w:type="spellStart"/>
+      <w:r>
+        <w:rPr>
+          <w:b/>
+          <w:bCs/>
+          <w:sz w:val="36"/>
+          <w:szCs w:val="36"/>
+        </w:rPr>
+        <w:t>Hekate</w:t>
+      </w:r>
+      <w:proofErr w:type="spellEnd"/>
     </w:p>
     <w:p>
       <w:pPr>
@@ -2134,7 +2622,15 @@
         <w:t>Allumez la console</w:t>
       </w:r>
       <w:r>
-        <w:t xml:space="preserve"> avec le bouton power, et en même temps appuyez sur le bouton « Volume - », après quelques secondes, le menu Hekate devrait apparaître</w:t>
+        <w:t xml:space="preserve"> avec le bouton power, et en même temps appuyez sur le bouton « Volume - », après quelques secondes, le menu </w:t>
+      </w:r>
+      <w:proofErr w:type="spellStart"/>
+      <w:r>
+        <w:t>Hekate</w:t>
+      </w:r>
+      <w:proofErr w:type="spellEnd"/>
+      <w:r>
+        <w:t xml:space="preserve"> devrait apparaître</w:t>
       </w:r>
     </w:p>
     <w:p>
@@ -2208,6 +2704,7 @@
           <w:numId w:val="2"/>
         </w:numPr>
       </w:pPr>
+      <w:proofErr w:type="spellStart"/>
       <w:r>
         <w:rPr>
           <w:b/>
@@ -2215,8 +2712,17 @@
         </w:rPr>
         <w:t>Daybreak</w:t>
       </w:r>
-      <w:r>
-        <w:t xml:space="preserve"> = Mise à jour manuelle du firmware (uniquement si nécessaire).</w:t>
+      <w:proofErr w:type="spellEnd"/>
+      <w:r>
+        <w:t xml:space="preserve"> = Mise à jour manuelle du </w:t>
+      </w:r>
+      <w:proofErr w:type="spellStart"/>
+      <w:r>
+        <w:t>firmware</w:t>
+      </w:r>
+      <w:proofErr w:type="spellEnd"/>
+      <w:r>
+        <w:t xml:space="preserve"> (uniquement si nécessaire).</w:t>
       </w:r>
     </w:p>
     <w:p>
@@ -2311,7 +2817,27 @@
           <w:sz w:val="36"/>
           <w:szCs w:val="36"/>
         </w:rPr>
-        <w:t xml:space="preserve"> Installer des jeux via Tinfoil </w:t>
+        <w:t xml:space="preserve"> Installer des jeux via </w:t>
+      </w:r>
+      <w:proofErr w:type="spellStart"/>
+      <w:r>
+        <w:rPr>
+          <w:b/>
+          <w:bCs/>
+          <w:sz w:val="36"/>
+          <w:szCs w:val="36"/>
+        </w:rPr>
+        <w:t>Tinfoil</w:t>
+      </w:r>
+      <w:proofErr w:type="spellEnd"/>
+      <w:r>
+        <w:rPr>
+          <w:b/>
+          <w:bCs/>
+          <w:sz w:val="36"/>
+          <w:szCs w:val="36"/>
+        </w:rPr>
+        <w:t xml:space="preserve"> </w:t>
       </w:r>
       <w:bookmarkEnd w:id="5"/>
     </w:p>
@@ -2327,8 +2853,17 @@
           <w:b/>
           <w:bCs/>
         </w:rPr>
-        <w:t>Étape 1 : Ouvrir Tinfoil</w:t>
-      </w:r>
+        <w:t xml:space="preserve">Étape 1 : Ouvrir </w:t>
+      </w:r>
+      <w:proofErr w:type="spellStart"/>
+      <w:r>
+        <w:rPr>
+          <w:b/>
+          <w:bCs/>
+        </w:rPr>
+        <w:t>Tinfoil</w:t>
+      </w:r>
+      <w:proofErr w:type="spellEnd"/>
     </w:p>
     <w:p>
       <w:pPr>
@@ -2340,6 +2875,7 @@
       <w:r>
         <w:t xml:space="preserve">Lancez </w:t>
       </w:r>
+      <w:proofErr w:type="spellStart"/>
       <w:r>
         <w:rPr>
           <w:b/>
@@ -2347,11 +2883,20 @@
         </w:rPr>
         <w:t>Tinfoil</w:t>
       </w:r>
+      <w:proofErr w:type="spellEnd"/>
       <w:r>
         <w:t xml:space="preserve"> depuis l</w:t>
       </w:r>
       <w:r>
-        <w:t xml:space="preserve">e jeu Tinfoil (le démarrage peut prendre un peu de temps, entre 1 et </w:t>
+        <w:t xml:space="preserve">e jeu </w:t>
+      </w:r>
+      <w:proofErr w:type="spellStart"/>
+      <w:r>
+        <w:t>Tinfoil</w:t>
+      </w:r>
+      <w:proofErr w:type="spellEnd"/>
+      <w:r>
+        <w:t xml:space="preserve"> (le démarrage peut prendre un peu de temps, entre 1 et </w:t>
       </w:r>
       <w:r>
         <w:t>5 minutes en fonction de la connexion réseau).</w:t>
@@ -2360,11 +2905,21 @@
         <w:br/>
       </w:r>
       <w:r>
-        <w:t xml:space="preserve">Tant qu’il est mis « Loading  </w:t>
+        <w:t>Tant qu’il est mis « </w:t>
+      </w:r>
+      <w:proofErr w:type="spellStart"/>
+      <w:proofErr w:type="gramStart"/>
+      <w:r>
+        <w:t>Loading</w:t>
+      </w:r>
+      <w:proofErr w:type="spellEnd"/>
+      <w:r>
+        <w:t xml:space="preserve">  </w:t>
       </w:r>
       <w:r>
         <w:t>-</w:t>
       </w:r>
+      <w:proofErr w:type="gramEnd"/>
       <w:r>
         <w:t>quelque chose</w:t>
       </w:r>
@@ -2375,7 +2930,63 @@
         <w:t>, c’est bon.</w:t>
       </w:r>
       <w:r>
-        <w:t xml:space="preserve"> Au démarrage il peut y avoir un popup « would you like to install this game cartridge » , que vous pouvez ignorer (« cancel »), c’est uniquement pour installer les cartouches que vous possédez.   </w:t>
+        <w:t xml:space="preserve"> Au démarrage il peut y avoir un popup « </w:t>
+      </w:r>
+      <w:proofErr w:type="spellStart"/>
+      <w:r>
+        <w:t>would</w:t>
+      </w:r>
+      <w:proofErr w:type="spellEnd"/>
+      <w:r>
+        <w:t xml:space="preserve"> </w:t>
+      </w:r>
+      <w:proofErr w:type="spellStart"/>
+      <w:r>
+        <w:t>you</w:t>
+      </w:r>
+      <w:proofErr w:type="spellEnd"/>
+      <w:r>
+        <w:t xml:space="preserve"> like to </w:t>
+      </w:r>
+      <w:proofErr w:type="spellStart"/>
+      <w:r>
+        <w:t>install</w:t>
+      </w:r>
+      <w:proofErr w:type="spellEnd"/>
+      <w:r>
+        <w:t xml:space="preserve"> </w:t>
+      </w:r>
+      <w:proofErr w:type="spellStart"/>
+      <w:r>
+        <w:t>this</w:t>
+      </w:r>
+      <w:proofErr w:type="spellEnd"/>
+      <w:r>
+        <w:t xml:space="preserve"> </w:t>
+      </w:r>
+      <w:proofErr w:type="spellStart"/>
+      <w:r>
+        <w:t>game</w:t>
+      </w:r>
+      <w:proofErr w:type="spellEnd"/>
+      <w:r>
+        <w:t xml:space="preserve"> </w:t>
+      </w:r>
+      <w:proofErr w:type="spellStart"/>
+      <w:r>
+        <w:t>cartridge</w:t>
+      </w:r>
+      <w:proofErr w:type="spellEnd"/>
+      <w:r>
+        <w:t> </w:t>
+      </w:r>
+      <w:proofErr w:type="gramStart"/>
+      <w:r>
+        <w:t>» ,</w:t>
+      </w:r>
+      <w:proofErr w:type="gramEnd"/>
+      <w:r>
+        <w:t xml:space="preserve"> que vous pouvez ignorer (« cancel »), c’est uniquement pour installer les cartouches que vous possédez.   </w:t>
       </w:r>
       <w:r>
         <w:br/>
@@ -2442,7 +3053,15 @@
         </w:numPr>
       </w:pPr>
       <w:r>
-        <w:t>Si Tinfoil ne démarre pas :</w:t>
+        <w:t xml:space="preserve">Si </w:t>
+      </w:r>
+      <w:proofErr w:type="spellStart"/>
+      <w:r>
+        <w:t>Tinfoil</w:t>
+      </w:r>
+      <w:proofErr w:type="spellEnd"/>
+      <w:r>
+        <w:t xml:space="preserve"> ne démarre pas :</w:t>
       </w:r>
     </w:p>
     <w:p>
@@ -2463,7 +3082,15 @@
         <w:t>USBFS</w:t>
       </w:r>
       <w:r>
-        <w:t xml:space="preserve"> est activé (depuis les options de Tinfoil).</w:t>
+        <w:t xml:space="preserve"> est activé (depuis les options de </w:t>
+      </w:r>
+      <w:proofErr w:type="spellStart"/>
+      <w:r>
+        <w:t>Tinfoil</w:t>
+      </w:r>
+      <w:proofErr w:type="spellEnd"/>
+      <w:r>
+        <w:t>).</w:t>
       </w:r>
     </w:p>
     <w:p>
@@ -2474,7 +3101,15 @@
         </w:numPr>
       </w:pPr>
       <w:r>
-        <w:t>Mettez à jour Tinfoil via un homebrew shop ou manuellement.</w:t>
+        <w:t xml:space="preserve">Mettez à jour </w:t>
+      </w:r>
+      <w:proofErr w:type="spellStart"/>
+      <w:r>
+        <w:t>Tinfoil</w:t>
+      </w:r>
+      <w:proofErr w:type="spellEnd"/>
+      <w:r>
+        <w:t xml:space="preserve"> via un homebrew shop ou manuellement.</w:t>
       </w:r>
     </w:p>
     <w:p>
@@ -2517,13 +3152,45 @@
           <w:b/>
           <w:bCs/>
         </w:rPr>
-        <w:t>"Browse"</w:t>
+        <w:t>"</w:t>
+      </w:r>
+      <w:proofErr w:type="spellStart"/>
+      <w:r>
+        <w:rPr>
+          <w:b/>
+          <w:bCs/>
+        </w:rPr>
+        <w:t>Browse</w:t>
+      </w:r>
+      <w:proofErr w:type="spellEnd"/>
+      <w:r>
+        <w:rPr>
+          <w:b/>
+          <w:bCs/>
+        </w:rPr>
+        <w:t>"</w:t>
       </w:r>
       <w:r>
         <w:t>.</w:t>
       </w:r>
       <w:r>
-        <w:t xml:space="preserve"> Si l’onglet « New games » n’est pas visible, contactez moi, cela veut dire que soit vous êtes hors ligne, soit que </w:t>
+        <w:t xml:space="preserve"> Si l’onglet « New </w:t>
+      </w:r>
+      <w:proofErr w:type="spellStart"/>
+      <w:r>
+        <w:t>games</w:t>
+      </w:r>
+      <w:proofErr w:type="spellEnd"/>
+      <w:r>
+        <w:t xml:space="preserve"> » n’est pas visible, </w:t>
+      </w:r>
+      <w:proofErr w:type="gramStart"/>
+      <w:r>
+        <w:t>contactez moi</w:t>
+      </w:r>
+      <w:proofErr w:type="gramEnd"/>
+      <w:r>
+        <w:t xml:space="preserve">, cela veut dire que soit vous êtes hors ligne, soit que </w:t>
       </w:r>
       <w:r>
         <w:t xml:space="preserve">le shop virtuel a disparu. </w:t>
@@ -2764,7 +3431,15 @@
         </w:numPr>
       </w:pPr>
       <w:r>
-        <w:t>Si vous voulez mettre vos jeux à jour, ce n’est plus faisable juste avec « mettre à jour » traditionnel, il faut donc passer par Tinfoil également</w:t>
+        <w:t xml:space="preserve">Si vous voulez mettre vos jeux à jour, ce n’est plus faisable juste avec « mettre à jour » traditionnel, il faut donc passer par </w:t>
+      </w:r>
+      <w:proofErr w:type="spellStart"/>
+      <w:r>
+        <w:t>Tinfoil</w:t>
+      </w:r>
+      <w:proofErr w:type="spellEnd"/>
+      <w:r>
+        <w:t xml:space="preserve"> également</w:t>
       </w:r>
       <w:r>
         <w:t>. Pour cela il suffit d’aller dans l’onglet « New updates » et cliquer sur le bouton x pour tout installer.   </w:t>
@@ -2905,9 +3580,20 @@
           <w:sz w:val="36"/>
           <w:szCs w:val="36"/>
         </w:rPr>
-        <w:t>Rajouter un shop Tinfoil</w:t>
+        <w:t xml:space="preserve">Rajouter un shop </w:t>
+      </w:r>
+      <w:proofErr w:type="spellStart"/>
+      <w:r>
+        <w:rPr>
+          <w:b/>
+          <w:bCs/>
+          <w:sz w:val="36"/>
+          <w:szCs w:val="36"/>
+        </w:rPr>
+        <w:t>Tinfoil</w:t>
       </w:r>
       <w:bookmarkEnd w:id="6"/>
+      <w:proofErr w:type="spellEnd"/>
       <w:r>
         <w:rPr>
           <w:b/>
@@ -2984,8 +3670,13 @@
         </w:rPr>
         <w:br/>
       </w:r>
-      <w:r>
-        <w:t>Protocol: https</w:t>
+      <w:proofErr w:type="gramStart"/>
+      <w:r>
+        <w:t>Protocol:</w:t>
+      </w:r>
+      <w:proofErr w:type="gramEnd"/>
+      <w:r>
+        <w:t xml:space="preserve"> https</w:t>
       </w:r>
     </w:p>
     <w:p>
@@ -3013,8 +3704,18 @@
         <w:rPr>
           <w:lang w:val="en-US"/>
         </w:rPr>
-        <w:t>Path: tinfoil.json</w:t>
-      </w:r>
+        <w:t xml:space="preserve">Path: </w:t>
+      </w:r>
+      <w:proofErr w:type="spellStart"/>
+      <w:proofErr w:type="gramStart"/>
+      <w:r>
+        <w:rPr>
+          <w:lang w:val="en-US"/>
+        </w:rPr>
+        <w:t>tinfoil.json</w:t>
+      </w:r>
+      <w:proofErr w:type="spellEnd"/>
+      <w:proofErr w:type="gramEnd"/>
     </w:p>
     <w:p>
       <w:pPr>
@@ -3268,7 +3969,15 @@
         </w:numPr>
       </w:pPr>
       <w:r>
-        <w:t xml:space="preserve">Compléter les champs avec les informations fournies . C’est intuitif, il faut appuyer sur A sur le champ que vous voulez modifier, ou utiliser le tactile de la console. </w:t>
+        <w:t xml:space="preserve">Compléter les champs avec les informations </w:t>
+      </w:r>
+      <w:proofErr w:type="gramStart"/>
+      <w:r>
+        <w:t>fournies .</w:t>
+      </w:r>
+      <w:proofErr w:type="gramEnd"/>
+      <w:r>
+        <w:t xml:space="preserve"> C’est intuitif, il faut appuyer sur A sur le champ que vous voulez modifier, ou utiliser le tactile de la console. </w:t>
       </w:r>
       <w:r>
         <w:br/>
@@ -3500,13 +4209,26 @@
         </w:rPr>
       </w:pPr>
       <w:r>
-        <w:t xml:space="preserve">Sélectionner l’option avec l’acronyme MTP dedans ( Media Transfer </w:t>
-      </w:r>
+        <w:t xml:space="preserve">Sélectionner l’option avec l’acronyme MTP dedans </w:t>
+      </w:r>
+      <w:proofErr w:type="gramStart"/>
+      <w:r>
+        <w:t>( Media</w:t>
+      </w:r>
+      <w:proofErr w:type="gramEnd"/>
+      <w:r>
+        <w:t xml:space="preserve"> Transfer </w:t>
+      </w:r>
+      <w:proofErr w:type="gramStart"/>
       <w:r>
         <w:t>P</w:t>
       </w:r>
       <w:r>
-        <w:t xml:space="preserve">rotocol ) </w:t>
+        <w:t>rotocol )</w:t>
+      </w:r>
+      <w:proofErr w:type="gramEnd"/>
+      <w:r>
+        <w:t xml:space="preserve"> </w:t>
       </w:r>
       <w:r>
         <w:br/>
@@ -3580,8 +4302,21 @@
         </w:rPr>
       </w:pPr>
       <w:r>
-        <w:t>Sélectionner l’option 5 : SD card install</w:t>
-      </w:r>
+        <w:t xml:space="preserve">Sélectionner l’option 5 : SD </w:t>
+      </w:r>
+      <w:proofErr w:type="spellStart"/>
+      <w:r>
+        <w:t>card</w:t>
+      </w:r>
+      <w:proofErr w:type="spellEnd"/>
+      <w:r>
+        <w:t xml:space="preserve"> </w:t>
+      </w:r>
+      <w:proofErr w:type="spellStart"/>
+      <w:r>
+        <w:t>install</w:t>
+      </w:r>
+      <w:proofErr w:type="spellEnd"/>
       <w:r>
         <w:br/>
       </w:r>
@@ -3698,12 +4433,28 @@
         <w:lastRenderedPageBreak/>
         <w:t xml:space="preserve">NOTES : Il se peut que vous ayez une erreur durant l’installation. </w:t>
       </w:r>
+      <w:proofErr w:type="spellStart"/>
       <w:r>
         <w:rPr>
           <w:lang w:val="en-US"/>
         </w:rPr>
-        <w:t>Voici la plus fréquente</w:t>
-      </w:r>
+        <w:t>Voici</w:t>
+      </w:r>
+      <w:proofErr w:type="spellEnd"/>
+      <w:r>
+        <w:rPr>
+          <w:lang w:val="en-US"/>
+        </w:rPr>
+        <w:t xml:space="preserve"> la plus </w:t>
+      </w:r>
+      <w:proofErr w:type="spellStart"/>
+      <w:r>
+        <w:rPr>
+          <w:lang w:val="en-US"/>
+        </w:rPr>
+        <w:t>fréquente</w:t>
+      </w:r>
+      <w:proofErr w:type="spellEnd"/>
       <w:r>
         <w:rPr>
           <w:noProof/>
@@ -3781,7 +4532,23 @@
         </w:rPr>
       </w:pPr>
       <w:r>
-        <w:t>Cela signifie que le transfert de fichiers était trop lent et que l’ordinateur a refusé de continuer. Il se pourrait que changer de câble USB-C répare le problème, mais la plupart du temps, il suffit de lancer DBI en mode « Non applet mode »( voir la section sur le « Applet mode »</w:t>
+        <w:t xml:space="preserve">Cela signifie que le transfert de fichiers était trop lent et que l’ordinateur a refusé de continuer. Il se pourrait que changer de câble USB-C répare le problème, mais la plupart du temps, il suffit de lancer DBI en mode </w:t>
+      </w:r>
+      <w:proofErr w:type="gramStart"/>
+      <w:r>
+        <w:t>« Non applet</w:t>
+      </w:r>
+      <w:proofErr w:type="gramEnd"/>
+      <w:r>
+        <w:t xml:space="preserve"> mode</w:t>
+      </w:r>
+      <w:proofErr w:type="gramStart"/>
+      <w:r>
+        <w:t> »(</w:t>
+      </w:r>
+      <w:proofErr w:type="gramEnd"/>
+      <w:r>
+        <w:t xml:space="preserve"> voir la section sur le « Applet mode »</w:t>
       </w:r>
       <w:r>
         <w:t>)</w:t>
@@ -3869,7 +4636,23 @@
           <w:b/>
           <w:bCs/>
         </w:rPr>
-        <w:t xml:space="preserve"> Attention : Cette méthode est plus risquée (plus détectable) car vous n’êtes pas protégé par le mode incognito de la switch. Il est recommandé d’utiliser un VPN sur votre ordinateur si vous installez des roms illégales depuis Internet</w:t>
+        <w:t xml:space="preserve"> Attention : Cette méthode est plus risquée (plus détectable) car vous n’êtes pas protégé par le mode incognito </w:t>
+      </w:r>
+      <w:proofErr w:type="gramStart"/>
+      <w:r>
+        <w:rPr>
+          <w:b/>
+          <w:bCs/>
+        </w:rPr>
+        <w:t>de la switch</w:t>
+      </w:r>
+      <w:proofErr w:type="gramEnd"/>
+      <w:r>
+        <w:rPr>
+          <w:b/>
+          <w:bCs/>
+        </w:rPr>
+        <w:t>. Il est recommandé d’utiliser un VPN sur votre ordinateur si vous installez des roms illégales depuis Internet</w:t>
       </w:r>
     </w:p>
     <w:p>
@@ -3902,7 +4685,28 @@
         </w:numPr>
       </w:pPr>
       <w:r>
-        <w:t>Téléchargez une ROM au format .nsp ou .xci depuis Internet.</w:t>
+        <w:t xml:space="preserve">Téléchargez une ROM au </w:t>
+      </w:r>
+      <w:proofErr w:type="gramStart"/>
+      <w:r>
+        <w:t>format .</w:t>
+      </w:r>
+      <w:proofErr w:type="spellStart"/>
+      <w:r>
+        <w:t>nsp</w:t>
+      </w:r>
+      <w:proofErr w:type="spellEnd"/>
+      <w:proofErr w:type="gramEnd"/>
+      <w:r>
+        <w:t xml:space="preserve"> </w:t>
+      </w:r>
+      <w:proofErr w:type="gramStart"/>
+      <w:r>
+        <w:t>ou .xci</w:t>
+      </w:r>
+      <w:proofErr w:type="gramEnd"/>
+      <w:r>
+        <w:t xml:space="preserve"> depuis Internet.</w:t>
       </w:r>
     </w:p>
     <w:p>
@@ -3936,7 +4740,23 @@
         </w:numPr>
       </w:pPr>
       <w:r>
-        <w:t xml:space="preserve">Si vous avez un .zip ou .rar, </w:t>
+        <w:t xml:space="preserve">Si vous avez un .zip </w:t>
+      </w:r>
+      <w:proofErr w:type="gramStart"/>
+      <w:r>
+        <w:t>ou</w:t>
+      </w:r>
+      <w:proofErr w:type="gramEnd"/>
+      <w:r>
+        <w:t xml:space="preserve"> .</w:t>
+      </w:r>
+      <w:proofErr w:type="spellStart"/>
+      <w:r>
+        <w:t>rar</w:t>
+      </w:r>
+      <w:proofErr w:type="spellEnd"/>
+      <w:r>
+        <w:t xml:space="preserve">, </w:t>
       </w:r>
       <w:r>
         <w:rPr>
@@ -3975,7 +4795,15 @@
         </w:numPr>
       </w:pPr>
       <w:r>
-        <w:t xml:space="preserve">.rar → utiliser </w:t>
+        <w:t>.</w:t>
+      </w:r>
+      <w:proofErr w:type="spellStart"/>
+      <w:r>
+        <w:t>rar</w:t>
+      </w:r>
+      <w:proofErr w:type="spellEnd"/>
+      <w:r>
+        <w:t xml:space="preserve"> → utiliser </w:t>
       </w:r>
       <w:r>
         <w:rPr>
@@ -3987,6 +4815,7 @@
       <w:r>
         <w:t xml:space="preserve"> ou </w:t>
       </w:r>
+      <w:proofErr w:type="spellStart"/>
       <w:r>
         <w:rPr>
           <w:b/>
@@ -3994,6 +4823,7 @@
         </w:rPr>
         <w:t>WinRAR</w:t>
       </w:r>
+      <w:proofErr w:type="spellEnd"/>
     </w:p>
     <w:p>
       <w:r>
@@ -4014,7 +4844,23 @@
           <w:b/>
           <w:bCs/>
         </w:rPr>
-        <w:t>Étape 2 : Installer NUT (le serveur USB pour Tinfoil)</w:t>
+        <w:t xml:space="preserve">Étape 2 : Installer NUT (le serveur USB pour </w:t>
+      </w:r>
+      <w:proofErr w:type="spellStart"/>
+      <w:r>
+        <w:rPr>
+          <w:b/>
+          <w:bCs/>
+        </w:rPr>
+        <w:t>Tinfoil</w:t>
+      </w:r>
+      <w:proofErr w:type="spellEnd"/>
+      <w:r>
+        <w:rPr>
+          <w:b/>
+          <w:bCs/>
+        </w:rPr>
+        <w:t>)</w:t>
       </w:r>
     </w:p>
     <w:p>
@@ -4141,7 +4987,20 @@
         <w:t xml:space="preserve"> </w:t>
       </w:r>
       <w:r>
-        <w:t>(usb_install_pc.py pour MacOS ) .</w:t>
+        <w:t xml:space="preserve">(usb_install_pc.py pour </w:t>
+      </w:r>
+      <w:proofErr w:type="spellStart"/>
+      <w:proofErr w:type="gramStart"/>
+      <w:r>
+        <w:t>MacOS</w:t>
+      </w:r>
+      <w:proofErr w:type="spellEnd"/>
+      <w:r>
+        <w:t xml:space="preserve"> )</w:t>
+      </w:r>
+      <w:proofErr w:type="gramEnd"/>
+      <w:r>
+        <w:t xml:space="preserve"> .</w:t>
       </w:r>
     </w:p>
     <w:p>
@@ -4174,11 +5033,39 @@
         </w:numPr>
       </w:pPr>
       <w:r>
-        <w:t>Par défaut, placez vos fichiers .nsp ou .xci dans le dossier :</w:t>
+        <w:t xml:space="preserve">Par défaut, placez vos </w:t>
+      </w:r>
+      <w:proofErr w:type="gramStart"/>
+      <w:r>
+        <w:t>fichiers .</w:t>
+      </w:r>
+      <w:proofErr w:type="spellStart"/>
+      <w:r>
+        <w:t>nsp</w:t>
+      </w:r>
+      <w:proofErr w:type="spellEnd"/>
+      <w:proofErr w:type="gramEnd"/>
+      <w:r>
+        <w:t xml:space="preserve"> </w:t>
+      </w:r>
+      <w:proofErr w:type="gramStart"/>
+      <w:r>
+        <w:t>ou .xci</w:t>
+      </w:r>
+      <w:proofErr w:type="gramEnd"/>
+      <w:r>
+        <w:t xml:space="preserve"> dans le dossier :</w:t>
       </w:r>
       <w:r>
         <w:br/>
-        <w:t>nut/xci/</w:t>
+      </w:r>
+      <w:proofErr w:type="spellStart"/>
+      <w:r>
+        <w:t>nut</w:t>
+      </w:r>
+      <w:proofErr w:type="spellEnd"/>
+      <w:r>
+        <w:t>/xci/</w:t>
       </w:r>
       <w:r>
         <w:br/>
@@ -4192,14 +5079,39 @@
       </w:r>
       <w:r>
         <w:br/>
-        <w:t>nut/nsp/</w:t>
+      </w:r>
+      <w:proofErr w:type="spellStart"/>
+      <w:r>
+        <w:t>nut</w:t>
+      </w:r>
+      <w:proofErr w:type="spellEnd"/>
+      <w:r>
+        <w:t>/</w:t>
+      </w:r>
+      <w:proofErr w:type="spellStart"/>
+      <w:r>
+        <w:t>nsp</w:t>
+      </w:r>
+      <w:proofErr w:type="spellEnd"/>
+      <w:r>
+        <w:t>/</w:t>
       </w:r>
       <w:r>
         <w:br/>
       </w:r>
       <w:r>
         <w:br/>
-        <w:t>ou configurez un chemin dans config.json.</w:t>
+        <w:t xml:space="preserve">ou configurez un chemin dans </w:t>
+      </w:r>
+      <w:proofErr w:type="spellStart"/>
+      <w:proofErr w:type="gramStart"/>
+      <w:r>
+        <w:t>config.json</w:t>
+      </w:r>
+      <w:proofErr w:type="spellEnd"/>
+      <w:proofErr w:type="gramEnd"/>
+      <w:r>
+        <w:t>.</w:t>
       </w:r>
       <w:r>
         <w:br/>
@@ -4271,7 +5183,15 @@
         </w:numPr>
       </w:pPr>
       <w:r>
-        <w:t xml:space="preserve">Lancez Tinfoil → allez dans </w:t>
+        <w:t xml:space="preserve">Lancez </w:t>
+      </w:r>
+      <w:proofErr w:type="spellStart"/>
+      <w:r>
+        <w:t>Tinfoil</w:t>
+      </w:r>
+      <w:proofErr w:type="spellEnd"/>
+      <w:r>
+        <w:t xml:space="preserve"> → allez dans </w:t>
       </w:r>
       <w:r>
         <w:rPr>
@@ -4378,7 +5298,27 @@
           <w:sz w:val="32"/>
           <w:szCs w:val="32"/>
         </w:rPr>
-        <w:t>Installer un jeu via un PC avec Goldleaf et Quark</w:t>
+        <w:t xml:space="preserve">Installer un jeu via un PC avec </w:t>
+      </w:r>
+      <w:proofErr w:type="spellStart"/>
+      <w:r>
+        <w:rPr>
+          <w:b/>
+          <w:bCs/>
+          <w:sz w:val="32"/>
+          <w:szCs w:val="32"/>
+        </w:rPr>
+        <w:t>Goldleaf</w:t>
+      </w:r>
+      <w:proofErr w:type="spellEnd"/>
+      <w:r>
+        <w:rPr>
+          <w:b/>
+          <w:bCs/>
+          <w:sz w:val="32"/>
+          <w:szCs w:val="32"/>
+        </w:rPr>
+        <w:t xml:space="preserve"> et Quark</w:t>
       </w:r>
       <w:bookmarkEnd w:id="9"/>
     </w:p>
@@ -4408,7 +5348,15 @@
       </w:hyperlink>
       <w:r>
         <w:br/>
-        <w:t xml:space="preserve">Zadig tool de la vidéo : </w:t>
+        <w:t xml:space="preserve">Zadig </w:t>
+      </w:r>
+      <w:proofErr w:type="spellStart"/>
+      <w:r>
+        <w:t>tool</w:t>
+      </w:r>
+      <w:proofErr w:type="spellEnd"/>
+      <w:r>
+        <w:t xml:space="preserve"> de la vidéo : </w:t>
       </w:r>
       <w:r>
         <w:br/>
@@ -4488,15 +5436,40 @@
           <w:b/>
           <w:bCs/>
         </w:rPr>
-        <w:t>Étape 1 : Lancer la console en mode Hekate</w:t>
-      </w:r>
+        <w:t xml:space="preserve">Étape 1 : Lancer la console en mode </w:t>
+      </w:r>
+      <w:proofErr w:type="spellStart"/>
+      <w:r>
+        <w:rPr>
+          <w:b/>
+          <w:bCs/>
+        </w:rPr>
+        <w:t>Hekate</w:t>
+      </w:r>
+      <w:proofErr w:type="spellEnd"/>
     </w:p>
     <w:p>
       <w:r>
         <w:t xml:space="preserve">Démarrez l’option </w:t>
       </w:r>
       <w:r>
-        <w:t xml:space="preserve">« More configs ». Vous y trouverez l’option lineage. Sélectionnez ce mode de boot et patientez quelques minutes. </w:t>
+        <w:t xml:space="preserve">« More </w:t>
+      </w:r>
+      <w:proofErr w:type="spellStart"/>
+      <w:r>
+        <w:t>configs</w:t>
+      </w:r>
+      <w:proofErr w:type="spellEnd"/>
+      <w:r>
+        <w:t xml:space="preserve"> ». Vous y trouverez l’option </w:t>
+      </w:r>
+      <w:proofErr w:type="spellStart"/>
+      <w:r>
+        <w:t>lineage</w:t>
+      </w:r>
+      <w:proofErr w:type="spellEnd"/>
+      <w:r>
+        <w:t xml:space="preserve">. Sélectionnez ce mode de boot et patientez quelques minutes. </w:t>
       </w:r>
     </w:p>
     <w:p>
@@ -4514,7 +5487,15 @@
         <w:t xml:space="preserve">IMPORTANT : </w:t>
       </w:r>
       <w:r>
-        <w:t xml:space="preserve">Si votre console peut démarrer android, si vous voulez étendre votre stockage avec une nouvelle carte SD, transférer les fichiers uniquement ne suffira pas. Il faudra passer par un logiciel tiers pour cloner la carte SD, puis la réécrire sur une autre et étendre les partitions en fonction des besoins. </w:t>
+        <w:t xml:space="preserve">Si votre console peut démarrer </w:t>
+      </w:r>
+      <w:proofErr w:type="spellStart"/>
+      <w:r>
+        <w:t>android</w:t>
+      </w:r>
+      <w:proofErr w:type="spellEnd"/>
+      <w:r>
+        <w:t xml:space="preserve">, si vous voulez étendre votre stockage avec une nouvelle carte SD, transférer les fichiers uniquement ne suffira pas. Il faudra passer par un logiciel tiers pour cloner la carte SD, puis la réécrire sur une autre et étendre les partitions en fonction des besoins. </w:t>
       </w:r>
     </w:p>
     <w:p>
@@ -4678,7 +5659,31 @@
           <w:lang w:val="en-US" w:eastAsia="fr-FR"/>
           <w14:ligatures w14:val="none"/>
         </w:rPr>
-        <w:t xml:space="preserve"> installé (via Homebrew App Store)</w:t>
+        <w:t xml:space="preserve"> </w:t>
+      </w:r>
+      <w:proofErr w:type="spellStart"/>
+      <w:r>
+        <w:rPr>
+          <w:rFonts w:eastAsia="Times New Roman" w:cs="Times New Roman"/>
+          <w:kern w:val="0"/>
+          <w:sz w:val="24"/>
+          <w:szCs w:val="24"/>
+          <w:lang w:val="en-US" w:eastAsia="fr-FR"/>
+          <w14:ligatures w14:val="none"/>
+        </w:rPr>
+        <w:t>installé</w:t>
+      </w:r>
+      <w:proofErr w:type="spellEnd"/>
+      <w:r>
+        <w:rPr>
+          <w:rFonts w:eastAsia="Times New Roman" w:cs="Times New Roman"/>
+          <w:kern w:val="0"/>
+          <w:sz w:val="24"/>
+          <w:szCs w:val="24"/>
+          <w:lang w:val="en-US" w:eastAsia="fr-FR"/>
+          <w14:ligatures w14:val="none"/>
+        </w:rPr>
+        <w:t xml:space="preserve"> (via Homebrew App Store)</w:t>
       </w:r>
     </w:p>
     <w:p>
@@ -4780,7 +5785,31 @@
           <w:lang w:eastAsia="fr-FR"/>
           <w14:ligatures w14:val="none"/>
         </w:rPr>
-        <w:t xml:space="preserve"> (intégré à Tinfoil ou autre)</w:t>
+        <w:t xml:space="preserve"> (intégré à </w:t>
+      </w:r>
+      <w:proofErr w:type="spellStart"/>
+      <w:r>
+        <w:rPr>
+          <w:rFonts w:eastAsia="Times New Roman" w:cs="Times New Roman"/>
+          <w:kern w:val="0"/>
+          <w:sz w:val="24"/>
+          <w:szCs w:val="24"/>
+          <w:lang w:eastAsia="fr-FR"/>
+          <w14:ligatures w14:val="none"/>
+        </w:rPr>
+        <w:t>Tinfoil</w:t>
+      </w:r>
+      <w:proofErr w:type="spellEnd"/>
+      <w:r>
+        <w:rPr>
+          <w:rFonts w:eastAsia="Times New Roman" w:cs="Times New Roman"/>
+          <w:kern w:val="0"/>
+          <w:sz w:val="24"/>
+          <w:szCs w:val="24"/>
+          <w:lang w:eastAsia="fr-FR"/>
+          <w14:ligatures w14:val="none"/>
+        </w:rPr>
+        <w:t xml:space="preserve"> ou autre)</w:t>
       </w:r>
     </w:p>
     <w:p>
@@ -4914,6 +5943,7 @@
         </w:rPr>
         <w:t xml:space="preserve">Démarre ta console en </w:t>
       </w:r>
+      <w:proofErr w:type="spellStart"/>
       <w:r>
         <w:rPr>
           <w:rFonts w:eastAsia="Times New Roman" w:cs="Times New Roman"/>
@@ -4927,6 +5957,7 @@
         </w:rPr>
         <w:t>EmuMMC</w:t>
       </w:r>
+      <w:proofErr w:type="spellEnd"/>
     </w:p>
     <w:p>
       <w:pPr>
@@ -5443,7 +6474,31 @@
           <w:lang w:eastAsia="fr-FR"/>
           <w14:ligatures w14:val="none"/>
         </w:rPr>
-        <w:t>Tu peux donner un nom à la sauvegarde (ex. avant_boss_final)</w:t>
+        <w:t xml:space="preserve">Tu peux donner un nom à la sauvegarde (ex. </w:t>
+      </w:r>
+      <w:proofErr w:type="spellStart"/>
+      <w:r>
+        <w:rPr>
+          <w:rFonts w:eastAsia="Times New Roman" w:cs="Times New Roman"/>
+          <w:kern w:val="0"/>
+          <w:sz w:val="24"/>
+          <w:szCs w:val="24"/>
+          <w:lang w:eastAsia="fr-FR"/>
+          <w14:ligatures w14:val="none"/>
+        </w:rPr>
+        <w:t>avant_boss_final</w:t>
+      </w:r>
+      <w:proofErr w:type="spellEnd"/>
+      <w:r>
+        <w:rPr>
+          <w:rFonts w:eastAsia="Times New Roman" w:cs="Times New Roman"/>
+          <w:kern w:val="0"/>
+          <w:sz w:val="24"/>
+          <w:szCs w:val="24"/>
+          <w:lang w:eastAsia="fr-FR"/>
+          <w14:ligatures w14:val="none"/>
+        </w:rPr>
+        <w:t>)</w:t>
       </w:r>
       <w:r>
         <w:rPr>
@@ -5622,7 +6677,35 @@
           <w:lang w:eastAsia="fr-FR"/>
           <w14:ligatures w14:val="none"/>
         </w:rPr>
-        <w:t xml:space="preserve"> Option 1 : Transfert via USB File Transfer (depuis Tinfoil)</w:t>
+        <w:t xml:space="preserve"> Option 1 : Transfert via USB File Transfer (depuis </w:t>
+      </w:r>
+      <w:proofErr w:type="spellStart"/>
+      <w:r>
+        <w:rPr>
+          <w:rFonts w:eastAsia="Times New Roman" w:cs="Times New Roman"/>
+          <w:b/>
+          <w:bCs/>
+          <w:kern w:val="0"/>
+          <w:sz w:val="24"/>
+          <w:szCs w:val="24"/>
+          <w:lang w:eastAsia="fr-FR"/>
+          <w14:ligatures w14:val="none"/>
+        </w:rPr>
+        <w:t>Tinfoil</w:t>
+      </w:r>
+      <w:proofErr w:type="spellEnd"/>
+      <w:r>
+        <w:rPr>
+          <w:rFonts w:eastAsia="Times New Roman" w:cs="Times New Roman"/>
+          <w:b/>
+          <w:bCs/>
+          <w:kern w:val="0"/>
+          <w:sz w:val="24"/>
+          <w:szCs w:val="24"/>
+          <w:lang w:eastAsia="fr-FR"/>
+          <w14:ligatures w14:val="none"/>
+        </w:rPr>
+        <w:t>)</w:t>
       </w:r>
     </w:p>
     <w:p>
@@ -5715,6 +6798,7 @@
         </w:rPr>
         <w:t xml:space="preserve">Lance </w:t>
       </w:r>
+      <w:proofErr w:type="spellStart"/>
       <w:r>
         <w:rPr>
           <w:rFonts w:eastAsia="Times New Roman" w:cs="Times New Roman"/>
@@ -5728,6 +6812,7 @@
         </w:rPr>
         <w:t>Tinfoil</w:t>
       </w:r>
+      <w:proofErr w:type="spellEnd"/>
       <w:r>
         <w:rPr>
           <w:rFonts w:eastAsia="Times New Roman" w:cs="Times New Roman"/>
@@ -5839,7 +6924,31 @@
           <w:lang w:eastAsia="fr-FR"/>
           <w14:ligatures w14:val="none"/>
         </w:rPr>
-        <w:t xml:space="preserve">sur ton ordinateur  dans </w:t>
+        <w:t xml:space="preserve">sur ton </w:t>
+      </w:r>
+      <w:proofErr w:type="gramStart"/>
+      <w:r>
+        <w:rPr>
+          <w:rFonts w:eastAsia="Times New Roman" w:cs="Times New Roman"/>
+          <w:kern w:val="0"/>
+          <w:sz w:val="24"/>
+          <w:szCs w:val="24"/>
+          <w:lang w:eastAsia="fr-FR"/>
+          <w14:ligatures w14:val="none"/>
+        </w:rPr>
+        <w:t>ordinateur  dans</w:t>
+      </w:r>
+      <w:proofErr w:type="gramEnd"/>
+      <w:r>
+        <w:rPr>
+          <w:rFonts w:eastAsia="Times New Roman" w:cs="Times New Roman"/>
+          <w:kern w:val="0"/>
+          <w:sz w:val="24"/>
+          <w:szCs w:val="24"/>
+          <w:lang w:eastAsia="fr-FR"/>
+          <w14:ligatures w14:val="none"/>
+        </w:rPr>
+        <w:t xml:space="preserve"> </w:t>
       </w:r>
       <w:r>
         <w:rPr>
@@ -6032,7 +7141,31 @@
           <w:lang w:eastAsia="fr-FR"/>
           <w14:ligatures w14:val="none"/>
         </w:rPr>
-        <w:t>Retire la carte microSD et insère-la dans ton PC</w:t>
+        <w:t xml:space="preserve">Retire la carte </w:t>
+      </w:r>
+      <w:proofErr w:type="spellStart"/>
+      <w:r>
+        <w:rPr>
+          <w:rFonts w:eastAsia="Times New Roman" w:cs="Times New Roman"/>
+          <w:kern w:val="0"/>
+          <w:sz w:val="24"/>
+          <w:szCs w:val="24"/>
+          <w:lang w:eastAsia="fr-FR"/>
+          <w14:ligatures w14:val="none"/>
+        </w:rPr>
+        <w:t>microSD</w:t>
+      </w:r>
+      <w:proofErr w:type="spellEnd"/>
+      <w:r>
+        <w:rPr>
+          <w:rFonts w:eastAsia="Times New Roman" w:cs="Times New Roman"/>
+          <w:kern w:val="0"/>
+          <w:sz w:val="24"/>
+          <w:szCs w:val="24"/>
+          <w:lang w:eastAsia="fr-FR"/>
+          <w14:ligatures w14:val="none"/>
+        </w:rPr>
+        <w:t xml:space="preserve"> et insère-la dans ton PC</w:t>
       </w:r>
     </w:p>
     <w:p>
@@ -6433,7 +7566,55 @@
           <w:lang w:eastAsia="fr-FR"/>
           <w14:ligatures w14:val="none"/>
         </w:rPr>
-        <w:t xml:space="preserve"> Renomme tes sauvegardes avec une date ou un événement (ex: avant_nouvelle_zone)</w:t>
+        <w:t xml:space="preserve"> Renomme tes sauvegardes avec une date ou un événement (</w:t>
+      </w:r>
+      <w:proofErr w:type="gramStart"/>
+      <w:r>
+        <w:rPr>
+          <w:rFonts w:eastAsia="Times New Roman" w:cs="Times New Roman"/>
+          <w:kern w:val="0"/>
+          <w:sz w:val="24"/>
+          <w:szCs w:val="24"/>
+          <w:lang w:eastAsia="fr-FR"/>
+          <w14:ligatures w14:val="none"/>
+        </w:rPr>
+        <w:t>ex:</w:t>
+      </w:r>
+      <w:proofErr w:type="gramEnd"/>
+      <w:r>
+        <w:rPr>
+          <w:rFonts w:eastAsia="Times New Roman" w:cs="Times New Roman"/>
+          <w:kern w:val="0"/>
+          <w:sz w:val="24"/>
+          <w:szCs w:val="24"/>
+          <w:lang w:eastAsia="fr-FR"/>
+          <w14:ligatures w14:val="none"/>
+        </w:rPr>
+        <w:t xml:space="preserve"> </w:t>
+      </w:r>
+      <w:proofErr w:type="spellStart"/>
+      <w:r>
+        <w:rPr>
+          <w:rFonts w:eastAsia="Times New Roman" w:cs="Times New Roman"/>
+          <w:kern w:val="0"/>
+          <w:sz w:val="24"/>
+          <w:szCs w:val="24"/>
+          <w:lang w:eastAsia="fr-FR"/>
+          <w14:ligatures w14:val="none"/>
+        </w:rPr>
+        <w:t>avant_nouvelle_zone</w:t>
+      </w:r>
+      <w:proofErr w:type="spellEnd"/>
+      <w:r>
+        <w:rPr>
+          <w:rFonts w:eastAsia="Times New Roman" w:cs="Times New Roman"/>
+          <w:kern w:val="0"/>
+          <w:sz w:val="24"/>
+          <w:szCs w:val="24"/>
+          <w:lang w:eastAsia="fr-FR"/>
+          <w14:ligatures w14:val="none"/>
+        </w:rPr>
+        <w:t>)</w:t>
       </w:r>
     </w:p>
     <w:p>
@@ -6909,7 +8090,39 @@
     <w:p>
       <w:r>
         <w:br/>
-        <w:t>Pour se faire, il faut pouvoir accéder à Ultrahand. Ultrahand est une interface qui se met sur l’écran lorsque l’on fait la combinaison suivante de touches : L + Dpad bas + presser sur le joystick droit. Le menu Ultrahand apparait. Il suffit ensuite de faire les étapes suivantes :</w:t>
+        <w:t xml:space="preserve">Pour se faire, il faut pouvoir accéder à </w:t>
+      </w:r>
+      <w:proofErr w:type="spellStart"/>
+      <w:r>
+        <w:t>Ultrahand</w:t>
+      </w:r>
+      <w:proofErr w:type="spellEnd"/>
+      <w:r>
+        <w:t xml:space="preserve">. </w:t>
+      </w:r>
+      <w:proofErr w:type="spellStart"/>
+      <w:r>
+        <w:t>Ultrahand</w:t>
+      </w:r>
+      <w:proofErr w:type="spellEnd"/>
+      <w:r>
+        <w:t xml:space="preserve"> est une interface qui se met sur l’écran lorsque l’on fait la combinaison suivante de touches : L + </w:t>
+      </w:r>
+      <w:proofErr w:type="spellStart"/>
+      <w:r>
+        <w:t>Dpad</w:t>
+      </w:r>
+      <w:proofErr w:type="spellEnd"/>
+      <w:r>
+        <w:t xml:space="preserve"> bas + presser sur le joystick droit. Le menu </w:t>
+      </w:r>
+      <w:proofErr w:type="spellStart"/>
+      <w:r>
+        <w:t>Ultrahand</w:t>
+      </w:r>
+      <w:proofErr w:type="spellEnd"/>
+      <w:r>
+        <w:t xml:space="preserve"> apparait. Il suffit ensuite de faire les étapes suivantes :</w:t>
       </w:r>
     </w:p>
     <w:p>
@@ -7302,7 +8515,15 @@
         </w:rPr>
       </w:pPr>
       <w:r>
-        <w:t xml:space="preserve">Ici on peut y sélectionner la fréquence par défaut en fonction du mode de jeu et de certains paramètres. N’hésitez pas à aller regarder des vidéos youtube pour avoir des valeurs optimales. </w:t>
+        <w:t xml:space="preserve">Ici on peut y sélectionner la fréquence par défaut en fonction du mode de jeu et de certains paramètres. N’hésitez pas à aller regarder des vidéos </w:t>
+      </w:r>
+      <w:proofErr w:type="spellStart"/>
+      <w:r>
+        <w:t>youtube</w:t>
+      </w:r>
+      <w:proofErr w:type="spellEnd"/>
+      <w:r>
+        <w:t xml:space="preserve"> pour avoir des valeurs optimales. </w:t>
       </w:r>
       <w:r>
         <w:br/>
@@ -7394,7 +8615,31 @@
           <w14:ligatures w14:val="none"/>
         </w:rPr>
         <w:br/>
-        <w:t xml:space="preserve">R : En mode EmuMMC, si vous ne désactivez pas volontairement le DNS 90DNS et retirez le mode incognito, vous ne pouvez pas vous faire bannir. </w:t>
+        <w:t xml:space="preserve">R : En mode </w:t>
+      </w:r>
+      <w:proofErr w:type="spellStart"/>
+      <w:r>
+        <w:rPr>
+          <w:rFonts w:eastAsia="Times New Roman" w:cs="Times New Roman"/>
+          <w:kern w:val="0"/>
+          <w:sz w:val="24"/>
+          <w:szCs w:val="24"/>
+          <w:lang w:eastAsia="fr-FR"/>
+          <w14:ligatures w14:val="none"/>
+        </w:rPr>
+        <w:t>EmuMMC</w:t>
+      </w:r>
+      <w:proofErr w:type="spellEnd"/>
+      <w:r>
+        <w:rPr>
+          <w:rFonts w:eastAsia="Times New Roman" w:cs="Times New Roman"/>
+          <w:kern w:val="0"/>
+          <w:sz w:val="24"/>
+          <w:szCs w:val="24"/>
+          <w:lang w:eastAsia="fr-FR"/>
+          <w14:ligatures w14:val="none"/>
+        </w:rPr>
+        <w:t xml:space="preserve">, si vous ne désactivez pas volontairement le DNS 90DNS et retirez le mode incognito, vous ne pouvez pas vous faire bannir. </w:t>
       </w:r>
     </w:p>
     <w:p>
@@ -7420,8 +8665,38 @@
           <w:lang w:eastAsia="fr-FR"/>
           <w14:ligatures w14:val="none"/>
         </w:rPr>
-        <w:t>Q : Est-ce que je peux jouer en ligne avec les jeux installés via Tinfoil?</w:t>
-      </w:r>
+        <w:t xml:space="preserve">Q : Est-ce que je peux jouer en ligne avec les jeux installés via </w:t>
+      </w:r>
+      <w:proofErr w:type="spellStart"/>
+      <w:proofErr w:type="gramStart"/>
+      <w:r>
+        <w:rPr>
+          <w:rFonts w:eastAsia="Times New Roman" w:cs="Times New Roman"/>
+          <w:b/>
+          <w:bCs/>
+          <w:kern w:val="0"/>
+          <w:sz w:val="24"/>
+          <w:szCs w:val="24"/>
+          <w:lang w:eastAsia="fr-FR"/>
+          <w14:ligatures w14:val="none"/>
+        </w:rPr>
+        <w:t>Tinfoil</w:t>
+      </w:r>
+      <w:proofErr w:type="spellEnd"/>
+      <w:r>
+        <w:rPr>
+          <w:rFonts w:eastAsia="Times New Roman" w:cs="Times New Roman"/>
+          <w:b/>
+          <w:bCs/>
+          <w:kern w:val="0"/>
+          <w:sz w:val="24"/>
+          <w:szCs w:val="24"/>
+          <w:lang w:eastAsia="fr-FR"/>
+          <w14:ligatures w14:val="none"/>
+        </w:rPr>
+        <w:t>?</w:t>
+      </w:r>
+      <w:proofErr w:type="gramEnd"/>
       <w:r>
         <w:rPr>
           <w:rFonts w:eastAsia="Times New Roman" w:cs="Times New Roman"/>
@@ -7432,7 +8707,151 @@
           <w14:ligatures w14:val="none"/>
         </w:rPr>
         <w:br/>
-        <w:t>R : Non, la console échouera à se connecter aux serveurs et vous aurez une erreur de connexion. En revanche les jeux que vous possédez réellement peuvent être utilisés en ligne si vous lancez votre console avec l’option « sysMMC » . Certains jeux qui ne passent pas par les services Nintendo peuvent par contre parfois fonctionner ( ex : Fortnite, Rocket league, etc… qui fonctionnent indépendamment des serveurs de Nintendo parfois)</w:t>
+        <w:t>R : Non, la console échouera à se connecter aux serveurs et vous aurez une erreur de connexion. En revanche les jeux que vous possédez réellement peuvent être utilisés en ligne si vous lancez votre console avec l’option « </w:t>
+      </w:r>
+      <w:proofErr w:type="spellStart"/>
+      <w:r>
+        <w:rPr>
+          <w:rFonts w:eastAsia="Times New Roman" w:cs="Times New Roman"/>
+          <w:kern w:val="0"/>
+          <w:sz w:val="24"/>
+          <w:szCs w:val="24"/>
+          <w:lang w:eastAsia="fr-FR"/>
+          <w14:ligatures w14:val="none"/>
+        </w:rPr>
+        <w:t>sysMMC</w:t>
+      </w:r>
+      <w:proofErr w:type="spellEnd"/>
+      <w:r>
+        <w:rPr>
+          <w:rFonts w:eastAsia="Times New Roman" w:cs="Times New Roman"/>
+          <w:kern w:val="0"/>
+          <w:sz w:val="24"/>
+          <w:szCs w:val="24"/>
+          <w:lang w:eastAsia="fr-FR"/>
+          <w14:ligatures w14:val="none"/>
+        </w:rPr>
+        <w:t> </w:t>
+      </w:r>
+      <w:proofErr w:type="gramStart"/>
+      <w:r>
+        <w:rPr>
+          <w:rFonts w:eastAsia="Times New Roman" w:cs="Times New Roman"/>
+          <w:kern w:val="0"/>
+          <w:sz w:val="24"/>
+          <w:szCs w:val="24"/>
+          <w:lang w:eastAsia="fr-FR"/>
+          <w14:ligatures w14:val="none"/>
+        </w:rPr>
+        <w:t>» .</w:t>
+      </w:r>
+      <w:proofErr w:type="gramEnd"/>
+      <w:r>
+        <w:rPr>
+          <w:rFonts w:eastAsia="Times New Roman" w:cs="Times New Roman"/>
+          <w:kern w:val="0"/>
+          <w:sz w:val="24"/>
+          <w:szCs w:val="24"/>
+          <w:lang w:eastAsia="fr-FR"/>
+          <w14:ligatures w14:val="none"/>
+        </w:rPr>
+        <w:t xml:space="preserve"> Certains jeux qui ne passent pas par les services Nintendo peuvent </w:t>
+      </w:r>
+      <w:proofErr w:type="gramStart"/>
+      <w:r>
+        <w:rPr>
+          <w:rFonts w:eastAsia="Times New Roman" w:cs="Times New Roman"/>
+          <w:kern w:val="0"/>
+          <w:sz w:val="24"/>
+          <w:szCs w:val="24"/>
+          <w:lang w:eastAsia="fr-FR"/>
+          <w14:ligatures w14:val="none"/>
+        </w:rPr>
+        <w:t>par contre</w:t>
+      </w:r>
+      <w:proofErr w:type="gramEnd"/>
+      <w:r>
+        <w:rPr>
+          <w:rFonts w:eastAsia="Times New Roman" w:cs="Times New Roman"/>
+          <w:kern w:val="0"/>
+          <w:sz w:val="24"/>
+          <w:szCs w:val="24"/>
+          <w:lang w:eastAsia="fr-FR"/>
+          <w14:ligatures w14:val="none"/>
+        </w:rPr>
+        <w:t xml:space="preserve"> parfois fonctionner </w:t>
+      </w:r>
+      <w:proofErr w:type="gramStart"/>
+      <w:r>
+        <w:rPr>
+          <w:rFonts w:eastAsia="Times New Roman" w:cs="Times New Roman"/>
+          <w:kern w:val="0"/>
+          <w:sz w:val="24"/>
+          <w:szCs w:val="24"/>
+          <w:lang w:eastAsia="fr-FR"/>
+          <w14:ligatures w14:val="none"/>
+        </w:rPr>
+        <w:t>( ex</w:t>
+      </w:r>
+      <w:proofErr w:type="gramEnd"/>
+      <w:r>
+        <w:rPr>
+          <w:rFonts w:eastAsia="Times New Roman" w:cs="Times New Roman"/>
+          <w:kern w:val="0"/>
+          <w:sz w:val="24"/>
+          <w:szCs w:val="24"/>
+          <w:lang w:eastAsia="fr-FR"/>
+          <w14:ligatures w14:val="none"/>
+        </w:rPr>
+        <w:t xml:space="preserve"> : </w:t>
+      </w:r>
+      <w:proofErr w:type="spellStart"/>
+      <w:r>
+        <w:rPr>
+          <w:rFonts w:eastAsia="Times New Roman" w:cs="Times New Roman"/>
+          <w:kern w:val="0"/>
+          <w:sz w:val="24"/>
+          <w:szCs w:val="24"/>
+          <w:lang w:eastAsia="fr-FR"/>
+          <w14:ligatures w14:val="none"/>
+        </w:rPr>
+        <w:t>Fortnite</w:t>
+      </w:r>
+      <w:proofErr w:type="spellEnd"/>
+      <w:r>
+        <w:rPr>
+          <w:rFonts w:eastAsia="Times New Roman" w:cs="Times New Roman"/>
+          <w:kern w:val="0"/>
+          <w:sz w:val="24"/>
+          <w:szCs w:val="24"/>
+          <w:lang w:eastAsia="fr-FR"/>
+          <w14:ligatures w14:val="none"/>
+        </w:rPr>
+        <w:t xml:space="preserve">, Rocket </w:t>
+      </w:r>
+      <w:proofErr w:type="spellStart"/>
+      <w:r>
+        <w:rPr>
+          <w:rFonts w:eastAsia="Times New Roman" w:cs="Times New Roman"/>
+          <w:kern w:val="0"/>
+          <w:sz w:val="24"/>
+          <w:szCs w:val="24"/>
+          <w:lang w:eastAsia="fr-FR"/>
+          <w14:ligatures w14:val="none"/>
+        </w:rPr>
+        <w:t>league</w:t>
+      </w:r>
+      <w:proofErr w:type="spellEnd"/>
+      <w:r>
+        <w:rPr>
+          <w:rFonts w:eastAsia="Times New Roman" w:cs="Times New Roman"/>
+          <w:kern w:val="0"/>
+          <w:sz w:val="24"/>
+          <w:szCs w:val="24"/>
+          <w:lang w:eastAsia="fr-FR"/>
+          <w14:ligatures w14:val="none"/>
+        </w:rPr>
+        <w:t>, etc… qui fonctionnent indépendamment des serveurs de Nintendo parfois)</w:t>
       </w:r>
     </w:p>
     <w:p>
@@ -7472,7 +8891,31 @@
           <w14:ligatures w14:val="none"/>
         </w:rPr>
         <w:br/>
-        <w:t>R : Oui, en redémarrant sans mod, vous êtes sur la console d’origine (SysNAND), à condition de ne pas l’avoir modifiée.</w:t>
+        <w:t>R : Oui, en redémarrant sans mod, vous êtes sur la console d’origine (</w:t>
+      </w:r>
+      <w:proofErr w:type="spellStart"/>
+      <w:r>
+        <w:rPr>
+          <w:rFonts w:eastAsia="Times New Roman" w:cs="Times New Roman"/>
+          <w:kern w:val="0"/>
+          <w:sz w:val="24"/>
+          <w:szCs w:val="24"/>
+          <w:lang w:eastAsia="fr-FR"/>
+          <w14:ligatures w14:val="none"/>
+        </w:rPr>
+        <w:t>SysNAND</w:t>
+      </w:r>
+      <w:proofErr w:type="spellEnd"/>
+      <w:r>
+        <w:rPr>
+          <w:rFonts w:eastAsia="Times New Roman" w:cs="Times New Roman"/>
+          <w:kern w:val="0"/>
+          <w:sz w:val="24"/>
+          <w:szCs w:val="24"/>
+          <w:lang w:eastAsia="fr-FR"/>
+          <w14:ligatures w14:val="none"/>
+        </w:rPr>
+        <w:t>), à condition de ne pas l’avoir modifiée.</w:t>
       </w:r>
       <w:r>
         <w:rPr>
@@ -7509,8 +8952,51 @@
           <w:lang w:eastAsia="fr-FR"/>
           <w14:ligatures w14:val="none"/>
         </w:rPr>
-        <w:t>Q : Qu’est-ce que le «Applet Mode »  ?</w:t>
-      </w:r>
+        <w:t>Q : Qu’est-ce que le</w:t>
+      </w:r>
+      <w:proofErr w:type="gramStart"/>
+      <w:r>
+        <w:rPr>
+          <w:rFonts w:eastAsia="Times New Roman" w:cs="Times New Roman"/>
+          <w:b/>
+          <w:bCs/>
+          <w:kern w:val="0"/>
+          <w:sz w:val="24"/>
+          <w:szCs w:val="24"/>
+          <w:lang w:eastAsia="fr-FR"/>
+          <w14:ligatures w14:val="none"/>
+        </w:rPr>
+        <w:t xml:space="preserve"> «Applet</w:t>
+      </w:r>
+      <w:proofErr w:type="gramEnd"/>
+      <w:r>
+        <w:rPr>
+          <w:rFonts w:eastAsia="Times New Roman" w:cs="Times New Roman"/>
+          <w:b/>
+          <w:bCs/>
+          <w:kern w:val="0"/>
+          <w:sz w:val="24"/>
+          <w:szCs w:val="24"/>
+          <w:lang w:eastAsia="fr-FR"/>
+          <w14:ligatures w14:val="none"/>
+        </w:rPr>
+        <w:t xml:space="preserve"> Mode </w:t>
+      </w:r>
+      <w:proofErr w:type="gramStart"/>
+      <w:r>
+        <w:rPr>
+          <w:rFonts w:eastAsia="Times New Roman" w:cs="Times New Roman"/>
+          <w:b/>
+          <w:bCs/>
+          <w:kern w:val="0"/>
+          <w:sz w:val="24"/>
+          <w:szCs w:val="24"/>
+          <w:lang w:eastAsia="fr-FR"/>
+          <w14:ligatures w14:val="none"/>
+        </w:rPr>
+        <w:t>»  ?</w:t>
+      </w:r>
+      <w:proofErr w:type="gramEnd"/>
       <w:r>
         <w:rPr>
           <w:rFonts w:eastAsia="Times New Roman" w:cs="Times New Roman"/>
@@ -7521,7 +9007,55 @@
           <w14:ligatures w14:val="none"/>
         </w:rPr>
         <w:br/>
-        <w:t>R : C’est un mode qui est démarré non pas comme programme principal de la console, mais qui tourne en parallèle d’un jeu. Pour quitter le « applet mode » il suffit de lancer un jeu en gardant le bouton « R» appuyé. Cela ouvrira le menu de sélection des applications. De là vous lancerez toutes les applications en mode normal, et pas en mode  « applet »  </w:t>
+        <w:t>R : C’est un mode qui est démarré non pas comme programme principal de la console, mais qui tourne en parallèle d’un jeu. Pour quitter le « applet mode » il suffit de lancer un jeu en gardant le bouton « </w:t>
+      </w:r>
+      <w:proofErr w:type="gramStart"/>
+      <w:r>
+        <w:rPr>
+          <w:rFonts w:eastAsia="Times New Roman" w:cs="Times New Roman"/>
+          <w:kern w:val="0"/>
+          <w:sz w:val="24"/>
+          <w:szCs w:val="24"/>
+          <w:lang w:eastAsia="fr-FR"/>
+          <w14:ligatures w14:val="none"/>
+        </w:rPr>
+        <w:t>R»</w:t>
+      </w:r>
+      <w:proofErr w:type="gramEnd"/>
+      <w:r>
+        <w:rPr>
+          <w:rFonts w:eastAsia="Times New Roman" w:cs="Times New Roman"/>
+          <w:kern w:val="0"/>
+          <w:sz w:val="24"/>
+          <w:szCs w:val="24"/>
+          <w:lang w:eastAsia="fr-FR"/>
+          <w14:ligatures w14:val="none"/>
+        </w:rPr>
+        <w:t xml:space="preserve"> appuyé. Cela ouvrira le menu de sélection des applications. De là vous lancerez toutes les applications en mode normal, et pas en </w:t>
+      </w:r>
+      <w:proofErr w:type="gramStart"/>
+      <w:r>
+        <w:rPr>
+          <w:rFonts w:eastAsia="Times New Roman" w:cs="Times New Roman"/>
+          <w:kern w:val="0"/>
+          <w:sz w:val="24"/>
+          <w:szCs w:val="24"/>
+          <w:lang w:eastAsia="fr-FR"/>
+          <w14:ligatures w14:val="none"/>
+        </w:rPr>
+        <w:t>mode  «</w:t>
+      </w:r>
+      <w:proofErr w:type="gramEnd"/>
+      <w:r>
+        <w:rPr>
+          <w:rFonts w:eastAsia="Times New Roman" w:cs="Times New Roman"/>
+          <w:kern w:val="0"/>
+          <w:sz w:val="24"/>
+          <w:szCs w:val="24"/>
+          <w:lang w:eastAsia="fr-FR"/>
+          <w14:ligatures w14:val="none"/>
+        </w:rPr>
+        <w:t xml:space="preserve"> applet »  </w:t>
       </w:r>
     </w:p>
     <w:p>
@@ -7574,7 +9108,68 @@
           <w:lang w:eastAsia="fr-FR"/>
           <w14:ligatures w14:val="none"/>
         </w:rPr>
-        <w:t xml:space="preserve">R : Mettez votre carte SD neuve dans votre ordinateur et formatez la en format Fat32 (pas NTFS ni exFAT  ). Ensuite, copiez tous les fichiers de votre carte SD déjà existante sur votre nouvelle carte SD et le tour est joué. </w:t>
+        <w:t xml:space="preserve">R : Mettez votre carte SD neuve dans votre ordinateur et </w:t>
+      </w:r>
+      <w:proofErr w:type="gramStart"/>
+      <w:r>
+        <w:rPr>
+          <w:rFonts w:eastAsia="Times New Roman" w:cs="Times New Roman"/>
+          <w:kern w:val="0"/>
+          <w:sz w:val="24"/>
+          <w:szCs w:val="24"/>
+          <w:lang w:eastAsia="fr-FR"/>
+          <w14:ligatures w14:val="none"/>
+        </w:rPr>
+        <w:t>formatez la</w:t>
+      </w:r>
+      <w:proofErr w:type="gramEnd"/>
+      <w:r>
+        <w:rPr>
+          <w:rFonts w:eastAsia="Times New Roman" w:cs="Times New Roman"/>
+          <w:kern w:val="0"/>
+          <w:sz w:val="24"/>
+          <w:szCs w:val="24"/>
+          <w:lang w:eastAsia="fr-FR"/>
+          <w14:ligatures w14:val="none"/>
+        </w:rPr>
+        <w:t xml:space="preserve"> en format Fat32 (pas NTFS ni </w:t>
+      </w:r>
+      <w:proofErr w:type="spellStart"/>
+      <w:proofErr w:type="gramStart"/>
+      <w:r>
+        <w:rPr>
+          <w:rFonts w:eastAsia="Times New Roman" w:cs="Times New Roman"/>
+          <w:kern w:val="0"/>
+          <w:sz w:val="24"/>
+          <w:szCs w:val="24"/>
+          <w:lang w:eastAsia="fr-FR"/>
+          <w14:ligatures w14:val="none"/>
+        </w:rPr>
+        <w:t>exFAT</w:t>
+      </w:r>
+      <w:proofErr w:type="spellEnd"/>
+      <w:r>
+        <w:rPr>
+          <w:rFonts w:eastAsia="Times New Roman" w:cs="Times New Roman"/>
+          <w:kern w:val="0"/>
+          <w:sz w:val="24"/>
+          <w:szCs w:val="24"/>
+          <w:lang w:eastAsia="fr-FR"/>
+          <w14:ligatures w14:val="none"/>
+        </w:rPr>
+        <w:t xml:space="preserve">  )</w:t>
+      </w:r>
+      <w:proofErr w:type="gramEnd"/>
+      <w:r>
+        <w:rPr>
+          <w:rFonts w:eastAsia="Times New Roman" w:cs="Times New Roman"/>
+          <w:kern w:val="0"/>
+          <w:sz w:val="24"/>
+          <w:szCs w:val="24"/>
+          <w:lang w:eastAsia="fr-FR"/>
+          <w14:ligatures w14:val="none"/>
+        </w:rPr>
+        <w:t xml:space="preserve">. Ensuite, copiez tous les fichiers de votre carte SD déjà existante sur votre nouvelle carte SD et le tour est joué. </w:t>
       </w:r>
       <w:r>
         <w:rPr>
@@ -7626,7 +9221,50 @@
           <w:lang w:eastAsia="fr-FR"/>
           <w14:ligatures w14:val="none"/>
         </w:rPr>
-        <w:t>Q : Au démarrage j’ai le message « No SD Card» avec un symbole de framboise ailée ?</w:t>
+        <w:t xml:space="preserve">Q : Au démarrage j’ai le message « No SD </w:t>
+      </w:r>
+      <w:proofErr w:type="spellStart"/>
+      <w:proofErr w:type="gramStart"/>
+      <w:r>
+        <w:rPr>
+          <w:rFonts w:eastAsia="Times New Roman" w:cs="Times New Roman"/>
+          <w:b/>
+          <w:bCs/>
+          <w:kern w:val="0"/>
+          <w:sz w:val="24"/>
+          <w:szCs w:val="24"/>
+          <w:lang w:eastAsia="fr-FR"/>
+          <w14:ligatures w14:val="none"/>
+        </w:rPr>
+        <w:t>Card</w:t>
+      </w:r>
+      <w:proofErr w:type="spellEnd"/>
+      <w:r>
+        <w:rPr>
+          <w:rFonts w:eastAsia="Times New Roman" w:cs="Times New Roman"/>
+          <w:b/>
+          <w:bCs/>
+          <w:kern w:val="0"/>
+          <w:sz w:val="24"/>
+          <w:szCs w:val="24"/>
+          <w:lang w:eastAsia="fr-FR"/>
+          <w14:ligatures w14:val="none"/>
+        </w:rPr>
+        <w:t>»</w:t>
+      </w:r>
+      <w:proofErr w:type="gramEnd"/>
+      <w:r>
+        <w:rPr>
+          <w:rFonts w:eastAsia="Times New Roman" w:cs="Times New Roman"/>
+          <w:b/>
+          <w:bCs/>
+          <w:kern w:val="0"/>
+          <w:sz w:val="24"/>
+          <w:szCs w:val="24"/>
+          <w:lang w:eastAsia="fr-FR"/>
+          <w14:ligatures w14:val="none"/>
+        </w:rPr>
+        <w:t xml:space="preserve"> avec un symbole de framboise ailée ?</w:t>
       </w:r>
     </w:p>
     <w:p>
@@ -7778,30 +9416,154 @@
           <w:lang w:eastAsia="fr-FR"/>
           <w14:ligatures w14:val="none"/>
         </w:rPr>
-        <w:t>Q : Ma console démarre automatiquement normalement et je n’ai plus le menu Hekate/ Ma console ne démarre pas du tout</w:t>
-      </w:r>
-    </w:p>
-    <w:p>
-      <w:pPr>
-        <w:rPr>
-          <w:rFonts w:eastAsia="Times New Roman" w:cs="Times New Roman"/>
-          <w:kern w:val="0"/>
-          <w:sz w:val="24"/>
-          <w:szCs w:val="24"/>
-          <w:lang w:eastAsia="fr-FR"/>
-          <w14:ligatures w14:val="none"/>
-        </w:rPr>
-      </w:pPr>
-      <w:r>
-        <w:rPr>
-          <w:rFonts w:eastAsia="Times New Roman" w:cs="Times New Roman"/>
-          <w:kern w:val="0"/>
-          <w:sz w:val="24"/>
-          <w:szCs w:val="24"/>
-          <w:lang w:eastAsia="fr-FR"/>
-          <w14:ligatures w14:val="none"/>
-        </w:rPr>
-        <w:t xml:space="preserve">R : Il y a eu un souci avec la puce Picofly, ce qui empêche l’injection du hack dans la console et empêche donc de démarrer la console dans sa version moddée. Recontactez moi ou allez voir un réparateur capable d’installer une puce Picofly. Mon installation offre 1 an de garantie gratuite en ce qui concerne l’installation de la puce qui n’a pas tenu. Passez donc me voir ! (Vos données de jeu ne sont pas perdues, ne vous inquiétez pas) </w:t>
+        <w:t xml:space="preserve">Q : Ma console démarre automatiquement normalement et je n’ai plus le menu </w:t>
+      </w:r>
+      <w:proofErr w:type="spellStart"/>
+      <w:r>
+        <w:rPr>
+          <w:rFonts w:eastAsia="Times New Roman" w:cs="Times New Roman"/>
+          <w:b/>
+          <w:bCs/>
+          <w:kern w:val="0"/>
+          <w:sz w:val="24"/>
+          <w:szCs w:val="24"/>
+          <w:lang w:eastAsia="fr-FR"/>
+          <w14:ligatures w14:val="none"/>
+        </w:rPr>
+        <w:t>Hekate</w:t>
+      </w:r>
+      <w:proofErr w:type="spellEnd"/>
+      <w:r>
+        <w:rPr>
+          <w:rFonts w:eastAsia="Times New Roman" w:cs="Times New Roman"/>
+          <w:b/>
+          <w:bCs/>
+          <w:kern w:val="0"/>
+          <w:sz w:val="24"/>
+          <w:szCs w:val="24"/>
+          <w:lang w:eastAsia="fr-FR"/>
+          <w14:ligatures w14:val="none"/>
+        </w:rPr>
+        <w:t>/ Ma console ne démarre pas du tout</w:t>
+      </w:r>
+    </w:p>
+    <w:p>
+      <w:pPr>
+        <w:rPr>
+          <w:rFonts w:eastAsia="Times New Roman" w:cs="Times New Roman"/>
+          <w:kern w:val="0"/>
+          <w:sz w:val="24"/>
+          <w:szCs w:val="24"/>
+          <w:lang w:eastAsia="fr-FR"/>
+          <w14:ligatures w14:val="none"/>
+        </w:rPr>
+      </w:pPr>
+      <w:r>
+        <w:rPr>
+          <w:rFonts w:eastAsia="Times New Roman" w:cs="Times New Roman"/>
+          <w:kern w:val="0"/>
+          <w:sz w:val="24"/>
+          <w:szCs w:val="24"/>
+          <w:lang w:eastAsia="fr-FR"/>
+          <w14:ligatures w14:val="none"/>
+        </w:rPr>
+        <w:t xml:space="preserve">R : Il y a eu un souci avec la puce </w:t>
+      </w:r>
+      <w:proofErr w:type="spellStart"/>
+      <w:r>
+        <w:rPr>
+          <w:rFonts w:eastAsia="Times New Roman" w:cs="Times New Roman"/>
+          <w:kern w:val="0"/>
+          <w:sz w:val="24"/>
+          <w:szCs w:val="24"/>
+          <w:lang w:eastAsia="fr-FR"/>
+          <w14:ligatures w14:val="none"/>
+        </w:rPr>
+        <w:t>Picofly</w:t>
+      </w:r>
+      <w:proofErr w:type="spellEnd"/>
+      <w:r>
+        <w:rPr>
+          <w:rFonts w:eastAsia="Times New Roman" w:cs="Times New Roman"/>
+          <w:kern w:val="0"/>
+          <w:sz w:val="24"/>
+          <w:szCs w:val="24"/>
+          <w:lang w:eastAsia="fr-FR"/>
+          <w14:ligatures w14:val="none"/>
+        </w:rPr>
+        <w:t xml:space="preserve">, ce qui empêche l’injection du hack dans la console et empêche donc de démarrer la console dans sa version </w:t>
+      </w:r>
+      <w:proofErr w:type="spellStart"/>
+      <w:r>
+        <w:rPr>
+          <w:rFonts w:eastAsia="Times New Roman" w:cs="Times New Roman"/>
+          <w:kern w:val="0"/>
+          <w:sz w:val="24"/>
+          <w:szCs w:val="24"/>
+          <w:lang w:eastAsia="fr-FR"/>
+          <w14:ligatures w14:val="none"/>
+        </w:rPr>
+        <w:t>moddée</w:t>
+      </w:r>
+      <w:proofErr w:type="spellEnd"/>
+      <w:r>
+        <w:rPr>
+          <w:rFonts w:eastAsia="Times New Roman" w:cs="Times New Roman"/>
+          <w:kern w:val="0"/>
+          <w:sz w:val="24"/>
+          <w:szCs w:val="24"/>
+          <w:lang w:eastAsia="fr-FR"/>
+          <w14:ligatures w14:val="none"/>
+        </w:rPr>
+        <w:t xml:space="preserve">. </w:t>
+      </w:r>
+      <w:proofErr w:type="gramStart"/>
+      <w:r>
+        <w:rPr>
+          <w:rFonts w:eastAsia="Times New Roman" w:cs="Times New Roman"/>
+          <w:kern w:val="0"/>
+          <w:sz w:val="24"/>
+          <w:szCs w:val="24"/>
+          <w:lang w:eastAsia="fr-FR"/>
+          <w14:ligatures w14:val="none"/>
+        </w:rPr>
+        <w:t>Recontactez moi</w:t>
+      </w:r>
+      <w:proofErr w:type="gramEnd"/>
+      <w:r>
+        <w:rPr>
+          <w:rFonts w:eastAsia="Times New Roman" w:cs="Times New Roman"/>
+          <w:kern w:val="0"/>
+          <w:sz w:val="24"/>
+          <w:szCs w:val="24"/>
+          <w:lang w:eastAsia="fr-FR"/>
+          <w14:ligatures w14:val="none"/>
+        </w:rPr>
+        <w:t xml:space="preserve"> ou allez voir un réparateur capable d’installer une puce </w:t>
+      </w:r>
+      <w:proofErr w:type="spellStart"/>
+      <w:r>
+        <w:rPr>
+          <w:rFonts w:eastAsia="Times New Roman" w:cs="Times New Roman"/>
+          <w:kern w:val="0"/>
+          <w:sz w:val="24"/>
+          <w:szCs w:val="24"/>
+          <w:lang w:eastAsia="fr-FR"/>
+          <w14:ligatures w14:val="none"/>
+        </w:rPr>
+        <w:t>Picofly</w:t>
+      </w:r>
+      <w:proofErr w:type="spellEnd"/>
+      <w:r>
+        <w:rPr>
+          <w:rFonts w:eastAsia="Times New Roman" w:cs="Times New Roman"/>
+          <w:kern w:val="0"/>
+          <w:sz w:val="24"/>
+          <w:szCs w:val="24"/>
+          <w:lang w:eastAsia="fr-FR"/>
+          <w14:ligatures w14:val="none"/>
+        </w:rPr>
+        <w:t xml:space="preserve">. Mon installation offre 1 an de garantie gratuite en ce qui concerne l’installation de la puce qui n’a pas tenu. Passez donc me voir ! (Vos données de jeu ne sont pas perdues, ne vous inquiétez pas) </w:t>
       </w:r>
     </w:p>
     <w:p>
@@ -7841,30 +9603,82 @@
           <w:lang w:eastAsia="fr-FR"/>
           <w14:ligatures w14:val="none"/>
         </w:rPr>
-        <w:t xml:space="preserve">Q : J’ai installé un jeu mais la console détecte le fichier comme corrompu ou affiche une erreur disant qu’il est impossible de lancer le jeu suite à une mise à jour. </w:t>
-      </w:r>
-    </w:p>
-    <w:p>
-      <w:pPr>
-        <w:rPr>
-          <w:rFonts w:eastAsia="Times New Roman" w:cs="Times New Roman"/>
-          <w:kern w:val="0"/>
-          <w:sz w:val="24"/>
-          <w:szCs w:val="24"/>
-          <w:lang w:eastAsia="fr-FR"/>
-          <w14:ligatures w14:val="none"/>
-        </w:rPr>
-      </w:pPr>
-      <w:r>
-        <w:rPr>
-          <w:rFonts w:eastAsia="Times New Roman" w:cs="Times New Roman"/>
-          <w:kern w:val="0"/>
-          <w:sz w:val="24"/>
-          <w:szCs w:val="24"/>
-          <w:lang w:eastAsia="fr-FR"/>
-          <w14:ligatures w14:val="none"/>
-        </w:rPr>
-        <w:t xml:space="preserve">R : Lorsque l’on met à jour le firmware de la console, tous les patchs permettant de lancer des jeux ne sont pas installés, et il peut y avoir des patchs manquants. Pour régler ce problème, la méthode la plus simple est de télécharger la dernière release sur ce site : </w:t>
+        <w:t xml:space="preserve">Q : J’ai installé un jeu mais la console détecte le fichier comme corrompu ou affiche une erreur disant qu’il est impossible de lancer le jeu </w:t>
+      </w:r>
+      <w:proofErr w:type="gramStart"/>
+      <w:r>
+        <w:rPr>
+          <w:rFonts w:eastAsia="Times New Roman" w:cs="Times New Roman"/>
+          <w:b/>
+          <w:bCs/>
+          <w:kern w:val="0"/>
+          <w:sz w:val="24"/>
+          <w:szCs w:val="24"/>
+          <w:lang w:eastAsia="fr-FR"/>
+          <w14:ligatures w14:val="none"/>
+        </w:rPr>
+        <w:t>suite à une</w:t>
+      </w:r>
+      <w:proofErr w:type="gramEnd"/>
+      <w:r>
+        <w:rPr>
+          <w:rFonts w:eastAsia="Times New Roman" w:cs="Times New Roman"/>
+          <w:b/>
+          <w:bCs/>
+          <w:kern w:val="0"/>
+          <w:sz w:val="24"/>
+          <w:szCs w:val="24"/>
+          <w:lang w:eastAsia="fr-FR"/>
+          <w14:ligatures w14:val="none"/>
+        </w:rPr>
+        <w:t xml:space="preserve"> mise à jour. </w:t>
+      </w:r>
+    </w:p>
+    <w:p>
+      <w:pPr>
+        <w:rPr>
+          <w:rFonts w:eastAsia="Times New Roman" w:cs="Times New Roman"/>
+          <w:kern w:val="0"/>
+          <w:sz w:val="24"/>
+          <w:szCs w:val="24"/>
+          <w:lang w:eastAsia="fr-FR"/>
+          <w14:ligatures w14:val="none"/>
+        </w:rPr>
+      </w:pPr>
+      <w:r>
+        <w:rPr>
+          <w:rFonts w:eastAsia="Times New Roman" w:cs="Times New Roman"/>
+          <w:kern w:val="0"/>
+          <w:sz w:val="24"/>
+          <w:szCs w:val="24"/>
+          <w:lang w:eastAsia="fr-FR"/>
+          <w14:ligatures w14:val="none"/>
+        </w:rPr>
+        <w:t xml:space="preserve">R : Lorsque l’on met à jour le </w:t>
+      </w:r>
+      <w:proofErr w:type="spellStart"/>
+      <w:r>
+        <w:rPr>
+          <w:rFonts w:eastAsia="Times New Roman" w:cs="Times New Roman"/>
+          <w:kern w:val="0"/>
+          <w:sz w:val="24"/>
+          <w:szCs w:val="24"/>
+          <w:lang w:eastAsia="fr-FR"/>
+          <w14:ligatures w14:val="none"/>
+        </w:rPr>
+        <w:t>firmware</w:t>
+      </w:r>
+      <w:proofErr w:type="spellEnd"/>
+      <w:r>
+        <w:rPr>
+          <w:rFonts w:eastAsia="Times New Roman" w:cs="Times New Roman"/>
+          <w:kern w:val="0"/>
+          <w:sz w:val="24"/>
+          <w:szCs w:val="24"/>
+          <w:lang w:eastAsia="fr-FR"/>
+          <w14:ligatures w14:val="none"/>
+        </w:rPr>
+        <w:t xml:space="preserve"> de la console, tous les patchs permettant de lancer des jeux ne sont pas installés, et il peut y avoir des patchs manquants. Pour régler ce problème, la méthode la plus simple est de télécharger la dernière release sur ce site : </w:t>
       </w:r>
       <w:hyperlink r:id="rId52" w:history="1">
         <w:r>
@@ -8239,7 +10053,35 @@
           <w:lang w:val="en-US" w:eastAsia="fr-FR"/>
           <w14:ligatures w14:val="none"/>
         </w:rPr>
-        <w:t xml:space="preserve"> Étape 1 : Ouvrir All-In-One Switch Updater</w:t>
+        <w:t xml:space="preserve"> Étape 1 : </w:t>
+      </w:r>
+      <w:proofErr w:type="spellStart"/>
+      <w:r>
+        <w:rPr>
+          <w:rFonts w:eastAsia="Times New Roman" w:cs="Times New Roman"/>
+          <w:b/>
+          <w:bCs/>
+          <w:kern w:val="0"/>
+          <w:sz w:val="24"/>
+          <w:szCs w:val="24"/>
+          <w:lang w:val="en-US" w:eastAsia="fr-FR"/>
+          <w14:ligatures w14:val="none"/>
+        </w:rPr>
+        <w:t>Ouvrir</w:t>
+      </w:r>
+      <w:proofErr w:type="spellEnd"/>
+      <w:r>
+        <w:rPr>
+          <w:rFonts w:eastAsia="Times New Roman" w:cs="Times New Roman"/>
+          <w:b/>
+          <w:bCs/>
+          <w:kern w:val="0"/>
+          <w:sz w:val="24"/>
+          <w:szCs w:val="24"/>
+          <w:lang w:val="en-US" w:eastAsia="fr-FR"/>
+          <w14:ligatures w14:val="none"/>
+        </w:rPr>
+        <w:t xml:space="preserve"> All-In-One Switch Updater</w:t>
       </w:r>
     </w:p>
     <w:p>
@@ -8268,6 +10110,7 @@
         </w:rPr>
         <w:t xml:space="preserve">Démarre ta console en </w:t>
       </w:r>
+      <w:proofErr w:type="spellStart"/>
       <w:r>
         <w:rPr>
           <w:rFonts w:eastAsia="Times New Roman" w:cs="Times New Roman"/>
@@ -8281,6 +10124,7 @@
         </w:rPr>
         <w:t>EmuMMC</w:t>
       </w:r>
+      <w:proofErr w:type="spellEnd"/>
     </w:p>
     <w:p>
       <w:pPr>
@@ -8836,8 +10680,23 @@
           <w:lang w:eastAsia="fr-FR"/>
           <w14:ligatures w14:val="none"/>
         </w:rPr>
-        <w:t xml:space="preserve"> Étape 3 : Mettre à jour Hekate</w:t>
-      </w:r>
+        <w:t xml:space="preserve"> Étape 3 : Mettre à jour </w:t>
+      </w:r>
+      <w:proofErr w:type="spellStart"/>
+      <w:r>
+        <w:rPr>
+          <w:rFonts w:eastAsia="Times New Roman" w:cs="Times New Roman"/>
+          <w:b/>
+          <w:bCs/>
+          <w:kern w:val="0"/>
+          <w:sz w:val="24"/>
+          <w:szCs w:val="24"/>
+          <w:lang w:eastAsia="fr-FR"/>
+          <w14:ligatures w14:val="none"/>
+        </w:rPr>
+        <w:t>Hekate</w:t>
+      </w:r>
+      <w:proofErr w:type="spellEnd"/>
     </w:p>
     <w:p>
       <w:pPr>
@@ -9052,7 +10911,31 @@
           <w:lang w:eastAsia="fr-FR"/>
           <w14:ligatures w14:val="none"/>
         </w:rPr>
-        <w:t xml:space="preserve"> Hekate est maintenant </w:t>
+        <w:t xml:space="preserve"> </w:t>
+      </w:r>
+      <w:proofErr w:type="spellStart"/>
+      <w:r>
+        <w:rPr>
+          <w:rFonts w:eastAsia="Times New Roman" w:cs="Times New Roman"/>
+          <w:kern w:val="0"/>
+          <w:sz w:val="24"/>
+          <w:szCs w:val="24"/>
+          <w:lang w:eastAsia="fr-FR"/>
+          <w14:ligatures w14:val="none"/>
+        </w:rPr>
+        <w:t>Hekate</w:t>
+      </w:r>
+      <w:proofErr w:type="spellEnd"/>
+      <w:r>
+        <w:rPr>
+          <w:rFonts w:eastAsia="Times New Roman" w:cs="Times New Roman"/>
+          <w:kern w:val="0"/>
+          <w:sz w:val="24"/>
+          <w:szCs w:val="24"/>
+          <w:lang w:eastAsia="fr-FR"/>
+          <w14:ligatures w14:val="none"/>
+        </w:rPr>
+        <w:t xml:space="preserve"> est maintenant </w:t>
       </w:r>
       <w:r>
         <w:rPr>
@@ -9139,7 +11022,63 @@
           <w:lang w:eastAsia="fr-FR"/>
           <w14:ligatures w14:val="none"/>
         </w:rPr>
-        <w:t xml:space="preserve"> Étape 4 : Mettre à jour le firmware (via Daybreak)</w:t>
+        <w:t xml:space="preserve"> Étape 4 : Mettre à jour le </w:t>
+      </w:r>
+      <w:proofErr w:type="spellStart"/>
+      <w:r>
+        <w:rPr>
+          <w:rFonts w:eastAsia="Times New Roman" w:cs="Times New Roman"/>
+          <w:b/>
+          <w:bCs/>
+          <w:kern w:val="0"/>
+          <w:sz w:val="24"/>
+          <w:szCs w:val="24"/>
+          <w:lang w:eastAsia="fr-FR"/>
+          <w14:ligatures w14:val="none"/>
+        </w:rPr>
+        <w:t>firmware</w:t>
+      </w:r>
+      <w:proofErr w:type="spellEnd"/>
+      <w:r>
+        <w:rPr>
+          <w:rFonts w:eastAsia="Times New Roman" w:cs="Times New Roman"/>
+          <w:b/>
+          <w:bCs/>
+          <w:kern w:val="0"/>
+          <w:sz w:val="24"/>
+          <w:szCs w:val="24"/>
+          <w:lang w:eastAsia="fr-FR"/>
+          <w14:ligatures w14:val="none"/>
+        </w:rPr>
+        <w:t xml:space="preserve"> (via </w:t>
+      </w:r>
+      <w:proofErr w:type="spellStart"/>
+      <w:r>
+        <w:rPr>
+          <w:rFonts w:eastAsia="Times New Roman" w:cs="Times New Roman"/>
+          <w:b/>
+          <w:bCs/>
+          <w:kern w:val="0"/>
+          <w:sz w:val="24"/>
+          <w:szCs w:val="24"/>
+          <w:lang w:eastAsia="fr-FR"/>
+          <w14:ligatures w14:val="none"/>
+        </w:rPr>
+        <w:t>Daybreak</w:t>
+      </w:r>
+      <w:proofErr w:type="spellEnd"/>
+      <w:r>
+        <w:rPr>
+          <w:rFonts w:eastAsia="Times New Roman" w:cs="Times New Roman"/>
+          <w:b/>
+          <w:bCs/>
+          <w:kern w:val="0"/>
+          <w:sz w:val="24"/>
+          <w:szCs w:val="24"/>
+          <w:lang w:eastAsia="fr-FR"/>
+          <w14:ligatures w14:val="none"/>
+        </w:rPr>
+        <w:t>)</w:t>
       </w:r>
     </w:p>
     <w:p>
@@ -9167,7 +11106,31 @@
           <w14:ligatures w14:val="none"/>
         </w:rPr>
         <w:lastRenderedPageBreak/>
-        <w:t xml:space="preserve">Dans AIO Updater, choisis </w:t>
+        <w:t xml:space="preserve">Dans AIO Updater, </w:t>
+      </w:r>
+      <w:proofErr w:type="spellStart"/>
+      <w:r>
+        <w:rPr>
+          <w:rFonts w:eastAsia="Times New Roman" w:cs="Times New Roman"/>
+          <w:kern w:val="0"/>
+          <w:sz w:val="24"/>
+          <w:szCs w:val="24"/>
+          <w:lang w:val="en-US" w:eastAsia="fr-FR"/>
+          <w14:ligatures w14:val="none"/>
+        </w:rPr>
+        <w:t>choisis</w:t>
+      </w:r>
+      <w:proofErr w:type="spellEnd"/>
+      <w:r>
+        <w:rPr>
+          <w:rFonts w:eastAsia="Times New Roman" w:cs="Times New Roman"/>
+          <w:kern w:val="0"/>
+          <w:sz w:val="24"/>
+          <w:szCs w:val="24"/>
+          <w:lang w:val="en-US" w:eastAsia="fr-FR"/>
+          <w14:ligatures w14:val="none"/>
+        </w:rPr>
+        <w:t xml:space="preserve"> </w:t>
       </w:r>
       <w:r>
         <w:rPr>
@@ -9313,6 +11276,7 @@
           <w14:ligatures w14:val="none"/>
         </w:rPr>
       </w:pPr>
+      <w:proofErr w:type="spellStart"/>
       <w:r>
         <w:rPr>
           <w:rFonts w:eastAsia="Times New Roman" w:cs="Times New Roman"/>
@@ -9322,19 +11286,31 @@
           <w:lang w:val="en-US" w:eastAsia="fr-FR"/>
           <w14:ligatures w14:val="none"/>
         </w:rPr>
-        <w:t xml:space="preserve">Choisis </w:t>
-      </w:r>
-      <w:r>
-        <w:rPr>
-          <w:rFonts w:eastAsia="Times New Roman" w:cs="Times New Roman"/>
-          <w:b/>
-          <w:bCs/>
+        <w:t>Choisis</w:t>
+      </w:r>
+      <w:proofErr w:type="spellEnd"/>
+      <w:r>
+        <w:rPr>
+          <w:rFonts w:eastAsia="Times New Roman" w:cs="Times New Roman"/>
           <w:kern w:val="0"/>
           <w:sz w:val="24"/>
           <w:szCs w:val="24"/>
           <w:lang w:val="en-US" w:eastAsia="fr-FR"/>
           <w14:ligatures w14:val="none"/>
         </w:rPr>
+        <w:t xml:space="preserve"> </w:t>
+      </w:r>
+      <w:r>
+        <w:rPr>
+          <w:rFonts w:eastAsia="Times New Roman" w:cs="Times New Roman"/>
+          <w:b/>
+          <w:bCs/>
+          <w:kern w:val="0"/>
+          <w:sz w:val="24"/>
+          <w:szCs w:val="24"/>
+          <w:lang w:val="en-US" w:eastAsia="fr-FR"/>
+          <w14:ligatures w14:val="none"/>
+        </w:rPr>
         <w:t>"Download to SD Card"</w:t>
       </w:r>
     </w:p>
@@ -9369,7 +11345,31 @@
           <w:lang w:eastAsia="fr-FR"/>
           <w14:ligatures w14:val="none"/>
         </w:rPr>
-        <w:t xml:space="preserve"> Cela télécharge un zip dans /firmware.</w:t>
+        <w:t xml:space="preserve"> Cela télécharge un zip dans /</w:t>
+      </w:r>
+      <w:proofErr w:type="spellStart"/>
+      <w:r>
+        <w:rPr>
+          <w:rFonts w:eastAsia="Times New Roman" w:cs="Times New Roman"/>
+          <w:kern w:val="0"/>
+          <w:sz w:val="24"/>
+          <w:szCs w:val="24"/>
+          <w:lang w:eastAsia="fr-FR"/>
+          <w14:ligatures w14:val="none"/>
+        </w:rPr>
+        <w:t>firmware</w:t>
+      </w:r>
+      <w:proofErr w:type="spellEnd"/>
+      <w:r>
+        <w:rPr>
+          <w:rFonts w:eastAsia="Times New Roman" w:cs="Times New Roman"/>
+          <w:kern w:val="0"/>
+          <w:sz w:val="24"/>
+          <w:szCs w:val="24"/>
+          <w:lang w:eastAsia="fr-FR"/>
+          <w14:ligatures w14:val="none"/>
+        </w:rPr>
+        <w:t>.</w:t>
       </w:r>
     </w:p>
     <w:p>
@@ -9449,6 +11449,7 @@
         </w:rPr>
         <w:t>5</w:t>
       </w:r>
+      <w:proofErr w:type="gramStart"/>
       <w:r>
         <w:rPr>
           <w:rFonts w:eastAsia="Times New Roman" w:cs="Times New Roman"/>
@@ -9473,8 +11474,65 @@
           <w:lang w:eastAsia="fr-FR"/>
           <w14:ligatures w14:val="none"/>
         </w:rPr>
-        <w:t>Installer les sigpatches et les syspatches</w:t>
-      </w:r>
+        <w:t>Installer</w:t>
+      </w:r>
+      <w:proofErr w:type="gramEnd"/>
+      <w:r>
+        <w:rPr>
+          <w:rFonts w:eastAsia="Times New Roman" w:cs="Times New Roman"/>
+          <w:b/>
+          <w:bCs/>
+          <w:kern w:val="0"/>
+          <w:sz w:val="24"/>
+          <w:szCs w:val="24"/>
+          <w:lang w:eastAsia="fr-FR"/>
+          <w14:ligatures w14:val="none"/>
+        </w:rPr>
+        <w:t xml:space="preserve"> les </w:t>
+      </w:r>
+      <w:proofErr w:type="spellStart"/>
+      <w:r>
+        <w:rPr>
+          <w:rFonts w:eastAsia="Times New Roman" w:cs="Times New Roman"/>
+          <w:b/>
+          <w:bCs/>
+          <w:kern w:val="0"/>
+          <w:sz w:val="24"/>
+          <w:szCs w:val="24"/>
+          <w:lang w:eastAsia="fr-FR"/>
+          <w14:ligatures w14:val="none"/>
+        </w:rPr>
+        <w:t>sigpatches</w:t>
+      </w:r>
+      <w:proofErr w:type="spellEnd"/>
+      <w:r>
+        <w:rPr>
+          <w:rFonts w:eastAsia="Times New Roman" w:cs="Times New Roman"/>
+          <w:b/>
+          <w:bCs/>
+          <w:kern w:val="0"/>
+          <w:sz w:val="24"/>
+          <w:szCs w:val="24"/>
+          <w:lang w:eastAsia="fr-FR"/>
+          <w14:ligatures w14:val="none"/>
+        </w:rPr>
+        <w:t xml:space="preserve"> et les </w:t>
+      </w:r>
+      <w:proofErr w:type="spellStart"/>
+      <w:r>
+        <w:rPr>
+          <w:rFonts w:eastAsia="Times New Roman" w:cs="Times New Roman"/>
+          <w:b/>
+          <w:bCs/>
+          <w:kern w:val="0"/>
+          <w:sz w:val="24"/>
+          <w:szCs w:val="24"/>
+          <w:lang w:eastAsia="fr-FR"/>
+          <w14:ligatures w14:val="none"/>
+        </w:rPr>
+        <w:t>syspatches</w:t>
+      </w:r>
+      <w:proofErr w:type="spellEnd"/>
     </w:p>
     <w:p>
       <w:pPr>
@@ -9704,8 +11762,51 @@
           <w:lang w:eastAsia="fr-FR"/>
           <w14:ligatures w14:val="none"/>
         </w:rPr>
-        <w:t xml:space="preserve"> : Installer le firmware avec Daybreak</w:t>
-      </w:r>
+        <w:t xml:space="preserve"> : Installer le </w:t>
+      </w:r>
+      <w:proofErr w:type="spellStart"/>
+      <w:r>
+        <w:rPr>
+          <w:rFonts w:eastAsia="Times New Roman" w:cs="Times New Roman"/>
+          <w:b/>
+          <w:bCs/>
+          <w:kern w:val="0"/>
+          <w:sz w:val="24"/>
+          <w:szCs w:val="24"/>
+          <w:lang w:eastAsia="fr-FR"/>
+          <w14:ligatures w14:val="none"/>
+        </w:rPr>
+        <w:t>firmware</w:t>
+      </w:r>
+      <w:proofErr w:type="spellEnd"/>
+      <w:r>
+        <w:rPr>
+          <w:rFonts w:eastAsia="Times New Roman" w:cs="Times New Roman"/>
+          <w:b/>
+          <w:bCs/>
+          <w:kern w:val="0"/>
+          <w:sz w:val="24"/>
+          <w:szCs w:val="24"/>
+          <w:lang w:eastAsia="fr-FR"/>
+          <w14:ligatures w14:val="none"/>
+        </w:rPr>
+        <w:t xml:space="preserve"> avec </w:t>
+      </w:r>
+      <w:proofErr w:type="spellStart"/>
+      <w:r>
+        <w:rPr>
+          <w:rFonts w:eastAsia="Times New Roman" w:cs="Times New Roman"/>
+          <w:b/>
+          <w:bCs/>
+          <w:kern w:val="0"/>
+          <w:sz w:val="24"/>
+          <w:szCs w:val="24"/>
+          <w:lang w:eastAsia="fr-FR"/>
+          <w14:ligatures w14:val="none"/>
+        </w:rPr>
+        <w:t>Daybreak</w:t>
+      </w:r>
+      <w:proofErr w:type="spellEnd"/>
     </w:p>
     <w:p>
       <w:pPr>
@@ -9733,6 +11834,7 @@
         </w:rPr>
         <w:t xml:space="preserve">Retourne au menu homebrew et lance </w:t>
       </w:r>
+      <w:proofErr w:type="spellStart"/>
       <w:r>
         <w:rPr>
           <w:rFonts w:eastAsia="Times New Roman" w:cs="Times New Roman"/>
@@ -9746,6 +11848,7 @@
         </w:rPr>
         <w:t>Daybreak</w:t>
       </w:r>
+      <w:proofErr w:type="spellEnd"/>
     </w:p>
     <w:p>
       <w:pPr>
@@ -9762,16 +11865,53 @@
           <w14:ligatures w14:val="none"/>
         </w:rPr>
       </w:pPr>
-      <w:r>
-        <w:rPr>
-          <w:rFonts w:eastAsia="Times New Roman" w:cs="Times New Roman"/>
-          <w:kern w:val="0"/>
-          <w:sz w:val="24"/>
-          <w:szCs w:val="24"/>
-          <w:lang w:eastAsia="fr-FR"/>
-          <w14:ligatures w14:val="none"/>
-        </w:rPr>
-        <w:t>Choisis le dossier /firmware/&lt;version&gt;</w:t>
+      <w:proofErr w:type="gramStart"/>
+      <w:r>
+        <w:rPr>
+          <w:rFonts w:eastAsia="Times New Roman" w:cs="Times New Roman"/>
+          <w:kern w:val="0"/>
+          <w:sz w:val="24"/>
+          <w:szCs w:val="24"/>
+          <w:lang w:eastAsia="fr-FR"/>
+          <w14:ligatures w14:val="none"/>
+        </w:rPr>
+        <w:t>Choisis le</w:t>
+      </w:r>
+      <w:proofErr w:type="gramEnd"/>
+      <w:r>
+        <w:rPr>
+          <w:rFonts w:eastAsia="Times New Roman" w:cs="Times New Roman"/>
+          <w:kern w:val="0"/>
+          <w:sz w:val="24"/>
+          <w:szCs w:val="24"/>
+          <w:lang w:eastAsia="fr-FR"/>
+          <w14:ligatures w14:val="none"/>
+        </w:rPr>
+        <w:t xml:space="preserve"> dossier /</w:t>
+      </w:r>
+      <w:proofErr w:type="spellStart"/>
+      <w:r>
+        <w:rPr>
+          <w:rFonts w:eastAsia="Times New Roman" w:cs="Times New Roman"/>
+          <w:kern w:val="0"/>
+          <w:sz w:val="24"/>
+          <w:szCs w:val="24"/>
+          <w:lang w:eastAsia="fr-FR"/>
+          <w14:ligatures w14:val="none"/>
+        </w:rPr>
+        <w:t>firmware</w:t>
+      </w:r>
+      <w:proofErr w:type="spellEnd"/>
+      <w:r>
+        <w:rPr>
+          <w:rFonts w:eastAsia="Times New Roman" w:cs="Times New Roman"/>
+          <w:kern w:val="0"/>
+          <w:sz w:val="24"/>
+          <w:szCs w:val="24"/>
+          <w:lang w:eastAsia="fr-FR"/>
+          <w14:ligatures w14:val="none"/>
+        </w:rPr>
+        <w:t>/&lt;version&gt;</w:t>
       </w:r>
     </w:p>
     <w:p>
@@ -9811,7 +11951,35 @@
           <w:lang w:eastAsia="fr-FR"/>
           <w14:ligatures w14:val="none"/>
         </w:rPr>
-        <w:t>"Install (FAT32 + exFAT support)"</w:t>
+        <w:t xml:space="preserve">"Install (FAT32 + </w:t>
+      </w:r>
+      <w:proofErr w:type="spellStart"/>
+      <w:r>
+        <w:rPr>
+          <w:rFonts w:eastAsia="Times New Roman" w:cs="Times New Roman"/>
+          <w:b/>
+          <w:bCs/>
+          <w:kern w:val="0"/>
+          <w:sz w:val="24"/>
+          <w:szCs w:val="24"/>
+          <w:lang w:eastAsia="fr-FR"/>
+          <w14:ligatures w14:val="none"/>
+        </w:rPr>
+        <w:t>exFAT</w:t>
+      </w:r>
+      <w:proofErr w:type="spellEnd"/>
+      <w:r>
+        <w:rPr>
+          <w:rFonts w:eastAsia="Times New Roman" w:cs="Times New Roman"/>
+          <w:b/>
+          <w:bCs/>
+          <w:kern w:val="0"/>
+          <w:sz w:val="24"/>
+          <w:szCs w:val="24"/>
+          <w:lang w:eastAsia="fr-FR"/>
+          <w14:ligatures w14:val="none"/>
+        </w:rPr>
+        <w:t xml:space="preserve"> support)"</w:t>
       </w:r>
     </w:p>
     <w:p>
@@ -9838,8 +12006,21 @@
           <w:lang w:eastAsia="fr-FR"/>
           <w14:ligatures w14:val="none"/>
         </w:rPr>
-        <w:t>Confirme → installation du firmware</w:t>
-      </w:r>
+        <w:t xml:space="preserve">Confirme → installation du </w:t>
+      </w:r>
+      <w:proofErr w:type="spellStart"/>
+      <w:r>
+        <w:rPr>
+          <w:rFonts w:eastAsia="Times New Roman" w:cs="Times New Roman"/>
+          <w:kern w:val="0"/>
+          <w:sz w:val="24"/>
+          <w:szCs w:val="24"/>
+          <w:lang w:eastAsia="fr-FR"/>
+          <w14:ligatures w14:val="none"/>
+        </w:rPr>
+        <w:t>firmware</w:t>
+      </w:r>
+      <w:proofErr w:type="spellEnd"/>
     </w:p>
     <w:p>
       <w:pPr>
@@ -9890,8 +12071,21 @@
           <w:lang w:eastAsia="fr-FR"/>
           <w14:ligatures w14:val="none"/>
         </w:rPr>
-        <w:t xml:space="preserve"> et redémarre en EmuMMC</w:t>
-      </w:r>
+        <w:t xml:space="preserve"> et redémarre en </w:t>
+      </w:r>
+      <w:proofErr w:type="spellStart"/>
+      <w:r>
+        <w:rPr>
+          <w:rFonts w:eastAsia="Times New Roman" w:cs="Times New Roman"/>
+          <w:kern w:val="0"/>
+          <w:sz w:val="24"/>
+          <w:szCs w:val="24"/>
+          <w:lang w:eastAsia="fr-FR"/>
+          <w14:ligatures w14:val="none"/>
+        </w:rPr>
+        <w:t>EmuMMC</w:t>
+      </w:r>
+      <w:proofErr w:type="spellEnd"/>
     </w:p>
     <w:p>
       <w:pPr>
@@ -9924,7 +12118,31 @@
           <w:lang w:eastAsia="fr-FR"/>
           <w14:ligatures w14:val="none"/>
         </w:rPr>
-        <w:t xml:space="preserve"> Ton firmware est maintenant mis </w:t>
+        <w:t xml:space="preserve"> Ton </w:t>
+      </w:r>
+      <w:proofErr w:type="spellStart"/>
+      <w:r>
+        <w:rPr>
+          <w:rFonts w:eastAsia="Times New Roman" w:cs="Times New Roman"/>
+          <w:kern w:val="0"/>
+          <w:sz w:val="24"/>
+          <w:szCs w:val="24"/>
+          <w:lang w:eastAsia="fr-FR"/>
+          <w14:ligatures w14:val="none"/>
+        </w:rPr>
+        <w:t>firmware</w:t>
+      </w:r>
+      <w:proofErr w:type="spellEnd"/>
+      <w:r>
+        <w:rPr>
+          <w:rFonts w:eastAsia="Times New Roman" w:cs="Times New Roman"/>
+          <w:kern w:val="0"/>
+          <w:sz w:val="24"/>
+          <w:szCs w:val="24"/>
+          <w:lang w:eastAsia="fr-FR"/>
+          <w14:ligatures w14:val="none"/>
+        </w:rPr>
+        <w:t xml:space="preserve"> est maintenant mis </w:t>
       </w:r>
       <w:r>
         <w:rPr>
@@ -10167,7 +12385,19 @@
           <w:lang w:eastAsia="fr-FR"/>
           <w14:ligatures w14:val="none"/>
         </w:rPr>
-        <w:t xml:space="preserve"> Toujours attendre que Atmosph</w:t>
+        <w:t xml:space="preserve"> Toujours attendre </w:t>
+      </w:r>
+      <w:proofErr w:type="gramStart"/>
+      <w:r>
+        <w:rPr>
+          <w:rFonts w:eastAsia="Times New Roman" w:cs="Times New Roman"/>
+          <w:kern w:val="0"/>
+          <w:sz w:val="24"/>
+          <w:szCs w:val="24"/>
+          <w:lang w:eastAsia="fr-FR"/>
+          <w14:ligatures w14:val="none"/>
+        </w:rPr>
+        <w:t>que Atmosph</w:t>
       </w:r>
       <w:r>
         <w:rPr>
@@ -10189,21 +12419,48 @@
           <w:lang w:eastAsia="fr-FR"/>
           <w14:ligatures w14:val="none"/>
         </w:rPr>
-        <w:t xml:space="preserve">re </w:t>
-      </w:r>
-      <w:r>
-        <w:rPr>
-          <w:rFonts w:eastAsia="Times New Roman" w:cs="Times New Roman"/>
-          <w:b/>
-          <w:bCs/>
-          <w:kern w:val="0"/>
-          <w:sz w:val="24"/>
-          <w:szCs w:val="24"/>
-          <w:lang w:eastAsia="fr-FR"/>
-          <w14:ligatures w14:val="none"/>
-        </w:rPr>
-        <w:t>supporte la version de firmware</w:t>
-      </w:r>
+        <w:t>re</w:t>
+      </w:r>
+      <w:proofErr w:type="gramEnd"/>
+      <w:r>
+        <w:rPr>
+          <w:rFonts w:eastAsia="Times New Roman" w:cs="Times New Roman"/>
+          <w:kern w:val="0"/>
+          <w:sz w:val="24"/>
+          <w:szCs w:val="24"/>
+          <w:lang w:eastAsia="fr-FR"/>
+          <w14:ligatures w14:val="none"/>
+        </w:rPr>
+        <w:t xml:space="preserve"> </w:t>
+      </w:r>
+      <w:r>
+        <w:rPr>
+          <w:rFonts w:eastAsia="Times New Roman" w:cs="Times New Roman"/>
+          <w:b/>
+          <w:bCs/>
+          <w:kern w:val="0"/>
+          <w:sz w:val="24"/>
+          <w:szCs w:val="24"/>
+          <w:lang w:eastAsia="fr-FR"/>
+          <w14:ligatures w14:val="none"/>
+        </w:rPr>
+        <w:t xml:space="preserve">supporte la version de </w:t>
+      </w:r>
+      <w:proofErr w:type="spellStart"/>
+      <w:r>
+        <w:rPr>
+          <w:rFonts w:eastAsia="Times New Roman" w:cs="Times New Roman"/>
+          <w:b/>
+          <w:bCs/>
+          <w:kern w:val="0"/>
+          <w:sz w:val="24"/>
+          <w:szCs w:val="24"/>
+          <w:lang w:eastAsia="fr-FR"/>
+          <w14:ligatures w14:val="none"/>
+        </w:rPr>
+        <w:t>firmware</w:t>
+      </w:r>
+      <w:proofErr w:type="spellEnd"/>
       <w:r>
         <w:rPr>
           <w:rFonts w:eastAsia="Times New Roman" w:cs="Times New Roman"/>
@@ -10355,7 +12612,23 @@
     </w:p>
     <w:p>
       <w:r>
-        <w:t xml:space="preserve">Symptôme :  La console démarre sans le menu Hekate, et sans les jeux que j’ai téléchargé. </w:t>
+        <w:t xml:space="preserve">Symptôme :  La console démarre sans le menu </w:t>
+      </w:r>
+      <w:proofErr w:type="spellStart"/>
+      <w:r>
+        <w:t>Hekate</w:t>
+      </w:r>
+      <w:proofErr w:type="spellEnd"/>
+      <w:r>
+        <w:t xml:space="preserve">, et sans les jeux que j’ai </w:t>
+      </w:r>
+      <w:proofErr w:type="gramStart"/>
+      <w:r>
+        <w:t>téléchargé</w:t>
+      </w:r>
+      <w:proofErr w:type="gramEnd"/>
+      <w:r>
+        <w:t xml:space="preserve">. </w:t>
       </w:r>
     </w:p>
     <w:p>
@@ -10396,7 +12669,23 @@
         </w:numPr>
       </w:pPr>
       <w:r>
-        <w:t xml:space="preserve">La console ne démarre pas du tout. Essayez de charger la console  une heure. Si après 1h elle ne démarre toujours pas, c’est qu’il y  a un souci avec la puce de hack. Il faut un réparateur pour résoudre le problème. </w:t>
+        <w:t xml:space="preserve">La console ne démarre pas du tout. Essayez de charger la </w:t>
+      </w:r>
+      <w:proofErr w:type="gramStart"/>
+      <w:r>
+        <w:t>console  une</w:t>
+      </w:r>
+      <w:proofErr w:type="gramEnd"/>
+      <w:r>
+        <w:t xml:space="preserve"> heure. Si après 1h elle ne démarre toujours pas, c’est qu’il </w:t>
+      </w:r>
+      <w:proofErr w:type="gramStart"/>
+      <w:r>
+        <w:t>y  a</w:t>
+      </w:r>
+      <w:proofErr w:type="gramEnd"/>
+      <w:r>
+        <w:t xml:space="preserve"> un souci avec la puce de hack. Il faut un réparateur pour résoudre le problème. </w:t>
       </w:r>
     </w:p>
     <w:p>
@@ -10408,10 +12697,42 @@
         </w:numPr>
       </w:pPr>
       <w:r>
-        <w:t>La console démarre sans carte SD sur un écran avec marqué « No sd card found »</w:t>
-      </w:r>
-      <w:r>
-        <w:t xml:space="preserve"> : la puce de hack marche encore, le souci vient du firmware sur la carte SD. </w:t>
+        <w:t xml:space="preserve">La console démarre sans carte SD sur un écran avec marqué « No </w:t>
+      </w:r>
+      <w:proofErr w:type="spellStart"/>
+      <w:r>
+        <w:t>sd</w:t>
+      </w:r>
+      <w:proofErr w:type="spellEnd"/>
+      <w:r>
+        <w:t xml:space="preserve"> </w:t>
+      </w:r>
+      <w:proofErr w:type="spellStart"/>
+      <w:r>
+        <w:t>card</w:t>
+      </w:r>
+      <w:proofErr w:type="spellEnd"/>
+      <w:r>
+        <w:t xml:space="preserve"> </w:t>
+      </w:r>
+      <w:proofErr w:type="spellStart"/>
+      <w:r>
+        <w:t>found</w:t>
+      </w:r>
+      <w:proofErr w:type="spellEnd"/>
+      <w:r>
+        <w:t> »</w:t>
+      </w:r>
+      <w:r>
+        <w:t xml:space="preserve"> : la puce de hack marche encore, le souci vient du </w:t>
+      </w:r>
+      <w:proofErr w:type="spellStart"/>
+      <w:r>
+        <w:t>firmware</w:t>
+      </w:r>
+      <w:proofErr w:type="spellEnd"/>
+      <w:r>
+        <w:t xml:space="preserve"> sur la carte SD. </w:t>
       </w:r>
     </w:p>
     <w:p>
@@ -10423,7 +12744,23 @@
         </w:numPr>
       </w:pPr>
       <w:r>
-        <w:t>Remettre la carte SD et démarrer la console en mode Hekate ( pour cela voir la section « Qu’est ce que sont les différents modes de boot »)</w:t>
+        <w:t xml:space="preserve">Remettre la carte SD et démarrer la console en mode </w:t>
+      </w:r>
+      <w:proofErr w:type="spellStart"/>
+      <w:r>
+        <w:t>Hekate</w:t>
+      </w:r>
+      <w:proofErr w:type="spellEnd"/>
+      <w:r>
+        <w:t xml:space="preserve"> </w:t>
+      </w:r>
+      <w:proofErr w:type="gramStart"/>
+      <w:r>
+        <w:t>( pour</w:t>
+      </w:r>
+      <w:proofErr w:type="gramEnd"/>
+      <w:r>
+        <w:t xml:space="preserve"> cela voir la section « Qu’est ce que sont les différents modes de boot »)</w:t>
       </w:r>
     </w:p>
     <w:p>
@@ -10435,12 +12772,49 @@
         </w:numPr>
       </w:pPr>
       <w:r>
-        <w:t xml:space="preserve">Si la console démarre Hekate, tentez de lancer EmuMMC depuis </w:t>
+        <w:t xml:space="preserve">Si la console démarre </w:t>
+      </w:r>
+      <w:proofErr w:type="spellStart"/>
+      <w:r>
+        <w:t>Hekate</w:t>
+      </w:r>
+      <w:proofErr w:type="spellEnd"/>
+      <w:r>
+        <w:t xml:space="preserve">, tentez de lancer </w:t>
+      </w:r>
+      <w:proofErr w:type="spellStart"/>
+      <w:r>
+        <w:t>EmuMMC</w:t>
+      </w:r>
+      <w:proofErr w:type="spellEnd"/>
+      <w:r>
+        <w:t xml:space="preserve"> depuis </w:t>
       </w:r>
       <w:r>
         <w:br/>
-        <w:t>Launch -&gt; EmuMMC ( tout à droite )</w:t>
-      </w:r>
+        <w:t xml:space="preserve">Launch -&gt; </w:t>
+      </w:r>
+      <w:proofErr w:type="spellStart"/>
+      <w:r>
+        <w:t>EmuMMC</w:t>
+      </w:r>
+      <w:proofErr w:type="spellEnd"/>
+      <w:r>
+        <w:t xml:space="preserve"> </w:t>
+      </w:r>
+      <w:proofErr w:type="gramStart"/>
+      <w:r>
+        <w:t>( tout</w:t>
+      </w:r>
+      <w:proofErr w:type="gramEnd"/>
+      <w:r>
+        <w:t xml:space="preserve"> à </w:t>
+      </w:r>
+      <w:proofErr w:type="gramStart"/>
+      <w:r>
+        <w:t>droite )</w:t>
+      </w:r>
+      <w:proofErr w:type="gramEnd"/>
       <w:r>
         <w:t>. Patientez quelques minutes. Si cela échoue, allez consulter la section « Installer le HATS pack », il est fort probable que la console ait corrompu son dossier « Atmosphère »</w:t>
       </w:r>
@@ -10615,27 +12989,27 @@
 <w:numbering xmlns:wpc="http://schemas.microsoft.com/office/word/2010/wordprocessingCanvas" xmlns:cx="http://schemas.microsoft.com/office/drawing/2014/chartex" xmlns:cx1="http://schemas.microsoft.com/office/drawing/2015/9/8/chartex" xmlns:cx2="http://schemas.microsoft.com/office/drawing/2015/10/21/chartex" xmlns:cx3="http://schemas.microsoft.com/office/drawing/2016/5/9/chartex" xmlns:cx4="http://schemas.microsoft.com/office/drawing/2016/5/10/chartex" xmlns:cx5="http://schemas.microsoft.com/office/drawing/2016/5/11/chartex" xmlns:cx6="http://schemas.microsoft.com/office/drawing/2016/5/12/chartex" xmlns:cx7="http://schemas.microsoft.com/office/drawing/2016/5/13/chartex" xmlns:cx8="http://schemas.microsoft.com/office/drawing/2016/5/14/chartex" xmlns:mc="http://schemas.openxmlformats.org/markup-compatibility/2006" xmlns:aink="http://schemas.microsoft.com/office/drawing/2016/ink" xmlns:am3d="http://schemas.microsoft.com/office/drawing/2017/model3d" xmlns:o="urn:schemas-microsoft-com:office:office" xmlns:oel="http://schemas.microsoft.com/office/2019/extlst" xmlns:r="http://schemas.openxmlformats.org/officeDocument/2006/relationships" xmlns:m="http://schemas.openxmlformats.org/officeDocument/2006/math" xmlns:v="urn:schemas-microsoft-com:vml" xmlns:wp14="http://schemas.microsoft.com/office/word/2010/wordprocessingDrawing" xmlns:wp="http://schemas.openxmlformats.org/drawingml/2006/wordprocessingDrawing" xmlns:w10="urn:schemas-microsoft-com:office:word" xmlns:w="http://schemas.openxmlformats.org/wordprocessingml/2006/main" xmlns:w14="http://schemas.microsoft.com/office/word/2010/wordml" xmlns:w15="http://schemas.microsoft.com/office/word/2012/wordml" xmlns:w16cex="http://schemas.microsoft.com/office/word/2018/wordml/cex" xmlns:w16cid="http://schemas.microsoft.com/office/word/2016/wordml/cid" xmlns:w16="http://schemas.microsoft.com/office/word/2018/wordml" xmlns:w16du="http://schemas.microsoft.com/office/word/2023/wordml/word16du" xmlns:w16sdtdh="http://schemas.microsoft.com/office/word/2020/wordml/sdtdatahash" xmlns:w16sdtfl="http://schemas.microsoft.com/office/word/2024/wordml/sdtformatlock" xmlns:w16se="http://schemas.microsoft.com/office/word/2015/wordml/symex" xmlns:wpg="http://schemas.microsoft.com/office/word/2010/wordprocessingGroup" xmlns:wpi="http://schemas.microsoft.com/office/word/2010/wordprocessingInk" xmlns:wne="http://schemas.microsoft.com/office/word/2006/wordml" xmlns:wps="http://schemas.microsoft.com/office/word/2010/wordprocessingShape" mc:Ignorable="w14 w15 w16se w16cid w16 w16cex w16sdtdh w16sdtfl w16du wp14">
   <w:numPicBullet w:numPicBulletId="0">
     <w:pict>
-      <v:rect id="_x0000_i1051" style="width:0;height:1.5pt" o:hralign="center" o:bullet="t" o:hrstd="t" o:hr="t" fillcolor="#a0a0a0" stroked="f"/>
+      <v:rect id="_x0000_i1086" style="width:0;height:1.5pt" o:hralign="center" o:bullet="t" o:hrstd="t" o:hr="t" fillcolor="#a0a0a0" stroked="f"/>
     </w:pict>
   </w:numPicBullet>
   <w:numPicBullet w:numPicBulletId="1">
     <w:pict>
-      <v:rect id="_x0000_i1052" style="width:0;height:1.5pt" o:hralign="center" o:bullet="t" o:hrstd="t" o:hr="t" fillcolor="#a0a0a0" stroked="f"/>
+      <v:rect id="_x0000_i1087" style="width:0;height:1.5pt" o:hralign="center" o:bullet="t" o:hrstd="t" o:hr="t" fillcolor="#a0a0a0" stroked="f"/>
     </w:pict>
   </w:numPicBullet>
   <w:numPicBullet w:numPicBulletId="2">
     <w:pict>
-      <v:rect id="_x0000_i1053" style="width:0;height:1.5pt" o:hralign="center" o:bullet="t" o:hrstd="t" o:hr="t" fillcolor="#a0a0a0" stroked="f"/>
+      <v:rect id="_x0000_i1088" style="width:0;height:1.5pt" o:hralign="center" o:bullet="t" o:hrstd="t" o:hr="t" fillcolor="#a0a0a0" stroked="f"/>
     </w:pict>
   </w:numPicBullet>
   <w:numPicBullet w:numPicBulletId="3">
     <w:pict>
-      <v:rect id="_x0000_i1054" style="width:0;height:1.5pt" o:hralign="center" o:bullet="t" o:hrstd="t" o:hr="t" fillcolor="#a0a0a0" stroked="f"/>
+      <v:rect id="_x0000_i1089" style="width:0;height:1.5pt" o:hralign="center" o:bullet="t" o:hrstd="t" o:hr="t" fillcolor="#a0a0a0" stroked="f"/>
     </w:pict>
   </w:numPicBullet>
   <w:numPicBullet w:numPicBulletId="4">
     <w:pict>
-      <v:rect id="_x0000_i1055" style="width:0;height:1.5pt" o:hralign="center" o:bullet="t" o:hrstd="t" o:hr="t" fillcolor="#a0a0a0" stroked="f"/>
+      <v:rect id="_x0000_i1090" style="width:0;height:1.5pt" o:hralign="center" o:bullet="t" o:hrstd="t" o:hr="t" fillcolor="#a0a0a0" stroked="f"/>
     </w:pict>
   </w:numPicBullet>
   <w:abstractNum w:abstractNumId="0" w15:restartNumberingAfterBreak="0">

--- a/Switch-tutorial.docx
+++ b/Switch-tutorial.docx
@@ -1228,13 +1228,8 @@
       <w:r>
         <w:t xml:space="preserve">. </w:t>
       </w:r>
-      <w:proofErr w:type="gramStart"/>
-      <w:r>
-        <w:t>Utilisez les</w:t>
-      </w:r>
-      <w:proofErr w:type="gramEnd"/>
-      <w:r>
-        <w:t xml:space="preserve"> donc avec éthique et n’hésitez pas à acheter les jeux officiels Nintendo afin de rémunérer les créateurs de ces jeux</w:t>
+      <w:r>
+        <w:t>Utilisez les donc avec éthique et n’hésitez pas à acheter les jeux officiels Nintendo afin de rémunérer les créateurs de ces jeux</w:t>
       </w:r>
       <w:r>
         <w:t xml:space="preserve">. Le piratage de contenu artistique n’est pas éthique, et peut être puni par la loi. </w:t>
@@ -1257,6 +1252,11 @@
     <w:p>
       <w:r>
         <w:t>Contactez- moi en cas de souci ou si ce guide est incomplet, lacunaire ou juste incorrect</w:t>
+      </w:r>
+    </w:p>
+    <w:p>
+      <w:r>
+        <w:t xml:space="preserve">En cas du non achat de la garantie, je ne peux pas réparer les problèmes qui pourraient subvenir à l’avenir avec votre console. </w:t>
       </w:r>
     </w:p>
     <w:p>
@@ -1704,15 +1704,7 @@
     <w:p>
       <w:r>
         <w:tab/>
-        <w:t>Sur base de la loi sur les droits d'auteur en Belgique, les pirates informatiques risquent une amende allant de 550 à 550.000 euros et/ou une peine de prison de 3 mois à 3 ans. (</w:t>
-      </w:r>
-      <w:proofErr w:type="gramStart"/>
-      <w:r>
-        <w:t>source</w:t>
-      </w:r>
-      <w:proofErr w:type="gramEnd"/>
-      <w:r>
-        <w:t xml:space="preserve"> : </w:t>
+        <w:t xml:space="preserve">Sur base de la loi sur les droits d'auteur en Belgique, les pirates informatiques risquent une amende allant de 550 à 550.000 euros et/ou une peine de prison de 3 mois à 3 ans. (source : </w:t>
       </w:r>
       <w:proofErr w:type="spellStart"/>
       <w:r>
@@ -1726,7 +1718,7 @@
     <w:p>
       <w:r>
         <w:pict w14:anchorId="15F5FDEE">
-          <v:rect id="_x0000_i1031" style="width:0;height:1.5pt" o:hralign="center" o:hrstd="t" o:hr="t" fillcolor="#a0a0a0" stroked="f"/>
+          <v:rect id="_x0000_i1030" style="width:0;height:1.5pt" o:hralign="center" o:hrstd="t" o:hr="t" fillcolor="#a0a0a0" stroked="f"/>
         </w:pict>
       </w:r>
       <w:r>
@@ -1925,23 +1917,7 @@
           <w:b/>
           <w:bCs/>
         </w:rPr>
-        <w:t xml:space="preserve">C’est pourquoi il est normal que si vous </w:t>
-      </w:r>
-      <w:proofErr w:type="gramStart"/>
-      <w:r>
-        <w:rPr>
-          <w:b/>
-          <w:bCs/>
-        </w:rPr>
-        <w:t>faites des progrès</w:t>
-      </w:r>
-      <w:proofErr w:type="gramEnd"/>
-      <w:r>
-        <w:rPr>
-          <w:b/>
-          <w:bCs/>
-        </w:rPr>
-        <w:t xml:space="preserve"> sur un jeu sur </w:t>
+        <w:t xml:space="preserve">C’est pourquoi il est normal que si vous faites des progrès sur un jeu sur </w:t>
       </w:r>
       <w:proofErr w:type="spellStart"/>
       <w:r>
@@ -1999,22 +1975,10 @@
           <w:b/>
           <w:bCs/>
         </w:rPr>
-        <w:t xml:space="preserve">Système </w:t>
-      </w:r>
-      <w:proofErr w:type="gramStart"/>
-      <w:r>
-        <w:rPr>
-          <w:b/>
-          <w:bCs/>
-        </w:rPr>
-        <w:t xml:space="preserve">d’exploitation </w:t>
-      </w:r>
-      <w:r>
-        <w:t xml:space="preserve"> n’est</w:t>
-      </w:r>
-      <w:proofErr w:type="gramEnd"/>
-      <w:r>
-        <w:t xml:space="preserve"> pas géré par cela, et c’est pourquoi il existe une troisième option : </w:t>
+        <w:t xml:space="preserve">Système d’exploitation </w:t>
+      </w:r>
+      <w:r>
+        <w:t xml:space="preserve"> n’est pas géré par cela, et c’est pourquoi il existe une troisième option : </w:t>
       </w:r>
       <w:r>
         <w:rPr>
@@ -2040,28 +2004,15 @@
         <w:t>)</w:t>
       </w:r>
       <w:r>
-        <w:t xml:space="preserve"> qui permet à l’utilisateur de rentrer dans la mémoire interne de la console </w:t>
-      </w:r>
-      <w:proofErr w:type="gramStart"/>
-      <w:r>
-        <w:t xml:space="preserve">( </w:t>
+        <w:t xml:space="preserve"> qui permet à l’utilisateur de rentrer dans la mémoire interne de la console ( </w:t>
       </w:r>
       <w:proofErr w:type="spellStart"/>
       <w:r>
         <w:t>Sysmmc</w:t>
       </w:r>
       <w:proofErr w:type="spellEnd"/>
-      <w:proofErr w:type="gramEnd"/>
-      <w:r>
-        <w:t xml:space="preserve"> ) et pouvoir se servir de programmes personnalisés </w:t>
-      </w:r>
-      <w:proofErr w:type="gramStart"/>
-      <w:r>
-        <w:t>( comme</w:t>
-      </w:r>
-      <w:proofErr w:type="gramEnd"/>
-      <w:r>
-        <w:t xml:space="preserve"> </w:t>
+      <w:r>
+        <w:t xml:space="preserve"> ) et pouvoir se servir de programmes personnalisés ( comme </w:t>
       </w:r>
       <w:proofErr w:type="spellStart"/>
       <w:r>
@@ -2069,15 +2020,7 @@
       </w:r>
       <w:proofErr w:type="spellEnd"/>
       <w:r>
-        <w:t xml:space="preserve"> pour</w:t>
-      </w:r>
-      <w:proofErr w:type="gramStart"/>
-      <w:r>
-        <w:t xml:space="preserve"> «Dump</w:t>
-      </w:r>
-      <w:proofErr w:type="gramEnd"/>
-      <w:r>
-        <w:t> » ses jeux (récupérer le jeu sous forme de ROM que l’on peut retélécharger par la suite))</w:t>
+        <w:t xml:space="preserve"> pour «Dump » ses jeux (récupérer le jeu sous forme de ROM que l’on peut retélécharger par la suite))</w:t>
       </w:r>
       <w:r>
         <w:t>. Mais</w:t>
@@ -2090,28 +2033,15 @@
         <w:t xml:space="preserve"> ce mode de démarrage est plutôt risqué</w:t>
       </w:r>
       <w:r>
-        <w:t xml:space="preserve">, car un faux mouvement </w:t>
-      </w:r>
-      <w:proofErr w:type="gramStart"/>
-      <w:r>
-        <w:t>( on</w:t>
-      </w:r>
-      <w:proofErr w:type="gramEnd"/>
-      <w:r>
-        <w:t xml:space="preserve"> installe un jeu que l’on ne possède pas sur </w:t>
+        <w:t xml:space="preserve">, car un faux mouvement ( on installe un jeu que l’on ne possède pas sur </w:t>
       </w:r>
       <w:proofErr w:type="spellStart"/>
-      <w:proofErr w:type="gramStart"/>
       <w:r>
         <w:t>SysMMC</w:t>
       </w:r>
       <w:proofErr w:type="spellEnd"/>
       <w:r>
-        <w:t xml:space="preserve"> )</w:t>
-      </w:r>
-      <w:proofErr w:type="gramEnd"/>
-      <w:r>
-        <w:t xml:space="preserve"> peut rendre la console bannie</w:t>
+        <w:t xml:space="preserve"> ) peut rendre la console bannie</w:t>
       </w:r>
       <w:r>
         <w:t xml:space="preserve"> </w:t>
@@ -2135,7 +2065,6 @@
         <w:t xml:space="preserve">Le système d’exploitation de la console de base, on l’appelle NX OS. Le </w:t>
       </w:r>
       <w:proofErr w:type="spellStart"/>
-      <w:proofErr w:type="gramStart"/>
       <w:r>
         <w:t>firmware</w:t>
       </w:r>
@@ -2144,11 +2073,7 @@
         <w:t xml:space="preserve"> </w:t>
       </w:r>
       <w:r>
-        <w:t xml:space="preserve"> personnalisé</w:t>
-      </w:r>
-      <w:proofErr w:type="gramEnd"/>
-      <w:r>
-        <w:t xml:space="preserve"> qui permet de lancer des applications personnalisées s’appelle </w:t>
+        <w:t xml:space="preserve"> personnalisé qui permet de lancer des applications personnalisées s’appelle </w:t>
       </w:r>
       <w:r>
         <w:rPr>
@@ -2158,23 +2083,7 @@
         <w:t>Atmosphère</w:t>
       </w:r>
       <w:r>
-        <w:t xml:space="preserve"> et est composé de plusieurs couches qui ont chacune un rôle spécifique </w:t>
-      </w:r>
-      <w:proofErr w:type="gramStart"/>
-      <w:r>
-        <w:t>( par</w:t>
-      </w:r>
-      <w:proofErr w:type="gramEnd"/>
-      <w:r>
-        <w:t xml:space="preserve"> exemple rendre la console incognito, démarrer des jeux, etc</w:t>
-      </w:r>
-      <w:proofErr w:type="gramStart"/>
-      <w:r>
-        <w:t>… )</w:t>
-      </w:r>
-      <w:proofErr w:type="gramEnd"/>
-      <w:r>
-        <w:t xml:space="preserve"> </w:t>
+        <w:t xml:space="preserve"> et est composé de plusieurs couches qui ont chacune un rôle spécifique ( par exemple rendre la console incognito, démarrer des jeux, etc… ) </w:t>
       </w:r>
       <w:r>
         <w:br/>
@@ -2219,15 +2128,7 @@
         <w:t>Système d’exploitation</w:t>
       </w:r>
       <w:r>
-        <w:t xml:space="preserve"> se réfère à NX OS. Les deux sont indépendants mais il est nécessaire de mettre les deux à jour en même temps, et </w:t>
-      </w:r>
-      <w:proofErr w:type="gramStart"/>
-      <w:r>
-        <w:t>commencer d’abord</w:t>
-      </w:r>
-      <w:proofErr w:type="gramEnd"/>
-      <w:r>
-        <w:t xml:space="preserve"> par mettre à jour Atmosphère avant NX OS. </w:t>
+        <w:t xml:space="preserve"> se réfère à NX OS. Les deux sont indépendants mais il est nécessaire de mettre les deux à jour en même temps, et commencer d’abord par mettre à jour Atmosphère avant NX OS. </w:t>
       </w:r>
     </w:p>
     <w:p>
@@ -2247,7 +2148,7 @@
       <w:r>
         <w:lastRenderedPageBreak/>
         <w:pict w14:anchorId="67576F6F">
-          <v:rect id="_x0000_i1032" style="width:0;height:1.5pt" o:hralign="center" o:hrstd="t" o:hr="t" fillcolor="#a0a0a0" stroked="f"/>
+          <v:rect id="_x0000_i1031" style="width:0;height:1.5pt" o:hralign="center" o:hrstd="t" o:hr="t" fillcolor="#a0a0a0" stroked="f"/>
         </w:pict>
       </w:r>
     </w:p>
@@ -2358,15 +2259,7 @@
         <w:t>.</w:t>
       </w:r>
       <w:r>
-        <w:t xml:space="preserve"> Allumez la console normalement si vous avez une puce. </w:t>
-      </w:r>
-      <w:proofErr w:type="gramStart"/>
-      <w:r>
-        <w:t>( NOTE</w:t>
-      </w:r>
-      <w:proofErr w:type="gramEnd"/>
-      <w:r>
-        <w:t xml:space="preserve"> : le démarrage peut prendre jusqu’à 25 secondes, soyez donc un peu patient, et n’appuyez pas à répétition sur le </w:t>
+        <w:t xml:space="preserve"> Allumez la console normalement si vous avez une puce. ( NOTE : le démarrage peut prendre jusqu’à 25 secondes, soyez donc un peu patient, et n’appuyez pas à répétition sur le </w:t>
       </w:r>
       <w:proofErr w:type="spellStart"/>
       <w:r>
@@ -2374,15 +2267,7 @@
       </w:r>
       <w:proofErr w:type="spellEnd"/>
       <w:r>
-        <w:t xml:space="preserve"> </w:t>
-      </w:r>
-      <w:proofErr w:type="gramStart"/>
-      <w:r>
-        <w:t>POWER )</w:t>
-      </w:r>
-      <w:proofErr w:type="gramEnd"/>
-      <w:r>
-        <w:t xml:space="preserve"> </w:t>
+        <w:t xml:space="preserve"> POWER ) </w:t>
       </w:r>
     </w:p>
     <w:p>
@@ -2437,28 +2322,15 @@
       </w:r>
       <w:proofErr w:type="spellEnd"/>
       <w:r>
-        <w:t xml:space="preserve"> </w:t>
-      </w:r>
-      <w:proofErr w:type="gramStart"/>
-      <w:r>
-        <w:t>( Launch</w:t>
-      </w:r>
-      <w:proofErr w:type="gramEnd"/>
-      <w:r>
-        <w:t xml:space="preserve"> -&gt; </w:t>
+        <w:t xml:space="preserve"> ( Launch -&gt; </w:t>
       </w:r>
       <w:proofErr w:type="spellStart"/>
-      <w:proofErr w:type="gramStart"/>
       <w:r>
         <w:t>EmuMMC</w:t>
       </w:r>
       <w:proofErr w:type="spellEnd"/>
       <w:r>
-        <w:t xml:space="preserve"> )</w:t>
-      </w:r>
-      <w:proofErr w:type="gramEnd"/>
-      <w:r>
-        <w:t xml:space="preserve"> </w:t>
+        <w:t xml:space="preserve"> ) </w:t>
       </w:r>
       <w:r>
         <w:t>.</w:t>
@@ -2505,7 +2377,7 @@
     <w:p>
       <w:r>
         <w:pict w14:anchorId="368402F0">
-          <v:rect id="_x0000_i1033" style="width:0;height:1.5pt" o:hralign="center" o:hrstd="t" o:hr="t" fillcolor="#a0a0a0" stroked="f"/>
+          <v:rect id="_x0000_i1032" style="width:0;height:1.5pt" o:hralign="center" o:hrstd="t" o:hr="t" fillcolor="#a0a0a0" stroked="f"/>
         </w:pict>
       </w:r>
     </w:p>
@@ -2551,21 +2423,13 @@
         <w:t>Allumez la console</w:t>
       </w:r>
       <w:r>
-        <w:t xml:space="preserve"> en appuyant sur le bouton Volume + et le bouton volume – en même temps, et </w:t>
-      </w:r>
-      <w:proofErr w:type="gramStart"/>
-      <w:r>
-        <w:t>gardez les</w:t>
-      </w:r>
-      <w:proofErr w:type="gramEnd"/>
-      <w:r>
-        <w:t xml:space="preserve"> enfoncés durant l’entièreté du processus de boot de la console.</w:t>
+        <w:t xml:space="preserve"> en appuyant sur le bouton Volume + et le bouton volume – en même temps, et gardez les enfoncés durant l’entièreté du processus de boot de la console.</w:t>
       </w:r>
     </w:p>
     <w:p>
       <w:r>
         <w:pict w14:anchorId="275A91CF">
-          <v:rect id="_x0000_i1034" style="width:0;height:1.5pt" o:hralign="center" o:hrstd="t" o:hr="t" fillcolor="#a0a0a0" stroked="f"/>
+          <v:rect id="_x0000_i1033" style="width:0;height:1.5pt" o:hralign="center" o:hrstd="t" o:hr="t" fillcolor="#a0a0a0" stroked="f"/>
         </w:pict>
       </w:r>
     </w:p>
@@ -2636,7 +2500,7 @@
     <w:p>
       <w:r>
         <w:pict w14:anchorId="205AD875">
-          <v:rect id="_x0000_i1035" style="width:0;height:1.5pt" o:hralign="center" o:hrstd="t" o:hr="t" fillcolor="#a0a0a0" stroked="f"/>
+          <v:rect id="_x0000_i1034" style="width:0;height:1.5pt" o:hralign="center" o:hrstd="t" o:hr="t" fillcolor="#a0a0a0" stroked="f"/>
         </w:pict>
       </w:r>
     </w:p>
@@ -2766,7 +2630,7 @@
       <w:r>
         <w:lastRenderedPageBreak/>
         <w:pict w14:anchorId="09EE81DA">
-          <v:rect id="_x0000_i1036" style="width:0;height:1.5pt" o:hralign="center" o:hrstd="t" o:hr="t" fillcolor="#a0a0a0" stroked="f"/>
+          <v:rect id="_x0000_i1035" style="width:0;height:1.5pt" o:hralign="center" o:hrstd="t" o:hr="t" fillcolor="#a0a0a0" stroked="f"/>
         </w:pict>
       </w:r>
     </w:p>
@@ -2908,7 +2772,6 @@
         <w:t>Tant qu’il est mis « </w:t>
       </w:r>
       <w:proofErr w:type="spellStart"/>
-      <w:proofErr w:type="gramStart"/>
       <w:r>
         <w:t>Loading</w:t>
       </w:r>
@@ -2919,7 +2782,6 @@
       <w:r>
         <w:t>-</w:t>
       </w:r>
-      <w:proofErr w:type="gramEnd"/>
       <w:r>
         <w:t>quelque chose</w:t>
       </w:r>
@@ -2978,15 +2840,7 @@
       </w:r>
       <w:proofErr w:type="spellEnd"/>
       <w:r>
-        <w:t> </w:t>
-      </w:r>
-      <w:proofErr w:type="gramStart"/>
-      <w:r>
-        <w:t>» ,</w:t>
-      </w:r>
-      <w:proofErr w:type="gramEnd"/>
-      <w:r>
-        <w:t xml:space="preserve"> que vous pouvez ignorer (« cancel »), c’est uniquement pour installer les cartouches que vous possédez.   </w:t>
+        <w:t> » , que vous pouvez ignorer (« cancel »), c’est uniquement pour installer les cartouches que vous possédez.   </w:t>
       </w:r>
       <w:r>
         <w:br/>
@@ -3182,15 +3036,7 @@
       </w:r>
       <w:proofErr w:type="spellEnd"/>
       <w:r>
-        <w:t xml:space="preserve"> » n’est pas visible, </w:t>
-      </w:r>
-      <w:proofErr w:type="gramStart"/>
-      <w:r>
-        <w:t>contactez moi</w:t>
-      </w:r>
-      <w:proofErr w:type="gramEnd"/>
-      <w:r>
-        <w:t xml:space="preserve">, cela veut dire que soit vous êtes hors ligne, soit que </w:t>
+        <w:t xml:space="preserve"> » n’est pas visible, contactez moi, cela veut dire que soit vous êtes hors ligne, soit que </w:t>
       </w:r>
       <w:r>
         <w:t xml:space="preserve">le shop virtuel a disparu. </w:t>
@@ -3534,7 +3380,7 @@
           <w14:ligatures w14:val="none"/>
         </w:rPr>
         <w:pict w14:anchorId="566D22FF">
-          <v:rect id="_x0000_i1037" style="width:0;height:1.5pt" o:hralign="center" o:hrstd="t" o:hr="t" fillcolor="#a0a0a0" stroked="f"/>
+          <v:rect id="_x0000_i1036" style="width:0;height:1.5pt" o:hralign="center" o:hrstd="t" o:hr="t" fillcolor="#a0a0a0" stroked="f"/>
         </w:pict>
       </w:r>
     </w:p>
@@ -3670,13 +3516,8 @@
         </w:rPr>
         <w:br/>
       </w:r>
-      <w:proofErr w:type="gramStart"/>
-      <w:r>
-        <w:t>Protocol:</w:t>
-      </w:r>
-      <w:proofErr w:type="gramEnd"/>
-      <w:r>
-        <w:t xml:space="preserve"> https</w:t>
+      <w:r>
+        <w:t>Protocol: https</w:t>
       </w:r>
     </w:p>
     <w:p>
@@ -3707,7 +3548,6 @@
         <w:t xml:space="preserve">Path: </w:t>
       </w:r>
       <w:proofErr w:type="spellStart"/>
-      <w:proofErr w:type="gramStart"/>
       <w:r>
         <w:rPr>
           <w:lang w:val="en-US"/>
@@ -3715,7 +3555,6 @@
         <w:t>tinfoil.json</w:t>
       </w:r>
       <w:proofErr w:type="spellEnd"/>
-      <w:proofErr w:type="gramEnd"/>
     </w:p>
     <w:p>
       <w:pPr>
@@ -3969,15 +3808,7 @@
         </w:numPr>
       </w:pPr>
       <w:r>
-        <w:t xml:space="preserve">Compléter les champs avec les informations </w:t>
-      </w:r>
-      <w:proofErr w:type="gramStart"/>
-      <w:r>
-        <w:t>fournies .</w:t>
-      </w:r>
-      <w:proofErr w:type="gramEnd"/>
-      <w:r>
-        <w:t xml:space="preserve"> C’est intuitif, il faut appuyer sur A sur le champ que vous voulez modifier, ou utiliser le tactile de la console. </w:t>
+        <w:t xml:space="preserve">Compléter les champs avec les informations fournies . C’est intuitif, il faut appuyer sur A sur le champ que vous voulez modifier, ou utiliser le tactile de la console. </w:t>
       </w:r>
       <w:r>
         <w:br/>
@@ -4064,7 +3895,7 @@
           <w:lang w:eastAsia="fr-FR"/>
         </w:rPr>
         <w:pict w14:anchorId="71E2629A">
-          <v:rect id="_x0000_i1038" style="width:0;height:1.5pt" o:hralign="center" o:hrstd="t" o:hr="t" fillcolor="#a0a0a0" stroked="f"/>
+          <v:rect id="_x0000_i1037" style="width:0;height:1.5pt" o:hralign="center" o:hrstd="t" o:hr="t" fillcolor="#a0a0a0" stroked="f"/>
         </w:pict>
       </w:r>
     </w:p>
@@ -4209,26 +4040,13 @@
         </w:rPr>
       </w:pPr>
       <w:r>
-        <w:t xml:space="preserve">Sélectionner l’option avec l’acronyme MTP dedans </w:t>
-      </w:r>
-      <w:proofErr w:type="gramStart"/>
-      <w:r>
-        <w:t>( Media</w:t>
-      </w:r>
-      <w:proofErr w:type="gramEnd"/>
-      <w:r>
-        <w:t xml:space="preserve"> Transfer </w:t>
-      </w:r>
-      <w:proofErr w:type="gramStart"/>
+        <w:t xml:space="preserve">Sélectionner l’option avec l’acronyme MTP dedans ( Media Transfer </w:t>
+      </w:r>
       <w:r>
         <w:t>P</w:t>
       </w:r>
       <w:r>
-        <w:t>rotocol )</w:t>
-      </w:r>
-      <w:proofErr w:type="gramEnd"/>
-      <w:r>
-        <w:t xml:space="preserve"> </w:t>
+        <w:t xml:space="preserve">rotocol ) </w:t>
       </w:r>
       <w:r>
         <w:br/>
@@ -4532,23 +4350,7 @@
         </w:rPr>
       </w:pPr>
       <w:r>
-        <w:t xml:space="preserve">Cela signifie que le transfert de fichiers était trop lent et que l’ordinateur a refusé de continuer. Il se pourrait que changer de câble USB-C répare le problème, mais la plupart du temps, il suffit de lancer DBI en mode </w:t>
-      </w:r>
-      <w:proofErr w:type="gramStart"/>
-      <w:r>
-        <w:t>« Non applet</w:t>
-      </w:r>
-      <w:proofErr w:type="gramEnd"/>
-      <w:r>
-        <w:t xml:space="preserve"> mode</w:t>
-      </w:r>
-      <w:proofErr w:type="gramStart"/>
-      <w:r>
-        <w:t> »(</w:t>
-      </w:r>
-      <w:proofErr w:type="gramEnd"/>
-      <w:r>
-        <w:t xml:space="preserve"> voir la section sur le « Applet mode »</w:t>
+        <w:t>Cela signifie que le transfert de fichiers était trop lent et que l’ordinateur a refusé de continuer. Il se pourrait que changer de câble USB-C répare le problème, mais la plupart du temps, il suffit de lancer DBI en mode « Non applet mode »( voir la section sur le « Applet mode »</w:t>
       </w:r>
       <w:r>
         <w:t>)</w:t>
@@ -4566,7 +4368,7 @@
           <w:lang w:eastAsia="fr-FR"/>
         </w:rPr>
         <w:pict w14:anchorId="212EDB81">
-          <v:rect id="_x0000_i1039" style="width:0;height:1.5pt" o:hralign="center" o:hrstd="t" o:hr="t" fillcolor="#a0a0a0" stroked="f"/>
+          <v:rect id="_x0000_i1038" style="width:0;height:1.5pt" o:hralign="center" o:hrstd="t" o:hr="t" fillcolor="#a0a0a0" stroked="f"/>
         </w:pict>
       </w:r>
     </w:p>
@@ -4636,29 +4438,13 @@
           <w:b/>
           <w:bCs/>
         </w:rPr>
-        <w:t xml:space="preserve"> Attention : Cette méthode est plus risquée (plus détectable) car vous n’êtes pas protégé par le mode incognito </w:t>
-      </w:r>
-      <w:proofErr w:type="gramStart"/>
-      <w:r>
-        <w:rPr>
-          <w:b/>
-          <w:bCs/>
-        </w:rPr>
-        <w:t>de la switch</w:t>
-      </w:r>
-      <w:proofErr w:type="gramEnd"/>
-      <w:r>
-        <w:rPr>
-          <w:b/>
-          <w:bCs/>
-        </w:rPr>
-        <w:t>. Il est recommandé d’utiliser un VPN sur votre ordinateur si vous installez des roms illégales depuis Internet</w:t>
+        <w:t xml:space="preserve"> Attention : Cette méthode est plus risquée (plus détectable) car vous n’êtes pas protégé par le mode incognito de la switch. Il est recommandé d’utiliser un VPN sur votre ordinateur si vous installez des roms illégales depuis Internet</w:t>
       </w:r>
     </w:p>
     <w:p>
       <w:r>
         <w:pict w14:anchorId="3E68A097">
-          <v:rect id="_x0000_i1040" style="width:0;height:1.5pt" o:hralign="center" o:hrstd="t" o:hr="t" fillcolor="#a0a0a0" stroked="f"/>
+          <v:rect id="_x0000_i1039" style="width:0;height:1.5pt" o:hralign="center" o:hrstd="t" o:hr="t" fillcolor="#a0a0a0" stroked="f"/>
         </w:pict>
       </w:r>
     </w:p>
@@ -4685,28 +4471,15 @@
         </w:numPr>
       </w:pPr>
       <w:r>
-        <w:t xml:space="preserve">Téléchargez une ROM au </w:t>
-      </w:r>
-      <w:proofErr w:type="gramStart"/>
-      <w:r>
-        <w:t>format .</w:t>
+        <w:t>Téléchargez une ROM au format .</w:t>
       </w:r>
       <w:proofErr w:type="spellStart"/>
       <w:r>
         <w:t>nsp</w:t>
       </w:r>
       <w:proofErr w:type="spellEnd"/>
-      <w:proofErr w:type="gramEnd"/>
-      <w:r>
-        <w:t xml:space="preserve"> </w:t>
-      </w:r>
-      <w:proofErr w:type="gramStart"/>
-      <w:r>
-        <w:t>ou .xci</w:t>
-      </w:r>
-      <w:proofErr w:type="gramEnd"/>
-      <w:r>
-        <w:t xml:space="preserve"> depuis Internet.</w:t>
+      <w:r>
+        <w:t xml:space="preserve"> ou .xci depuis Internet.</w:t>
       </w:r>
     </w:p>
     <w:p>
@@ -4740,15 +4513,7 @@
         </w:numPr>
       </w:pPr>
       <w:r>
-        <w:t xml:space="preserve">Si vous avez un .zip </w:t>
-      </w:r>
-      <w:proofErr w:type="gramStart"/>
-      <w:r>
-        <w:t>ou</w:t>
-      </w:r>
-      <w:proofErr w:type="gramEnd"/>
-      <w:r>
-        <w:t xml:space="preserve"> .</w:t>
+        <w:t>Si vous avez un .zip ou .</w:t>
       </w:r>
       <w:proofErr w:type="spellStart"/>
       <w:r>
@@ -4828,7 +4593,7 @@
     <w:p>
       <w:r>
         <w:pict w14:anchorId="4EE58F14">
-          <v:rect id="_x0000_i1041" style="width:0;height:1.5pt" o:hralign="center" o:hrstd="t" o:hr="t" fillcolor="#a0a0a0" stroked="f"/>
+          <v:rect id="_x0000_i1040" style="width:0;height:1.5pt" o:hralign="center" o:hrstd="t" o:hr="t" fillcolor="#a0a0a0" stroked="f"/>
         </w:pict>
       </w:r>
     </w:p>
@@ -4990,23 +4755,18 @@
         <w:t xml:space="preserve">(usb_install_pc.py pour </w:t>
       </w:r>
       <w:proofErr w:type="spellStart"/>
-      <w:proofErr w:type="gramStart"/>
       <w:r>
         <w:t>MacOS</w:t>
       </w:r>
       <w:proofErr w:type="spellEnd"/>
       <w:r>
-        <w:t xml:space="preserve"> )</w:t>
-      </w:r>
-      <w:proofErr w:type="gramEnd"/>
-      <w:r>
-        <w:t xml:space="preserve"> .</w:t>
+        <w:t xml:space="preserve"> ) .</w:t>
       </w:r>
     </w:p>
     <w:p>
       <w:r>
         <w:pict w14:anchorId="57AEE461">
-          <v:rect id="_x0000_i1042" style="width:0;height:1.5pt" o:hralign="center" o:hrstd="t" o:hr="t" fillcolor="#a0a0a0" stroked="f"/>
+          <v:rect id="_x0000_i1041" style="width:0;height:1.5pt" o:hralign="center" o:hrstd="t" o:hr="t" fillcolor="#a0a0a0" stroked="f"/>
         </w:pict>
       </w:r>
     </w:p>
@@ -5033,28 +4793,15 @@
         </w:numPr>
       </w:pPr>
       <w:r>
-        <w:t xml:space="preserve">Par défaut, placez vos </w:t>
-      </w:r>
-      <w:proofErr w:type="gramStart"/>
-      <w:r>
-        <w:t>fichiers .</w:t>
+        <w:t>Par défaut, placez vos fichiers .</w:t>
       </w:r>
       <w:proofErr w:type="spellStart"/>
       <w:r>
         <w:t>nsp</w:t>
       </w:r>
       <w:proofErr w:type="spellEnd"/>
-      <w:proofErr w:type="gramEnd"/>
-      <w:r>
-        <w:t xml:space="preserve"> </w:t>
-      </w:r>
-      <w:proofErr w:type="gramStart"/>
-      <w:r>
-        <w:t>ou .xci</w:t>
-      </w:r>
-      <w:proofErr w:type="gramEnd"/>
-      <w:r>
-        <w:t xml:space="preserve"> dans le dossier :</w:t>
+      <w:r>
+        <w:t xml:space="preserve"> ou .xci dans le dossier :</w:t>
       </w:r>
       <w:r>
         <w:br/>
@@ -5104,12 +4851,10 @@
         <w:t xml:space="preserve">ou configurez un chemin dans </w:t>
       </w:r>
       <w:proofErr w:type="spellStart"/>
-      <w:proofErr w:type="gramStart"/>
       <w:r>
         <w:t>config.json</w:t>
       </w:r>
       <w:proofErr w:type="spellEnd"/>
-      <w:proofErr w:type="gramEnd"/>
       <w:r>
         <w:t>.</w:t>
       </w:r>
@@ -5134,7 +4879,7 @@
       </w:pPr>
       <w:r>
         <w:pict w14:anchorId="6B7C4F94">
-          <v:rect id="_x0000_i1043" style="width:0;height:1.5pt" o:hralign="center" o:hrstd="t" o:hr="t" fillcolor="#a0a0a0" stroked="f"/>
+          <v:rect id="_x0000_i1042" style="width:0;height:1.5pt" o:hralign="center" o:hrstd="t" o:hr="t" fillcolor="#a0a0a0" stroked="f"/>
         </w:pict>
       </w:r>
     </w:p>
@@ -5252,7 +4997,7 @@
           <w:lang w:eastAsia="fr-FR"/>
         </w:rPr>
         <w:pict w14:anchorId="008AC17B">
-          <v:rect id="_x0000_i1044" style="width:0;height:1.5pt" o:hralign="center" o:hrstd="t" o:hr="t" fillcolor="#a0a0a0" stroked="f"/>
+          <v:rect id="_x0000_i1043" style="width:0;height:1.5pt" o:hralign="center" o:hrstd="t" o:hr="t" fillcolor="#a0a0a0" stroked="f"/>
         </w:pict>
       </w:r>
     </w:p>
@@ -5833,7 +5578,7 @@
           <w14:ligatures w14:val="none"/>
         </w:rPr>
         <w:pict w14:anchorId="174106A7">
-          <v:rect id="_x0000_i1045" style="width:0;height:1.5pt" o:hralign="center" o:hrstd="t" o:hr="t" fillcolor="#a0a0a0" stroked="f"/>
+          <v:rect id="_x0000_i1044" style="width:0;height:1.5pt" o:hralign="center" o:hrstd="t" o:hr="t" fillcolor="#a0a0a0" stroked="f"/>
         </w:pict>
       </w:r>
     </w:p>
@@ -6145,7 +5890,7 @@
           <w14:ligatures w14:val="none"/>
         </w:rPr>
         <w:pict w14:anchorId="34A8F63B">
-          <v:rect id="_x0000_i1046" style="width:0;height:1.5pt" o:hralign="center" o:hrstd="t" o:hr="t" fillcolor="#a0a0a0" stroked="f"/>
+          <v:rect id="_x0000_i1045" style="width:0;height:1.5pt" o:hralign="center" o:hrstd="t" o:hr="t" fillcolor="#a0a0a0" stroked="f"/>
         </w:pict>
       </w:r>
     </w:p>
@@ -6594,7 +6339,7 @@
           <w14:ligatures w14:val="none"/>
         </w:rPr>
         <w:pict w14:anchorId="1D32FC4E">
-          <v:rect id="_x0000_i1047" style="width:0;height:1.5pt" o:hralign="center" o:hrstd="t" o:hr="t" fillcolor="#a0a0a0" stroked="f"/>
+          <v:rect id="_x0000_i1046" style="width:0;height:1.5pt" o:hralign="center" o:hrstd="t" o:hr="t" fillcolor="#a0a0a0" stroked="f"/>
         </w:pict>
       </w:r>
     </w:p>
@@ -6924,31 +6669,7 @@
           <w:lang w:eastAsia="fr-FR"/>
           <w14:ligatures w14:val="none"/>
         </w:rPr>
-        <w:t xml:space="preserve">sur ton </w:t>
-      </w:r>
-      <w:proofErr w:type="gramStart"/>
-      <w:r>
-        <w:rPr>
-          <w:rFonts w:eastAsia="Times New Roman" w:cs="Times New Roman"/>
-          <w:kern w:val="0"/>
-          <w:sz w:val="24"/>
-          <w:szCs w:val="24"/>
-          <w:lang w:eastAsia="fr-FR"/>
-          <w14:ligatures w14:val="none"/>
-        </w:rPr>
-        <w:t>ordinateur  dans</w:t>
-      </w:r>
-      <w:proofErr w:type="gramEnd"/>
-      <w:r>
-        <w:rPr>
-          <w:rFonts w:eastAsia="Times New Roman" w:cs="Times New Roman"/>
-          <w:kern w:val="0"/>
-          <w:sz w:val="24"/>
-          <w:szCs w:val="24"/>
-          <w:lang w:eastAsia="fr-FR"/>
-          <w14:ligatures w14:val="none"/>
-        </w:rPr>
-        <w:t xml:space="preserve"> </w:t>
+        <w:t xml:space="preserve">sur ton ordinateur  dans </w:t>
       </w:r>
       <w:r>
         <w:rPr>
@@ -7046,7 +6767,7 @@
           <w14:ligatures w14:val="none"/>
         </w:rPr>
         <w:pict w14:anchorId="0477C6D1">
-          <v:rect id="_x0000_i1048" style="width:0;height:1.5pt" o:hralign="center" o:hrstd="t" o:hr="t" fillcolor="#a0a0a0" stroked="f"/>
+          <v:rect id="_x0000_i1047" style="width:0;height:1.5pt" o:hralign="center" o:hrstd="t" o:hr="t" fillcolor="#a0a0a0" stroked="f"/>
         </w:pict>
       </w:r>
     </w:p>
@@ -7255,7 +6976,7 @@
           <w14:ligatures w14:val="none"/>
         </w:rPr>
         <w:pict w14:anchorId="3DD2DEDA">
-          <v:rect id="_x0000_i1049" style="width:0;height:1.5pt" o:hralign="center" o:hrstd="t" o:hr="t" fillcolor="#a0a0a0" stroked="f"/>
+          <v:rect id="_x0000_i1048" style="width:0;height:1.5pt" o:hralign="center" o:hrstd="t" o:hr="t" fillcolor="#a0a0a0" stroked="f"/>
         </w:pict>
       </w:r>
     </w:p>
@@ -7425,7 +7146,7 @@
           <w14:ligatures w14:val="none"/>
         </w:rPr>
         <w:pict w14:anchorId="5DBC1D8C">
-          <v:rect id="_x0000_i1050" style="width:0;height:1.5pt" o:hralign="center" o:hrstd="t" o:hr="t" fillcolor="#a0a0a0" stroked="f"/>
+          <v:rect id="_x0000_i1049" style="width:0;height:1.5pt" o:hralign="center" o:hrstd="t" o:hr="t" fillcolor="#a0a0a0" stroked="f"/>
         </w:pict>
       </w:r>
     </w:p>
@@ -7566,31 +7287,7 @@
           <w:lang w:eastAsia="fr-FR"/>
           <w14:ligatures w14:val="none"/>
         </w:rPr>
-        <w:t xml:space="preserve"> Renomme tes sauvegardes avec une date ou un événement (</w:t>
-      </w:r>
-      <w:proofErr w:type="gramStart"/>
-      <w:r>
-        <w:rPr>
-          <w:rFonts w:eastAsia="Times New Roman" w:cs="Times New Roman"/>
-          <w:kern w:val="0"/>
-          <w:sz w:val="24"/>
-          <w:szCs w:val="24"/>
-          <w:lang w:eastAsia="fr-FR"/>
-          <w14:ligatures w14:val="none"/>
-        </w:rPr>
-        <w:t>ex:</w:t>
-      </w:r>
-      <w:proofErr w:type="gramEnd"/>
-      <w:r>
-        <w:rPr>
-          <w:rFonts w:eastAsia="Times New Roman" w:cs="Times New Roman"/>
-          <w:kern w:val="0"/>
-          <w:sz w:val="24"/>
-          <w:szCs w:val="24"/>
-          <w:lang w:eastAsia="fr-FR"/>
-          <w14:ligatures w14:val="none"/>
-        </w:rPr>
-        <w:t xml:space="preserve"> </w:t>
+        <w:t xml:space="preserve"> Renomme tes sauvegardes avec une date ou un événement (ex: </w:t>
       </w:r>
       <w:proofErr w:type="spellStart"/>
       <w:r>
@@ -7711,7 +7408,7 @@
           <w14:ligatures w14:val="none"/>
         </w:rPr>
         <w:pict w14:anchorId="777C3DB1">
-          <v:rect id="_x0000_i1051" style="width:0;height:1.5pt" o:hralign="center" o:hrstd="t" o:hr="t" fillcolor="#a0a0a0" stroked="f"/>
+          <v:rect id="_x0000_i1050" style="width:0;height:1.5pt" o:hralign="center" o:hrstd="t" o:hr="t" fillcolor="#a0a0a0" stroked="f"/>
         </w:pict>
       </w:r>
     </w:p>
@@ -8009,7 +7706,7 @@
           <w14:ligatures w14:val="none"/>
         </w:rPr>
         <w:pict w14:anchorId="31F10A81">
-          <v:rect id="_x0000_i1052" style="width:0;height:1.5pt" o:hralign="center" o:hrstd="t" o:hr="t" fillcolor="#a0a0a0" stroked="f"/>
+          <v:rect id="_x0000_i1051" style="width:0;height:1.5pt" o:hralign="center" o:hrstd="t" o:hr="t" fillcolor="#a0a0a0" stroked="f"/>
         </w:pict>
       </w:r>
     </w:p>
@@ -8668,7 +8365,6 @@
         <w:t xml:space="preserve">Q : Est-ce que je peux jouer en ligne avec les jeux installés via </w:t>
       </w:r>
       <w:proofErr w:type="spellStart"/>
-      <w:proofErr w:type="gramStart"/>
       <w:r>
         <w:rPr>
           <w:rFonts w:eastAsia="Times New Roman" w:cs="Times New Roman"/>
@@ -8696,7 +8392,6 @@
         </w:rPr>
         <w:t>?</w:t>
       </w:r>
-      <w:proofErr w:type="gramEnd"/>
       <w:r>
         <w:rPr>
           <w:rFonts w:eastAsia="Times New Roman" w:cs="Times New Roman"/>
@@ -8731,79 +8426,7 @@
           <w:lang w:eastAsia="fr-FR"/>
           <w14:ligatures w14:val="none"/>
         </w:rPr>
-        <w:t> </w:t>
-      </w:r>
-      <w:proofErr w:type="gramStart"/>
-      <w:r>
-        <w:rPr>
-          <w:rFonts w:eastAsia="Times New Roman" w:cs="Times New Roman"/>
-          <w:kern w:val="0"/>
-          <w:sz w:val="24"/>
-          <w:szCs w:val="24"/>
-          <w:lang w:eastAsia="fr-FR"/>
-          <w14:ligatures w14:val="none"/>
-        </w:rPr>
-        <w:t>» .</w:t>
-      </w:r>
-      <w:proofErr w:type="gramEnd"/>
-      <w:r>
-        <w:rPr>
-          <w:rFonts w:eastAsia="Times New Roman" w:cs="Times New Roman"/>
-          <w:kern w:val="0"/>
-          <w:sz w:val="24"/>
-          <w:szCs w:val="24"/>
-          <w:lang w:eastAsia="fr-FR"/>
-          <w14:ligatures w14:val="none"/>
-        </w:rPr>
-        <w:t xml:space="preserve"> Certains jeux qui ne passent pas par les services Nintendo peuvent </w:t>
-      </w:r>
-      <w:proofErr w:type="gramStart"/>
-      <w:r>
-        <w:rPr>
-          <w:rFonts w:eastAsia="Times New Roman" w:cs="Times New Roman"/>
-          <w:kern w:val="0"/>
-          <w:sz w:val="24"/>
-          <w:szCs w:val="24"/>
-          <w:lang w:eastAsia="fr-FR"/>
-          <w14:ligatures w14:val="none"/>
-        </w:rPr>
-        <w:t>par contre</w:t>
-      </w:r>
-      <w:proofErr w:type="gramEnd"/>
-      <w:r>
-        <w:rPr>
-          <w:rFonts w:eastAsia="Times New Roman" w:cs="Times New Roman"/>
-          <w:kern w:val="0"/>
-          <w:sz w:val="24"/>
-          <w:szCs w:val="24"/>
-          <w:lang w:eastAsia="fr-FR"/>
-          <w14:ligatures w14:val="none"/>
-        </w:rPr>
-        <w:t xml:space="preserve"> parfois fonctionner </w:t>
-      </w:r>
-      <w:proofErr w:type="gramStart"/>
-      <w:r>
-        <w:rPr>
-          <w:rFonts w:eastAsia="Times New Roman" w:cs="Times New Roman"/>
-          <w:kern w:val="0"/>
-          <w:sz w:val="24"/>
-          <w:szCs w:val="24"/>
-          <w:lang w:eastAsia="fr-FR"/>
-          <w14:ligatures w14:val="none"/>
-        </w:rPr>
-        <w:t>( ex</w:t>
-      </w:r>
-      <w:proofErr w:type="gramEnd"/>
-      <w:r>
-        <w:rPr>
-          <w:rFonts w:eastAsia="Times New Roman" w:cs="Times New Roman"/>
-          <w:kern w:val="0"/>
-          <w:sz w:val="24"/>
-          <w:szCs w:val="24"/>
-          <w:lang w:eastAsia="fr-FR"/>
-          <w14:ligatures w14:val="none"/>
-        </w:rPr>
-        <w:t xml:space="preserve"> : </w:t>
+        <w:t xml:space="preserve"> » . Certains jeux qui ne passent pas par les services Nintendo peuvent par contre parfois fonctionner ( ex : </w:t>
       </w:r>
       <w:proofErr w:type="spellStart"/>
       <w:r>
@@ -8952,51 +8575,8 @@
           <w:lang w:eastAsia="fr-FR"/>
           <w14:ligatures w14:val="none"/>
         </w:rPr>
-        <w:t>Q : Qu’est-ce que le</w:t>
-      </w:r>
-      <w:proofErr w:type="gramStart"/>
-      <w:r>
-        <w:rPr>
-          <w:rFonts w:eastAsia="Times New Roman" w:cs="Times New Roman"/>
-          <w:b/>
-          <w:bCs/>
-          <w:kern w:val="0"/>
-          <w:sz w:val="24"/>
-          <w:szCs w:val="24"/>
-          <w:lang w:eastAsia="fr-FR"/>
-          <w14:ligatures w14:val="none"/>
-        </w:rPr>
-        <w:t xml:space="preserve"> «Applet</w:t>
-      </w:r>
-      <w:proofErr w:type="gramEnd"/>
-      <w:r>
-        <w:rPr>
-          <w:rFonts w:eastAsia="Times New Roman" w:cs="Times New Roman"/>
-          <w:b/>
-          <w:bCs/>
-          <w:kern w:val="0"/>
-          <w:sz w:val="24"/>
-          <w:szCs w:val="24"/>
-          <w:lang w:eastAsia="fr-FR"/>
-          <w14:ligatures w14:val="none"/>
-        </w:rPr>
-        <w:t xml:space="preserve"> Mode </w:t>
-      </w:r>
-      <w:proofErr w:type="gramStart"/>
-      <w:r>
-        <w:rPr>
-          <w:rFonts w:eastAsia="Times New Roman" w:cs="Times New Roman"/>
-          <w:b/>
-          <w:bCs/>
-          <w:kern w:val="0"/>
-          <w:sz w:val="24"/>
-          <w:szCs w:val="24"/>
-          <w:lang w:eastAsia="fr-FR"/>
-          <w14:ligatures w14:val="none"/>
-        </w:rPr>
-        <w:t>»  ?</w:t>
-      </w:r>
-      <w:proofErr w:type="gramEnd"/>
+        <w:t>Q : Qu’est-ce que le «Applet Mode »  ?</w:t>
+      </w:r>
       <w:r>
         <w:rPr>
           <w:rFonts w:eastAsia="Times New Roman" w:cs="Times New Roman"/>
@@ -9007,55 +8587,7 @@
           <w14:ligatures w14:val="none"/>
         </w:rPr>
         <w:br/>
-        <w:t>R : C’est un mode qui est démarré non pas comme programme principal de la console, mais qui tourne en parallèle d’un jeu. Pour quitter le « applet mode » il suffit de lancer un jeu en gardant le bouton « </w:t>
-      </w:r>
-      <w:proofErr w:type="gramStart"/>
-      <w:r>
-        <w:rPr>
-          <w:rFonts w:eastAsia="Times New Roman" w:cs="Times New Roman"/>
-          <w:kern w:val="0"/>
-          <w:sz w:val="24"/>
-          <w:szCs w:val="24"/>
-          <w:lang w:eastAsia="fr-FR"/>
-          <w14:ligatures w14:val="none"/>
-        </w:rPr>
-        <w:t>R»</w:t>
-      </w:r>
-      <w:proofErr w:type="gramEnd"/>
-      <w:r>
-        <w:rPr>
-          <w:rFonts w:eastAsia="Times New Roman" w:cs="Times New Roman"/>
-          <w:kern w:val="0"/>
-          <w:sz w:val="24"/>
-          <w:szCs w:val="24"/>
-          <w:lang w:eastAsia="fr-FR"/>
-          <w14:ligatures w14:val="none"/>
-        </w:rPr>
-        <w:t xml:space="preserve"> appuyé. Cela ouvrira le menu de sélection des applications. De là vous lancerez toutes les applications en mode normal, et pas en </w:t>
-      </w:r>
-      <w:proofErr w:type="gramStart"/>
-      <w:r>
-        <w:rPr>
-          <w:rFonts w:eastAsia="Times New Roman" w:cs="Times New Roman"/>
-          <w:kern w:val="0"/>
-          <w:sz w:val="24"/>
-          <w:szCs w:val="24"/>
-          <w:lang w:eastAsia="fr-FR"/>
-          <w14:ligatures w14:val="none"/>
-        </w:rPr>
-        <w:t>mode  «</w:t>
-      </w:r>
-      <w:proofErr w:type="gramEnd"/>
-      <w:r>
-        <w:rPr>
-          <w:rFonts w:eastAsia="Times New Roman" w:cs="Times New Roman"/>
-          <w:kern w:val="0"/>
-          <w:sz w:val="24"/>
-          <w:szCs w:val="24"/>
-          <w:lang w:eastAsia="fr-FR"/>
-          <w14:ligatures w14:val="none"/>
-        </w:rPr>
-        <w:t xml:space="preserve"> applet »  </w:t>
+        <w:t>R : C’est un mode qui est démarré non pas comme programme principal de la console, mais qui tourne en parallèle d’un jeu. Pour quitter le « applet mode » il suffit de lancer un jeu en gardant le bouton « R» appuyé. Cela ouvrira le menu de sélection des applications. De là vous lancerez toutes les applications en mode normal, et pas en mode  « applet »  </w:t>
       </w:r>
     </w:p>
     <w:p>
@@ -9108,34 +8640,9 @@
           <w:lang w:eastAsia="fr-FR"/>
           <w14:ligatures w14:val="none"/>
         </w:rPr>
-        <w:t xml:space="preserve">R : Mettez votre carte SD neuve dans votre ordinateur et </w:t>
-      </w:r>
-      <w:proofErr w:type="gramStart"/>
-      <w:r>
-        <w:rPr>
-          <w:rFonts w:eastAsia="Times New Roman" w:cs="Times New Roman"/>
-          <w:kern w:val="0"/>
-          <w:sz w:val="24"/>
-          <w:szCs w:val="24"/>
-          <w:lang w:eastAsia="fr-FR"/>
-          <w14:ligatures w14:val="none"/>
-        </w:rPr>
-        <w:t>formatez la</w:t>
-      </w:r>
-      <w:proofErr w:type="gramEnd"/>
-      <w:r>
-        <w:rPr>
-          <w:rFonts w:eastAsia="Times New Roman" w:cs="Times New Roman"/>
-          <w:kern w:val="0"/>
-          <w:sz w:val="24"/>
-          <w:szCs w:val="24"/>
-          <w:lang w:eastAsia="fr-FR"/>
-          <w14:ligatures w14:val="none"/>
-        </w:rPr>
-        <w:t xml:space="preserve"> en format Fat32 (pas NTFS ni </w:t>
+        <w:t xml:space="preserve">R : Mettez votre carte SD neuve dans votre ordinateur et formatez la en format Fat32 (pas NTFS ni </w:t>
       </w:r>
       <w:proofErr w:type="spellStart"/>
-      <w:proofErr w:type="gramStart"/>
       <w:r>
         <w:rPr>
           <w:rFonts w:eastAsia="Times New Roman" w:cs="Times New Roman"/>
@@ -9157,19 +8664,7 @@
           <w:lang w:eastAsia="fr-FR"/>
           <w14:ligatures w14:val="none"/>
         </w:rPr>
-        <w:t xml:space="preserve">  )</w:t>
-      </w:r>
-      <w:proofErr w:type="gramEnd"/>
-      <w:r>
-        <w:rPr>
-          <w:rFonts w:eastAsia="Times New Roman" w:cs="Times New Roman"/>
-          <w:kern w:val="0"/>
-          <w:sz w:val="24"/>
-          <w:szCs w:val="24"/>
-          <w:lang w:eastAsia="fr-FR"/>
-          <w14:ligatures w14:val="none"/>
-        </w:rPr>
-        <w:t xml:space="preserve">. Ensuite, copiez tous les fichiers de votre carte SD déjà existante sur votre nouvelle carte SD et le tour est joué. </w:t>
+        <w:t xml:space="preserve">  ). Ensuite, copiez tous les fichiers de votre carte SD déjà existante sur votre nouvelle carte SD et le tour est joué. </w:t>
       </w:r>
       <w:r>
         <w:rPr>
@@ -9224,7 +8719,6 @@
         <w:t xml:space="preserve">Q : Au démarrage j’ai le message « No SD </w:t>
       </w:r>
       <w:proofErr w:type="spellStart"/>
-      <w:proofErr w:type="gramStart"/>
       <w:r>
         <w:rPr>
           <w:rFonts w:eastAsia="Times New Roman" w:cs="Times New Roman"/>
@@ -9250,21 +8744,7 @@
           <w:lang w:eastAsia="fr-FR"/>
           <w14:ligatures w14:val="none"/>
         </w:rPr>
-        <w:t>»</w:t>
-      </w:r>
-      <w:proofErr w:type="gramEnd"/>
-      <w:r>
-        <w:rPr>
-          <w:rFonts w:eastAsia="Times New Roman" w:cs="Times New Roman"/>
-          <w:b/>
-          <w:bCs/>
-          <w:kern w:val="0"/>
-          <w:sz w:val="24"/>
-          <w:szCs w:val="24"/>
-          <w:lang w:eastAsia="fr-FR"/>
-          <w14:ligatures w14:val="none"/>
-        </w:rPr>
-        <w:t xml:space="preserve"> avec un symbole de framboise ailée ?</w:t>
+        <w:t>» avec un symbole de framboise ailée ?</w:t>
       </w:r>
     </w:p>
     <w:p>
@@ -9515,31 +8995,7 @@
           <w:lang w:eastAsia="fr-FR"/>
           <w14:ligatures w14:val="none"/>
         </w:rPr>
-        <w:t xml:space="preserve">. </w:t>
-      </w:r>
-      <w:proofErr w:type="gramStart"/>
-      <w:r>
-        <w:rPr>
-          <w:rFonts w:eastAsia="Times New Roman" w:cs="Times New Roman"/>
-          <w:kern w:val="0"/>
-          <w:sz w:val="24"/>
-          <w:szCs w:val="24"/>
-          <w:lang w:eastAsia="fr-FR"/>
-          <w14:ligatures w14:val="none"/>
-        </w:rPr>
-        <w:t>Recontactez moi</w:t>
-      </w:r>
-      <w:proofErr w:type="gramEnd"/>
-      <w:r>
-        <w:rPr>
-          <w:rFonts w:eastAsia="Times New Roman" w:cs="Times New Roman"/>
-          <w:kern w:val="0"/>
-          <w:sz w:val="24"/>
-          <w:szCs w:val="24"/>
-          <w:lang w:eastAsia="fr-FR"/>
-          <w14:ligatures w14:val="none"/>
-        </w:rPr>
-        <w:t xml:space="preserve"> ou allez voir un réparateur capable d’installer une puce </w:t>
+        <w:t xml:space="preserve">. Recontactez moi ou allez voir un réparateur capable d’installer une puce </w:t>
       </w:r>
       <w:proofErr w:type="spellStart"/>
       <w:r>
@@ -9603,35 +9059,7 @@
           <w:lang w:eastAsia="fr-FR"/>
           <w14:ligatures w14:val="none"/>
         </w:rPr>
-        <w:t xml:space="preserve">Q : J’ai installé un jeu mais la console détecte le fichier comme corrompu ou affiche une erreur disant qu’il est impossible de lancer le jeu </w:t>
-      </w:r>
-      <w:proofErr w:type="gramStart"/>
-      <w:r>
-        <w:rPr>
-          <w:rFonts w:eastAsia="Times New Roman" w:cs="Times New Roman"/>
-          <w:b/>
-          <w:bCs/>
-          <w:kern w:val="0"/>
-          <w:sz w:val="24"/>
-          <w:szCs w:val="24"/>
-          <w:lang w:eastAsia="fr-FR"/>
-          <w14:ligatures w14:val="none"/>
-        </w:rPr>
-        <w:t>suite à une</w:t>
-      </w:r>
-      <w:proofErr w:type="gramEnd"/>
-      <w:r>
-        <w:rPr>
-          <w:rFonts w:eastAsia="Times New Roman" w:cs="Times New Roman"/>
-          <w:b/>
-          <w:bCs/>
-          <w:kern w:val="0"/>
-          <w:sz w:val="24"/>
-          <w:szCs w:val="24"/>
-          <w:lang w:eastAsia="fr-FR"/>
-          <w14:ligatures w14:val="none"/>
-        </w:rPr>
-        <w:t xml:space="preserve"> mise à jour. </w:t>
+        <w:t xml:space="preserve">Q : J’ai installé un jeu mais la console détecte le fichier comme corrompu ou affiche une erreur disant qu’il est impossible de lancer le jeu suite à une mise à jour. </w:t>
       </w:r>
     </w:p>
     <w:p>
@@ -9884,7 +9312,7 @@
           <w14:ligatures w14:val="none"/>
         </w:rPr>
         <w:pict w14:anchorId="52D27276">
-          <v:rect id="_x0000_i1053" style="width:0;height:1.5pt" o:hralign="center" o:hrstd="t" o:hr="t" fillcolor="#a0a0a0" stroked="f"/>
+          <v:rect id="_x0000_i1052" style="width:0;height:1.5pt" o:hralign="center" o:hrstd="t" o:hr="t" fillcolor="#a0a0a0" stroked="f"/>
         </w:pict>
       </w:r>
     </w:p>
@@ -10012,7 +9440,7 @@
           <w14:ligatures w14:val="none"/>
         </w:rPr>
         <w:pict w14:anchorId="223C9F57">
-          <v:rect id="_x0000_i1054" style="width:0;height:1.5pt" o:hralign="center" o:hrstd="t" o:hr="t" fillcolor="#a0a0a0" stroked="f"/>
+          <v:rect id="_x0000_i1053" style="width:0;height:1.5pt" o:hralign="center" o:hrstd="t" o:hr="t" fillcolor="#a0a0a0" stroked="f"/>
         </w:pict>
       </w:r>
     </w:p>
@@ -10314,7 +9742,7 @@
           <w14:ligatures w14:val="none"/>
         </w:rPr>
         <w:pict w14:anchorId="0AB99F2E">
-          <v:rect id="_x0000_i1055" style="width:0;height:1.5pt" o:hralign="center" o:hrstd="t" o:hr="t" fillcolor="#a0a0a0" stroked="f"/>
+          <v:rect id="_x0000_i1054" style="width:0;height:1.5pt" o:hralign="center" o:hrstd="t" o:hr="t" fillcolor="#a0a0a0" stroked="f"/>
         </w:pict>
       </w:r>
     </w:p>
@@ -10639,7 +10067,7 @@
           <w14:ligatures w14:val="none"/>
         </w:rPr>
         <w:pict w14:anchorId="0E1C61A2">
-          <v:rect id="_x0000_i1056" style="width:0;height:1.5pt" o:hralign="center" o:hrstd="t" o:hr="t" fillcolor="#a0a0a0" stroked="f"/>
+          <v:rect id="_x0000_i1055" style="width:0;height:1.5pt" o:hralign="center" o:hrstd="t" o:hr="t" fillcolor="#a0a0a0" stroked="f"/>
         </w:pict>
       </w:r>
     </w:p>
@@ -10981,7 +10409,7 @@
           <w14:ligatures w14:val="none"/>
         </w:rPr>
         <w:pict w14:anchorId="71DA46FC">
-          <v:rect id="_x0000_i1057" style="width:0;height:1.5pt" o:hralign="center" o:hrstd="t" o:hr="t" fillcolor="#a0a0a0" stroked="f"/>
+          <v:rect id="_x0000_i1056" style="width:0;height:1.5pt" o:hralign="center" o:hrstd="t" o:hr="t" fillcolor="#a0a0a0" stroked="f"/>
         </w:pict>
       </w:r>
     </w:p>
@@ -11393,7 +10821,7 @@
           <w14:ligatures w14:val="none"/>
         </w:rPr>
         <w:pict w14:anchorId="74F1D09B">
-          <v:rect id="_x0000_i1058" style="width:0;height:1.5pt" o:hralign="center" o:hrstd="t" o:hr="t" fillcolor="#a0a0a0" stroked="f"/>
+          <v:rect id="_x0000_i1057" style="width:0;height:1.5pt" o:hralign="center" o:hrstd="t" o:hr="t" fillcolor="#a0a0a0" stroked="f"/>
         </w:pict>
       </w:r>
     </w:p>
@@ -11449,7 +10877,6 @@
         </w:rPr>
         <w:t>5</w:t>
       </w:r>
-      <w:proofErr w:type="gramStart"/>
       <w:r>
         <w:rPr>
           <w:rFonts w:eastAsia="Times New Roman" w:cs="Times New Roman"/>
@@ -11474,21 +10901,7 @@
           <w:lang w:eastAsia="fr-FR"/>
           <w14:ligatures w14:val="none"/>
         </w:rPr>
-        <w:t>Installer</w:t>
-      </w:r>
-      <w:proofErr w:type="gramEnd"/>
-      <w:r>
-        <w:rPr>
-          <w:rFonts w:eastAsia="Times New Roman" w:cs="Times New Roman"/>
-          <w:b/>
-          <w:bCs/>
-          <w:kern w:val="0"/>
-          <w:sz w:val="24"/>
-          <w:szCs w:val="24"/>
-          <w:lang w:eastAsia="fr-FR"/>
-          <w14:ligatures w14:val="none"/>
-        </w:rPr>
-        <w:t xml:space="preserve"> les </w:t>
+        <w:t xml:space="preserve">Installer les </w:t>
       </w:r>
       <w:proofErr w:type="spellStart"/>
       <w:r>
@@ -11695,7 +11108,7 @@
           <w14:ligatures w14:val="none"/>
         </w:rPr>
         <w:pict w14:anchorId="5DE22828">
-          <v:rect id="_x0000_i1059" style="width:0;height:1.5pt" o:hralign="center" o:hrstd="t" o:hr="t" fillcolor="#a0a0a0" stroked="f"/>
+          <v:rect id="_x0000_i1058" style="width:0;height:1.5pt" o:hralign="center" o:hrstd="t" o:hr="t" fillcolor="#a0a0a0" stroked="f"/>
         </w:pict>
       </w:r>
     </w:p>
@@ -11865,29 +11278,16 @@
           <w14:ligatures w14:val="none"/>
         </w:rPr>
       </w:pPr>
-      <w:proofErr w:type="gramStart"/>
-      <w:r>
-        <w:rPr>
-          <w:rFonts w:eastAsia="Times New Roman" w:cs="Times New Roman"/>
-          <w:kern w:val="0"/>
-          <w:sz w:val="24"/>
-          <w:szCs w:val="24"/>
-          <w:lang w:eastAsia="fr-FR"/>
-          <w14:ligatures w14:val="none"/>
-        </w:rPr>
-        <w:t>Choisis le</w:t>
-      </w:r>
-      <w:proofErr w:type="gramEnd"/>
-      <w:r>
-        <w:rPr>
-          <w:rFonts w:eastAsia="Times New Roman" w:cs="Times New Roman"/>
-          <w:kern w:val="0"/>
-          <w:sz w:val="24"/>
-          <w:szCs w:val="24"/>
-          <w:lang w:eastAsia="fr-FR"/>
-          <w14:ligatures w14:val="none"/>
-        </w:rPr>
-        <w:t xml:space="preserve"> dossier /</w:t>
+      <w:r>
+        <w:rPr>
+          <w:rFonts w:eastAsia="Times New Roman" w:cs="Times New Roman"/>
+          <w:kern w:val="0"/>
+          <w:sz w:val="24"/>
+          <w:szCs w:val="24"/>
+          <w:lang w:eastAsia="fr-FR"/>
+          <w14:ligatures w14:val="none"/>
+        </w:rPr>
+        <w:t>Choisis le dossier /</w:t>
       </w:r>
       <w:proofErr w:type="spellStart"/>
       <w:r>
@@ -12244,7 +11644,7 @@
           <w14:ligatures w14:val="none"/>
         </w:rPr>
         <w:pict w14:anchorId="482B750D">
-          <v:rect id="_x0000_i1060" style="width:0;height:1.5pt" o:hralign="center" o:hrstd="t" o:hr="t" fillcolor="#a0a0a0" stroked="f"/>
+          <v:rect id="_x0000_i1059" style="width:0;height:1.5pt" o:hralign="center" o:hrstd="t" o:hr="t" fillcolor="#a0a0a0" stroked="f"/>
         </w:pict>
       </w:r>
     </w:p>
@@ -12385,19 +11785,7 @@
           <w:lang w:eastAsia="fr-FR"/>
           <w14:ligatures w14:val="none"/>
         </w:rPr>
-        <w:t xml:space="preserve"> Toujours attendre </w:t>
-      </w:r>
-      <w:proofErr w:type="gramStart"/>
-      <w:r>
-        <w:rPr>
-          <w:rFonts w:eastAsia="Times New Roman" w:cs="Times New Roman"/>
-          <w:kern w:val="0"/>
-          <w:sz w:val="24"/>
-          <w:szCs w:val="24"/>
-          <w:lang w:eastAsia="fr-FR"/>
-          <w14:ligatures w14:val="none"/>
-        </w:rPr>
-        <w:t>que Atmosph</w:t>
+        <w:t xml:space="preserve"> Toujours attendre que Atmosph</w:t>
       </w:r>
       <w:r>
         <w:rPr>
@@ -12419,19 +11807,7 @@
           <w:lang w:eastAsia="fr-FR"/>
           <w14:ligatures w14:val="none"/>
         </w:rPr>
-        <w:t>re</w:t>
-      </w:r>
-      <w:proofErr w:type="gramEnd"/>
-      <w:r>
-        <w:rPr>
-          <w:rFonts w:eastAsia="Times New Roman" w:cs="Times New Roman"/>
-          <w:kern w:val="0"/>
-          <w:sz w:val="24"/>
-          <w:szCs w:val="24"/>
-          <w:lang w:eastAsia="fr-FR"/>
-          <w14:ligatures w14:val="none"/>
-        </w:rPr>
-        <w:t xml:space="preserve"> </w:t>
+        <w:t xml:space="preserve">re </w:t>
       </w:r>
       <w:r>
         <w:rPr>
@@ -12556,7 +11932,7 @@
           <w14:ligatures w14:val="none"/>
         </w:rPr>
         <w:pict w14:anchorId="46364A7D">
-          <v:rect id="_x0000_i1061" style="width:0;height:1.5pt" o:hralign="center" o:hrstd="t" o:hr="t" fillcolor="#a0a0a0" stroked="f"/>
+          <v:rect id="_x0000_i1060" style="width:0;height:1.5pt" o:hralign="center" o:hrstd="t" o:hr="t" fillcolor="#a0a0a0" stroked="f"/>
         </w:pict>
       </w:r>
     </w:p>
@@ -12620,15 +11996,7 @@
       </w:r>
       <w:proofErr w:type="spellEnd"/>
       <w:r>
-        <w:t xml:space="preserve">, et sans les jeux que j’ai </w:t>
-      </w:r>
-      <w:proofErr w:type="gramStart"/>
-      <w:r>
-        <w:t>téléchargé</w:t>
-      </w:r>
-      <w:proofErr w:type="gramEnd"/>
-      <w:r>
-        <w:t xml:space="preserve">. </w:t>
+        <w:t xml:space="preserve">, et sans les jeux que j’ai téléchargé. </w:t>
       </w:r>
     </w:p>
     <w:p>
@@ -12669,23 +12037,7 @@
         </w:numPr>
       </w:pPr>
       <w:r>
-        <w:t xml:space="preserve">La console ne démarre pas du tout. Essayez de charger la </w:t>
-      </w:r>
-      <w:proofErr w:type="gramStart"/>
-      <w:r>
-        <w:t>console  une</w:t>
-      </w:r>
-      <w:proofErr w:type="gramEnd"/>
-      <w:r>
-        <w:t xml:space="preserve"> heure. Si après 1h elle ne démarre toujours pas, c’est qu’il </w:t>
-      </w:r>
-      <w:proofErr w:type="gramStart"/>
-      <w:r>
-        <w:t>y  a</w:t>
-      </w:r>
-      <w:proofErr w:type="gramEnd"/>
-      <w:r>
-        <w:t xml:space="preserve"> un souci avec la puce de hack. Il faut un réparateur pour résoudre le problème. </w:t>
+        <w:t xml:space="preserve">La console ne démarre pas du tout. Essayez de charger la console  une heure. Si après 1h elle ne démarre toujours pas, c’est qu’il y  a un souci avec la puce de hack. Il faut un réparateur pour résoudre le problème. </w:t>
       </w:r>
     </w:p>
     <w:p>
@@ -12752,15 +12104,7 @@
       </w:r>
       <w:proofErr w:type="spellEnd"/>
       <w:r>
-        <w:t xml:space="preserve"> </w:t>
-      </w:r>
-      <w:proofErr w:type="gramStart"/>
-      <w:r>
-        <w:t>( pour</w:t>
-      </w:r>
-      <w:proofErr w:type="gramEnd"/>
-      <w:r>
-        <w:t xml:space="preserve"> cela voir la section « Qu’est ce que sont les différents modes de boot »)</w:t>
+        <w:t xml:space="preserve"> ( pour cela voir la section « Qu’est ce que sont les différents modes de boot »)</w:t>
       </w:r>
     </w:p>
     <w:p>
@@ -12800,21 +12144,8 @@
       </w:r>
       <w:proofErr w:type="spellEnd"/>
       <w:r>
-        <w:t xml:space="preserve"> </w:t>
-      </w:r>
-      <w:proofErr w:type="gramStart"/>
-      <w:r>
-        <w:t>( tout</w:t>
-      </w:r>
-      <w:proofErr w:type="gramEnd"/>
-      <w:r>
-        <w:t xml:space="preserve"> à </w:t>
-      </w:r>
-      <w:proofErr w:type="gramStart"/>
-      <w:r>
-        <w:t>droite )</w:t>
-      </w:r>
-      <w:proofErr w:type="gramEnd"/>
+        <w:t xml:space="preserve"> ( tout à droite )</w:t>
+      </w:r>
       <w:r>
         <w:t>. Patientez quelques minutes. Si cela échoue, allez consulter la section « Installer le HATS pack », il est fort probable que la console ait corrompu son dossier « Atmosphère »</w:t>
       </w:r>
@@ -12989,27 +12320,27 @@
 <w:numbering xmlns:wpc="http://schemas.microsoft.com/office/word/2010/wordprocessingCanvas" xmlns:cx="http://schemas.microsoft.com/office/drawing/2014/chartex" xmlns:cx1="http://schemas.microsoft.com/office/drawing/2015/9/8/chartex" xmlns:cx2="http://schemas.microsoft.com/office/drawing/2015/10/21/chartex" xmlns:cx3="http://schemas.microsoft.com/office/drawing/2016/5/9/chartex" xmlns:cx4="http://schemas.microsoft.com/office/drawing/2016/5/10/chartex" xmlns:cx5="http://schemas.microsoft.com/office/drawing/2016/5/11/chartex" xmlns:cx6="http://schemas.microsoft.com/office/drawing/2016/5/12/chartex" xmlns:cx7="http://schemas.microsoft.com/office/drawing/2016/5/13/chartex" xmlns:cx8="http://schemas.microsoft.com/office/drawing/2016/5/14/chartex" xmlns:mc="http://schemas.openxmlformats.org/markup-compatibility/2006" xmlns:aink="http://schemas.microsoft.com/office/drawing/2016/ink" xmlns:am3d="http://schemas.microsoft.com/office/drawing/2017/model3d" xmlns:o="urn:schemas-microsoft-com:office:office" xmlns:oel="http://schemas.microsoft.com/office/2019/extlst" xmlns:r="http://schemas.openxmlformats.org/officeDocument/2006/relationships" xmlns:m="http://schemas.openxmlformats.org/officeDocument/2006/math" xmlns:v="urn:schemas-microsoft-com:vml" xmlns:wp14="http://schemas.microsoft.com/office/word/2010/wordprocessingDrawing" xmlns:wp="http://schemas.openxmlformats.org/drawingml/2006/wordprocessingDrawing" xmlns:w10="urn:schemas-microsoft-com:office:word" xmlns:w="http://schemas.openxmlformats.org/wordprocessingml/2006/main" xmlns:w14="http://schemas.microsoft.com/office/word/2010/wordml" xmlns:w15="http://schemas.microsoft.com/office/word/2012/wordml" xmlns:w16cex="http://schemas.microsoft.com/office/word/2018/wordml/cex" xmlns:w16cid="http://schemas.microsoft.com/office/word/2016/wordml/cid" xmlns:w16="http://schemas.microsoft.com/office/word/2018/wordml" xmlns:w16du="http://schemas.microsoft.com/office/word/2023/wordml/word16du" xmlns:w16sdtdh="http://schemas.microsoft.com/office/word/2020/wordml/sdtdatahash" xmlns:w16sdtfl="http://schemas.microsoft.com/office/word/2024/wordml/sdtformatlock" xmlns:w16se="http://schemas.microsoft.com/office/word/2015/wordml/symex" xmlns:wpg="http://schemas.microsoft.com/office/word/2010/wordprocessingGroup" xmlns:wpi="http://schemas.microsoft.com/office/word/2010/wordprocessingInk" xmlns:wne="http://schemas.microsoft.com/office/word/2006/wordml" xmlns:wps="http://schemas.microsoft.com/office/word/2010/wordprocessingShape" mc:Ignorable="w14 w15 w16se w16cid w16 w16cex w16sdtdh w16sdtfl w16du wp14">
   <w:numPicBullet w:numPicBulletId="0">
     <w:pict>
-      <v:rect id="_x0000_i1086" style="width:0;height:1.5pt" o:hralign="center" o:bullet="t" o:hrstd="t" o:hr="t" fillcolor="#a0a0a0" stroked="f"/>
+      <v:rect id="_x0000_i1091" style="width:0;height:1.5pt" o:hralign="center" o:bullet="t" o:hrstd="t" o:hr="t" fillcolor="#a0a0a0" stroked="f"/>
     </w:pict>
   </w:numPicBullet>
   <w:numPicBullet w:numPicBulletId="1">
     <w:pict>
-      <v:rect id="_x0000_i1087" style="width:0;height:1.5pt" o:hralign="center" o:bullet="t" o:hrstd="t" o:hr="t" fillcolor="#a0a0a0" stroked="f"/>
+      <v:rect id="_x0000_i1092" style="width:0;height:1.5pt" o:hralign="center" o:bullet="t" o:hrstd="t" o:hr="t" fillcolor="#a0a0a0" stroked="f"/>
     </w:pict>
   </w:numPicBullet>
   <w:numPicBullet w:numPicBulletId="2">
     <w:pict>
-      <v:rect id="_x0000_i1088" style="width:0;height:1.5pt" o:hralign="center" o:bullet="t" o:hrstd="t" o:hr="t" fillcolor="#a0a0a0" stroked="f"/>
+      <v:rect id="_x0000_i1093" style="width:0;height:1.5pt" o:hralign="center" o:bullet="t" o:hrstd="t" o:hr="t" fillcolor="#a0a0a0" stroked="f"/>
     </w:pict>
   </w:numPicBullet>
   <w:numPicBullet w:numPicBulletId="3">
     <w:pict>
-      <v:rect id="_x0000_i1089" style="width:0;height:1.5pt" o:hralign="center" o:bullet="t" o:hrstd="t" o:hr="t" fillcolor="#a0a0a0" stroked="f"/>
+      <v:rect id="_x0000_i1094" style="width:0;height:1.5pt" o:hralign="center" o:bullet="t" o:hrstd="t" o:hr="t" fillcolor="#a0a0a0" stroked="f"/>
     </w:pict>
   </w:numPicBullet>
   <w:numPicBullet w:numPicBulletId="4">
     <w:pict>
-      <v:rect id="_x0000_i1090" style="width:0;height:1.5pt" o:hralign="center" o:bullet="t" o:hrstd="t" o:hr="t" fillcolor="#a0a0a0" stroked="f"/>
+      <v:rect id="_x0000_i1095" style="width:0;height:1.5pt" o:hralign="center" o:bullet="t" o:hrstd="t" o:hr="t" fillcolor="#a0a0a0" stroked="f"/>
     </w:pict>
   </w:numPicBullet>
   <w:abstractNum w:abstractNumId="0" w15:restartNumberingAfterBreak="0">

--- a/Switch-tutorial.docx
+++ b/Switch-tutorial.docx
@@ -1198,15 +1198,7 @@
     </w:p>
     <w:p>
       <w:r>
-        <w:t xml:space="preserve">Utiliser une console </w:t>
-      </w:r>
-      <w:proofErr w:type="spellStart"/>
-      <w:r>
-        <w:t>moddée</w:t>
-      </w:r>
-      <w:proofErr w:type="spellEnd"/>
-      <w:r>
-        <w:t xml:space="preserve"> pour jouer à des copies de jeux peut violer les </w:t>
+        <w:t xml:space="preserve">Utiliser une console moddée pour jouer à des copies de jeux peut violer les </w:t>
       </w:r>
       <w:r>
         <w:rPr>
@@ -1237,15 +1229,7 @@
     </w:p>
     <w:p>
       <w:r>
-        <w:t xml:space="preserve">Il est important de faire des sauvegardes régulièrement de ses jeux lorsque l’on possède une console </w:t>
-      </w:r>
-      <w:proofErr w:type="spellStart"/>
-      <w:r>
-        <w:t>moddée</w:t>
-      </w:r>
-      <w:proofErr w:type="spellEnd"/>
-      <w:r>
-        <w:t xml:space="preserve">, puisque tout le système d’exploitation utilise la carte SD et pas la mémoire interne de la console. Elle subit donc de l’usure plus rapidement, ce qui sur le long terme peut mener à la mort de la carte SD. Une fois la carte SD morte, il est impossible de récupérer ses sauvegardes. Utilisez donc une carte SD de qualité afin de ne pas avoir de mauvaises surprises. </w:t>
+        <w:t xml:space="preserve">Il est important de faire des sauvegardes régulièrement de ses jeux lorsque l’on possède une console moddée, puisque tout le système d’exploitation utilise la carte SD et pas la mémoire interne de la console. Elle subit donc de l’usure plus rapidement, ce qui sur le long terme peut mener à la mort de la carte SD. Une fois la carte SD morte, il est impossible de récupérer ses sauvegardes. Utilisez donc une carte SD de qualité afin de ne pas avoir de mauvaises surprises. </w:t>
       </w:r>
     </w:p>
     <w:p/>
@@ -1257,6 +1241,9 @@
     <w:p>
       <w:r>
         <w:t xml:space="preserve">En cas du non achat de la garantie, je ne peux pas réparer les problèmes qui pourraient subvenir à l’avenir avec votre console. </w:t>
+      </w:r>
+      <w:r>
+        <w:tab/>
       </w:r>
     </w:p>
     <w:p>
@@ -1335,23 +1322,7 @@
           <w:b/>
           <w:bCs/>
         </w:rPr>
-        <w:t xml:space="preserve">Est-ce que je peux encore jouer en ligne après avoir </w:t>
-      </w:r>
-      <w:proofErr w:type="spellStart"/>
-      <w:r>
-        <w:rPr>
-          <w:b/>
-          <w:bCs/>
-        </w:rPr>
-        <w:t>hacké</w:t>
-      </w:r>
-      <w:proofErr w:type="spellEnd"/>
-      <w:r>
-        <w:rPr>
-          <w:b/>
-          <w:bCs/>
-        </w:rPr>
-        <w:t xml:space="preserve"> ma console ? </w:t>
+        <w:t xml:space="preserve">Est-ce que je peux encore jouer en ligne après avoir hacké ma console ? </w:t>
       </w:r>
     </w:p>
     <w:p>
@@ -1372,23 +1343,7 @@
           <w:b/>
           <w:bCs/>
         </w:rPr>
-        <w:t xml:space="preserve">Est-ce que je peux me faire bannir si je joue en </w:t>
-      </w:r>
-      <w:proofErr w:type="spellStart"/>
-      <w:r>
-        <w:rPr>
-          <w:b/>
-          <w:bCs/>
-        </w:rPr>
-        <w:t>EmuMMC</w:t>
-      </w:r>
-      <w:proofErr w:type="spellEnd"/>
-      <w:r>
-        <w:rPr>
-          <w:b/>
-          <w:bCs/>
-        </w:rPr>
-        <w:t xml:space="preserve"> à des jeux piratés ? </w:t>
+        <w:t xml:space="preserve">Est-ce que je peux me faire bannir si je joue en EmuMMC à des jeux piratés ? </w:t>
       </w:r>
     </w:p>
     <w:p>
@@ -1409,23 +1364,7 @@
           <w:b/>
           <w:bCs/>
         </w:rPr>
-        <w:t>Qu’</w:t>
-      </w:r>
-      <w:proofErr w:type="spellStart"/>
-      <w:r>
-        <w:rPr>
-          <w:b/>
-          <w:bCs/>
-        </w:rPr>
-        <w:t>est ce</w:t>
-      </w:r>
-      <w:proofErr w:type="spellEnd"/>
-      <w:r>
-        <w:rPr>
-          <w:b/>
-          <w:bCs/>
-        </w:rPr>
-        <w:t xml:space="preserve"> que ma console risque ?</w:t>
+        <w:t>Qu’est ce que ma console risque ?</w:t>
       </w:r>
     </w:p>
     <w:p>
@@ -1446,23 +1385,7 @@
           <w:b/>
           <w:bCs/>
         </w:rPr>
-        <w:t xml:space="preserve">Combien de temps l’installation </w:t>
-      </w:r>
-      <w:proofErr w:type="spellStart"/>
-      <w:r>
-        <w:rPr>
-          <w:b/>
-          <w:bCs/>
-        </w:rPr>
-        <w:t>prend elle</w:t>
-      </w:r>
-      <w:proofErr w:type="spellEnd"/>
-      <w:r>
-        <w:rPr>
-          <w:b/>
-          <w:bCs/>
-        </w:rPr>
-        <w:t xml:space="preserve"> ? </w:t>
+        <w:t xml:space="preserve">Combien de temps l’installation prend elle ? </w:t>
       </w:r>
     </w:p>
     <w:p>
@@ -1525,23 +1448,7 @@
     <w:p>
       <w:r>
         <w:tab/>
-        <w:t xml:space="preserve">Je suis un profiteur de la communauté, je n’ai pas développé le hack moi-même et je mets à profit des gens mes capacités en microsoudure. J’ai une vingtaine de consoles de </w:t>
-      </w:r>
-      <w:proofErr w:type="spellStart"/>
-      <w:r>
-        <w:t>moddées</w:t>
-      </w:r>
-      <w:proofErr w:type="spellEnd"/>
-      <w:r>
-        <w:t xml:space="preserve"> de passif, et je n’ai eu aucun échec </w:t>
-      </w:r>
-      <w:proofErr w:type="spellStart"/>
-      <w:r>
-        <w:t>jusque là</w:t>
-      </w:r>
-      <w:proofErr w:type="spellEnd"/>
-      <w:r>
-        <w:t xml:space="preserve">. </w:t>
+        <w:t xml:space="preserve">Je suis un profiteur de la communauté, je n’ai pas développé le hack moi-même et je mets à profit des gens mes capacités en microsoudure. J’ai une vingtaine de consoles de moddées de passif, et je n’ai eu aucun échec jusque là. </w:t>
       </w:r>
     </w:p>
     <w:p>
@@ -1601,15 +1508,7 @@
         <w:t xml:space="preserve">Les weekends et quelques jours de la semaine, à voir au cas par cas. </w:t>
       </w:r>
       <w:r>
-        <w:t xml:space="preserve">Pour plus d’infos, </w:t>
-      </w:r>
-      <w:proofErr w:type="spellStart"/>
-      <w:r>
-        <w:t>rendez vous</w:t>
-      </w:r>
-      <w:proofErr w:type="spellEnd"/>
-      <w:r>
-        <w:t xml:space="preserve"> sur </w:t>
+        <w:t xml:space="preserve">Pour plus d’infos, rendez vous sur </w:t>
       </w:r>
       <w:hyperlink r:id="rId9" w:history="1">
         <w:r>
@@ -1630,35 +1529,18 @@
           <w:bCs/>
         </w:rPr>
       </w:pPr>
-      <w:proofErr w:type="spellStart"/>
-      <w:r>
-        <w:rPr>
-          <w:b/>
-          <w:bCs/>
-        </w:rPr>
-        <w:t>Possédez vous</w:t>
-      </w:r>
-      <w:proofErr w:type="spellEnd"/>
-      <w:r>
-        <w:rPr>
-          <w:b/>
-          <w:bCs/>
-        </w:rPr>
-        <w:t xml:space="preserve"> des consoles que je peux acheter directement ? </w:t>
+      <w:r>
+        <w:rPr>
+          <w:b/>
+          <w:bCs/>
+        </w:rPr>
+        <w:t xml:space="preserve">Possédez vous des consoles que je peux acheter directement ? </w:t>
       </w:r>
     </w:p>
     <w:p>
       <w:r>
         <w:tab/>
-        <w:t xml:space="preserve">Oui j’ai des Nintendo switch lite </w:t>
-      </w:r>
-      <w:proofErr w:type="spellStart"/>
-      <w:r>
-        <w:t>hackées</w:t>
-      </w:r>
-      <w:proofErr w:type="spellEnd"/>
-      <w:r>
-        <w:t xml:space="preserve"> que je vends au prix de 140-160€ unité. </w:t>
+        <w:t xml:space="preserve">Oui j’ai des Nintendo switch lite hackées que je vends au prix de 140-160€ unité. </w:t>
       </w:r>
     </w:p>
     <w:p>
@@ -1704,15 +1586,30 @@
     <w:p>
       <w:r>
         <w:tab/>
-        <w:t xml:space="preserve">Sur base de la loi sur les droits d'auteur en Belgique, les pirates informatiques risquent une amende allant de 550 à 550.000 euros et/ou une peine de prison de 3 mois à 3 ans. (source : </w:t>
-      </w:r>
-      <w:proofErr w:type="spellStart"/>
-      <w:r>
-        <w:t>belga</w:t>
-      </w:r>
-      <w:proofErr w:type="spellEnd"/>
-      <w:r>
-        <w:t xml:space="preserve">) </w:t>
+        <w:t xml:space="preserve">Sur base de la loi sur les droits d'auteur en Belgique, les pirates informatiques risquent une amende allant de 550 à 550.000 euros et/ou une peine de prison de 3 mois à 3 ans. (source : belga) </w:t>
+      </w:r>
+    </w:p>
+    <w:p>
+      <w:pPr>
+        <w:rPr>
+          <w:b/>
+          <w:bCs/>
+        </w:rPr>
+      </w:pPr>
+      <w:r>
+        <w:rPr>
+          <w:b/>
+          <w:bCs/>
+        </w:rPr>
+        <w:t>Comment être sûr que je ne me fasse pas avoir et que l’installation que vous avez faite tienne sur la durée.</w:t>
+      </w:r>
+    </w:p>
+    <w:p>
+      <w:r>
+        <w:tab/>
+      </w:r>
+      <w:r>
+        <w:t>Je propose dans les packs d’installation une garantie de 1 an pour un prix allant de 10 à 25€ supplémentaires. C’est en option, mais ça peut être plutôt pratique s’il advenait un problème avec la puce ( Console ne démarre plus, jeux qui ne se lancent pas, batterie qui se vide, corruption de carte MicroSD</w:t>
       </w:r>
     </w:p>
     <w:p>
@@ -1763,27 +1660,7 @@
           <w:sz w:val="36"/>
           <w:szCs w:val="36"/>
         </w:rPr>
-        <w:t xml:space="preserve"> Qu’</w:t>
-      </w:r>
-      <w:proofErr w:type="spellStart"/>
-      <w:r>
-        <w:rPr>
-          <w:b/>
-          <w:bCs/>
-          <w:sz w:val="36"/>
-          <w:szCs w:val="36"/>
-        </w:rPr>
-        <w:t>est ce</w:t>
-      </w:r>
-      <w:proofErr w:type="spellEnd"/>
-      <w:r>
-        <w:rPr>
-          <w:b/>
-          <w:bCs/>
-          <w:sz w:val="36"/>
-          <w:szCs w:val="36"/>
-        </w:rPr>
-        <w:t xml:space="preserve"> que sont les différents modes de boot</w:t>
+        <w:t xml:space="preserve"> Qu’est ce que sont les différents modes de boot</w:t>
       </w:r>
       <w:r>
         <w:rPr>
@@ -1831,7 +1708,6 @@
       <w:r>
         <w:t xml:space="preserve">Le mode </w:t>
       </w:r>
-      <w:proofErr w:type="spellStart"/>
       <w:r>
         <w:rPr>
           <w:b/>
@@ -1846,7 +1722,6 @@
         </w:rPr>
         <w:t>MMC</w:t>
       </w:r>
-      <w:proofErr w:type="spellEnd"/>
       <w:r>
         <w:t xml:space="preserve"> est une console virtuelle dont la mémoire interne est sur la carte SD. Il permet de simuler une fausse console afin de passer inaperçu face aux serveurs de Nintendo, et ainsi éviter un bannissement.</w:t>
       </w:r>
@@ -1865,7 +1740,6 @@
       <w:r>
         <w:t xml:space="preserve">Le mode </w:t>
       </w:r>
-      <w:proofErr w:type="spellStart"/>
       <w:r>
         <w:rPr>
           <w:b/>
@@ -1880,7 +1754,6 @@
         </w:rPr>
         <w:t>MMC</w:t>
       </w:r>
-      <w:proofErr w:type="spellEnd"/>
       <w:r>
         <w:t xml:space="preserve"> </w:t>
       </w:r>
@@ -1917,39 +1790,7 @@
           <w:b/>
           <w:bCs/>
         </w:rPr>
-        <w:t xml:space="preserve">C’est pourquoi il est normal que si vous faites des progrès sur un jeu sur </w:t>
-      </w:r>
-      <w:proofErr w:type="spellStart"/>
-      <w:r>
-        <w:rPr>
-          <w:b/>
-          <w:bCs/>
-        </w:rPr>
-        <w:t>SysMMC</w:t>
-      </w:r>
-      <w:proofErr w:type="spellEnd"/>
-      <w:r>
-        <w:rPr>
-          <w:b/>
-          <w:bCs/>
-        </w:rPr>
-        <w:t xml:space="preserve">, le progrès ne sera pas reflété sur votre sauvegarde en </w:t>
-      </w:r>
-      <w:proofErr w:type="spellStart"/>
-      <w:r>
-        <w:rPr>
-          <w:b/>
-          <w:bCs/>
-        </w:rPr>
-        <w:t>EmuMMC</w:t>
-      </w:r>
-      <w:proofErr w:type="spellEnd"/>
-      <w:r>
-        <w:rPr>
-          <w:b/>
-          <w:bCs/>
-        </w:rPr>
-        <w:t xml:space="preserve">. </w:t>
+        <w:t xml:space="preserve">C’est pourquoi il est normal que si vous faites des progrès sur un jeu sur SysMMC, le progrès ne sera pas reflété sur votre sauvegarde en EmuMMC. </w:t>
       </w:r>
       <w:r>
         <w:rPr>
@@ -1985,42 +1826,10 @@
           <w:b/>
           <w:bCs/>
         </w:rPr>
-        <w:t>CFW (</w:t>
-      </w:r>
-      <w:proofErr w:type="spellStart"/>
-      <w:r>
-        <w:rPr>
-          <w:b/>
-          <w:bCs/>
-        </w:rPr>
-        <w:t>sysmmc</w:t>
-      </w:r>
-      <w:proofErr w:type="spellEnd"/>
-      <w:r>
-        <w:rPr>
-          <w:b/>
-          <w:bCs/>
-        </w:rPr>
-        <w:t>)</w:t>
-      </w:r>
-      <w:r>
-        <w:t xml:space="preserve"> qui permet à l’utilisateur de rentrer dans la mémoire interne de la console ( </w:t>
-      </w:r>
-      <w:proofErr w:type="spellStart"/>
-      <w:r>
-        <w:t>Sysmmc</w:t>
-      </w:r>
-      <w:proofErr w:type="spellEnd"/>
-      <w:r>
-        <w:t xml:space="preserve"> ) et pouvoir se servir de programmes personnalisés ( comme </w:t>
-      </w:r>
-      <w:proofErr w:type="spellStart"/>
-      <w:r>
-        <w:t>Tinfoil</w:t>
-      </w:r>
-      <w:proofErr w:type="spellEnd"/>
-      <w:r>
-        <w:t xml:space="preserve"> pour «Dump » ses jeux (récupérer le jeu sous forme de ROM que l’on peut retélécharger par la suite))</w:t>
+        <w:t>CFW (sysmmc)</w:t>
+      </w:r>
+      <w:r>
+        <w:t xml:space="preserve"> qui permet à l’utilisateur de rentrer dans la mémoire interne de la console ( Sysmmc ) et pouvoir se servir de programmes personnalisés ( comme Tinfoil pour «Dump » ses jeux (récupérer le jeu sous forme de ROM que l’on peut retélécharger par la suite))</w:t>
       </w:r>
       <w:r>
         <w:t>. Mais</w:t>
@@ -2033,15 +1842,7 @@
         <w:t xml:space="preserve"> ce mode de démarrage est plutôt risqué</w:t>
       </w:r>
       <w:r>
-        <w:t xml:space="preserve">, car un faux mouvement ( on installe un jeu que l’on ne possède pas sur </w:t>
-      </w:r>
-      <w:proofErr w:type="spellStart"/>
-      <w:r>
-        <w:t>SysMMC</w:t>
-      </w:r>
-      <w:proofErr w:type="spellEnd"/>
-      <w:r>
-        <w:t xml:space="preserve"> ) peut rendre la console bannie</w:t>
+        <w:t>, car un faux mouvement ( on installe un jeu que l’on ne possède pas sur SysMMC ) peut rendre la console bannie</w:t>
       </w:r>
       <w:r>
         <w:t xml:space="preserve"> </w:t>
@@ -2064,13 +1865,8 @@
       <w:r>
         <w:t xml:space="preserve">Le système d’exploitation de la console de base, on l’appelle NX OS. Le </w:t>
       </w:r>
-      <w:proofErr w:type="spellStart"/>
-      <w:r>
-        <w:t>firmware</w:t>
-      </w:r>
-      <w:proofErr w:type="spellEnd"/>
-      <w:r>
-        <w:t xml:space="preserve"> </w:t>
+      <w:r>
+        <w:t xml:space="preserve">firmware </w:t>
       </w:r>
       <w:r>
         <w:t xml:space="preserve"> personnalisé qui permet de lancer des applications personnalisées s’appelle </w:t>
@@ -2098,17 +1894,8 @@
         </w:numPr>
       </w:pPr>
       <w:r>
-        <w:t xml:space="preserve">Il est important de ne pas confondre système d’exploitation et </w:t>
-      </w:r>
-      <w:proofErr w:type="spellStart"/>
-      <w:r>
-        <w:t>firmware</w:t>
-      </w:r>
-      <w:proofErr w:type="spellEnd"/>
-      <w:r>
-        <w:t xml:space="preserve">. </w:t>
-      </w:r>
-      <w:proofErr w:type="spellStart"/>
+        <w:t xml:space="preserve">Il est important de ne pas confondre système d’exploitation et firmware. </w:t>
+      </w:r>
       <w:r>
         <w:rPr>
           <w:b/>
@@ -2116,7 +1903,6 @@
         </w:rPr>
         <w:t>Firmware</w:t>
       </w:r>
-      <w:proofErr w:type="spellEnd"/>
       <w:r>
         <w:t xml:space="preserve"> se réfère donc bien à Atmosphère et </w:t>
       </w:r>
@@ -2176,47 +1962,7 @@
           <w:sz w:val="36"/>
           <w:szCs w:val="36"/>
         </w:rPr>
-        <w:t xml:space="preserve"> Démarrer la console en mode </w:t>
-      </w:r>
-      <w:proofErr w:type="spellStart"/>
-      <w:r>
-        <w:rPr>
-          <w:b/>
-          <w:bCs/>
-          <w:sz w:val="36"/>
-          <w:szCs w:val="36"/>
-        </w:rPr>
-        <w:t>moddé</w:t>
-      </w:r>
-      <w:proofErr w:type="spellEnd"/>
-      <w:r>
-        <w:rPr>
-          <w:b/>
-          <w:bCs/>
-          <w:sz w:val="36"/>
-          <w:szCs w:val="36"/>
-        </w:rPr>
-        <w:t xml:space="preserve"> (</w:t>
-      </w:r>
-      <w:proofErr w:type="spellStart"/>
-      <w:r>
-        <w:rPr>
-          <w:b/>
-          <w:bCs/>
-          <w:sz w:val="36"/>
-          <w:szCs w:val="36"/>
-        </w:rPr>
-        <w:t>EmuMMC</w:t>
-      </w:r>
-      <w:proofErr w:type="spellEnd"/>
-      <w:r>
-        <w:rPr>
-          <w:b/>
-          <w:bCs/>
-          <w:sz w:val="36"/>
-          <w:szCs w:val="36"/>
-        </w:rPr>
-        <w:t>)</w:t>
+        <w:t xml:space="preserve"> Démarrer la console en mode moddé (EmuMMC)</w:t>
       </w:r>
     </w:p>
     <w:p>
@@ -2234,23 +1980,7 @@
         <w:t>Allumez la console</w:t>
       </w:r>
       <w:r>
-        <w:t xml:space="preserve"> via un </w:t>
-      </w:r>
-      <w:proofErr w:type="spellStart"/>
-      <w:r>
-        <w:t>jig</w:t>
-      </w:r>
-      <w:proofErr w:type="spellEnd"/>
-      <w:r>
-        <w:t xml:space="preserve"> + RCM loader ou via un </w:t>
-      </w:r>
-      <w:proofErr w:type="spellStart"/>
-      <w:r>
-        <w:t>dongle</w:t>
-      </w:r>
-      <w:proofErr w:type="spellEnd"/>
-      <w:r>
-        <w:t xml:space="preserve"> injecteur</w:t>
+        <w:t xml:space="preserve"> via un jig + RCM loader ou via un dongle injecteur</w:t>
       </w:r>
       <w:r>
         <w:t>, si vous n’avez pas de puce</w:t>
@@ -2259,15 +1989,7 @@
         <w:t>.</w:t>
       </w:r>
       <w:r>
-        <w:t xml:space="preserve"> Allumez la console normalement si vous avez une puce. ( NOTE : le démarrage peut prendre jusqu’à 25 secondes, soyez donc un peu patient, et n’appuyez pas à répétition sur le </w:t>
-      </w:r>
-      <w:proofErr w:type="spellStart"/>
-      <w:r>
-        <w:t>bonton</w:t>
-      </w:r>
-      <w:proofErr w:type="spellEnd"/>
-      <w:r>
-        <w:t xml:space="preserve"> POWER ) </w:t>
+        <w:t xml:space="preserve"> Allumez la console normalement si vous avez une puce. ( NOTE : le démarrage peut prendre jusqu’à 25 secondes, soyez donc un peu patient, et n’appuyez pas à répétition sur le bonton POWER ) </w:t>
       </w:r>
     </w:p>
     <w:p>
@@ -2295,42 +2017,13 @@
           <w:b/>
           <w:bCs/>
         </w:rPr>
-        <w:t>"</w:t>
-      </w:r>
-      <w:proofErr w:type="spellStart"/>
-      <w:r>
-        <w:rPr>
-          <w:b/>
-          <w:bCs/>
-        </w:rPr>
-        <w:t>EmuMMC</w:t>
-      </w:r>
-      <w:proofErr w:type="spellEnd"/>
-      <w:r>
-        <w:rPr>
-          <w:b/>
-          <w:bCs/>
-        </w:rPr>
-        <w:t>"</w:t>
-      </w:r>
-      <w:r>
-        <w:t xml:space="preserve"> (émulation de mémoire système) dans le menu </w:t>
-      </w:r>
-      <w:proofErr w:type="spellStart"/>
-      <w:r>
-        <w:t>Hekate</w:t>
-      </w:r>
-      <w:proofErr w:type="spellEnd"/>
-      <w:r>
-        <w:t xml:space="preserve"> ( Launch -&gt; </w:t>
-      </w:r>
-      <w:proofErr w:type="spellStart"/>
-      <w:r>
-        <w:t>EmuMMC</w:t>
-      </w:r>
-      <w:proofErr w:type="spellEnd"/>
-      <w:r>
-        <w:t xml:space="preserve"> ) </w:t>
+        <w:t>"EmuMMC"</w:t>
+      </w:r>
+      <w:r>
+        <w:t xml:space="preserve"> (émulation de mémoire système) dans le menu Hekate</w:t>
+      </w:r>
+      <w:r>
+        <w:t xml:space="preserve"> ( Launch -&gt; EmuMMC ) </w:t>
       </w:r>
       <w:r>
         <w:t>.</w:t>
@@ -2457,19 +2150,8 @@
           <w:sz w:val="36"/>
           <w:szCs w:val="36"/>
         </w:rPr>
-        <w:t xml:space="preserve"> Démarrer la console en mode </w:t>
-      </w:r>
-      <w:proofErr w:type="spellStart"/>
-      <w:r>
-        <w:rPr>
-          <w:b/>
-          <w:bCs/>
-          <w:sz w:val="36"/>
-          <w:szCs w:val="36"/>
-        </w:rPr>
-        <w:t>Hekate</w:t>
-      </w:r>
-      <w:proofErr w:type="spellEnd"/>
+        <w:t xml:space="preserve"> Démarrer la console en mode Hekate</w:t>
+      </w:r>
     </w:p>
     <w:p>
       <w:pPr>
@@ -2486,15 +2168,7 @@
         <w:t>Allumez la console</w:t>
       </w:r>
       <w:r>
-        <w:t xml:space="preserve"> avec le bouton power, et en même temps appuyez sur le bouton « Volume - », après quelques secondes, le menu </w:t>
-      </w:r>
-      <w:proofErr w:type="spellStart"/>
-      <w:r>
-        <w:t>Hekate</w:t>
-      </w:r>
-      <w:proofErr w:type="spellEnd"/>
-      <w:r>
-        <w:t xml:space="preserve"> devrait apparaître</w:t>
+        <w:t xml:space="preserve"> avec le bouton power, et en même temps appuyez sur le bouton « Volume - », après quelques secondes, le menu Hekate devrait apparaître</w:t>
       </w:r>
     </w:p>
     <w:p>
@@ -2568,7 +2242,6 @@
           <w:numId w:val="2"/>
         </w:numPr>
       </w:pPr>
-      <w:proofErr w:type="spellStart"/>
       <w:r>
         <w:rPr>
           <w:b/>
@@ -2576,17 +2249,8 @@
         </w:rPr>
         <w:t>Daybreak</w:t>
       </w:r>
-      <w:proofErr w:type="spellEnd"/>
-      <w:r>
-        <w:t xml:space="preserve"> = Mise à jour manuelle du </w:t>
-      </w:r>
-      <w:proofErr w:type="spellStart"/>
-      <w:r>
-        <w:t>firmware</w:t>
-      </w:r>
-      <w:proofErr w:type="spellEnd"/>
-      <w:r>
-        <w:t xml:space="preserve"> (uniquement si nécessaire).</w:t>
+      <w:r>
+        <w:t xml:space="preserve"> = Mise à jour manuelle du firmware (uniquement si nécessaire).</w:t>
       </w:r>
     </w:p>
     <w:p>
@@ -2681,27 +2345,7 @@
           <w:sz w:val="36"/>
           <w:szCs w:val="36"/>
         </w:rPr>
-        <w:t xml:space="preserve"> Installer des jeux via </w:t>
-      </w:r>
-      <w:proofErr w:type="spellStart"/>
-      <w:r>
-        <w:rPr>
-          <w:b/>
-          <w:bCs/>
-          <w:sz w:val="36"/>
-          <w:szCs w:val="36"/>
-        </w:rPr>
-        <w:t>Tinfoil</w:t>
-      </w:r>
-      <w:proofErr w:type="spellEnd"/>
-      <w:r>
-        <w:rPr>
-          <w:b/>
-          <w:bCs/>
-          <w:sz w:val="36"/>
-          <w:szCs w:val="36"/>
-        </w:rPr>
-        <w:t xml:space="preserve"> </w:t>
+        <w:t xml:space="preserve"> Installer des jeux via Tinfoil </w:t>
       </w:r>
       <w:bookmarkEnd w:id="5"/>
     </w:p>
@@ -2717,17 +2361,8 @@
           <w:b/>
           <w:bCs/>
         </w:rPr>
-        <w:t xml:space="preserve">Étape 1 : Ouvrir </w:t>
-      </w:r>
-      <w:proofErr w:type="spellStart"/>
-      <w:r>
-        <w:rPr>
-          <w:b/>
-          <w:bCs/>
-        </w:rPr>
-        <w:t>Tinfoil</w:t>
-      </w:r>
-      <w:proofErr w:type="spellEnd"/>
+        <w:t>Étape 1 : Ouvrir Tinfoil</w:t>
+      </w:r>
     </w:p>
     <w:p>
       <w:pPr>
@@ -2739,7 +2374,6 @@
       <w:r>
         <w:t xml:space="preserve">Lancez </w:t>
       </w:r>
-      <w:proofErr w:type="spellStart"/>
       <w:r>
         <w:rPr>
           <w:b/>
@@ -2747,20 +2381,11 @@
         </w:rPr>
         <w:t>Tinfoil</w:t>
       </w:r>
-      <w:proofErr w:type="spellEnd"/>
       <w:r>
         <w:t xml:space="preserve"> depuis l</w:t>
       </w:r>
       <w:r>
-        <w:t xml:space="preserve">e jeu </w:t>
-      </w:r>
-      <w:proofErr w:type="spellStart"/>
-      <w:r>
-        <w:t>Tinfoil</w:t>
-      </w:r>
-      <w:proofErr w:type="spellEnd"/>
-      <w:r>
-        <w:t xml:space="preserve"> (le démarrage peut prendre un peu de temps, entre 1 et </w:t>
+        <w:t xml:space="preserve">e jeu Tinfoil (le démarrage peut prendre un peu de temps, entre 1 et </w:t>
       </w:r>
       <w:r>
         <w:t>5 minutes en fonction de la connexion réseau).</w:t>
@@ -2769,15 +2394,7 @@
         <w:br/>
       </w:r>
       <w:r>
-        <w:t>Tant qu’il est mis « </w:t>
-      </w:r>
-      <w:proofErr w:type="spellStart"/>
-      <w:r>
-        <w:t>Loading</w:t>
-      </w:r>
-      <w:proofErr w:type="spellEnd"/>
-      <w:r>
-        <w:t xml:space="preserve">  </w:t>
+        <w:t xml:space="preserve">Tant qu’il est mis « Loading  </w:t>
       </w:r>
       <w:r>
         <w:t>-</w:t>
@@ -2792,55 +2409,7 @@
         <w:t>, c’est bon.</w:t>
       </w:r>
       <w:r>
-        <w:t xml:space="preserve"> Au démarrage il peut y avoir un popup « </w:t>
-      </w:r>
-      <w:proofErr w:type="spellStart"/>
-      <w:r>
-        <w:t>would</w:t>
-      </w:r>
-      <w:proofErr w:type="spellEnd"/>
-      <w:r>
-        <w:t xml:space="preserve"> </w:t>
-      </w:r>
-      <w:proofErr w:type="spellStart"/>
-      <w:r>
-        <w:t>you</w:t>
-      </w:r>
-      <w:proofErr w:type="spellEnd"/>
-      <w:r>
-        <w:t xml:space="preserve"> like to </w:t>
-      </w:r>
-      <w:proofErr w:type="spellStart"/>
-      <w:r>
-        <w:t>install</w:t>
-      </w:r>
-      <w:proofErr w:type="spellEnd"/>
-      <w:r>
-        <w:t xml:space="preserve"> </w:t>
-      </w:r>
-      <w:proofErr w:type="spellStart"/>
-      <w:r>
-        <w:t>this</w:t>
-      </w:r>
-      <w:proofErr w:type="spellEnd"/>
-      <w:r>
-        <w:t xml:space="preserve"> </w:t>
-      </w:r>
-      <w:proofErr w:type="spellStart"/>
-      <w:r>
-        <w:t>game</w:t>
-      </w:r>
-      <w:proofErr w:type="spellEnd"/>
-      <w:r>
-        <w:t xml:space="preserve"> </w:t>
-      </w:r>
-      <w:proofErr w:type="spellStart"/>
-      <w:r>
-        <w:t>cartridge</w:t>
-      </w:r>
-      <w:proofErr w:type="spellEnd"/>
-      <w:r>
-        <w:t> » , que vous pouvez ignorer (« cancel »), c’est uniquement pour installer les cartouches que vous possédez.   </w:t>
+        <w:t xml:space="preserve"> Au démarrage il peut y avoir un popup « would you like to install this game cartridge » , que vous pouvez ignorer (« cancel »), c’est uniquement pour installer les cartouches que vous possédez.   </w:t>
       </w:r>
       <w:r>
         <w:br/>
@@ -2907,15 +2476,7 @@
         </w:numPr>
       </w:pPr>
       <w:r>
-        <w:t xml:space="preserve">Si </w:t>
-      </w:r>
-      <w:proofErr w:type="spellStart"/>
-      <w:r>
-        <w:t>Tinfoil</w:t>
-      </w:r>
-      <w:proofErr w:type="spellEnd"/>
-      <w:r>
-        <w:t xml:space="preserve"> ne démarre pas :</w:t>
+        <w:t>Si Tinfoil ne démarre pas :</w:t>
       </w:r>
     </w:p>
     <w:p>
@@ -2936,15 +2497,7 @@
         <w:t>USBFS</w:t>
       </w:r>
       <w:r>
-        <w:t xml:space="preserve"> est activé (depuis les options de </w:t>
-      </w:r>
-      <w:proofErr w:type="spellStart"/>
-      <w:r>
-        <w:t>Tinfoil</w:t>
-      </w:r>
-      <w:proofErr w:type="spellEnd"/>
-      <w:r>
-        <w:t>).</w:t>
+        <w:t xml:space="preserve"> est activé (depuis les options de Tinfoil).</w:t>
       </w:r>
     </w:p>
     <w:p>
@@ -2955,15 +2508,7 @@
         </w:numPr>
       </w:pPr>
       <w:r>
-        <w:t xml:space="preserve">Mettez à jour </w:t>
-      </w:r>
-      <w:proofErr w:type="spellStart"/>
-      <w:r>
-        <w:t>Tinfoil</w:t>
-      </w:r>
-      <w:proofErr w:type="spellEnd"/>
-      <w:r>
-        <w:t xml:space="preserve"> via un homebrew shop ou manuellement.</w:t>
+        <w:t>Mettez à jour Tinfoil via un homebrew shop ou manuellement.</w:t>
       </w:r>
     </w:p>
     <w:p>
@@ -3006,37 +2551,13 @@
           <w:b/>
           <w:bCs/>
         </w:rPr>
-        <w:t>"</w:t>
-      </w:r>
-      <w:proofErr w:type="spellStart"/>
-      <w:r>
-        <w:rPr>
-          <w:b/>
-          <w:bCs/>
-        </w:rPr>
-        <w:t>Browse</w:t>
-      </w:r>
-      <w:proofErr w:type="spellEnd"/>
-      <w:r>
-        <w:rPr>
-          <w:b/>
-          <w:bCs/>
-        </w:rPr>
-        <w:t>"</w:t>
+        <w:t>"Browse"</w:t>
       </w:r>
       <w:r>
         <w:t>.</w:t>
       </w:r>
       <w:r>
-        <w:t xml:space="preserve"> Si l’onglet « New </w:t>
-      </w:r>
-      <w:proofErr w:type="spellStart"/>
-      <w:r>
-        <w:t>games</w:t>
-      </w:r>
-      <w:proofErr w:type="spellEnd"/>
-      <w:r>
-        <w:t xml:space="preserve"> » n’est pas visible, contactez moi, cela veut dire que soit vous êtes hors ligne, soit que </w:t>
+        <w:t xml:space="preserve"> Si l’onglet « New games » n’est pas visible, contactez moi, cela veut dire que soit vous êtes hors ligne, soit que </w:t>
       </w:r>
       <w:r>
         <w:t xml:space="preserve">le shop virtuel a disparu. </w:t>
@@ -3277,15 +2798,7 @@
         </w:numPr>
       </w:pPr>
       <w:r>
-        <w:t xml:space="preserve">Si vous voulez mettre vos jeux à jour, ce n’est plus faisable juste avec « mettre à jour » traditionnel, il faut donc passer par </w:t>
-      </w:r>
-      <w:proofErr w:type="spellStart"/>
-      <w:r>
-        <w:t>Tinfoil</w:t>
-      </w:r>
-      <w:proofErr w:type="spellEnd"/>
-      <w:r>
-        <w:t xml:space="preserve"> également</w:t>
+        <w:t>Si vous voulez mettre vos jeux à jour, ce n’est plus faisable juste avec « mettre à jour » traditionnel, il faut donc passer par Tinfoil également</w:t>
       </w:r>
       <w:r>
         <w:t>. Pour cela il suffit d’aller dans l’onglet « New updates » et cliquer sur le bouton x pour tout installer.   </w:t>
@@ -3426,20 +2939,9 @@
           <w:sz w:val="36"/>
           <w:szCs w:val="36"/>
         </w:rPr>
-        <w:t xml:space="preserve">Rajouter un shop </w:t>
-      </w:r>
-      <w:proofErr w:type="spellStart"/>
-      <w:r>
-        <w:rPr>
-          <w:b/>
-          <w:bCs/>
-          <w:sz w:val="36"/>
-          <w:szCs w:val="36"/>
-        </w:rPr>
-        <w:t>Tinfoil</w:t>
+        <w:t>Rajouter un shop Tinfoil</w:t>
       </w:r>
       <w:bookmarkEnd w:id="6"/>
-      <w:proofErr w:type="spellEnd"/>
       <w:r>
         <w:rPr>
           <w:b/>
@@ -3545,16 +3047,8 @@
         <w:rPr>
           <w:lang w:val="en-US"/>
         </w:rPr>
-        <w:t xml:space="preserve">Path: </w:t>
-      </w:r>
-      <w:proofErr w:type="spellStart"/>
-      <w:r>
-        <w:rPr>
-          <w:lang w:val="en-US"/>
-        </w:rPr>
-        <w:t>tinfoil.json</w:t>
-      </w:r>
-      <w:proofErr w:type="spellEnd"/>
+        <w:t>Path: tinfoil.json</w:t>
+      </w:r>
     </w:p>
     <w:p>
       <w:pPr>
@@ -4120,21 +3614,8 @@
         </w:rPr>
       </w:pPr>
       <w:r>
-        <w:t xml:space="preserve">Sélectionner l’option 5 : SD </w:t>
-      </w:r>
-      <w:proofErr w:type="spellStart"/>
-      <w:r>
-        <w:t>card</w:t>
-      </w:r>
-      <w:proofErr w:type="spellEnd"/>
-      <w:r>
-        <w:t xml:space="preserve"> </w:t>
-      </w:r>
-      <w:proofErr w:type="spellStart"/>
-      <w:r>
-        <w:t>install</w:t>
-      </w:r>
-      <w:proofErr w:type="spellEnd"/>
+        <w:t>Sélectionner l’option 5 : SD card install</w:t>
+      </w:r>
       <w:r>
         <w:br/>
       </w:r>
@@ -4251,28 +3732,12 @@
         <w:lastRenderedPageBreak/>
         <w:t xml:space="preserve">NOTES : Il se peut que vous ayez une erreur durant l’installation. </w:t>
       </w:r>
-      <w:proofErr w:type="spellStart"/>
       <w:r>
         <w:rPr>
           <w:lang w:val="en-US"/>
         </w:rPr>
-        <w:t>Voici</w:t>
-      </w:r>
-      <w:proofErr w:type="spellEnd"/>
-      <w:r>
-        <w:rPr>
-          <w:lang w:val="en-US"/>
-        </w:rPr>
-        <w:t xml:space="preserve"> la plus </w:t>
-      </w:r>
-      <w:proofErr w:type="spellStart"/>
-      <w:r>
-        <w:rPr>
-          <w:lang w:val="en-US"/>
-        </w:rPr>
-        <w:t>fréquente</w:t>
-      </w:r>
-      <w:proofErr w:type="spellEnd"/>
+        <w:t>Voici la plus fréquente</w:t>
+      </w:r>
       <w:r>
         <w:rPr>
           <w:noProof/>
@@ -4471,15 +3936,7 @@
         </w:numPr>
       </w:pPr>
       <w:r>
-        <w:t>Téléchargez une ROM au format .</w:t>
-      </w:r>
-      <w:proofErr w:type="spellStart"/>
-      <w:r>
-        <w:t>nsp</w:t>
-      </w:r>
-      <w:proofErr w:type="spellEnd"/>
-      <w:r>
-        <w:t xml:space="preserve"> ou .xci depuis Internet.</w:t>
+        <w:t>Téléchargez une ROM au format .nsp ou .xci depuis Internet.</w:t>
       </w:r>
     </w:p>
     <w:p>
@@ -4513,15 +3970,7 @@
         </w:numPr>
       </w:pPr>
       <w:r>
-        <w:t>Si vous avez un .zip ou .</w:t>
-      </w:r>
-      <w:proofErr w:type="spellStart"/>
-      <w:r>
-        <w:t>rar</w:t>
-      </w:r>
-      <w:proofErr w:type="spellEnd"/>
-      <w:r>
-        <w:t xml:space="preserve">, </w:t>
+        <w:t xml:space="preserve">Si vous avez un .zip ou .rar, </w:t>
       </w:r>
       <w:r>
         <w:rPr>
@@ -4560,15 +4009,7 @@
         </w:numPr>
       </w:pPr>
       <w:r>
-        <w:t>.</w:t>
-      </w:r>
-      <w:proofErr w:type="spellStart"/>
-      <w:r>
-        <w:t>rar</w:t>
-      </w:r>
-      <w:proofErr w:type="spellEnd"/>
-      <w:r>
-        <w:t xml:space="preserve"> → utiliser </w:t>
+        <w:t xml:space="preserve">.rar → utiliser </w:t>
       </w:r>
       <w:r>
         <w:rPr>
@@ -4580,7 +4021,6 @@
       <w:r>
         <w:t xml:space="preserve"> ou </w:t>
       </w:r>
-      <w:proofErr w:type="spellStart"/>
       <w:r>
         <w:rPr>
           <w:b/>
@@ -4588,7 +4028,6 @@
         </w:rPr>
         <w:t>WinRAR</w:t>
       </w:r>
-      <w:proofErr w:type="spellEnd"/>
     </w:p>
     <w:p>
       <w:r>
@@ -4609,23 +4048,7 @@
           <w:b/>
           <w:bCs/>
         </w:rPr>
-        <w:t xml:space="preserve">Étape 2 : Installer NUT (le serveur USB pour </w:t>
-      </w:r>
-      <w:proofErr w:type="spellStart"/>
-      <w:r>
-        <w:rPr>
-          <w:b/>
-          <w:bCs/>
-        </w:rPr>
-        <w:t>Tinfoil</w:t>
-      </w:r>
-      <w:proofErr w:type="spellEnd"/>
-      <w:r>
-        <w:rPr>
-          <w:b/>
-          <w:bCs/>
-        </w:rPr>
-        <w:t>)</w:t>
+        <w:t>Étape 2 : Installer NUT (le serveur USB pour Tinfoil)</w:t>
       </w:r>
     </w:p>
     <w:p>
@@ -4752,15 +4175,7 @@
         <w:t xml:space="preserve"> </w:t>
       </w:r>
       <w:r>
-        <w:t xml:space="preserve">(usb_install_pc.py pour </w:t>
-      </w:r>
-      <w:proofErr w:type="spellStart"/>
-      <w:r>
-        <w:t>MacOS</w:t>
-      </w:r>
-      <w:proofErr w:type="spellEnd"/>
-      <w:r>
-        <w:t xml:space="preserve"> ) .</w:t>
+        <w:t>(usb_install_pc.py pour MacOS ) .</w:t>
       </w:r>
     </w:p>
     <w:p>
@@ -4793,26 +4208,11 @@
         </w:numPr>
       </w:pPr>
       <w:r>
-        <w:t>Par défaut, placez vos fichiers .</w:t>
-      </w:r>
-      <w:proofErr w:type="spellStart"/>
-      <w:r>
-        <w:t>nsp</w:t>
-      </w:r>
-      <w:proofErr w:type="spellEnd"/>
-      <w:r>
-        <w:t xml:space="preserve"> ou .xci dans le dossier :</w:t>
+        <w:t>Par défaut, placez vos fichiers .nsp ou .xci dans le dossier :</w:t>
       </w:r>
       <w:r>
         <w:br/>
-      </w:r>
-      <w:proofErr w:type="spellStart"/>
-      <w:r>
-        <w:t>nut</w:t>
-      </w:r>
-      <w:proofErr w:type="spellEnd"/>
-      <w:r>
-        <w:t>/xci/</w:t>
+        <w:t>nut/xci/</w:t>
       </w:r>
       <w:r>
         <w:br/>
@@ -4826,37 +4226,14 @@
       </w:r>
       <w:r>
         <w:br/>
-      </w:r>
-      <w:proofErr w:type="spellStart"/>
-      <w:r>
-        <w:t>nut</w:t>
-      </w:r>
-      <w:proofErr w:type="spellEnd"/>
-      <w:r>
-        <w:t>/</w:t>
-      </w:r>
-      <w:proofErr w:type="spellStart"/>
-      <w:r>
-        <w:t>nsp</w:t>
-      </w:r>
-      <w:proofErr w:type="spellEnd"/>
-      <w:r>
-        <w:t>/</w:t>
+        <w:t>nut/nsp/</w:t>
       </w:r>
       <w:r>
         <w:br/>
       </w:r>
       <w:r>
         <w:br/>
-        <w:t xml:space="preserve">ou configurez un chemin dans </w:t>
-      </w:r>
-      <w:proofErr w:type="spellStart"/>
-      <w:r>
-        <w:t>config.json</w:t>
-      </w:r>
-      <w:proofErr w:type="spellEnd"/>
-      <w:r>
-        <w:t>.</w:t>
+        <w:t>ou configurez un chemin dans config.json.</w:t>
       </w:r>
       <w:r>
         <w:br/>
@@ -4928,15 +4305,7 @@
         </w:numPr>
       </w:pPr>
       <w:r>
-        <w:t xml:space="preserve">Lancez </w:t>
-      </w:r>
-      <w:proofErr w:type="spellStart"/>
-      <w:r>
-        <w:t>Tinfoil</w:t>
-      </w:r>
-      <w:proofErr w:type="spellEnd"/>
-      <w:r>
-        <w:t xml:space="preserve"> → allez dans </w:t>
+        <w:t xml:space="preserve">Lancez Tinfoil → allez dans </w:t>
       </w:r>
       <w:r>
         <w:rPr>
@@ -5043,27 +4412,7 @@
           <w:sz w:val="32"/>
           <w:szCs w:val="32"/>
         </w:rPr>
-        <w:t xml:space="preserve">Installer un jeu via un PC avec </w:t>
-      </w:r>
-      <w:proofErr w:type="spellStart"/>
-      <w:r>
-        <w:rPr>
-          <w:b/>
-          <w:bCs/>
-          <w:sz w:val="32"/>
-          <w:szCs w:val="32"/>
-        </w:rPr>
-        <w:t>Goldleaf</w:t>
-      </w:r>
-      <w:proofErr w:type="spellEnd"/>
-      <w:r>
-        <w:rPr>
-          <w:b/>
-          <w:bCs/>
-          <w:sz w:val="32"/>
-          <w:szCs w:val="32"/>
-        </w:rPr>
-        <w:t xml:space="preserve"> et Quark</w:t>
+        <w:t>Installer un jeu via un PC avec Goldleaf et Quark</w:t>
       </w:r>
       <w:bookmarkEnd w:id="9"/>
     </w:p>
@@ -5093,15 +4442,7 @@
       </w:hyperlink>
       <w:r>
         <w:br/>
-        <w:t xml:space="preserve">Zadig </w:t>
-      </w:r>
-      <w:proofErr w:type="spellStart"/>
-      <w:r>
-        <w:t>tool</w:t>
-      </w:r>
-      <w:proofErr w:type="spellEnd"/>
-      <w:r>
-        <w:t xml:space="preserve"> de la vidéo : </w:t>
+        <w:t xml:space="preserve">Zadig tool de la vidéo : </w:t>
       </w:r>
       <w:r>
         <w:br/>
@@ -5181,40 +4522,15 @@
           <w:b/>
           <w:bCs/>
         </w:rPr>
-        <w:t xml:space="preserve">Étape 1 : Lancer la console en mode </w:t>
-      </w:r>
-      <w:proofErr w:type="spellStart"/>
-      <w:r>
-        <w:rPr>
-          <w:b/>
-          <w:bCs/>
-        </w:rPr>
-        <w:t>Hekate</w:t>
-      </w:r>
-      <w:proofErr w:type="spellEnd"/>
+        <w:t>Étape 1 : Lancer la console en mode Hekate</w:t>
+      </w:r>
     </w:p>
     <w:p>
       <w:r>
         <w:t xml:space="preserve">Démarrez l’option </w:t>
       </w:r>
       <w:r>
-        <w:t xml:space="preserve">« More </w:t>
-      </w:r>
-      <w:proofErr w:type="spellStart"/>
-      <w:r>
-        <w:t>configs</w:t>
-      </w:r>
-      <w:proofErr w:type="spellEnd"/>
-      <w:r>
-        <w:t xml:space="preserve"> ». Vous y trouverez l’option </w:t>
-      </w:r>
-      <w:proofErr w:type="spellStart"/>
-      <w:r>
-        <w:t>lineage</w:t>
-      </w:r>
-      <w:proofErr w:type="spellEnd"/>
-      <w:r>
-        <w:t xml:space="preserve">. Sélectionnez ce mode de boot et patientez quelques minutes. </w:t>
+        <w:t xml:space="preserve">« More configs ». Vous y trouverez l’option lineage. Sélectionnez ce mode de boot et patientez quelques minutes. </w:t>
       </w:r>
     </w:p>
     <w:p>
@@ -5232,15 +4548,7 @@
         <w:t xml:space="preserve">IMPORTANT : </w:t>
       </w:r>
       <w:r>
-        <w:t xml:space="preserve">Si votre console peut démarrer </w:t>
-      </w:r>
-      <w:proofErr w:type="spellStart"/>
-      <w:r>
-        <w:t>android</w:t>
-      </w:r>
-      <w:proofErr w:type="spellEnd"/>
-      <w:r>
-        <w:t xml:space="preserve">, si vous voulez étendre votre stockage avec une nouvelle carte SD, transférer les fichiers uniquement ne suffira pas. Il faudra passer par un logiciel tiers pour cloner la carte SD, puis la réécrire sur une autre et étendre les partitions en fonction des besoins. </w:t>
+        <w:t xml:space="preserve">Si votre console peut démarrer android, si vous voulez étendre votre stockage avec une nouvelle carte SD, transférer les fichiers uniquement ne suffira pas. Il faudra passer par un logiciel tiers pour cloner la carte SD, puis la réécrire sur une autre et étendre les partitions en fonction des besoins. </w:t>
       </w:r>
     </w:p>
     <w:p>
@@ -5404,31 +4712,7 @@
           <w:lang w:val="en-US" w:eastAsia="fr-FR"/>
           <w14:ligatures w14:val="none"/>
         </w:rPr>
-        <w:t xml:space="preserve"> </w:t>
-      </w:r>
-      <w:proofErr w:type="spellStart"/>
-      <w:r>
-        <w:rPr>
-          <w:rFonts w:eastAsia="Times New Roman" w:cs="Times New Roman"/>
-          <w:kern w:val="0"/>
-          <w:sz w:val="24"/>
-          <w:szCs w:val="24"/>
-          <w:lang w:val="en-US" w:eastAsia="fr-FR"/>
-          <w14:ligatures w14:val="none"/>
-        </w:rPr>
-        <w:t>installé</w:t>
-      </w:r>
-      <w:proofErr w:type="spellEnd"/>
-      <w:r>
-        <w:rPr>
-          <w:rFonts w:eastAsia="Times New Roman" w:cs="Times New Roman"/>
-          <w:kern w:val="0"/>
-          <w:sz w:val="24"/>
-          <w:szCs w:val="24"/>
-          <w:lang w:val="en-US" w:eastAsia="fr-FR"/>
-          <w14:ligatures w14:val="none"/>
-        </w:rPr>
-        <w:t xml:space="preserve"> (via Homebrew App Store)</w:t>
+        <w:t xml:space="preserve"> installé (via Homebrew App Store)</w:t>
       </w:r>
     </w:p>
     <w:p>
@@ -5530,31 +4814,7 @@
           <w:lang w:eastAsia="fr-FR"/>
           <w14:ligatures w14:val="none"/>
         </w:rPr>
-        <w:t xml:space="preserve"> (intégré à </w:t>
-      </w:r>
-      <w:proofErr w:type="spellStart"/>
-      <w:r>
-        <w:rPr>
-          <w:rFonts w:eastAsia="Times New Roman" w:cs="Times New Roman"/>
-          <w:kern w:val="0"/>
-          <w:sz w:val="24"/>
-          <w:szCs w:val="24"/>
-          <w:lang w:eastAsia="fr-FR"/>
-          <w14:ligatures w14:val="none"/>
-        </w:rPr>
-        <w:t>Tinfoil</w:t>
-      </w:r>
-      <w:proofErr w:type="spellEnd"/>
-      <w:r>
-        <w:rPr>
-          <w:rFonts w:eastAsia="Times New Roman" w:cs="Times New Roman"/>
-          <w:kern w:val="0"/>
-          <w:sz w:val="24"/>
-          <w:szCs w:val="24"/>
-          <w:lang w:eastAsia="fr-FR"/>
-          <w14:ligatures w14:val="none"/>
-        </w:rPr>
-        <w:t xml:space="preserve"> ou autre)</w:t>
+        <w:t xml:space="preserve"> (intégré à Tinfoil ou autre)</w:t>
       </w:r>
     </w:p>
     <w:p>
@@ -5688,7 +4948,6 @@
         </w:rPr>
         <w:t xml:space="preserve">Démarre ta console en </w:t>
       </w:r>
-      <w:proofErr w:type="spellStart"/>
       <w:r>
         <w:rPr>
           <w:rFonts w:eastAsia="Times New Roman" w:cs="Times New Roman"/>
@@ -5702,7 +4961,6 @@
         </w:rPr>
         <w:t>EmuMMC</w:t>
       </w:r>
-      <w:proofErr w:type="spellEnd"/>
     </w:p>
     <w:p>
       <w:pPr>
@@ -6219,31 +5477,7 @@
           <w:lang w:eastAsia="fr-FR"/>
           <w14:ligatures w14:val="none"/>
         </w:rPr>
-        <w:t xml:space="preserve">Tu peux donner un nom à la sauvegarde (ex. </w:t>
-      </w:r>
-      <w:proofErr w:type="spellStart"/>
-      <w:r>
-        <w:rPr>
-          <w:rFonts w:eastAsia="Times New Roman" w:cs="Times New Roman"/>
-          <w:kern w:val="0"/>
-          <w:sz w:val="24"/>
-          <w:szCs w:val="24"/>
-          <w:lang w:eastAsia="fr-FR"/>
-          <w14:ligatures w14:val="none"/>
-        </w:rPr>
-        <w:t>avant_boss_final</w:t>
-      </w:r>
-      <w:proofErr w:type="spellEnd"/>
-      <w:r>
-        <w:rPr>
-          <w:rFonts w:eastAsia="Times New Roman" w:cs="Times New Roman"/>
-          <w:kern w:val="0"/>
-          <w:sz w:val="24"/>
-          <w:szCs w:val="24"/>
-          <w:lang w:eastAsia="fr-FR"/>
-          <w14:ligatures w14:val="none"/>
-        </w:rPr>
-        <w:t>)</w:t>
+        <w:t>Tu peux donner un nom à la sauvegarde (ex. avant_boss_final)</w:t>
       </w:r>
       <w:r>
         <w:rPr>
@@ -6422,35 +5656,7 @@
           <w:lang w:eastAsia="fr-FR"/>
           <w14:ligatures w14:val="none"/>
         </w:rPr>
-        <w:t xml:space="preserve"> Option 1 : Transfert via USB File Transfer (depuis </w:t>
-      </w:r>
-      <w:proofErr w:type="spellStart"/>
-      <w:r>
-        <w:rPr>
-          <w:rFonts w:eastAsia="Times New Roman" w:cs="Times New Roman"/>
-          <w:b/>
-          <w:bCs/>
-          <w:kern w:val="0"/>
-          <w:sz w:val="24"/>
-          <w:szCs w:val="24"/>
-          <w:lang w:eastAsia="fr-FR"/>
-          <w14:ligatures w14:val="none"/>
-        </w:rPr>
-        <w:t>Tinfoil</w:t>
-      </w:r>
-      <w:proofErr w:type="spellEnd"/>
-      <w:r>
-        <w:rPr>
-          <w:rFonts w:eastAsia="Times New Roman" w:cs="Times New Roman"/>
-          <w:b/>
-          <w:bCs/>
-          <w:kern w:val="0"/>
-          <w:sz w:val="24"/>
-          <w:szCs w:val="24"/>
-          <w:lang w:eastAsia="fr-FR"/>
-          <w14:ligatures w14:val="none"/>
-        </w:rPr>
-        <w:t>)</w:t>
+        <w:t xml:space="preserve"> Option 1 : Transfert via USB File Transfer (depuis Tinfoil)</w:t>
       </w:r>
     </w:p>
     <w:p>
@@ -6543,7 +5749,6 @@
         </w:rPr>
         <w:t xml:space="preserve">Lance </w:t>
       </w:r>
-      <w:proofErr w:type="spellStart"/>
       <w:r>
         <w:rPr>
           <w:rFonts w:eastAsia="Times New Roman" w:cs="Times New Roman"/>
@@ -6557,7 +5762,6 @@
         </w:rPr>
         <w:t>Tinfoil</w:t>
       </w:r>
-      <w:proofErr w:type="spellEnd"/>
       <w:r>
         <w:rPr>
           <w:rFonts w:eastAsia="Times New Roman" w:cs="Times New Roman"/>
@@ -6862,31 +6066,7 @@
           <w:lang w:eastAsia="fr-FR"/>
           <w14:ligatures w14:val="none"/>
         </w:rPr>
-        <w:t xml:space="preserve">Retire la carte </w:t>
-      </w:r>
-      <w:proofErr w:type="spellStart"/>
-      <w:r>
-        <w:rPr>
-          <w:rFonts w:eastAsia="Times New Roman" w:cs="Times New Roman"/>
-          <w:kern w:val="0"/>
-          <w:sz w:val="24"/>
-          <w:szCs w:val="24"/>
-          <w:lang w:eastAsia="fr-FR"/>
-          <w14:ligatures w14:val="none"/>
-        </w:rPr>
-        <w:t>microSD</w:t>
-      </w:r>
-      <w:proofErr w:type="spellEnd"/>
-      <w:r>
-        <w:rPr>
-          <w:rFonts w:eastAsia="Times New Roman" w:cs="Times New Roman"/>
-          <w:kern w:val="0"/>
-          <w:sz w:val="24"/>
-          <w:szCs w:val="24"/>
-          <w:lang w:eastAsia="fr-FR"/>
-          <w14:ligatures w14:val="none"/>
-        </w:rPr>
-        <w:t xml:space="preserve"> et insère-la dans ton PC</w:t>
+        <w:t>Retire la carte microSD et insère-la dans ton PC</w:t>
       </w:r>
     </w:p>
     <w:p>
@@ -7287,31 +6467,7 @@
           <w:lang w:eastAsia="fr-FR"/>
           <w14:ligatures w14:val="none"/>
         </w:rPr>
-        <w:t xml:space="preserve"> Renomme tes sauvegardes avec une date ou un événement (ex: </w:t>
-      </w:r>
-      <w:proofErr w:type="spellStart"/>
-      <w:r>
-        <w:rPr>
-          <w:rFonts w:eastAsia="Times New Roman" w:cs="Times New Roman"/>
-          <w:kern w:val="0"/>
-          <w:sz w:val="24"/>
-          <w:szCs w:val="24"/>
-          <w:lang w:eastAsia="fr-FR"/>
-          <w14:ligatures w14:val="none"/>
-        </w:rPr>
-        <w:t>avant_nouvelle_zone</w:t>
-      </w:r>
-      <w:proofErr w:type="spellEnd"/>
-      <w:r>
-        <w:rPr>
-          <w:rFonts w:eastAsia="Times New Roman" w:cs="Times New Roman"/>
-          <w:kern w:val="0"/>
-          <w:sz w:val="24"/>
-          <w:szCs w:val="24"/>
-          <w:lang w:eastAsia="fr-FR"/>
-          <w14:ligatures w14:val="none"/>
-        </w:rPr>
-        <w:t>)</w:t>
+        <w:t xml:space="preserve"> Renomme tes sauvegardes avec une date ou un événement (ex: avant_nouvelle_zone)</w:t>
       </w:r>
     </w:p>
     <w:p>
@@ -7787,39 +6943,7 @@
     <w:p>
       <w:r>
         <w:br/>
-        <w:t xml:space="preserve">Pour se faire, il faut pouvoir accéder à </w:t>
-      </w:r>
-      <w:proofErr w:type="spellStart"/>
-      <w:r>
-        <w:t>Ultrahand</w:t>
-      </w:r>
-      <w:proofErr w:type="spellEnd"/>
-      <w:r>
-        <w:t xml:space="preserve">. </w:t>
-      </w:r>
-      <w:proofErr w:type="spellStart"/>
-      <w:r>
-        <w:t>Ultrahand</w:t>
-      </w:r>
-      <w:proofErr w:type="spellEnd"/>
-      <w:r>
-        <w:t xml:space="preserve"> est une interface qui se met sur l’écran lorsque l’on fait la combinaison suivante de touches : L + </w:t>
-      </w:r>
-      <w:proofErr w:type="spellStart"/>
-      <w:r>
-        <w:t>Dpad</w:t>
-      </w:r>
-      <w:proofErr w:type="spellEnd"/>
-      <w:r>
-        <w:t xml:space="preserve"> bas + presser sur le joystick droit. Le menu </w:t>
-      </w:r>
-      <w:proofErr w:type="spellStart"/>
-      <w:r>
-        <w:t>Ultrahand</w:t>
-      </w:r>
-      <w:proofErr w:type="spellEnd"/>
-      <w:r>
-        <w:t xml:space="preserve"> apparait. Il suffit ensuite de faire les étapes suivantes :</w:t>
+        <w:t>Pour se faire, il faut pouvoir accéder à Ultrahand. Ultrahand est une interface qui se met sur l’écran lorsque l’on fait la combinaison suivante de touches : L + Dpad bas + presser sur le joystick droit. Le menu Ultrahand apparait. Il suffit ensuite de faire les étapes suivantes :</w:t>
       </w:r>
     </w:p>
     <w:p>
@@ -8212,15 +7336,7 @@
         </w:rPr>
       </w:pPr>
       <w:r>
-        <w:t xml:space="preserve">Ici on peut y sélectionner la fréquence par défaut en fonction du mode de jeu et de certains paramètres. N’hésitez pas à aller regarder des vidéos </w:t>
-      </w:r>
-      <w:proofErr w:type="spellStart"/>
-      <w:r>
-        <w:t>youtube</w:t>
-      </w:r>
-      <w:proofErr w:type="spellEnd"/>
-      <w:r>
-        <w:t xml:space="preserve"> pour avoir des valeurs optimales. </w:t>
+        <w:t xml:space="preserve">Ici on peut y sélectionner la fréquence par défaut en fonction du mode de jeu et de certains paramètres. N’hésitez pas à aller regarder des vidéos youtube pour avoir des valeurs optimales. </w:t>
       </w:r>
       <w:r>
         <w:br/>
@@ -8312,31 +7428,7 @@
           <w14:ligatures w14:val="none"/>
         </w:rPr>
         <w:br/>
-        <w:t xml:space="preserve">R : En mode </w:t>
-      </w:r>
-      <w:proofErr w:type="spellStart"/>
-      <w:r>
-        <w:rPr>
-          <w:rFonts w:eastAsia="Times New Roman" w:cs="Times New Roman"/>
-          <w:kern w:val="0"/>
-          <w:sz w:val="24"/>
-          <w:szCs w:val="24"/>
-          <w:lang w:eastAsia="fr-FR"/>
-          <w14:ligatures w14:val="none"/>
-        </w:rPr>
-        <w:t>EmuMMC</w:t>
-      </w:r>
-      <w:proofErr w:type="spellEnd"/>
-      <w:r>
-        <w:rPr>
-          <w:rFonts w:eastAsia="Times New Roman" w:cs="Times New Roman"/>
-          <w:kern w:val="0"/>
-          <w:sz w:val="24"/>
-          <w:szCs w:val="24"/>
-          <w:lang w:eastAsia="fr-FR"/>
-          <w14:ligatures w14:val="none"/>
-        </w:rPr>
-        <w:t xml:space="preserve">, si vous ne désactivez pas volontairement le DNS 90DNS et retirez le mode incognito, vous ne pouvez pas vous faire bannir. </w:t>
+        <w:t xml:space="preserve">R : En mode EmuMMC, si vous ne désactivez pas volontairement le DNS 90DNS et retirez le mode incognito, vous ne pouvez pas vous faire bannir. </w:t>
       </w:r>
     </w:p>
     <w:p>
@@ -8362,35 +7454,7 @@
           <w:lang w:eastAsia="fr-FR"/>
           <w14:ligatures w14:val="none"/>
         </w:rPr>
-        <w:t xml:space="preserve">Q : Est-ce que je peux jouer en ligne avec les jeux installés via </w:t>
-      </w:r>
-      <w:proofErr w:type="spellStart"/>
-      <w:r>
-        <w:rPr>
-          <w:rFonts w:eastAsia="Times New Roman" w:cs="Times New Roman"/>
-          <w:b/>
-          <w:bCs/>
-          <w:kern w:val="0"/>
-          <w:sz w:val="24"/>
-          <w:szCs w:val="24"/>
-          <w:lang w:eastAsia="fr-FR"/>
-          <w14:ligatures w14:val="none"/>
-        </w:rPr>
-        <w:t>Tinfoil</w:t>
-      </w:r>
-      <w:proofErr w:type="spellEnd"/>
-      <w:r>
-        <w:rPr>
-          <w:rFonts w:eastAsia="Times New Roman" w:cs="Times New Roman"/>
-          <w:b/>
-          <w:bCs/>
-          <w:kern w:val="0"/>
-          <w:sz w:val="24"/>
-          <w:szCs w:val="24"/>
-          <w:lang w:eastAsia="fr-FR"/>
-          <w14:ligatures w14:val="none"/>
-        </w:rPr>
-        <w:t>?</w:t>
+        <w:t>Q : Est-ce que je peux jouer en ligne avec les jeux installés via Tinfoil?</w:t>
       </w:r>
       <w:r>
         <w:rPr>
@@ -8402,79 +7466,7 @@
           <w14:ligatures w14:val="none"/>
         </w:rPr>
         <w:br/>
-        <w:t>R : Non, la console échouera à se connecter aux serveurs et vous aurez une erreur de connexion. En revanche les jeux que vous possédez réellement peuvent être utilisés en ligne si vous lancez votre console avec l’option « </w:t>
-      </w:r>
-      <w:proofErr w:type="spellStart"/>
-      <w:r>
-        <w:rPr>
-          <w:rFonts w:eastAsia="Times New Roman" w:cs="Times New Roman"/>
-          <w:kern w:val="0"/>
-          <w:sz w:val="24"/>
-          <w:szCs w:val="24"/>
-          <w:lang w:eastAsia="fr-FR"/>
-          <w14:ligatures w14:val="none"/>
-        </w:rPr>
-        <w:t>sysMMC</w:t>
-      </w:r>
-      <w:proofErr w:type="spellEnd"/>
-      <w:r>
-        <w:rPr>
-          <w:rFonts w:eastAsia="Times New Roman" w:cs="Times New Roman"/>
-          <w:kern w:val="0"/>
-          <w:sz w:val="24"/>
-          <w:szCs w:val="24"/>
-          <w:lang w:eastAsia="fr-FR"/>
-          <w14:ligatures w14:val="none"/>
-        </w:rPr>
-        <w:t xml:space="preserve"> » . Certains jeux qui ne passent pas par les services Nintendo peuvent par contre parfois fonctionner ( ex : </w:t>
-      </w:r>
-      <w:proofErr w:type="spellStart"/>
-      <w:r>
-        <w:rPr>
-          <w:rFonts w:eastAsia="Times New Roman" w:cs="Times New Roman"/>
-          <w:kern w:val="0"/>
-          <w:sz w:val="24"/>
-          <w:szCs w:val="24"/>
-          <w:lang w:eastAsia="fr-FR"/>
-          <w14:ligatures w14:val="none"/>
-        </w:rPr>
-        <w:t>Fortnite</w:t>
-      </w:r>
-      <w:proofErr w:type="spellEnd"/>
-      <w:r>
-        <w:rPr>
-          <w:rFonts w:eastAsia="Times New Roman" w:cs="Times New Roman"/>
-          <w:kern w:val="0"/>
-          <w:sz w:val="24"/>
-          <w:szCs w:val="24"/>
-          <w:lang w:eastAsia="fr-FR"/>
-          <w14:ligatures w14:val="none"/>
-        </w:rPr>
-        <w:t xml:space="preserve">, Rocket </w:t>
-      </w:r>
-      <w:proofErr w:type="spellStart"/>
-      <w:r>
-        <w:rPr>
-          <w:rFonts w:eastAsia="Times New Roman" w:cs="Times New Roman"/>
-          <w:kern w:val="0"/>
-          <w:sz w:val="24"/>
-          <w:szCs w:val="24"/>
-          <w:lang w:eastAsia="fr-FR"/>
-          <w14:ligatures w14:val="none"/>
-        </w:rPr>
-        <w:t>league</w:t>
-      </w:r>
-      <w:proofErr w:type="spellEnd"/>
-      <w:r>
-        <w:rPr>
-          <w:rFonts w:eastAsia="Times New Roman" w:cs="Times New Roman"/>
-          <w:kern w:val="0"/>
-          <w:sz w:val="24"/>
-          <w:szCs w:val="24"/>
-          <w:lang w:eastAsia="fr-FR"/>
-          <w14:ligatures w14:val="none"/>
-        </w:rPr>
-        <w:t>, etc… qui fonctionnent indépendamment des serveurs de Nintendo parfois)</w:t>
+        <w:t>R : Non, la console échouera à se connecter aux serveurs et vous aurez une erreur de connexion. En revanche les jeux que vous possédez réellement peuvent être utilisés en ligne si vous lancez votre console avec l’option « sysMMC » . Certains jeux qui ne passent pas par les services Nintendo peuvent par contre parfois fonctionner ( ex : Fortnite, Rocket league, etc… qui fonctionnent indépendamment des serveurs de Nintendo parfois)</w:t>
       </w:r>
     </w:p>
     <w:p>
@@ -8514,31 +7506,7 @@
           <w14:ligatures w14:val="none"/>
         </w:rPr>
         <w:br/>
-        <w:t>R : Oui, en redémarrant sans mod, vous êtes sur la console d’origine (</w:t>
-      </w:r>
-      <w:proofErr w:type="spellStart"/>
-      <w:r>
-        <w:rPr>
-          <w:rFonts w:eastAsia="Times New Roman" w:cs="Times New Roman"/>
-          <w:kern w:val="0"/>
-          <w:sz w:val="24"/>
-          <w:szCs w:val="24"/>
-          <w:lang w:eastAsia="fr-FR"/>
-          <w14:ligatures w14:val="none"/>
-        </w:rPr>
-        <w:t>SysNAND</w:t>
-      </w:r>
-      <w:proofErr w:type="spellEnd"/>
-      <w:r>
-        <w:rPr>
-          <w:rFonts w:eastAsia="Times New Roman" w:cs="Times New Roman"/>
-          <w:kern w:val="0"/>
-          <w:sz w:val="24"/>
-          <w:szCs w:val="24"/>
-          <w:lang w:eastAsia="fr-FR"/>
-          <w14:ligatures w14:val="none"/>
-        </w:rPr>
-        <w:t>), à condition de ne pas l’avoir modifiée.</w:t>
+        <w:t>R : Oui, en redémarrant sans mod, vous êtes sur la console d’origine (SysNAND), à condition de ne pas l’avoir modifiée.</w:t>
       </w:r>
       <w:r>
         <w:rPr>
@@ -8640,31 +7608,7 @@
           <w:lang w:eastAsia="fr-FR"/>
           <w14:ligatures w14:val="none"/>
         </w:rPr>
-        <w:t xml:space="preserve">R : Mettez votre carte SD neuve dans votre ordinateur et formatez la en format Fat32 (pas NTFS ni </w:t>
-      </w:r>
-      <w:proofErr w:type="spellStart"/>
-      <w:r>
-        <w:rPr>
-          <w:rFonts w:eastAsia="Times New Roman" w:cs="Times New Roman"/>
-          <w:kern w:val="0"/>
-          <w:sz w:val="24"/>
-          <w:szCs w:val="24"/>
-          <w:lang w:eastAsia="fr-FR"/>
-          <w14:ligatures w14:val="none"/>
-        </w:rPr>
-        <w:t>exFAT</w:t>
-      </w:r>
-      <w:proofErr w:type="spellEnd"/>
-      <w:r>
-        <w:rPr>
-          <w:rFonts w:eastAsia="Times New Roman" w:cs="Times New Roman"/>
-          <w:kern w:val="0"/>
-          <w:sz w:val="24"/>
-          <w:szCs w:val="24"/>
-          <w:lang w:eastAsia="fr-FR"/>
-          <w14:ligatures w14:val="none"/>
-        </w:rPr>
-        <w:t xml:space="preserve">  ). Ensuite, copiez tous les fichiers de votre carte SD déjà existante sur votre nouvelle carte SD et le tour est joué. </w:t>
+        <w:t xml:space="preserve">R : Mettez votre carte SD neuve dans votre ordinateur et formatez la en format Fat32 (pas NTFS ni exFAT  ). Ensuite, copiez tous les fichiers de votre carte SD déjà existante sur votre nouvelle carte SD et le tour est joué. </w:t>
       </w:r>
       <w:r>
         <w:rPr>
@@ -8716,35 +7660,7 @@
           <w:lang w:eastAsia="fr-FR"/>
           <w14:ligatures w14:val="none"/>
         </w:rPr>
-        <w:t xml:space="preserve">Q : Au démarrage j’ai le message « No SD </w:t>
-      </w:r>
-      <w:proofErr w:type="spellStart"/>
-      <w:r>
-        <w:rPr>
-          <w:rFonts w:eastAsia="Times New Roman" w:cs="Times New Roman"/>
-          <w:b/>
-          <w:bCs/>
-          <w:kern w:val="0"/>
-          <w:sz w:val="24"/>
-          <w:szCs w:val="24"/>
-          <w:lang w:eastAsia="fr-FR"/>
-          <w14:ligatures w14:val="none"/>
-        </w:rPr>
-        <w:t>Card</w:t>
-      </w:r>
-      <w:proofErr w:type="spellEnd"/>
-      <w:r>
-        <w:rPr>
-          <w:rFonts w:eastAsia="Times New Roman" w:cs="Times New Roman"/>
-          <w:b/>
-          <w:bCs/>
-          <w:kern w:val="0"/>
-          <w:sz w:val="24"/>
-          <w:szCs w:val="24"/>
-          <w:lang w:eastAsia="fr-FR"/>
-          <w14:ligatures w14:val="none"/>
-        </w:rPr>
-        <w:t>» avec un symbole de framboise ailée ?</w:t>
+        <w:t>Q : Au démarrage j’ai le message « No SD Card» avec un symbole de framboise ailée ?</w:t>
       </w:r>
     </w:p>
     <w:p>
@@ -8896,130 +7812,74 @@
           <w:lang w:eastAsia="fr-FR"/>
           <w14:ligatures w14:val="none"/>
         </w:rPr>
-        <w:t xml:space="preserve">Q : Ma console démarre automatiquement normalement et je n’ai plus le menu </w:t>
-      </w:r>
-      <w:proofErr w:type="spellStart"/>
-      <w:r>
-        <w:rPr>
-          <w:rFonts w:eastAsia="Times New Roman" w:cs="Times New Roman"/>
-          <w:b/>
-          <w:bCs/>
-          <w:kern w:val="0"/>
-          <w:sz w:val="24"/>
-          <w:szCs w:val="24"/>
-          <w:lang w:eastAsia="fr-FR"/>
-          <w14:ligatures w14:val="none"/>
-        </w:rPr>
-        <w:t>Hekate</w:t>
-      </w:r>
-      <w:proofErr w:type="spellEnd"/>
-      <w:r>
-        <w:rPr>
-          <w:rFonts w:eastAsia="Times New Roman" w:cs="Times New Roman"/>
-          <w:b/>
-          <w:bCs/>
-          <w:kern w:val="0"/>
-          <w:sz w:val="24"/>
-          <w:szCs w:val="24"/>
-          <w:lang w:eastAsia="fr-FR"/>
-          <w14:ligatures w14:val="none"/>
-        </w:rPr>
-        <w:t>/ Ma console ne démarre pas du tout</w:t>
-      </w:r>
-    </w:p>
-    <w:p>
-      <w:pPr>
-        <w:rPr>
-          <w:rFonts w:eastAsia="Times New Roman" w:cs="Times New Roman"/>
-          <w:kern w:val="0"/>
-          <w:sz w:val="24"/>
-          <w:szCs w:val="24"/>
-          <w:lang w:eastAsia="fr-FR"/>
-          <w14:ligatures w14:val="none"/>
-        </w:rPr>
-      </w:pPr>
-      <w:r>
-        <w:rPr>
-          <w:rFonts w:eastAsia="Times New Roman" w:cs="Times New Roman"/>
-          <w:kern w:val="0"/>
-          <w:sz w:val="24"/>
-          <w:szCs w:val="24"/>
-          <w:lang w:eastAsia="fr-FR"/>
-          <w14:ligatures w14:val="none"/>
-        </w:rPr>
-        <w:t xml:space="preserve">R : Il y a eu un souci avec la puce </w:t>
-      </w:r>
-      <w:proofErr w:type="spellStart"/>
-      <w:r>
-        <w:rPr>
-          <w:rFonts w:eastAsia="Times New Roman" w:cs="Times New Roman"/>
-          <w:kern w:val="0"/>
-          <w:sz w:val="24"/>
-          <w:szCs w:val="24"/>
-          <w:lang w:eastAsia="fr-FR"/>
-          <w14:ligatures w14:val="none"/>
-        </w:rPr>
-        <w:t>Picofly</w:t>
-      </w:r>
-      <w:proofErr w:type="spellEnd"/>
-      <w:r>
-        <w:rPr>
-          <w:rFonts w:eastAsia="Times New Roman" w:cs="Times New Roman"/>
-          <w:kern w:val="0"/>
-          <w:sz w:val="24"/>
-          <w:szCs w:val="24"/>
-          <w:lang w:eastAsia="fr-FR"/>
-          <w14:ligatures w14:val="none"/>
-        </w:rPr>
-        <w:t xml:space="preserve">, ce qui empêche l’injection du hack dans la console et empêche donc de démarrer la console dans sa version </w:t>
-      </w:r>
-      <w:proofErr w:type="spellStart"/>
-      <w:r>
-        <w:rPr>
-          <w:rFonts w:eastAsia="Times New Roman" w:cs="Times New Roman"/>
-          <w:kern w:val="0"/>
-          <w:sz w:val="24"/>
-          <w:szCs w:val="24"/>
-          <w:lang w:eastAsia="fr-FR"/>
-          <w14:ligatures w14:val="none"/>
-        </w:rPr>
-        <w:t>moddée</w:t>
-      </w:r>
-      <w:proofErr w:type="spellEnd"/>
-      <w:r>
-        <w:rPr>
-          <w:rFonts w:eastAsia="Times New Roman" w:cs="Times New Roman"/>
-          <w:kern w:val="0"/>
-          <w:sz w:val="24"/>
-          <w:szCs w:val="24"/>
-          <w:lang w:eastAsia="fr-FR"/>
-          <w14:ligatures w14:val="none"/>
-        </w:rPr>
-        <w:t xml:space="preserve">. Recontactez moi ou allez voir un réparateur capable d’installer une puce </w:t>
-      </w:r>
-      <w:proofErr w:type="spellStart"/>
-      <w:r>
-        <w:rPr>
-          <w:rFonts w:eastAsia="Times New Roman" w:cs="Times New Roman"/>
-          <w:kern w:val="0"/>
-          <w:sz w:val="24"/>
-          <w:szCs w:val="24"/>
-          <w:lang w:eastAsia="fr-FR"/>
-          <w14:ligatures w14:val="none"/>
-        </w:rPr>
-        <w:t>Picofly</w:t>
-      </w:r>
-      <w:proofErr w:type="spellEnd"/>
-      <w:r>
-        <w:rPr>
-          <w:rFonts w:eastAsia="Times New Roman" w:cs="Times New Roman"/>
-          <w:kern w:val="0"/>
-          <w:sz w:val="24"/>
-          <w:szCs w:val="24"/>
-          <w:lang w:eastAsia="fr-FR"/>
-          <w14:ligatures w14:val="none"/>
-        </w:rPr>
-        <w:t xml:space="preserve">. Mon installation offre 1 an de garantie gratuite en ce qui concerne l’installation de la puce qui n’a pas tenu. Passez donc me voir ! (Vos données de jeu ne sont pas perdues, ne vous inquiétez pas) </w:t>
+        <w:t>Q : Ma console démarre automatiquement normalement et je n’ai plus le menu Hekate/ Ma console ne démarre pas du tout</w:t>
+      </w:r>
+    </w:p>
+    <w:p>
+      <w:pPr>
+        <w:rPr>
+          <w:rFonts w:eastAsia="Times New Roman" w:cs="Times New Roman"/>
+          <w:kern w:val="0"/>
+          <w:sz w:val="24"/>
+          <w:szCs w:val="24"/>
+          <w:lang w:eastAsia="fr-FR"/>
+          <w14:ligatures w14:val="none"/>
+        </w:rPr>
+      </w:pPr>
+      <w:r>
+        <w:rPr>
+          <w:rFonts w:eastAsia="Times New Roman" w:cs="Times New Roman"/>
+          <w:kern w:val="0"/>
+          <w:sz w:val="24"/>
+          <w:szCs w:val="24"/>
+          <w:lang w:eastAsia="fr-FR"/>
+          <w14:ligatures w14:val="none"/>
+        </w:rPr>
+        <w:t>R : Il y a eu un souci avec la puce Picofly, ce qui empêche l’injection du hack dans la console et empêche donc de démarrer la console dans sa version moddée. Recontactez moi ou allez voir un réparateur capable d’installer une puce Picofly</w:t>
+      </w:r>
+      <w:r>
+        <w:rPr>
+          <w:rFonts w:eastAsia="Times New Roman" w:cs="Times New Roman"/>
+          <w:kern w:val="0"/>
+          <w:sz w:val="24"/>
+          <w:szCs w:val="24"/>
+          <w:lang w:eastAsia="fr-FR"/>
+          <w14:ligatures w14:val="none"/>
+        </w:rPr>
+        <w:t>. M</w:t>
+      </w:r>
+      <w:r>
+        <w:rPr>
+          <w:rFonts w:eastAsia="Times New Roman" w:cs="Times New Roman"/>
+          <w:kern w:val="0"/>
+          <w:sz w:val="24"/>
+          <w:szCs w:val="24"/>
+          <w:lang w:eastAsia="fr-FR"/>
+          <w14:ligatures w14:val="none"/>
+        </w:rPr>
+        <w:t xml:space="preserve">on installation </w:t>
+      </w:r>
+      <w:r>
+        <w:rPr>
+          <w:rFonts w:eastAsia="Times New Roman" w:cs="Times New Roman"/>
+          <w:kern w:val="0"/>
+          <w:sz w:val="24"/>
+          <w:szCs w:val="24"/>
+          <w:lang w:eastAsia="fr-FR"/>
+          <w14:ligatures w14:val="none"/>
+        </w:rPr>
+        <w:t>propose</w:t>
+      </w:r>
+      <w:r>
+        <w:rPr>
+          <w:rFonts w:eastAsia="Times New Roman" w:cs="Times New Roman"/>
+          <w:kern w:val="0"/>
+          <w:sz w:val="24"/>
+          <w:szCs w:val="24"/>
+          <w:lang w:eastAsia="fr-FR"/>
+          <w14:ligatures w14:val="none"/>
+        </w:rPr>
+        <w:t xml:space="preserve"> 1 an de garantie gratuite en ce qui concerne l’installation de la puce qui n’a pas tenu. Passez donc me voir ! (Vos données de jeu ne sont pas perdues, ne vous inquiétez pas) </w:t>
       </w:r>
     </w:p>
     <w:p>
@@ -9082,31 +7942,7 @@
           <w:lang w:eastAsia="fr-FR"/>
           <w14:ligatures w14:val="none"/>
         </w:rPr>
-        <w:t xml:space="preserve">R : Lorsque l’on met à jour le </w:t>
-      </w:r>
-      <w:proofErr w:type="spellStart"/>
-      <w:r>
-        <w:rPr>
-          <w:rFonts w:eastAsia="Times New Roman" w:cs="Times New Roman"/>
-          <w:kern w:val="0"/>
-          <w:sz w:val="24"/>
-          <w:szCs w:val="24"/>
-          <w:lang w:eastAsia="fr-FR"/>
-          <w14:ligatures w14:val="none"/>
-        </w:rPr>
-        <w:t>firmware</w:t>
-      </w:r>
-      <w:proofErr w:type="spellEnd"/>
-      <w:r>
-        <w:rPr>
-          <w:rFonts w:eastAsia="Times New Roman" w:cs="Times New Roman"/>
-          <w:kern w:val="0"/>
-          <w:sz w:val="24"/>
-          <w:szCs w:val="24"/>
-          <w:lang w:eastAsia="fr-FR"/>
-          <w14:ligatures w14:val="none"/>
-        </w:rPr>
-        <w:t xml:space="preserve"> de la console, tous les patchs permettant de lancer des jeux ne sont pas installés, et il peut y avoir des patchs manquants. Pour régler ce problème, la méthode la plus simple est de télécharger la dernière release sur ce site : </w:t>
+        <w:t xml:space="preserve">R : Lorsque l’on met à jour le firmware de la console, tous les patchs permettant de lancer des jeux ne sont pas installés, et il peut y avoir des patchs manquants. Pour régler ce problème, la méthode la plus simple est de télécharger la dernière release sur ce site : </w:t>
       </w:r>
       <w:hyperlink r:id="rId52" w:history="1">
         <w:r>
@@ -9481,35 +8317,7 @@
           <w:lang w:val="en-US" w:eastAsia="fr-FR"/>
           <w14:ligatures w14:val="none"/>
         </w:rPr>
-        <w:t xml:space="preserve"> Étape 1 : </w:t>
-      </w:r>
-      <w:proofErr w:type="spellStart"/>
-      <w:r>
-        <w:rPr>
-          <w:rFonts w:eastAsia="Times New Roman" w:cs="Times New Roman"/>
-          <w:b/>
-          <w:bCs/>
-          <w:kern w:val="0"/>
-          <w:sz w:val="24"/>
-          <w:szCs w:val="24"/>
-          <w:lang w:val="en-US" w:eastAsia="fr-FR"/>
-          <w14:ligatures w14:val="none"/>
-        </w:rPr>
-        <w:t>Ouvrir</w:t>
-      </w:r>
-      <w:proofErr w:type="spellEnd"/>
-      <w:r>
-        <w:rPr>
-          <w:rFonts w:eastAsia="Times New Roman" w:cs="Times New Roman"/>
-          <w:b/>
-          <w:bCs/>
-          <w:kern w:val="0"/>
-          <w:sz w:val="24"/>
-          <w:szCs w:val="24"/>
-          <w:lang w:val="en-US" w:eastAsia="fr-FR"/>
-          <w14:ligatures w14:val="none"/>
-        </w:rPr>
-        <w:t xml:space="preserve"> All-In-One Switch Updater</w:t>
+        <w:t xml:space="preserve"> Étape 1 : Ouvrir All-In-One Switch Updater</w:t>
       </w:r>
     </w:p>
     <w:p>
@@ -9538,7 +8346,6 @@
         </w:rPr>
         <w:t xml:space="preserve">Démarre ta console en </w:t>
       </w:r>
-      <w:proofErr w:type="spellStart"/>
       <w:r>
         <w:rPr>
           <w:rFonts w:eastAsia="Times New Roman" w:cs="Times New Roman"/>
@@ -9552,7 +8359,6 @@
         </w:rPr>
         <w:t>EmuMMC</w:t>
       </w:r>
-      <w:proofErr w:type="spellEnd"/>
     </w:p>
     <w:p>
       <w:pPr>
@@ -10108,23 +8914,8 @@
           <w:lang w:eastAsia="fr-FR"/>
           <w14:ligatures w14:val="none"/>
         </w:rPr>
-        <w:t xml:space="preserve"> Étape 3 : Mettre à jour </w:t>
-      </w:r>
-      <w:proofErr w:type="spellStart"/>
-      <w:r>
-        <w:rPr>
-          <w:rFonts w:eastAsia="Times New Roman" w:cs="Times New Roman"/>
-          <w:b/>
-          <w:bCs/>
-          <w:kern w:val="0"/>
-          <w:sz w:val="24"/>
-          <w:szCs w:val="24"/>
-          <w:lang w:eastAsia="fr-FR"/>
-          <w14:ligatures w14:val="none"/>
-        </w:rPr>
-        <w:t>Hekate</w:t>
-      </w:r>
-      <w:proofErr w:type="spellEnd"/>
+        <w:t xml:space="preserve"> Étape 3 : Mettre à jour Hekate</w:t>
+      </w:r>
     </w:p>
     <w:p>
       <w:pPr>
@@ -10339,31 +9130,7 @@
           <w:lang w:eastAsia="fr-FR"/>
           <w14:ligatures w14:val="none"/>
         </w:rPr>
-        <w:t xml:space="preserve"> </w:t>
-      </w:r>
-      <w:proofErr w:type="spellStart"/>
-      <w:r>
-        <w:rPr>
-          <w:rFonts w:eastAsia="Times New Roman" w:cs="Times New Roman"/>
-          <w:kern w:val="0"/>
-          <w:sz w:val="24"/>
-          <w:szCs w:val="24"/>
-          <w:lang w:eastAsia="fr-FR"/>
-          <w14:ligatures w14:val="none"/>
-        </w:rPr>
-        <w:t>Hekate</w:t>
-      </w:r>
-      <w:proofErr w:type="spellEnd"/>
-      <w:r>
-        <w:rPr>
-          <w:rFonts w:eastAsia="Times New Roman" w:cs="Times New Roman"/>
-          <w:kern w:val="0"/>
-          <w:sz w:val="24"/>
-          <w:szCs w:val="24"/>
-          <w:lang w:eastAsia="fr-FR"/>
-          <w14:ligatures w14:val="none"/>
-        </w:rPr>
-        <w:t xml:space="preserve"> est maintenant </w:t>
+        <w:t xml:space="preserve"> Hekate est maintenant </w:t>
       </w:r>
       <w:r>
         <w:rPr>
@@ -10450,63 +9217,7 @@
           <w:lang w:eastAsia="fr-FR"/>
           <w14:ligatures w14:val="none"/>
         </w:rPr>
-        <w:t xml:space="preserve"> Étape 4 : Mettre à jour le </w:t>
-      </w:r>
-      <w:proofErr w:type="spellStart"/>
-      <w:r>
-        <w:rPr>
-          <w:rFonts w:eastAsia="Times New Roman" w:cs="Times New Roman"/>
-          <w:b/>
-          <w:bCs/>
-          <w:kern w:val="0"/>
-          <w:sz w:val="24"/>
-          <w:szCs w:val="24"/>
-          <w:lang w:eastAsia="fr-FR"/>
-          <w14:ligatures w14:val="none"/>
-        </w:rPr>
-        <w:t>firmware</w:t>
-      </w:r>
-      <w:proofErr w:type="spellEnd"/>
-      <w:r>
-        <w:rPr>
-          <w:rFonts w:eastAsia="Times New Roman" w:cs="Times New Roman"/>
-          <w:b/>
-          <w:bCs/>
-          <w:kern w:val="0"/>
-          <w:sz w:val="24"/>
-          <w:szCs w:val="24"/>
-          <w:lang w:eastAsia="fr-FR"/>
-          <w14:ligatures w14:val="none"/>
-        </w:rPr>
-        <w:t xml:space="preserve"> (via </w:t>
-      </w:r>
-      <w:proofErr w:type="spellStart"/>
-      <w:r>
-        <w:rPr>
-          <w:rFonts w:eastAsia="Times New Roman" w:cs="Times New Roman"/>
-          <w:b/>
-          <w:bCs/>
-          <w:kern w:val="0"/>
-          <w:sz w:val="24"/>
-          <w:szCs w:val="24"/>
-          <w:lang w:eastAsia="fr-FR"/>
-          <w14:ligatures w14:val="none"/>
-        </w:rPr>
-        <w:t>Daybreak</w:t>
-      </w:r>
-      <w:proofErr w:type="spellEnd"/>
-      <w:r>
-        <w:rPr>
-          <w:rFonts w:eastAsia="Times New Roman" w:cs="Times New Roman"/>
-          <w:b/>
-          <w:bCs/>
-          <w:kern w:val="0"/>
-          <w:sz w:val="24"/>
-          <w:szCs w:val="24"/>
-          <w:lang w:eastAsia="fr-FR"/>
-          <w14:ligatures w14:val="none"/>
-        </w:rPr>
-        <w:t>)</w:t>
+        <w:t xml:space="preserve"> Étape 4 : Mettre à jour le firmware (via Daybreak)</w:t>
       </w:r>
     </w:p>
     <w:p>
@@ -10534,31 +9245,7 @@
           <w14:ligatures w14:val="none"/>
         </w:rPr>
         <w:lastRenderedPageBreak/>
-        <w:t xml:space="preserve">Dans AIO Updater, </w:t>
-      </w:r>
-      <w:proofErr w:type="spellStart"/>
-      <w:r>
-        <w:rPr>
-          <w:rFonts w:eastAsia="Times New Roman" w:cs="Times New Roman"/>
-          <w:kern w:val="0"/>
-          <w:sz w:val="24"/>
-          <w:szCs w:val="24"/>
-          <w:lang w:val="en-US" w:eastAsia="fr-FR"/>
-          <w14:ligatures w14:val="none"/>
-        </w:rPr>
-        <w:t>choisis</w:t>
-      </w:r>
-      <w:proofErr w:type="spellEnd"/>
-      <w:r>
-        <w:rPr>
-          <w:rFonts w:eastAsia="Times New Roman" w:cs="Times New Roman"/>
-          <w:kern w:val="0"/>
-          <w:sz w:val="24"/>
-          <w:szCs w:val="24"/>
-          <w:lang w:val="en-US" w:eastAsia="fr-FR"/>
-          <w14:ligatures w14:val="none"/>
-        </w:rPr>
-        <w:t xml:space="preserve"> </w:t>
+        <w:t xml:space="preserve">Dans AIO Updater, choisis </w:t>
       </w:r>
       <w:r>
         <w:rPr>
@@ -10704,7 +9391,6 @@
           <w14:ligatures w14:val="none"/>
         </w:rPr>
       </w:pPr>
-      <w:proofErr w:type="spellStart"/>
       <w:r>
         <w:rPr>
           <w:rFonts w:eastAsia="Times New Roman" w:cs="Times New Roman"/>
@@ -10714,31 +9400,19 @@
           <w:lang w:val="en-US" w:eastAsia="fr-FR"/>
           <w14:ligatures w14:val="none"/>
         </w:rPr>
-        <w:t>Choisis</w:t>
-      </w:r>
-      <w:proofErr w:type="spellEnd"/>
-      <w:r>
-        <w:rPr>
-          <w:rFonts w:eastAsia="Times New Roman" w:cs="Times New Roman"/>
+        <w:t xml:space="preserve">Choisis </w:t>
+      </w:r>
+      <w:r>
+        <w:rPr>
+          <w:rFonts w:eastAsia="Times New Roman" w:cs="Times New Roman"/>
+          <w:b/>
+          <w:bCs/>
           <w:kern w:val="0"/>
           <w:sz w:val="24"/>
           <w:szCs w:val="24"/>
           <w:lang w:val="en-US" w:eastAsia="fr-FR"/>
           <w14:ligatures w14:val="none"/>
         </w:rPr>
-        <w:t xml:space="preserve"> </w:t>
-      </w:r>
-      <w:r>
-        <w:rPr>
-          <w:rFonts w:eastAsia="Times New Roman" w:cs="Times New Roman"/>
-          <w:b/>
-          <w:bCs/>
-          <w:kern w:val="0"/>
-          <w:sz w:val="24"/>
-          <w:szCs w:val="24"/>
-          <w:lang w:val="en-US" w:eastAsia="fr-FR"/>
-          <w14:ligatures w14:val="none"/>
-        </w:rPr>
         <w:t>"Download to SD Card"</w:t>
       </w:r>
     </w:p>
@@ -10773,31 +9447,7 @@
           <w:lang w:eastAsia="fr-FR"/>
           <w14:ligatures w14:val="none"/>
         </w:rPr>
-        <w:t xml:space="preserve"> Cela télécharge un zip dans /</w:t>
-      </w:r>
-      <w:proofErr w:type="spellStart"/>
-      <w:r>
-        <w:rPr>
-          <w:rFonts w:eastAsia="Times New Roman" w:cs="Times New Roman"/>
-          <w:kern w:val="0"/>
-          <w:sz w:val="24"/>
-          <w:szCs w:val="24"/>
-          <w:lang w:eastAsia="fr-FR"/>
-          <w14:ligatures w14:val="none"/>
-        </w:rPr>
-        <w:t>firmware</w:t>
-      </w:r>
-      <w:proofErr w:type="spellEnd"/>
-      <w:r>
-        <w:rPr>
-          <w:rFonts w:eastAsia="Times New Roman" w:cs="Times New Roman"/>
-          <w:kern w:val="0"/>
-          <w:sz w:val="24"/>
-          <w:szCs w:val="24"/>
-          <w:lang w:eastAsia="fr-FR"/>
-          <w14:ligatures w14:val="none"/>
-        </w:rPr>
-        <w:t>.</w:t>
+        <w:t xml:space="preserve"> Cela télécharge un zip dans /firmware.</w:t>
       </w:r>
     </w:p>
     <w:p>
@@ -10901,51 +9551,8 @@
           <w:lang w:eastAsia="fr-FR"/>
           <w14:ligatures w14:val="none"/>
         </w:rPr>
-        <w:t xml:space="preserve">Installer les </w:t>
-      </w:r>
-      <w:proofErr w:type="spellStart"/>
-      <w:r>
-        <w:rPr>
-          <w:rFonts w:eastAsia="Times New Roman" w:cs="Times New Roman"/>
-          <w:b/>
-          <w:bCs/>
-          <w:kern w:val="0"/>
-          <w:sz w:val="24"/>
-          <w:szCs w:val="24"/>
-          <w:lang w:eastAsia="fr-FR"/>
-          <w14:ligatures w14:val="none"/>
-        </w:rPr>
-        <w:t>sigpatches</w:t>
-      </w:r>
-      <w:proofErr w:type="spellEnd"/>
-      <w:r>
-        <w:rPr>
-          <w:rFonts w:eastAsia="Times New Roman" w:cs="Times New Roman"/>
-          <w:b/>
-          <w:bCs/>
-          <w:kern w:val="0"/>
-          <w:sz w:val="24"/>
-          <w:szCs w:val="24"/>
-          <w:lang w:eastAsia="fr-FR"/>
-          <w14:ligatures w14:val="none"/>
-        </w:rPr>
-        <w:t xml:space="preserve"> et les </w:t>
-      </w:r>
-      <w:proofErr w:type="spellStart"/>
-      <w:r>
-        <w:rPr>
-          <w:rFonts w:eastAsia="Times New Roman" w:cs="Times New Roman"/>
-          <w:b/>
-          <w:bCs/>
-          <w:kern w:val="0"/>
-          <w:sz w:val="24"/>
-          <w:szCs w:val="24"/>
-          <w:lang w:eastAsia="fr-FR"/>
-          <w14:ligatures w14:val="none"/>
-        </w:rPr>
-        <w:t>syspatches</w:t>
-      </w:r>
-      <w:proofErr w:type="spellEnd"/>
+        <w:t>Installer les sigpatches et les syspatches</w:t>
+      </w:r>
     </w:p>
     <w:p>
       <w:pPr>
@@ -11175,51 +9782,8 @@
           <w:lang w:eastAsia="fr-FR"/>
           <w14:ligatures w14:val="none"/>
         </w:rPr>
-        <w:t xml:space="preserve"> : Installer le </w:t>
-      </w:r>
-      <w:proofErr w:type="spellStart"/>
-      <w:r>
-        <w:rPr>
-          <w:rFonts w:eastAsia="Times New Roman" w:cs="Times New Roman"/>
-          <w:b/>
-          <w:bCs/>
-          <w:kern w:val="0"/>
-          <w:sz w:val="24"/>
-          <w:szCs w:val="24"/>
-          <w:lang w:eastAsia="fr-FR"/>
-          <w14:ligatures w14:val="none"/>
-        </w:rPr>
-        <w:t>firmware</w:t>
-      </w:r>
-      <w:proofErr w:type="spellEnd"/>
-      <w:r>
-        <w:rPr>
-          <w:rFonts w:eastAsia="Times New Roman" w:cs="Times New Roman"/>
-          <w:b/>
-          <w:bCs/>
-          <w:kern w:val="0"/>
-          <w:sz w:val="24"/>
-          <w:szCs w:val="24"/>
-          <w:lang w:eastAsia="fr-FR"/>
-          <w14:ligatures w14:val="none"/>
-        </w:rPr>
-        <w:t xml:space="preserve"> avec </w:t>
-      </w:r>
-      <w:proofErr w:type="spellStart"/>
-      <w:r>
-        <w:rPr>
-          <w:rFonts w:eastAsia="Times New Roman" w:cs="Times New Roman"/>
-          <w:b/>
-          <w:bCs/>
-          <w:kern w:val="0"/>
-          <w:sz w:val="24"/>
-          <w:szCs w:val="24"/>
-          <w:lang w:eastAsia="fr-FR"/>
-          <w14:ligatures w14:val="none"/>
-        </w:rPr>
-        <w:t>Daybreak</w:t>
-      </w:r>
-      <w:proofErr w:type="spellEnd"/>
+        <w:t xml:space="preserve"> : Installer le firmware avec Daybreak</w:t>
+      </w:r>
     </w:p>
     <w:p>
       <w:pPr>
@@ -11247,7 +9811,6 @@
         </w:rPr>
         <w:t xml:space="preserve">Retourne au menu homebrew et lance </w:t>
       </w:r>
-      <w:proofErr w:type="spellStart"/>
       <w:r>
         <w:rPr>
           <w:rFonts w:eastAsia="Times New Roman" w:cs="Times New Roman"/>
@@ -11261,7 +9824,6 @@
         </w:rPr>
         <w:t>Daybreak</w:t>
       </w:r>
-      <w:proofErr w:type="spellEnd"/>
     </w:p>
     <w:p>
       <w:pPr>
@@ -11287,31 +9849,7 @@
           <w:lang w:eastAsia="fr-FR"/>
           <w14:ligatures w14:val="none"/>
         </w:rPr>
-        <w:t>Choisis le dossier /</w:t>
-      </w:r>
-      <w:proofErr w:type="spellStart"/>
-      <w:r>
-        <w:rPr>
-          <w:rFonts w:eastAsia="Times New Roman" w:cs="Times New Roman"/>
-          <w:kern w:val="0"/>
-          <w:sz w:val="24"/>
-          <w:szCs w:val="24"/>
-          <w:lang w:eastAsia="fr-FR"/>
-          <w14:ligatures w14:val="none"/>
-        </w:rPr>
-        <w:t>firmware</w:t>
-      </w:r>
-      <w:proofErr w:type="spellEnd"/>
-      <w:r>
-        <w:rPr>
-          <w:rFonts w:eastAsia="Times New Roman" w:cs="Times New Roman"/>
-          <w:kern w:val="0"/>
-          <w:sz w:val="24"/>
-          <w:szCs w:val="24"/>
-          <w:lang w:eastAsia="fr-FR"/>
-          <w14:ligatures w14:val="none"/>
-        </w:rPr>
-        <w:t>/&lt;version&gt;</w:t>
+        <w:t>Choisis le dossier /firmware/&lt;version&gt;</w:t>
       </w:r>
     </w:p>
     <w:p>
@@ -11351,35 +9889,7 @@
           <w:lang w:eastAsia="fr-FR"/>
           <w14:ligatures w14:val="none"/>
         </w:rPr>
-        <w:t xml:space="preserve">"Install (FAT32 + </w:t>
-      </w:r>
-      <w:proofErr w:type="spellStart"/>
-      <w:r>
-        <w:rPr>
-          <w:rFonts w:eastAsia="Times New Roman" w:cs="Times New Roman"/>
-          <w:b/>
-          <w:bCs/>
-          <w:kern w:val="0"/>
-          <w:sz w:val="24"/>
-          <w:szCs w:val="24"/>
-          <w:lang w:eastAsia="fr-FR"/>
-          <w14:ligatures w14:val="none"/>
-        </w:rPr>
-        <w:t>exFAT</w:t>
-      </w:r>
-      <w:proofErr w:type="spellEnd"/>
-      <w:r>
-        <w:rPr>
-          <w:rFonts w:eastAsia="Times New Roman" w:cs="Times New Roman"/>
-          <w:b/>
-          <w:bCs/>
-          <w:kern w:val="0"/>
-          <w:sz w:val="24"/>
-          <w:szCs w:val="24"/>
-          <w:lang w:eastAsia="fr-FR"/>
-          <w14:ligatures w14:val="none"/>
-        </w:rPr>
-        <w:t xml:space="preserve"> support)"</w:t>
+        <w:t>"Install (FAT32 + exFAT support)"</w:t>
       </w:r>
     </w:p>
     <w:p>
@@ -11406,21 +9916,8 @@
           <w:lang w:eastAsia="fr-FR"/>
           <w14:ligatures w14:val="none"/>
         </w:rPr>
-        <w:t xml:space="preserve">Confirme → installation du </w:t>
-      </w:r>
-      <w:proofErr w:type="spellStart"/>
-      <w:r>
-        <w:rPr>
-          <w:rFonts w:eastAsia="Times New Roman" w:cs="Times New Roman"/>
-          <w:kern w:val="0"/>
-          <w:sz w:val="24"/>
-          <w:szCs w:val="24"/>
-          <w:lang w:eastAsia="fr-FR"/>
-          <w14:ligatures w14:val="none"/>
-        </w:rPr>
-        <w:t>firmware</w:t>
-      </w:r>
-      <w:proofErr w:type="spellEnd"/>
+        <w:t>Confirme → installation du firmware</w:t>
+      </w:r>
     </w:p>
     <w:p>
       <w:pPr>
@@ -11471,21 +9968,8 @@
           <w:lang w:eastAsia="fr-FR"/>
           <w14:ligatures w14:val="none"/>
         </w:rPr>
-        <w:t xml:space="preserve"> et redémarre en </w:t>
-      </w:r>
-      <w:proofErr w:type="spellStart"/>
-      <w:r>
-        <w:rPr>
-          <w:rFonts w:eastAsia="Times New Roman" w:cs="Times New Roman"/>
-          <w:kern w:val="0"/>
-          <w:sz w:val="24"/>
-          <w:szCs w:val="24"/>
-          <w:lang w:eastAsia="fr-FR"/>
-          <w14:ligatures w14:val="none"/>
-        </w:rPr>
-        <w:t>EmuMMC</w:t>
-      </w:r>
-      <w:proofErr w:type="spellEnd"/>
+        <w:t xml:space="preserve"> et redémarre en EmuMMC</w:t>
+      </w:r>
     </w:p>
     <w:p>
       <w:pPr>
@@ -11518,31 +10002,7 @@
           <w:lang w:eastAsia="fr-FR"/>
           <w14:ligatures w14:val="none"/>
         </w:rPr>
-        <w:t xml:space="preserve"> Ton </w:t>
-      </w:r>
-      <w:proofErr w:type="spellStart"/>
-      <w:r>
-        <w:rPr>
-          <w:rFonts w:eastAsia="Times New Roman" w:cs="Times New Roman"/>
-          <w:kern w:val="0"/>
-          <w:sz w:val="24"/>
-          <w:szCs w:val="24"/>
-          <w:lang w:eastAsia="fr-FR"/>
-          <w14:ligatures w14:val="none"/>
-        </w:rPr>
-        <w:t>firmware</w:t>
-      </w:r>
-      <w:proofErr w:type="spellEnd"/>
-      <w:r>
-        <w:rPr>
-          <w:rFonts w:eastAsia="Times New Roman" w:cs="Times New Roman"/>
-          <w:kern w:val="0"/>
-          <w:sz w:val="24"/>
-          <w:szCs w:val="24"/>
-          <w:lang w:eastAsia="fr-FR"/>
-          <w14:ligatures w14:val="none"/>
-        </w:rPr>
-        <w:t xml:space="preserve"> est maintenant mis </w:t>
+        <w:t xml:space="preserve"> Ton firmware est maintenant mis </w:t>
       </w:r>
       <w:r>
         <w:rPr>
@@ -11820,23 +10280,8 @@
           <w:lang w:eastAsia="fr-FR"/>
           <w14:ligatures w14:val="none"/>
         </w:rPr>
-        <w:t xml:space="preserve">supporte la version de </w:t>
-      </w:r>
-      <w:proofErr w:type="spellStart"/>
-      <w:r>
-        <w:rPr>
-          <w:rFonts w:eastAsia="Times New Roman" w:cs="Times New Roman"/>
-          <w:b/>
-          <w:bCs/>
-          <w:kern w:val="0"/>
-          <w:sz w:val="24"/>
-          <w:szCs w:val="24"/>
-          <w:lang w:eastAsia="fr-FR"/>
-          <w14:ligatures w14:val="none"/>
-        </w:rPr>
-        <w:t>firmware</w:t>
-      </w:r>
-      <w:proofErr w:type="spellEnd"/>
+        <w:t>supporte la version de firmware</w:t>
+      </w:r>
       <w:r>
         <w:rPr>
           <w:rFonts w:eastAsia="Times New Roman" w:cs="Times New Roman"/>
@@ -11988,15 +10433,7 @@
     </w:p>
     <w:p>
       <w:r>
-        <w:t xml:space="preserve">Symptôme :  La console démarre sans le menu </w:t>
-      </w:r>
-      <w:proofErr w:type="spellStart"/>
-      <w:r>
-        <w:t>Hekate</w:t>
-      </w:r>
-      <w:proofErr w:type="spellEnd"/>
-      <w:r>
-        <w:t xml:space="preserve">, et sans les jeux que j’ai téléchargé. </w:t>
+        <w:t xml:space="preserve">Symptôme :  La console démarre sans le menu Hekate, et sans les jeux que j’ai téléchargé. </w:t>
       </w:r>
     </w:p>
     <w:p>
@@ -12049,42 +10486,10 @@
         </w:numPr>
       </w:pPr>
       <w:r>
-        <w:t xml:space="preserve">La console démarre sans carte SD sur un écran avec marqué « No </w:t>
-      </w:r>
-      <w:proofErr w:type="spellStart"/>
-      <w:r>
-        <w:t>sd</w:t>
-      </w:r>
-      <w:proofErr w:type="spellEnd"/>
-      <w:r>
-        <w:t xml:space="preserve"> </w:t>
-      </w:r>
-      <w:proofErr w:type="spellStart"/>
-      <w:r>
-        <w:t>card</w:t>
-      </w:r>
-      <w:proofErr w:type="spellEnd"/>
-      <w:r>
-        <w:t xml:space="preserve"> </w:t>
-      </w:r>
-      <w:proofErr w:type="spellStart"/>
-      <w:r>
-        <w:t>found</w:t>
-      </w:r>
-      <w:proofErr w:type="spellEnd"/>
-      <w:r>
-        <w:t> »</w:t>
-      </w:r>
-      <w:r>
-        <w:t xml:space="preserve"> : la puce de hack marche encore, le souci vient du </w:t>
-      </w:r>
-      <w:proofErr w:type="spellStart"/>
-      <w:r>
-        <w:t>firmware</w:t>
-      </w:r>
-      <w:proofErr w:type="spellEnd"/>
-      <w:r>
-        <w:t xml:space="preserve"> sur la carte SD. </w:t>
+        <w:t>La console démarre sans carte SD sur un écran avec marqué « No sd card found »</w:t>
+      </w:r>
+      <w:r>
+        <w:t xml:space="preserve"> : la puce de hack marche encore, le souci vient du firmware sur la carte SD. </w:t>
       </w:r>
     </w:p>
     <w:p>
@@ -12096,15 +10501,7 @@
         </w:numPr>
       </w:pPr>
       <w:r>
-        <w:t xml:space="preserve">Remettre la carte SD et démarrer la console en mode </w:t>
-      </w:r>
-      <w:proofErr w:type="spellStart"/>
-      <w:r>
-        <w:t>Hekate</w:t>
-      </w:r>
-      <w:proofErr w:type="spellEnd"/>
-      <w:r>
-        <w:t xml:space="preserve"> ( pour cela voir la section « Qu’est ce que sont les différents modes de boot »)</w:t>
+        <w:t>Remettre la carte SD et démarrer la console en mode Hekate ( pour cela voir la section « Qu’est ce que sont les différents modes de boot »)</w:t>
       </w:r>
     </w:p>
     <w:p>
@@ -12116,35 +10513,11 @@
         </w:numPr>
       </w:pPr>
       <w:r>
-        <w:t xml:space="preserve">Si la console démarre </w:t>
-      </w:r>
-      <w:proofErr w:type="spellStart"/>
-      <w:r>
-        <w:t>Hekate</w:t>
-      </w:r>
-      <w:proofErr w:type="spellEnd"/>
-      <w:r>
-        <w:t xml:space="preserve">, tentez de lancer </w:t>
-      </w:r>
-      <w:proofErr w:type="spellStart"/>
-      <w:r>
-        <w:t>EmuMMC</w:t>
-      </w:r>
-      <w:proofErr w:type="spellEnd"/>
-      <w:r>
-        <w:t xml:space="preserve"> depuis </w:t>
+        <w:t xml:space="preserve">Si la console démarre Hekate, tentez de lancer EmuMMC depuis </w:t>
       </w:r>
       <w:r>
         <w:br/>
-        <w:t xml:space="preserve">Launch -&gt; </w:t>
-      </w:r>
-      <w:proofErr w:type="spellStart"/>
-      <w:r>
-        <w:t>EmuMMC</w:t>
-      </w:r>
-      <w:proofErr w:type="spellEnd"/>
-      <w:r>
-        <w:t xml:space="preserve"> ( tout à droite )</w:t>
+        <w:t>Launch -&gt; EmuMMC ( tout à droite )</w:t>
       </w:r>
       <w:r>
         <w:t>. Patientez quelques minutes. Si cela échoue, allez consulter la section « Installer le HATS pack », il est fort probable que la console ait corrompu son dossier « Atmosphère »</w:t>
@@ -12320,27 +10693,27 @@
 <w:numbering xmlns:wpc="http://schemas.microsoft.com/office/word/2010/wordprocessingCanvas" xmlns:cx="http://schemas.microsoft.com/office/drawing/2014/chartex" xmlns:cx1="http://schemas.microsoft.com/office/drawing/2015/9/8/chartex" xmlns:cx2="http://schemas.microsoft.com/office/drawing/2015/10/21/chartex" xmlns:cx3="http://schemas.microsoft.com/office/drawing/2016/5/9/chartex" xmlns:cx4="http://schemas.microsoft.com/office/drawing/2016/5/10/chartex" xmlns:cx5="http://schemas.microsoft.com/office/drawing/2016/5/11/chartex" xmlns:cx6="http://schemas.microsoft.com/office/drawing/2016/5/12/chartex" xmlns:cx7="http://schemas.microsoft.com/office/drawing/2016/5/13/chartex" xmlns:cx8="http://schemas.microsoft.com/office/drawing/2016/5/14/chartex" xmlns:mc="http://schemas.openxmlformats.org/markup-compatibility/2006" xmlns:aink="http://schemas.microsoft.com/office/drawing/2016/ink" xmlns:am3d="http://schemas.microsoft.com/office/drawing/2017/model3d" xmlns:o="urn:schemas-microsoft-com:office:office" xmlns:oel="http://schemas.microsoft.com/office/2019/extlst" xmlns:r="http://schemas.openxmlformats.org/officeDocument/2006/relationships" xmlns:m="http://schemas.openxmlformats.org/officeDocument/2006/math" xmlns:v="urn:schemas-microsoft-com:vml" xmlns:wp14="http://schemas.microsoft.com/office/word/2010/wordprocessingDrawing" xmlns:wp="http://schemas.openxmlformats.org/drawingml/2006/wordprocessingDrawing" xmlns:w10="urn:schemas-microsoft-com:office:word" xmlns:w="http://schemas.openxmlformats.org/wordprocessingml/2006/main" xmlns:w14="http://schemas.microsoft.com/office/word/2010/wordml" xmlns:w15="http://schemas.microsoft.com/office/word/2012/wordml" xmlns:w16cex="http://schemas.microsoft.com/office/word/2018/wordml/cex" xmlns:w16cid="http://schemas.microsoft.com/office/word/2016/wordml/cid" xmlns:w16="http://schemas.microsoft.com/office/word/2018/wordml" xmlns:w16du="http://schemas.microsoft.com/office/word/2023/wordml/word16du" xmlns:w16sdtdh="http://schemas.microsoft.com/office/word/2020/wordml/sdtdatahash" xmlns:w16sdtfl="http://schemas.microsoft.com/office/word/2024/wordml/sdtformatlock" xmlns:w16se="http://schemas.microsoft.com/office/word/2015/wordml/symex" xmlns:wpg="http://schemas.microsoft.com/office/word/2010/wordprocessingGroup" xmlns:wpi="http://schemas.microsoft.com/office/word/2010/wordprocessingInk" xmlns:wne="http://schemas.microsoft.com/office/word/2006/wordml" xmlns:wps="http://schemas.microsoft.com/office/word/2010/wordprocessingShape" mc:Ignorable="w14 w15 w16se w16cid w16 w16cex w16sdtdh w16sdtfl w16du wp14">
   <w:numPicBullet w:numPicBulletId="0">
     <w:pict>
-      <v:rect id="_x0000_i1091" style="width:0;height:1.5pt" o:hralign="center" o:bullet="t" o:hrstd="t" o:hr="t" fillcolor="#a0a0a0" stroked="f"/>
+      <v:rect id="_x0000_i1121" style="width:0;height:1.5pt" o:hralign="center" o:bullet="t" o:hrstd="t" o:hr="t" fillcolor="#a0a0a0" stroked="f"/>
     </w:pict>
   </w:numPicBullet>
   <w:numPicBullet w:numPicBulletId="1">
     <w:pict>
-      <v:rect id="_x0000_i1092" style="width:0;height:1.5pt" o:hralign="center" o:bullet="t" o:hrstd="t" o:hr="t" fillcolor="#a0a0a0" stroked="f"/>
+      <v:rect id="_x0000_i1122" style="width:0;height:1.5pt" o:hralign="center" o:bullet="t" o:hrstd="t" o:hr="t" fillcolor="#a0a0a0" stroked="f"/>
     </w:pict>
   </w:numPicBullet>
   <w:numPicBullet w:numPicBulletId="2">
     <w:pict>
-      <v:rect id="_x0000_i1093" style="width:0;height:1.5pt" o:hralign="center" o:bullet="t" o:hrstd="t" o:hr="t" fillcolor="#a0a0a0" stroked="f"/>
+      <v:rect id="_x0000_i1123" style="width:0;height:1.5pt" o:hralign="center" o:bullet="t" o:hrstd="t" o:hr="t" fillcolor="#a0a0a0" stroked="f"/>
     </w:pict>
   </w:numPicBullet>
   <w:numPicBullet w:numPicBulletId="3">
     <w:pict>
-      <v:rect id="_x0000_i1094" style="width:0;height:1.5pt" o:hralign="center" o:bullet="t" o:hrstd="t" o:hr="t" fillcolor="#a0a0a0" stroked="f"/>
+      <v:rect id="_x0000_i1124" style="width:0;height:1.5pt" o:hralign="center" o:bullet="t" o:hrstd="t" o:hr="t" fillcolor="#a0a0a0" stroked="f"/>
     </w:pict>
   </w:numPicBullet>
   <w:numPicBullet w:numPicBulletId="4">
     <w:pict>
-      <v:rect id="_x0000_i1095" style="width:0;height:1.5pt" o:hralign="center" o:bullet="t" o:hrstd="t" o:hr="t" fillcolor="#a0a0a0" stroked="f"/>
+      <v:rect id="_x0000_i1125" style="width:0;height:1.5pt" o:hralign="center" o:bullet="t" o:hrstd="t" o:hr="t" fillcolor="#a0a0a0" stroked="f"/>
     </w:pict>
   </w:numPicBullet>
   <w:abstractNum w:abstractNumId="0" w15:restartNumberingAfterBreak="0">

--- a/Switch-tutorial.docx
+++ b/Switch-tutorial.docx
@@ -71,7 +71,7 @@
           <w:r>
             <w:fldChar w:fldCharType="separate"/>
           </w:r>
-          <w:hyperlink w:anchor="_Toc208804117" w:history="1">
+          <w:hyperlink w:anchor="_Toc216472441" w:history="1">
             <w:r>
               <w:rPr>
                 <w:rStyle w:val="Hyperlink"/>
@@ -110,7 +110,7 @@
                 <w:noProof/>
                 <w:webHidden/>
               </w:rPr>
-              <w:instrText xml:space="preserve"> PAGEREF _Toc208804117 \h </w:instrText>
+              <w:instrText xml:space="preserve"> PAGEREF _Toc216472441 \h </w:instrText>
             </w:r>
             <w:r>
               <w:rPr>
@@ -155,7 +155,7 @@
               <w:lang w:eastAsia="fr-FR"/>
             </w:rPr>
           </w:pPr>
-          <w:hyperlink w:anchor="_Toc208804118" w:history="1">
+          <w:hyperlink w:anchor="_Toc216472442" w:history="1">
             <w:r>
               <w:rPr>
                 <w:rStyle w:val="Hyperlink"/>
@@ -201,7 +201,7 @@
                 <w:noProof/>
                 <w:webHidden/>
               </w:rPr>
-              <w:instrText xml:space="preserve"> PAGEREF _Toc208804118 \h </w:instrText>
+              <w:instrText xml:space="preserve"> PAGEREF _Toc216472442 \h </w:instrText>
             </w:r>
             <w:r>
               <w:rPr>
@@ -246,7 +246,7 @@
               <w:lang w:eastAsia="fr-FR"/>
             </w:rPr>
           </w:pPr>
-          <w:hyperlink w:anchor="_Toc208804119" w:history="1">
+          <w:hyperlink w:anchor="_Toc216472443" w:history="1">
             <w:r>
               <w:rPr>
                 <w:rStyle w:val="Hyperlink"/>
@@ -263,11 +263,22 @@
             <w:r>
               <w:rPr>
                 <w:rStyle w:val="Hyperlink"/>
+                <w:noProof/>
+              </w:rPr>
+              <w:t xml:space="preserve"> </w:t>
+            </w:r>
+            <w:r>
+              <w:rPr>
+                <w:rStyle w:val="Hyperlink"/>
+                <w:rFonts w:eastAsia="Times New Roman" w:cs="Segoe UI Emoji"/>
                 <w:b/>
                 <w:bCs/>
                 <w:noProof/>
+                <w:kern w:val="0"/>
+                <w:lang w:eastAsia="fr-FR"/>
+                <w14:ligatures w14:val="none"/>
               </w:rPr>
-              <w:t xml:space="preserve"> Qu’est ce que sont les différents modes de boot ?</w:t>
+              <w:t>Qu’est ce que sont les différents modes de boot (démarrage) ?</w:t>
             </w:r>
             <w:r>
               <w:rPr>
@@ -288,7 +299,7 @@
                 <w:noProof/>
                 <w:webHidden/>
               </w:rPr>
-              <w:instrText xml:space="preserve"> PAGEREF _Toc208804119 \h </w:instrText>
+              <w:instrText xml:space="preserve"> PAGEREF _Toc216472443 \h </w:instrText>
             </w:r>
             <w:r>
               <w:rPr>
@@ -333,7 +344,7 @@
               <w:lang w:eastAsia="fr-FR"/>
             </w:rPr>
           </w:pPr>
-          <w:hyperlink w:anchor="_Toc208804120" w:history="1">
+          <w:hyperlink w:anchor="_Toc216472444" w:history="1">
             <w:r>
               <w:rPr>
                 <w:rStyle w:val="Hyperlink"/>
@@ -342,7 +353,7 @@
                 <w:bCs/>
                 <w:noProof/>
               </w:rPr>
-              <w:t>🛒</w:t>
+              <w:t>⬇️</w:t>
             </w:r>
             <w:r>
               <w:rPr>
@@ -351,7 +362,26 @@
                 <w:bCs/>
                 <w:noProof/>
               </w:rPr>
-              <w:t xml:space="preserve"> Installer des jeux via Tinfoil facilement</w:t>
+              <w:t xml:space="preserve"> </w:t>
+            </w:r>
+            <w:r>
+              <w:rPr>
+                <w:rStyle w:val="Hyperlink"/>
+                <w:rFonts w:ascii="Segoe UI Emoji" w:hAnsi="Segoe UI Emoji" w:cs="Segoe UI Emoji"/>
+                <w:b/>
+                <w:bCs/>
+                <w:noProof/>
+              </w:rPr>
+              <w:t>💻</w:t>
+            </w:r>
+            <w:r>
+              <w:rPr>
+                <w:rStyle w:val="Hyperlink"/>
+                <w:b/>
+                <w:bCs/>
+                <w:noProof/>
+              </w:rPr>
+              <w:t xml:space="preserve"> Installer des jeux facilement APP INSTALLER et un ordinateur</w:t>
             </w:r>
             <w:r>
               <w:rPr>
@@ -372,7 +402,7 @@
                 <w:noProof/>
                 <w:webHidden/>
               </w:rPr>
-              <w:instrText xml:space="preserve"> PAGEREF _Toc208804120 \h </w:instrText>
+              <w:instrText xml:space="preserve"> PAGEREF _Toc216472444 \h </w:instrText>
             </w:r>
             <w:r>
               <w:rPr>
@@ -417,7 +447,7 @@
               <w:lang w:eastAsia="fr-FR"/>
             </w:rPr>
           </w:pPr>
-          <w:hyperlink w:anchor="_Toc208804121" w:history="1">
+          <w:hyperlink w:anchor="_Toc216472445" w:history="1">
             <w:r>
               <w:rPr>
                 <w:rStyle w:val="Hyperlink"/>
@@ -426,20 +456,7 @@
                 <w:bCs/>
                 <w:noProof/>
               </w:rPr>
-              <w:t>🛒</w:t>
-            </w:r>
-            <w:r>
-              <w:rPr>
-                <w:rStyle w:val="Hyperlink"/>
-                <w:rFonts w:eastAsia="Times New Roman" w:cs="Times New Roman"/>
-                <w:b/>
-                <w:bCs/>
-                <w:noProof/>
-                <w:kern w:val="0"/>
-                <w:lang w:eastAsia="fr-FR"/>
-                <w14:ligatures w14:val="none"/>
-              </w:rPr>
-              <w:t xml:space="preserve"> </w:t>
+              <w:t xml:space="preserve">⬇️ 💻 </w:t>
             </w:r>
             <w:r>
               <w:rPr>
@@ -448,7 +465,7 @@
                 <w:bCs/>
                 <w:noProof/>
               </w:rPr>
-              <w:t>Rajouter un shop Tinfoil</w:t>
+              <w:t>Installer des jeux facilement avec DBI et un ordinateur.</w:t>
             </w:r>
             <w:r>
               <w:rPr>
@@ -469,7 +486,7 @@
                 <w:noProof/>
                 <w:webHidden/>
               </w:rPr>
-              <w:instrText xml:space="preserve"> PAGEREF _Toc208804121 \h </w:instrText>
+              <w:instrText xml:space="preserve"> PAGEREF _Toc216472445 \h </w:instrText>
             </w:r>
             <w:r>
               <w:rPr>
@@ -514,7 +531,7 @@
               <w:lang w:eastAsia="fr-FR"/>
             </w:rPr>
           </w:pPr>
-          <w:hyperlink w:anchor="_Toc208804122" w:history="1">
+          <w:hyperlink w:anchor="_Toc216472446" w:history="1">
             <w:r>
               <w:rPr>
                 <w:rStyle w:val="Hyperlink"/>
@@ -523,7 +540,7 @@
                 <w:bCs/>
                 <w:noProof/>
               </w:rPr>
-              <w:t>💻</w:t>
+              <w:t>⬇️</w:t>
             </w:r>
             <w:r>
               <w:rPr>
@@ -532,7 +549,7 @@
                 <w:bCs/>
                 <w:noProof/>
               </w:rPr>
-              <w:t xml:space="preserve"> Installer des jeux facilement avec DBI</w:t>
+              <w:t xml:space="preserve">  Installer des jeux via Tinfoil</w:t>
             </w:r>
             <w:r>
               <w:rPr>
@@ -553,7 +570,7 @@
                 <w:noProof/>
                 <w:webHidden/>
               </w:rPr>
-              <w:instrText xml:space="preserve"> PAGEREF _Toc208804122 \h </w:instrText>
+              <w:instrText xml:space="preserve"> PAGEREF _Toc216472446 \h </w:instrText>
             </w:r>
             <w:r>
               <w:rPr>
@@ -598,7 +615,7 @@
               <w:lang w:eastAsia="fr-FR"/>
             </w:rPr>
           </w:pPr>
-          <w:hyperlink w:anchor="_Toc208804123" w:history="1">
+          <w:hyperlink w:anchor="_Toc216472447" w:history="1">
             <w:r>
               <w:rPr>
                 <w:rStyle w:val="Hyperlink"/>
@@ -607,7 +624,7 @@
                 <w:bCs/>
                 <w:noProof/>
               </w:rPr>
-              <w:t>💻</w:t>
+              <w:t>⬇️</w:t>
             </w:r>
             <w:r>
               <w:rPr>
@@ -616,7 +633,29 @@
                 <w:bCs/>
                 <w:noProof/>
               </w:rPr>
-              <w:t xml:space="preserve"> Installer un jeu via un PC avec NUT Server</w:t>
+              <w:t xml:space="preserve"> </w:t>
+            </w:r>
+            <w:r>
+              <w:rPr>
+                <w:rStyle w:val="Hyperlink"/>
+                <w:rFonts w:eastAsia="Times New Roman" w:cs="Times New Roman"/>
+                <w:b/>
+                <w:bCs/>
+                <w:noProof/>
+                <w:kern w:val="0"/>
+                <w:lang w:eastAsia="fr-FR"/>
+                <w14:ligatures w14:val="none"/>
+              </w:rPr>
+              <w:t xml:space="preserve"> </w:t>
+            </w:r>
+            <w:r>
+              <w:rPr>
+                <w:rStyle w:val="Hyperlink"/>
+                <w:b/>
+                <w:bCs/>
+                <w:noProof/>
+              </w:rPr>
+              <w:t>Rajouter un shop Tinfoil</w:t>
             </w:r>
             <w:r>
               <w:rPr>
@@ -637,91 +676,7 @@
                 <w:noProof/>
                 <w:webHidden/>
               </w:rPr>
-              <w:instrText xml:space="preserve"> PAGEREF _Toc208804123 \h </w:instrText>
-            </w:r>
-            <w:r>
-              <w:rPr>
-                <w:noProof/>
-                <w:webHidden/>
-              </w:rPr>
-            </w:r>
-            <w:r>
-              <w:rPr>
-                <w:noProof/>
-                <w:webHidden/>
-              </w:rPr>
-              <w:fldChar w:fldCharType="separate"/>
-            </w:r>
-            <w:r>
-              <w:rPr>
-                <w:noProof/>
-                <w:webHidden/>
-              </w:rPr>
-              <w:t>11</w:t>
-            </w:r>
-            <w:r>
-              <w:rPr>
-                <w:noProof/>
-                <w:webHidden/>
-              </w:rPr>
-              <w:fldChar w:fldCharType="end"/>
-            </w:r>
-          </w:hyperlink>
-        </w:p>
-        <w:p>
-          <w:pPr>
-            <w:pStyle w:val="TOC2"/>
-            <w:tabs>
-              <w:tab w:val="right" w:leader="dot" w:pos="9062"/>
-            </w:tabs>
-            <w:rPr>
-              <w:rFonts w:eastAsiaTheme="minorEastAsia"/>
-              <w:noProof/>
-              <w:sz w:val="24"/>
-              <w:szCs w:val="24"/>
-              <w:lang w:eastAsia="fr-FR"/>
-            </w:rPr>
-          </w:pPr>
-          <w:hyperlink w:anchor="_Toc208804124" w:history="1">
-            <w:r>
-              <w:rPr>
-                <w:rStyle w:val="Hyperlink"/>
-                <w:rFonts w:ascii="Segoe UI Emoji" w:hAnsi="Segoe UI Emoji" w:cs="Segoe UI Emoji"/>
-                <w:b/>
-                <w:bCs/>
-                <w:noProof/>
-              </w:rPr>
-              <w:t>💻</w:t>
-            </w:r>
-            <w:r>
-              <w:rPr>
-                <w:rStyle w:val="Hyperlink"/>
-                <w:b/>
-                <w:bCs/>
-                <w:noProof/>
-              </w:rPr>
-              <w:t xml:space="preserve"> Installer un jeu via un PC avec Goldleaf et Quark</w:t>
-            </w:r>
-            <w:r>
-              <w:rPr>
-                <w:noProof/>
-                <w:webHidden/>
-              </w:rPr>
-              <w:tab/>
-            </w:r>
-            <w:r>
-              <w:rPr>
-                <w:noProof/>
-                <w:webHidden/>
-              </w:rPr>
-              <w:fldChar w:fldCharType="begin"/>
-            </w:r>
-            <w:r>
-              <w:rPr>
-                <w:noProof/>
-                <w:webHidden/>
-              </w:rPr>
-              <w:instrText xml:space="preserve"> PAGEREF _Toc208804124 \h </w:instrText>
+              <w:instrText xml:space="preserve"> PAGEREF _Toc216472447 \h </w:instrText>
             </w:r>
             <w:r>
               <w:rPr>
@@ -766,7 +721,570 @@
               <w:lang w:eastAsia="fr-FR"/>
             </w:rPr>
           </w:pPr>
-          <w:hyperlink w:anchor="_Toc208804125" w:history="1">
+          <w:hyperlink w:anchor="_Toc216472448" w:history="1">
+            <w:r>
+              <w:rPr>
+                <w:rStyle w:val="Hyperlink"/>
+                <w:rFonts w:ascii="Segoe UI Emoji" w:hAnsi="Segoe UI Emoji" w:cs="Segoe UI Emoji"/>
+                <w:b/>
+                <w:bCs/>
+                <w:noProof/>
+              </w:rPr>
+              <w:t>⬇️</w:t>
+            </w:r>
+            <w:r>
+              <w:rPr>
+                <w:rStyle w:val="Hyperlink"/>
+                <w:b/>
+                <w:bCs/>
+                <w:noProof/>
+              </w:rPr>
+              <w:t xml:space="preserve"> </w:t>
+            </w:r>
+            <w:r>
+              <w:rPr>
+                <w:rStyle w:val="Hyperlink"/>
+                <w:rFonts w:ascii="Segoe UI Emoji" w:hAnsi="Segoe UI Emoji" w:cs="Segoe UI Emoji"/>
+                <w:b/>
+                <w:bCs/>
+                <w:noProof/>
+              </w:rPr>
+              <w:t>💻</w:t>
+            </w:r>
+            <w:r>
+              <w:rPr>
+                <w:rStyle w:val="Hyperlink"/>
+                <w:b/>
+                <w:bCs/>
+                <w:noProof/>
+              </w:rPr>
+              <w:t xml:space="preserve"> Installer un jeu via un PC avec NUT Server</w:t>
+            </w:r>
+            <w:r>
+              <w:rPr>
+                <w:noProof/>
+                <w:webHidden/>
+              </w:rPr>
+              <w:tab/>
+            </w:r>
+            <w:r>
+              <w:rPr>
+                <w:noProof/>
+                <w:webHidden/>
+              </w:rPr>
+              <w:fldChar w:fldCharType="begin"/>
+            </w:r>
+            <w:r>
+              <w:rPr>
+                <w:noProof/>
+                <w:webHidden/>
+              </w:rPr>
+              <w:instrText xml:space="preserve"> PAGEREF _Toc216472448 \h </w:instrText>
+            </w:r>
+            <w:r>
+              <w:rPr>
+                <w:noProof/>
+                <w:webHidden/>
+              </w:rPr>
+            </w:r>
+            <w:r>
+              <w:rPr>
+                <w:noProof/>
+                <w:webHidden/>
+              </w:rPr>
+              <w:fldChar w:fldCharType="separate"/>
+            </w:r>
+            <w:r>
+              <w:rPr>
+                <w:noProof/>
+                <w:webHidden/>
+              </w:rPr>
+              <w:t>13</w:t>
+            </w:r>
+            <w:r>
+              <w:rPr>
+                <w:noProof/>
+                <w:webHidden/>
+              </w:rPr>
+              <w:fldChar w:fldCharType="end"/>
+            </w:r>
+          </w:hyperlink>
+        </w:p>
+        <w:p>
+          <w:pPr>
+            <w:pStyle w:val="TOC2"/>
+            <w:tabs>
+              <w:tab w:val="right" w:leader="dot" w:pos="9062"/>
+            </w:tabs>
+            <w:rPr>
+              <w:rFonts w:eastAsiaTheme="minorEastAsia"/>
+              <w:noProof/>
+              <w:sz w:val="24"/>
+              <w:szCs w:val="24"/>
+              <w:lang w:eastAsia="fr-FR"/>
+            </w:rPr>
+          </w:pPr>
+          <w:hyperlink w:anchor="_Toc216472449" w:history="1">
+            <w:r>
+              <w:rPr>
+                <w:rStyle w:val="Hyperlink"/>
+                <w:rFonts w:ascii="Segoe UI Emoji" w:hAnsi="Segoe UI Emoji" w:cs="Segoe UI Emoji"/>
+                <w:b/>
+                <w:bCs/>
+                <w:noProof/>
+              </w:rPr>
+              <w:t>⬇️</w:t>
+            </w:r>
+            <w:r>
+              <w:rPr>
+                <w:rStyle w:val="Hyperlink"/>
+                <w:b/>
+                <w:bCs/>
+                <w:noProof/>
+              </w:rPr>
+              <w:t xml:space="preserve"> </w:t>
+            </w:r>
+            <w:r>
+              <w:rPr>
+                <w:rStyle w:val="Hyperlink"/>
+                <w:rFonts w:ascii="Segoe UI Emoji" w:hAnsi="Segoe UI Emoji" w:cs="Segoe UI Emoji"/>
+                <w:b/>
+                <w:bCs/>
+                <w:noProof/>
+              </w:rPr>
+              <w:t>💻</w:t>
+            </w:r>
+            <w:r>
+              <w:rPr>
+                <w:rStyle w:val="Hyperlink"/>
+                <w:b/>
+                <w:bCs/>
+                <w:noProof/>
+              </w:rPr>
+              <w:t xml:space="preserve"> Installer un jeu via un PC avec Goldleaf et Quark</w:t>
+            </w:r>
+            <w:r>
+              <w:rPr>
+                <w:noProof/>
+                <w:webHidden/>
+              </w:rPr>
+              <w:tab/>
+            </w:r>
+            <w:r>
+              <w:rPr>
+                <w:noProof/>
+                <w:webHidden/>
+              </w:rPr>
+              <w:fldChar w:fldCharType="begin"/>
+            </w:r>
+            <w:r>
+              <w:rPr>
+                <w:noProof/>
+                <w:webHidden/>
+              </w:rPr>
+              <w:instrText xml:space="preserve"> PAGEREF _Toc216472449 \h </w:instrText>
+            </w:r>
+            <w:r>
+              <w:rPr>
+                <w:noProof/>
+                <w:webHidden/>
+              </w:rPr>
+            </w:r>
+            <w:r>
+              <w:rPr>
+                <w:noProof/>
+                <w:webHidden/>
+              </w:rPr>
+              <w:fldChar w:fldCharType="separate"/>
+            </w:r>
+            <w:r>
+              <w:rPr>
+                <w:noProof/>
+                <w:webHidden/>
+              </w:rPr>
+              <w:t>13</w:t>
+            </w:r>
+            <w:r>
+              <w:rPr>
+                <w:noProof/>
+                <w:webHidden/>
+              </w:rPr>
+              <w:fldChar w:fldCharType="end"/>
+            </w:r>
+          </w:hyperlink>
+        </w:p>
+        <w:p>
+          <w:pPr>
+            <w:pStyle w:val="TOC2"/>
+            <w:tabs>
+              <w:tab w:val="right" w:leader="dot" w:pos="9062"/>
+            </w:tabs>
+            <w:rPr>
+              <w:rFonts w:eastAsiaTheme="minorEastAsia"/>
+              <w:noProof/>
+              <w:sz w:val="24"/>
+              <w:szCs w:val="24"/>
+              <w:lang w:eastAsia="fr-FR"/>
+            </w:rPr>
+          </w:pPr>
+          <w:hyperlink w:anchor="_Toc216472450" w:history="1">
+            <w:r>
+              <w:rPr>
+                <w:rStyle w:val="Hyperlink"/>
+                <w:rFonts w:ascii="Segoe UI Emoji" w:hAnsi="Segoe UI Emoji" w:cs="Segoe UI Emoji"/>
+                <w:b/>
+                <w:bCs/>
+                <w:noProof/>
+              </w:rPr>
+              <w:t>🤖</w:t>
+            </w:r>
+            <w:r>
+              <w:rPr>
+                <w:rStyle w:val="Hyperlink"/>
+                <w:b/>
+                <w:bCs/>
+                <w:noProof/>
+              </w:rPr>
+              <w:t xml:space="preserve"> Démarrer Android</w:t>
+            </w:r>
+            <w:r>
+              <w:rPr>
+                <w:noProof/>
+                <w:webHidden/>
+              </w:rPr>
+              <w:tab/>
+            </w:r>
+            <w:r>
+              <w:rPr>
+                <w:noProof/>
+                <w:webHidden/>
+              </w:rPr>
+              <w:fldChar w:fldCharType="begin"/>
+            </w:r>
+            <w:r>
+              <w:rPr>
+                <w:noProof/>
+                <w:webHidden/>
+              </w:rPr>
+              <w:instrText xml:space="preserve"> PAGEREF _Toc216472450 \h </w:instrText>
+            </w:r>
+            <w:r>
+              <w:rPr>
+                <w:noProof/>
+                <w:webHidden/>
+              </w:rPr>
+            </w:r>
+            <w:r>
+              <w:rPr>
+                <w:noProof/>
+                <w:webHidden/>
+              </w:rPr>
+              <w:fldChar w:fldCharType="separate"/>
+            </w:r>
+            <w:r>
+              <w:rPr>
+                <w:noProof/>
+                <w:webHidden/>
+              </w:rPr>
+              <w:t>13</w:t>
+            </w:r>
+            <w:r>
+              <w:rPr>
+                <w:noProof/>
+                <w:webHidden/>
+              </w:rPr>
+              <w:fldChar w:fldCharType="end"/>
+            </w:r>
+          </w:hyperlink>
+        </w:p>
+        <w:p>
+          <w:pPr>
+            <w:pStyle w:val="TOC2"/>
+            <w:tabs>
+              <w:tab w:val="right" w:leader="dot" w:pos="9062"/>
+            </w:tabs>
+            <w:rPr>
+              <w:rFonts w:eastAsiaTheme="minorEastAsia"/>
+              <w:noProof/>
+              <w:sz w:val="24"/>
+              <w:szCs w:val="24"/>
+              <w:lang w:eastAsia="fr-FR"/>
+            </w:rPr>
+          </w:pPr>
+          <w:hyperlink w:anchor="_Toc216472451" w:history="1">
+            <w:r>
+              <w:rPr>
+                <w:rStyle w:val="Hyperlink"/>
+                <w:rFonts w:ascii="Segoe UI Emoji" w:eastAsia="Times New Roman" w:hAnsi="Segoe UI Emoji" w:cs="Segoe UI Emoji"/>
+                <w:b/>
+                <w:bCs/>
+                <w:noProof/>
+                <w:kern w:val="0"/>
+                <w:lang w:eastAsia="fr-FR"/>
+                <w14:ligatures w14:val="none"/>
+              </w:rPr>
+              <w:t>💾</w:t>
+            </w:r>
+            <w:r>
+              <w:rPr>
+                <w:rStyle w:val="Hyperlink"/>
+                <w:rFonts w:eastAsia="Times New Roman" w:cs="Times New Roman"/>
+                <w:b/>
+                <w:bCs/>
+                <w:noProof/>
+                <w:kern w:val="0"/>
+                <w:lang w:eastAsia="fr-FR"/>
+                <w14:ligatures w14:val="none"/>
+              </w:rPr>
+              <w:t xml:space="preserve"> Sauvegarder ses jeux avec JKSV + Transfert vers PC</w:t>
+            </w:r>
+            <w:r>
+              <w:rPr>
+                <w:noProof/>
+                <w:webHidden/>
+              </w:rPr>
+              <w:tab/>
+            </w:r>
+            <w:r>
+              <w:rPr>
+                <w:noProof/>
+                <w:webHidden/>
+              </w:rPr>
+              <w:fldChar w:fldCharType="begin"/>
+            </w:r>
+            <w:r>
+              <w:rPr>
+                <w:noProof/>
+                <w:webHidden/>
+              </w:rPr>
+              <w:instrText xml:space="preserve"> PAGEREF _Toc216472451 \h </w:instrText>
+            </w:r>
+            <w:r>
+              <w:rPr>
+                <w:noProof/>
+                <w:webHidden/>
+              </w:rPr>
+            </w:r>
+            <w:r>
+              <w:rPr>
+                <w:noProof/>
+                <w:webHidden/>
+              </w:rPr>
+              <w:fldChar w:fldCharType="separate"/>
+            </w:r>
+            <w:r>
+              <w:rPr>
+                <w:noProof/>
+                <w:webHidden/>
+              </w:rPr>
+              <w:t>13</w:t>
+            </w:r>
+            <w:r>
+              <w:rPr>
+                <w:noProof/>
+                <w:webHidden/>
+              </w:rPr>
+              <w:fldChar w:fldCharType="end"/>
+            </w:r>
+          </w:hyperlink>
+        </w:p>
+        <w:p>
+          <w:pPr>
+            <w:pStyle w:val="TOC2"/>
+            <w:tabs>
+              <w:tab w:val="right" w:leader="dot" w:pos="9062"/>
+            </w:tabs>
+            <w:rPr>
+              <w:rFonts w:eastAsiaTheme="minorEastAsia"/>
+              <w:noProof/>
+              <w:sz w:val="24"/>
+              <w:szCs w:val="24"/>
+              <w:lang w:eastAsia="fr-FR"/>
+            </w:rPr>
+          </w:pPr>
+          <w:hyperlink w:anchor="_Toc216472452" w:history="1">
+            <w:r>
+              <w:rPr>
+                <w:rStyle w:val="Hyperlink"/>
+                <w:rFonts w:ascii="Segoe UI Emoji" w:eastAsia="Times New Roman" w:hAnsi="Segoe UI Emoji" w:cs="Segoe UI Emoji"/>
+                <w:b/>
+                <w:bCs/>
+                <w:noProof/>
+                <w:kern w:val="0"/>
+                <w:lang w:eastAsia="fr-FR"/>
+                <w14:ligatures w14:val="none"/>
+              </w:rPr>
+              <w:t>✅</w:t>
+            </w:r>
+            <w:r>
+              <w:rPr>
+                <w:rStyle w:val="Hyperlink"/>
+                <w:rFonts w:eastAsia="Times New Roman" w:cs="Times New Roman"/>
+                <w:b/>
+                <w:bCs/>
+                <w:noProof/>
+                <w:kern w:val="0"/>
+                <w:lang w:eastAsia="fr-FR"/>
+                <w14:ligatures w14:val="none"/>
+              </w:rPr>
+              <w:t xml:space="preserve"> Quelques sites utiles de roms de jeu</w:t>
+            </w:r>
+            <w:r>
+              <w:rPr>
+                <w:noProof/>
+                <w:webHidden/>
+              </w:rPr>
+              <w:tab/>
+            </w:r>
+            <w:r>
+              <w:rPr>
+                <w:noProof/>
+                <w:webHidden/>
+              </w:rPr>
+              <w:fldChar w:fldCharType="begin"/>
+            </w:r>
+            <w:r>
+              <w:rPr>
+                <w:noProof/>
+                <w:webHidden/>
+              </w:rPr>
+              <w:instrText xml:space="preserve"> PAGEREF _Toc216472452 \h </w:instrText>
+            </w:r>
+            <w:r>
+              <w:rPr>
+                <w:noProof/>
+                <w:webHidden/>
+              </w:rPr>
+            </w:r>
+            <w:r>
+              <w:rPr>
+                <w:noProof/>
+                <w:webHidden/>
+              </w:rPr>
+              <w:fldChar w:fldCharType="separate"/>
+            </w:r>
+            <w:r>
+              <w:rPr>
+                <w:noProof/>
+                <w:webHidden/>
+              </w:rPr>
+              <w:t>13</w:t>
+            </w:r>
+            <w:r>
+              <w:rPr>
+                <w:noProof/>
+                <w:webHidden/>
+              </w:rPr>
+              <w:fldChar w:fldCharType="end"/>
+            </w:r>
+          </w:hyperlink>
+        </w:p>
+        <w:p>
+          <w:pPr>
+            <w:pStyle w:val="TOC2"/>
+            <w:tabs>
+              <w:tab w:val="right" w:leader="dot" w:pos="9062"/>
+            </w:tabs>
+            <w:rPr>
+              <w:rFonts w:eastAsiaTheme="minorEastAsia"/>
+              <w:noProof/>
+              <w:sz w:val="24"/>
+              <w:szCs w:val="24"/>
+              <w:lang w:eastAsia="fr-FR"/>
+            </w:rPr>
+          </w:pPr>
+          <w:hyperlink w:anchor="_Toc216472453" w:history="1">
+            <w:r>
+              <w:rPr>
+                <w:rStyle w:val="Hyperlink"/>
+                <w:rFonts w:ascii="Segoe UI Emoji" w:eastAsia="Times New Roman" w:hAnsi="Segoe UI Emoji" w:cs="Segoe UI Emoji"/>
+                <w:b/>
+                <w:bCs/>
+                <w:noProof/>
+                <w:kern w:val="0"/>
+                <w:lang w:eastAsia="fr-FR"/>
+                <w14:ligatures w14:val="none"/>
+              </w:rPr>
+              <w:t>✅</w:t>
+            </w:r>
+            <w:r>
+              <w:rPr>
+                <w:rStyle w:val="Hyperlink"/>
+                <w:rFonts w:eastAsia="Times New Roman" w:cs="Times New Roman"/>
+                <w:b/>
+                <w:bCs/>
+                <w:noProof/>
+                <w:kern w:val="0"/>
+                <w:lang w:eastAsia="fr-FR"/>
+                <w14:ligatures w14:val="none"/>
+              </w:rPr>
+              <w:t xml:space="preserve"> Surcadencer sa switch (Overclock)</w:t>
+            </w:r>
+            <w:r>
+              <w:rPr>
+                <w:noProof/>
+                <w:webHidden/>
+              </w:rPr>
+              <w:tab/>
+            </w:r>
+            <w:r>
+              <w:rPr>
+                <w:noProof/>
+                <w:webHidden/>
+              </w:rPr>
+              <w:fldChar w:fldCharType="begin"/>
+            </w:r>
+            <w:r>
+              <w:rPr>
+                <w:noProof/>
+                <w:webHidden/>
+              </w:rPr>
+              <w:instrText xml:space="preserve"> PAGEREF _Toc216472453 \h </w:instrText>
+            </w:r>
+            <w:r>
+              <w:rPr>
+                <w:noProof/>
+                <w:webHidden/>
+              </w:rPr>
+            </w:r>
+            <w:r>
+              <w:rPr>
+                <w:noProof/>
+                <w:webHidden/>
+              </w:rPr>
+              <w:fldChar w:fldCharType="separate"/>
+            </w:r>
+            <w:r>
+              <w:rPr>
+                <w:noProof/>
+                <w:webHidden/>
+              </w:rPr>
+              <w:t>14</w:t>
+            </w:r>
+            <w:r>
+              <w:rPr>
+                <w:noProof/>
+                <w:webHidden/>
+              </w:rPr>
+              <w:fldChar w:fldCharType="end"/>
+            </w:r>
+          </w:hyperlink>
+        </w:p>
+        <w:p>
+          <w:pPr>
+            <w:pStyle w:val="TOC2"/>
+            <w:tabs>
+              <w:tab w:val="right" w:leader="dot" w:pos="9062"/>
+            </w:tabs>
+            <w:rPr>
+              <w:rFonts w:eastAsiaTheme="minorEastAsia"/>
+              <w:noProof/>
+              <w:sz w:val="24"/>
+              <w:szCs w:val="24"/>
+              <w:lang w:eastAsia="fr-FR"/>
+            </w:rPr>
+          </w:pPr>
+          <w:hyperlink w:anchor="_Toc216472454" w:history="1">
             <w:r>
               <w:rPr>
                 <w:rStyle w:val="Hyperlink"/>
@@ -812,7 +1330,7 @@
                 <w:noProof/>
                 <w:webHidden/>
               </w:rPr>
-              <w:instrText xml:space="preserve"> PAGEREF _Toc208804125 \h </w:instrText>
+              <w:instrText xml:space="preserve"> PAGEREF _Toc216472454 \h </w:instrText>
             </w:r>
             <w:r>
               <w:rPr>
@@ -832,7 +1350,7 @@
                 <w:noProof/>
                 <w:webHidden/>
               </w:rPr>
-              <w:t>17</w:t>
+              <w:t>15</w:t>
             </w:r>
             <w:r>
               <w:rPr>
@@ -857,7 +1375,7 @@
               <w:lang w:eastAsia="fr-FR"/>
             </w:rPr>
           </w:pPr>
-          <w:hyperlink w:anchor="_Toc208804126" w:history="1">
+          <w:hyperlink w:anchor="_Toc216472455" w:history="1">
             <w:r>
               <w:rPr>
                 <w:rStyle w:val="Hyperlink"/>
@@ -903,7 +1421,7 @@
                 <w:noProof/>
                 <w:webHidden/>
               </w:rPr>
-              <w:instrText xml:space="preserve"> PAGEREF _Toc208804126 \h </w:instrText>
+              <w:instrText xml:space="preserve"> PAGEREF _Toc216472455 \h </w:instrText>
             </w:r>
             <w:r>
               <w:rPr>
@@ -923,7 +1441,7 @@
                 <w:noProof/>
                 <w:webHidden/>
               </w:rPr>
-              <w:t>19</w:t>
+              <w:t>18</w:t>
             </w:r>
             <w:r>
               <w:rPr>
@@ -948,7 +1466,7 @@
               <w:lang w:eastAsia="fr-FR"/>
             </w:rPr>
           </w:pPr>
-          <w:hyperlink w:anchor="_Toc208804127" w:history="1">
+          <w:hyperlink w:anchor="_Toc216472456" w:history="1">
             <w:r>
               <w:rPr>
                 <w:rStyle w:val="Hyperlink"/>
@@ -960,7 +1478,7 @@
                 <w:lang w:eastAsia="fr-FR"/>
                 <w14:ligatures w14:val="none"/>
               </w:rPr>
-              <w:t>💾</w:t>
+              <w:t>❓</w:t>
             </w:r>
             <w:r>
               <w:rPr>
@@ -973,7 +1491,7 @@
                 <w:lang w:eastAsia="fr-FR"/>
                 <w14:ligatures w14:val="none"/>
               </w:rPr>
-              <w:t xml:space="preserve"> Sauvegarder ses jeux avec JKSV + Transfert vers PC</w:t>
+              <w:t xml:space="preserve"> Problèmes de démarrage.</w:t>
             </w:r>
             <w:r>
               <w:rPr>
@@ -994,7 +1512,7 @@
                 <w:noProof/>
                 <w:webHidden/>
               </w:rPr>
-              <w:instrText xml:space="preserve"> PAGEREF _Toc208804127 \h </w:instrText>
+              <w:instrText xml:space="preserve"> PAGEREF _Toc216472456 \h </w:instrText>
             </w:r>
             <w:r>
               <w:rPr>
@@ -1014,7 +1532,7 @@
                 <w:noProof/>
                 <w:webHidden/>
               </w:rPr>
-              <w:t>13</w:t>
+              <w:t>18</w:t>
             </w:r>
             <w:r>
               <w:rPr>
@@ -1027,96 +1545,12 @@
         </w:p>
         <w:p>
           <w:pPr>
-            <w:pStyle w:val="TOC2"/>
-            <w:tabs>
-              <w:tab w:val="right" w:leader="dot" w:pos="9062"/>
-            </w:tabs>
             <w:rPr>
-              <w:rFonts w:eastAsiaTheme="minorEastAsia"/>
+              <w:b/>
+              <w:bCs/>
               <w:noProof/>
-              <w:sz w:val="24"/>
-              <w:szCs w:val="24"/>
-              <w:lang w:eastAsia="fr-FR"/>
             </w:rPr>
           </w:pPr>
-          <w:hyperlink w:anchor="_Toc208804128" w:history="1">
-            <w:r>
-              <w:rPr>
-                <w:rStyle w:val="Hyperlink"/>
-                <w:rFonts w:ascii="Segoe UI Emoji" w:eastAsia="Times New Roman" w:hAnsi="Segoe UI Emoji" w:cs="Segoe UI Emoji"/>
-                <w:b/>
-                <w:bCs/>
-                <w:noProof/>
-                <w:kern w:val="0"/>
-                <w:lang w:eastAsia="fr-FR"/>
-                <w14:ligatures w14:val="none"/>
-              </w:rPr>
-              <w:t>✅</w:t>
-            </w:r>
-            <w:r>
-              <w:rPr>
-                <w:rStyle w:val="Hyperlink"/>
-                <w:rFonts w:eastAsia="Times New Roman" w:cs="Times New Roman"/>
-                <w:b/>
-                <w:bCs/>
-                <w:noProof/>
-                <w:kern w:val="0"/>
-                <w:lang w:eastAsia="fr-FR"/>
-                <w14:ligatures w14:val="none"/>
-              </w:rPr>
-              <w:t xml:space="preserve"> Quelques sites utiles</w:t>
-            </w:r>
-            <w:r>
-              <w:rPr>
-                <w:noProof/>
-                <w:webHidden/>
-              </w:rPr>
-              <w:tab/>
-            </w:r>
-            <w:r>
-              <w:rPr>
-                <w:noProof/>
-                <w:webHidden/>
-              </w:rPr>
-              <w:fldChar w:fldCharType="begin"/>
-            </w:r>
-            <w:r>
-              <w:rPr>
-                <w:noProof/>
-                <w:webHidden/>
-              </w:rPr>
-              <w:instrText xml:space="preserve"> PAGEREF _Toc208804128 \h </w:instrText>
-            </w:r>
-            <w:r>
-              <w:rPr>
-                <w:noProof/>
-                <w:webHidden/>
-              </w:rPr>
-            </w:r>
-            <w:r>
-              <w:rPr>
-                <w:noProof/>
-                <w:webHidden/>
-              </w:rPr>
-              <w:fldChar w:fldCharType="separate"/>
-            </w:r>
-            <w:r>
-              <w:rPr>
-                <w:noProof/>
-                <w:webHidden/>
-              </w:rPr>
-              <w:t>15</w:t>
-            </w:r>
-            <w:r>
-              <w:rPr>
-                <w:noProof/>
-                <w:webHidden/>
-              </w:rPr>
-              <w:fldChar w:fldCharType="end"/>
-            </w:r>
-          </w:hyperlink>
-        </w:p>
-        <w:p>
           <w:r>
             <w:rPr>
               <w:b/>
@@ -1173,7 +1607,7 @@
           <w14:ligatures w14:val="none"/>
         </w:rPr>
       </w:pPr>
-      <w:bookmarkStart w:id="0" w:name="_Toc208804117"/>
+      <w:bookmarkStart w:id="0" w:name="_Toc216472441"/>
       <w:bookmarkStart w:id="1" w:name="_Hlk208802683"/>
       <w:r>
         <w:rPr>
@@ -1267,7 +1701,7 @@
           <w14:ligatures w14:val="none"/>
         </w:rPr>
       </w:pPr>
-      <w:bookmarkStart w:id="2" w:name="_Toc208804118"/>
+      <w:bookmarkStart w:id="2" w:name="_Toc216472442"/>
       <w:bookmarkEnd w:id="1"/>
       <w:r>
         <w:rPr>
@@ -1364,6 +1798,50 @@
           <w:b/>
           <w:bCs/>
         </w:rPr>
+        <w:t>Est-ce que je peux me faire bannir si je joue en</w:t>
+      </w:r>
+      <w:r>
+        <w:rPr>
+          <w:b/>
+          <w:bCs/>
+        </w:rPr>
+        <w:t xml:space="preserve"> SysMMC</w:t>
+      </w:r>
+      <w:r>
+        <w:rPr>
+          <w:b/>
+          <w:bCs/>
+        </w:rPr>
+        <w:t xml:space="preserve"> à des jeux piratés ? </w:t>
+      </w:r>
+    </w:p>
+    <w:p>
+      <w:r>
+        <w:tab/>
+      </w:r>
+      <w:r>
+        <w:t>Oui. En revanche il est difficile</w:t>
+      </w:r>
+      <w:r>
+        <w:t xml:space="preserve"> de les installer sur SysMMC en premier lieu donc le risque n’est pas grand. </w:t>
+      </w:r>
+      <w:r>
+        <w:t xml:space="preserve"> </w:t>
+      </w:r>
+    </w:p>
+    <w:p/>
+    <w:p>
+      <w:pPr>
+        <w:rPr>
+          <w:b/>
+          <w:bCs/>
+        </w:rPr>
+      </w:pPr>
+      <w:r>
+        <w:rPr>
+          <w:b/>
+          <w:bCs/>
+        </w:rPr>
         <w:t>Qu’est ce que ma console risque ?</w:t>
       </w:r>
     </w:p>
@@ -1371,6 +1849,9 @@
       <w:r>
         <w:tab/>
         <w:t>Si la puce ne tient pas, qu’elle se mette soudainement à ne plus démarrer du tout, ou que le hack ne se lance juste pas. Sinon, la pose d’une puce est inoffensive à la console et ne va pas la détruire</w:t>
+      </w:r>
+      <w:r>
+        <w:t xml:space="preserve">. Si vous avez peur que cela arrive, n’hésitez pas à prendre une garantie avec. </w:t>
       </w:r>
     </w:p>
     <w:p>
@@ -1448,10 +1929,22 @@
     <w:p>
       <w:r>
         <w:tab/>
-        <w:t xml:space="preserve">Je suis un profiteur de la communauté, je n’ai pas développé le hack moi-même et je mets à profit des gens mes capacités en microsoudure. J’ai une vingtaine de consoles de moddées de passif, et je n’ai eu aucun échec jusque là. </w:t>
-      </w:r>
-    </w:p>
-    <w:p>
+        <w:t>Je suis un profiteur de la communauté, je n’ai pas développé le hack moi-même et je mets à profit des gens mes capacités en microsoudure. J’ai une</w:t>
+      </w:r>
+      <w:r>
+        <w:t xml:space="preserve"> quarantaine </w:t>
+      </w:r>
+      <w:r>
+        <w:t xml:space="preserve">de consoles de moddées de passif, et je n’ai eu aucun échec jusque là. </w:t>
+      </w:r>
+    </w:p>
+    <w:p>
+      <w:pPr>
+        <w:rPr>
+          <w:b/>
+          <w:bCs/>
+        </w:rPr>
+      </w:pPr>
       <w:r>
         <w:rPr>
           <w:b/>
@@ -1466,6 +1959,22 @@
         <w:tab/>
         <w:t>Oui c’est une possibilité, mais l’installation en elle-même n’en sera pas la cause. Si vous tentez de surcadencer la console, c’est le principal risque de brick. Restez conservateur et tout se passera bien.</w:t>
       </w:r>
+      <w:r>
+        <w:t xml:space="preserve"> Briquer sa console reste </w:t>
+      </w:r>
+      <w:r>
+        <w:rPr>
+          <w:i/>
+          <w:iCs/>
+        </w:rPr>
+        <w:t xml:space="preserve">très </w:t>
+      </w:r>
+      <w:r>
+        <w:t>difficile</w:t>
+      </w:r>
+      <w:r>
+        <w:t xml:space="preserve">, et je n’ai connu personne qui n’aient eu ce souci. </w:t>
+      </w:r>
     </w:p>
     <w:p>
       <w:r>
@@ -1499,6 +2008,7 @@
           <w:b/>
           <w:bCs/>
         </w:rPr>
+        <w:lastRenderedPageBreak/>
         <w:t xml:space="preserve">Quelles sont vos disponibilités ? </w:t>
       </w:r>
     </w:p>
@@ -1540,22 +2050,39 @@
     <w:p>
       <w:r>
         <w:tab/>
-        <w:t xml:space="preserve">Oui j’ai des Nintendo switch lite hackées que je vends au prix de 140-160€ unité. </w:t>
-      </w:r>
-    </w:p>
-    <w:p>
-      <w:pPr>
-        <w:rPr>
-          <w:b/>
-          <w:bCs/>
-        </w:rPr>
-      </w:pPr>
-      <w:r>
-        <w:rPr>
-          <w:b/>
-          <w:bCs/>
-        </w:rPr>
-        <w:lastRenderedPageBreak/>
+        <w:t>Oui j’ai des Nintendo switch lite hackées que je vends au prix de 1</w:t>
+      </w:r>
+      <w:r>
+        <w:t>5</w:t>
+      </w:r>
+      <w:r>
+        <w:t>0-1</w:t>
+      </w:r>
+      <w:r>
+        <w:t>7</w:t>
+      </w:r>
+      <w:r>
+        <w:t>0€ unité.</w:t>
+      </w:r>
+      <w:r>
+        <w:t xml:space="preserve"> Je possède également des Nintendo switch OLED hackées avec ou sans accessoires. </w:t>
+      </w:r>
+      <w:r>
+        <w:t xml:space="preserve"> </w:t>
+      </w:r>
+    </w:p>
+    <w:p>
+      <w:pPr>
+        <w:rPr>
+          <w:b/>
+          <w:bCs/>
+        </w:rPr>
+      </w:pPr>
+      <w:r>
+        <w:rPr>
+          <w:b/>
+          <w:bCs/>
+        </w:rPr>
         <w:t>Est-ce que vous pouvez me donner une garantie que je récupèrerai une console fonctionnelle ?</w:t>
       </w:r>
     </w:p>
@@ -1586,36 +2113,16 @@
     <w:p>
       <w:r>
         <w:tab/>
-        <w:t xml:space="preserve">Sur base de la loi sur les droits d'auteur en Belgique, les pirates informatiques risquent une amende allant de 550 à 550.000 euros et/ou une peine de prison de 3 mois à 3 ans. (source : belga) </w:t>
-      </w:r>
-    </w:p>
-    <w:p>
-      <w:pPr>
-        <w:rPr>
-          <w:b/>
-          <w:bCs/>
-        </w:rPr>
-      </w:pPr>
-      <w:r>
-        <w:rPr>
-          <w:b/>
-          <w:bCs/>
-        </w:rPr>
-        <w:t>Comment être sûr que je ne me fasse pas avoir et que l’installation que vous avez faite tienne sur la durée.</w:t>
-      </w:r>
-    </w:p>
-    <w:p>
-      <w:r>
-        <w:tab/>
-      </w:r>
-      <w:r>
-        <w:t>Je propose dans les packs d’installation une garantie de 1 an pour un prix allant de 10 à 25€ supplémentaires. C’est en option, mais ça peut être plutôt pratique s’il advenait un problème avec la puce ( Console ne démarre plus, jeux qui ne se lancent pas, batterie qui se vide, corruption de carte MicroSD</w:t>
+        <w:t>Sur base de la loi sur les droits d'auteur en Belgique, les pirates informatiques risquent une amende allant de 550 à 550.000 euros et/ou une peine de prison de 3 mois à 3 ans. (source : belga)</w:t>
+      </w:r>
+      <w:r>
+        <w:t xml:space="preserve">. Cependant, ce genre de sanction pour des installations de jeux piratés n’a jamais encore eu lieu, et il est peu probable que cela se fasse un jour. </w:t>
       </w:r>
     </w:p>
     <w:p>
       <w:r>
         <w:pict w14:anchorId="15F5FDEE">
-          <v:rect id="_x0000_i1030" style="width:0;height:1.5pt" o:hralign="center" o:hrstd="t" o:hr="t" fillcolor="#a0a0a0" stroked="f"/>
+          <v:rect id="_x0000_i1352" style="width:0;height:1.5pt" o:hralign="center" o:hrstd="t" o:hr="t" fillcolor="#a0a0a0" stroked="f"/>
         </w:pict>
       </w:r>
       <w:r>
@@ -1627,7 +2134,7 @@
         <w:spacing w:before="100" w:beforeAutospacing="1" w:after="100" w:afterAutospacing="1" w:line="240" w:lineRule="auto"/>
         <w:outlineLvl w:val="1"/>
         <w:rPr>
-          <w:rFonts w:eastAsia="Times New Roman" w:cs="Times New Roman"/>
+          <w:rFonts w:ascii="Segoe UI Emoji" w:eastAsia="Times New Roman" w:hAnsi="Segoe UI Emoji" w:cs="Segoe UI Emoji"/>
           <w:b/>
           <w:bCs/>
           <w:kern w:val="0"/>
@@ -1637,7 +2144,7 @@
           <w14:ligatures w14:val="none"/>
         </w:rPr>
       </w:pPr>
-      <w:bookmarkStart w:id="3" w:name="_Toc208804119"/>
+      <w:bookmarkStart w:id="3" w:name="_Toc216472443"/>
       <w:bookmarkStart w:id="4" w:name="_Hlk208802728"/>
       <w:r>
         <w:rPr>
@@ -1654,31 +2161,20 @@
         <w:t>❓</w:t>
       </w:r>
       <w:r>
-        <w:rPr>
-          <w:b/>
-          <w:bCs/>
+        <w:t xml:space="preserve"> </w:t>
+      </w:r>
+      <w:r>
+        <w:rPr>
+          <w:rFonts w:eastAsia="Times New Roman" w:cs="Segoe UI Emoji"/>
+          <w:b/>
+          <w:bCs/>
+          <w:kern w:val="0"/>
           <w:sz w:val="36"/>
           <w:szCs w:val="36"/>
-        </w:rPr>
-        <w:t xml:space="preserve"> Qu’est ce que sont les différents modes de boot</w:t>
-      </w:r>
-      <w:r>
-        <w:rPr>
-          <w:b/>
-          <w:bCs/>
-          <w:sz w:val="36"/>
-          <w:szCs w:val="36"/>
-        </w:rPr>
-        <w:t xml:space="preserve"> (démarrage)</w:t>
-      </w:r>
-      <w:r>
-        <w:rPr>
-          <w:b/>
-          <w:bCs/>
-          <w:sz w:val="36"/>
-          <w:szCs w:val="36"/>
-        </w:rPr>
-        <w:t> ?</w:t>
+          <w:lang w:eastAsia="fr-FR"/>
+          <w14:ligatures w14:val="none"/>
+        </w:rPr>
+        <w:t>Qu’est ce que sont les différents modes de boot (démarrage) ?</w:t>
       </w:r>
       <w:bookmarkEnd w:id="3"/>
     </w:p>
@@ -1934,7 +2430,7 @@
       <w:r>
         <w:lastRenderedPageBreak/>
         <w:pict w14:anchorId="67576F6F">
-          <v:rect id="_x0000_i1031" style="width:0;height:1.5pt" o:hralign="center" o:hrstd="t" o:hr="t" fillcolor="#a0a0a0" stroked="f"/>
+          <v:rect id="_x0000_i1353" style="width:0;height:1.5pt" o:hralign="center" o:hrstd="t" o:hr="t" fillcolor="#a0a0a0" stroked="f"/>
         </w:pict>
       </w:r>
     </w:p>
@@ -2013,6 +2509,9 @@
         <w:t xml:space="preserve">Choisissez l'option </w:t>
       </w:r>
       <w:r>
+        <w:t xml:space="preserve">qui contient le mot </w:t>
+      </w:r>
+      <w:r>
         <w:rPr>
           <w:b/>
           <w:bCs/>
@@ -2023,7 +2522,7 @@
         <w:t xml:space="preserve"> (émulation de mémoire système) dans le menu Hekate</w:t>
       </w:r>
       <w:r>
-        <w:t xml:space="preserve"> ( Launch -&gt; EmuMMC ) </w:t>
+        <w:t xml:space="preserve"> (Launch -&gt; EmuMMC) </w:t>
       </w:r>
       <w:r>
         <w:t>.</w:t>
@@ -2070,7 +2569,7 @@
     <w:p>
       <w:r>
         <w:pict w14:anchorId="368402F0">
-          <v:rect id="_x0000_i1032" style="width:0;height:1.5pt" o:hralign="center" o:hrstd="t" o:hr="t" fillcolor="#a0a0a0" stroked="f"/>
+          <v:rect id="_x0000_i1354" style="width:0;height:1.5pt" o:hralign="center" o:hrstd="t" o:hr="t" fillcolor="#a0a0a0" stroked="f"/>
         </w:pict>
       </w:r>
     </w:p>
@@ -2116,13 +2615,19 @@
         <w:t>Allumez la console</w:t>
       </w:r>
       <w:r>
-        <w:t xml:space="preserve"> en appuyant sur le bouton Volume + et le bouton volume – en même temps, et gardez les enfoncés durant l’entièreté du processus de boot de la console.</w:t>
+        <w:t xml:space="preserve"> en appuyant sur le bouton Volume + et le bouton volume – en même temps, et gardez les enfoncés </w:t>
+      </w:r>
+      <w:r>
+        <w:t>jusqu’à ce que vous voyez le logo « Nintendo » à l’écran (les garder appuyés plus longtemps vous fera entrer dans le mode recovery de la console</w:t>
+      </w:r>
+      <w:r>
+        <w:t>)</w:t>
       </w:r>
     </w:p>
     <w:p>
       <w:r>
         <w:pict w14:anchorId="275A91CF">
-          <v:rect id="_x0000_i1033" style="width:0;height:1.5pt" o:hralign="center" o:hrstd="t" o:hr="t" fillcolor="#a0a0a0" stroked="f"/>
+          <v:rect id="_x0000_i1355" style="width:0;height:1.5pt" o:hralign="center" o:hrstd="t" o:hr="t" fillcolor="#a0a0a0" stroked="f"/>
         </w:pict>
       </w:r>
     </w:p>
@@ -2174,7 +2679,7 @@
     <w:p>
       <w:r>
         <w:pict w14:anchorId="205AD875">
-          <v:rect id="_x0000_i1034" style="width:0;height:1.5pt" o:hralign="center" o:hrstd="t" o:hr="t" fillcolor="#a0a0a0" stroked="f"/>
+          <v:rect id="_x0000_i1356" style="width:0;height:1.5pt" o:hralign="center" o:hrstd="t" o:hr="t" fillcolor="#a0a0a0" stroked="f"/>
         </w:pict>
       </w:r>
     </w:p>
@@ -2291,27 +2796,6 @@
       </w:r>
     </w:p>
     <w:p>
-      <w:r>
-        <w:lastRenderedPageBreak/>
-        <w:pict w14:anchorId="09EE81DA">
-          <v:rect id="_x0000_i1035" style="width:0;height:1.5pt" o:hralign="center" o:hrstd="t" o:hr="t" fillcolor="#a0a0a0" stroked="f"/>
-        </w:pict>
-      </w:r>
-    </w:p>
-    <w:p>
-      <w:pPr>
-        <w:spacing w:after="0" w:line="240" w:lineRule="auto"/>
-        <w:rPr>
-          <w:rFonts w:eastAsia="Times New Roman" w:cs="Times New Roman"/>
-          <w:kern w:val="0"/>
-          <w:sz w:val="24"/>
-          <w:szCs w:val="24"/>
-          <w:lang w:eastAsia="fr-FR"/>
-          <w14:ligatures w14:val="none"/>
-        </w:rPr>
-      </w:pPr>
-    </w:p>
-    <w:p>
       <w:pPr>
         <w:spacing w:before="100" w:beforeAutospacing="1" w:after="100" w:afterAutospacing="1" w:line="240" w:lineRule="auto"/>
         <w:outlineLvl w:val="1"/>
@@ -2326,17 +2810,48 @@
           <w14:ligatures w14:val="none"/>
         </w:rPr>
       </w:pPr>
-      <w:bookmarkStart w:id="5" w:name="_Toc208804120"/>
-      <w:bookmarkEnd w:id="4"/>
       <w:r>
         <w:rPr>
           <w:rFonts w:ascii="Segoe UI Emoji" w:hAnsi="Segoe UI Emoji" w:cs="Segoe UI Emoji"/>
+          <w:b/>
+          <w:bCs/>
+          <w:sz w:val="32"/>
+          <w:szCs w:val="32"/>
+        </w:rPr>
+        <w:lastRenderedPageBreak/>
+        <w:t>💻</w:t>
+      </w:r>
+      <w:r>
+        <w:rPr>
           <w:b/>
           <w:bCs/>
           <w:sz w:val="36"/>
           <w:szCs w:val="36"/>
         </w:rPr>
-        <w:t>🛒</w:t>
+        <w:t> !! Avant d’installer des jeux !!</w:t>
+      </w:r>
+    </w:p>
+    <w:p>
+      <w:pPr>
+        <w:pStyle w:val="ListParagraph"/>
+      </w:pPr>
+    </w:p>
+    <w:p>
+      <w:r>
+        <w:t xml:space="preserve">Ci-dessous vous verrez une multitude de méthodes pour installer des jeux , des mises à jour et des backups de jeux sur votre console. Ce guide est destiné à restaurer des sauvegardes de roms jeux que vous auriez faites. Cela peut aussi marcher pour des roms de jeux que vous avez téléchargé depuis l’Internet MAIS c’est du piratage, donc ce guide est purement à but éducatif et non une incitive à pirater du contenu copyrighté. </w:t>
+      </w:r>
+      <w:r>
+        <w:br/>
+      </w:r>
+      <w:r>
+        <w:br/>
+        <w:t xml:space="preserve">Il existe deux méthodes pour télécharger des jeux. Directement depuis la console ou via un ordinateur. La méthode via la console uniquement n’est PAS fiable et très très lente, alors soyez capable de vous servir d’un ordinateur si vous avez besoin de plus gros jeux. </w:t>
+      </w:r>
+      <w:r>
+        <w:br/>
+      </w:r>
+      <w:r>
+        <w:br/>
       </w:r>
       <w:r>
         <w:rPr>
@@ -2345,9 +2860,1213 @@
           <w:sz w:val="36"/>
           <w:szCs w:val="36"/>
         </w:rPr>
-        <w:t xml:space="preserve"> Installer des jeux via Tinfoil </w:t>
+        <w:t>Tinfoil</w:t>
+      </w:r>
+      <w:r>
+        <w:rPr>
+          <w:sz w:val="36"/>
+          <w:szCs w:val="36"/>
+        </w:rPr>
+        <w:t> </w:t>
+      </w:r>
+      <w:r>
+        <w:t xml:space="preserve">: Possibilité d’installer des jeux depuis votre console directement OU de passer par un ordinateur : </w:t>
+      </w:r>
+      <w:r>
+        <w:br/>
+        <w:t>Avantages : Outil multifonctions assez efficace. Ne nécessite pas forcément de PC</w:t>
+      </w:r>
+      <w:r>
+        <w:br/>
+        <w:t>Inconvénients : Assez lourd et lent à utiliser. Aussi n’est pas fiable</w:t>
+      </w:r>
+      <w:r>
+        <w:br/>
+      </w:r>
+    </w:p>
+    <w:p>
+      <w:r>
+        <w:rPr>
+          <w:b/>
+          <w:bCs/>
+          <w:sz w:val="36"/>
+          <w:szCs w:val="36"/>
+        </w:rPr>
+        <w:t>Goldleaf</w:t>
+      </w:r>
+      <w:r>
+        <w:t>:</w:t>
+      </w:r>
+      <w:r>
+        <w:t xml:space="preserve"> Nécessite un ordinateur. </w:t>
+      </w:r>
+      <w:r>
+        <w:t xml:space="preserve"> </w:t>
+      </w:r>
+      <w:r>
+        <w:br/>
+        <w:t xml:space="preserve">Avantages : </w:t>
+      </w:r>
+      <w:r>
+        <w:t>Outil léger qui permet en plus de gérer les titres installés sur la console et les fichiers sur la carte SD</w:t>
+      </w:r>
+      <w:r>
+        <w:br/>
+        <w:t xml:space="preserve">Inconvénients : </w:t>
+      </w:r>
+      <w:r>
+        <w:t xml:space="preserve">Nécessite un </w:t>
+      </w:r>
+      <w:r>
+        <w:t>ordinateur pour installer les jeux, et impossible d’installer une queue de jeux</w:t>
+      </w:r>
+      <w:r>
+        <w:br/>
+      </w:r>
+    </w:p>
+    <w:p>
+      <w:r>
+        <w:rPr>
+          <w:b/>
+          <w:bCs/>
+          <w:sz w:val="36"/>
+          <w:szCs w:val="36"/>
+        </w:rPr>
+        <w:t>DBI/ App installer</w:t>
+      </w:r>
+      <w:r>
+        <w:rPr>
+          <w:sz w:val="36"/>
+          <w:szCs w:val="36"/>
+        </w:rPr>
+        <w:t> </w:t>
+      </w:r>
+      <w:r>
+        <w:t xml:space="preserve">: </w:t>
+      </w:r>
+      <w:r>
+        <w:t>Outil tout en un (mon préféré car est extrêmement utile)</w:t>
+      </w:r>
+      <w:r>
+        <w:br/>
+        <w:t xml:space="preserve">Avantages : </w:t>
+      </w:r>
+      <w:r>
+        <w:t>Fait tout, y compris le café. Installation USB facile en bulk (plusieurs dizaines de gigas de jeux à la fois), rapide et minimaliste</w:t>
+      </w:r>
+      <w:r>
+        <w:t>. Très simple d’utilisation.</w:t>
+      </w:r>
+      <w:r>
+        <w:br/>
+        <w:t xml:space="preserve">Inconvénients : </w:t>
+      </w:r>
+      <w:r>
+        <w:t>Interface peu intuitive et pas très esthétique. Nécessite un ordinateur</w:t>
+      </w:r>
+      <w:r>
+        <w:br/>
+      </w:r>
+      <w:r>
+        <w:br/>
+      </w:r>
+      <w:r>
+        <w:br/>
+      </w:r>
+    </w:p>
+    <w:p>
+      <w:r>
+        <w:pict w14:anchorId="09EE81DA">
+          <v:rect id="_x0000_i1357" style="width:0;height:1.5pt" o:hralign="center" o:hrstd="t" o:hr="t" fillcolor="#a0a0a0" stroked="f"/>
+        </w:pict>
+      </w:r>
+    </w:p>
+    <w:p>
+      <w:pPr>
+        <w:spacing w:before="100" w:beforeAutospacing="1" w:after="100" w:afterAutospacing="1" w:line="240" w:lineRule="auto"/>
+        <w:outlineLvl w:val="1"/>
+        <w:rPr>
+          <w:rFonts w:eastAsia="Times New Roman" w:cs="Times New Roman"/>
+          <w:b/>
+          <w:bCs/>
+          <w:kern w:val="0"/>
+          <w:sz w:val="36"/>
+          <w:szCs w:val="36"/>
+          <w:lang w:eastAsia="fr-FR"/>
+          <w14:ligatures w14:val="none"/>
+        </w:rPr>
+      </w:pPr>
+      <w:bookmarkStart w:id="5" w:name="_Toc216472444"/>
+      <w:r>
+        <w:rPr>
+          <w:rFonts w:ascii="Segoe UI Emoji" w:hAnsi="Segoe UI Emoji" w:cs="Segoe UI Emoji"/>
+          <w:b/>
+          <w:bCs/>
+          <w:sz w:val="36"/>
+          <w:szCs w:val="36"/>
+        </w:rPr>
+        <w:t>⬇️</w:t>
+      </w:r>
+      <w:r>
+        <w:rPr>
+          <w:b/>
+          <w:bCs/>
+          <w:sz w:val="36"/>
+          <w:szCs w:val="36"/>
+        </w:rPr>
+        <w:t xml:space="preserve"> </w:t>
+      </w:r>
+      <w:r>
+        <w:rPr>
+          <w:rFonts w:ascii="Segoe UI Emoji" w:hAnsi="Segoe UI Emoji" w:cs="Segoe UI Emoji"/>
+          <w:b/>
+          <w:bCs/>
+          <w:sz w:val="32"/>
+          <w:szCs w:val="32"/>
+        </w:rPr>
+        <w:t>💻</w:t>
+      </w:r>
+      <w:r>
+        <w:rPr>
+          <w:b/>
+          <w:bCs/>
+          <w:sz w:val="36"/>
+          <w:szCs w:val="36"/>
+        </w:rPr>
+        <w:t xml:space="preserve"> </w:t>
+      </w:r>
+      <w:r>
+        <w:rPr>
+          <w:b/>
+          <w:bCs/>
+          <w:sz w:val="36"/>
+          <w:szCs w:val="36"/>
+        </w:rPr>
+        <w:t xml:space="preserve">Installer des jeux facilement </w:t>
+      </w:r>
+      <w:r>
+        <w:rPr>
+          <w:b/>
+          <w:bCs/>
+          <w:sz w:val="36"/>
+          <w:szCs w:val="36"/>
+        </w:rPr>
+        <w:t>APP INSTALLER</w:t>
+      </w:r>
+      <w:r>
+        <w:rPr>
+          <w:b/>
+          <w:bCs/>
+          <w:sz w:val="36"/>
+          <w:szCs w:val="36"/>
+        </w:rPr>
+        <w:t xml:space="preserve"> et un ordinateur</w:t>
       </w:r>
       <w:bookmarkEnd w:id="5"/>
+    </w:p>
+    <w:p>
+      <w:pPr>
+        <w:pStyle w:val="ListParagraph"/>
+      </w:pPr>
+    </w:p>
+    <w:p>
+      <w:pPr>
+        <w:pStyle w:val="ListParagraph"/>
+        <w:numPr>
+          <w:ilvl w:val="0"/>
+          <w:numId w:val="34"/>
+        </w:numPr>
+        <w:rPr>
+          <w:b/>
+          <w:bCs/>
+          <w:sz w:val="36"/>
+          <w:szCs w:val="36"/>
+        </w:rPr>
+      </w:pPr>
+      <w:r>
+        <w:t xml:space="preserve">Il se peut que vous n’ayez pas l’application d’installée, étant donné que c’est un raccourci vers DBI que seul moi utilise. Si vous ne l’avez pas sur votre console, installez le </w:t>
+      </w:r>
+      <w:hyperlink r:id="rId10" w:history="1">
+        <w:r>
+          <w:rPr>
+            <w:rStyle w:val="Hyperlink"/>
+          </w:rPr>
+          <w:t>nsp suivant</w:t>
+        </w:r>
+      </w:hyperlink>
+      <w:r>
+        <w:t xml:space="preserve"> sur votre console avec l’une des méthodes qui suivent. </w:t>
+      </w:r>
+    </w:p>
+    <w:p>
+      <w:pPr>
+        <w:pStyle w:val="ListParagraph"/>
+        <w:numPr>
+          <w:ilvl w:val="0"/>
+          <w:numId w:val="34"/>
+        </w:numPr>
+        <w:rPr>
+          <w:b/>
+          <w:bCs/>
+          <w:sz w:val="36"/>
+          <w:szCs w:val="36"/>
+        </w:rPr>
+      </w:pPr>
+      <w:r>
+        <w:lastRenderedPageBreak/>
+        <w:t xml:space="preserve">Lancer </w:t>
+      </w:r>
+      <w:r>
+        <w:t>le jeu « APP INSTALLER-RUN MTP RESPONDER » sur l’écran d’accueil (avec une icône de téléchargement)</w:t>
+      </w:r>
+      <w:r>
+        <w:br/>
+      </w:r>
+      <w:r>
+        <w:rPr>
+          <w:noProof/>
+        </w:rPr>
+        <w:drawing>
+          <wp:inline distT="0" distB="0" distL="0" distR="0" wp14:anchorId="5AC162E2" wp14:editId="255C0E2C">
+            <wp:extent cx="3021356" cy="1699846"/>
+            <wp:effectExtent l="0" t="0" r="7620" b="0"/>
+            <wp:docPr id="868566330" name="Picture 1" descr="A screenshot of a video game&#10;&#10;AI-generated content may be incorrect."/>
+            <wp:cNvGraphicFramePr>
+              <a:graphicFrameLocks xmlns:a="http://schemas.openxmlformats.org/drawingml/2006/main" noChangeAspect="1"/>
+            </wp:cNvGraphicFramePr>
+            <a:graphic xmlns:a="http://schemas.openxmlformats.org/drawingml/2006/main">
+              <a:graphicData uri="http://schemas.openxmlformats.org/drawingml/2006/picture">
+                <pic:pic xmlns:pic="http://schemas.openxmlformats.org/drawingml/2006/picture">
+                  <pic:nvPicPr>
+                    <pic:cNvPr id="868566330" name="Picture 1" descr="A screenshot of a video game&#10;&#10;AI-generated content may be incorrect."/>
+                    <pic:cNvPicPr>
+                      <a:picLocks noChangeAspect="1" noChangeArrowheads="1"/>
+                    </pic:cNvPicPr>
+                  </pic:nvPicPr>
+                  <pic:blipFill>
+                    <a:blip r:embed="rId11" cstate="print">
+                      <a:extLst>
+                        <a:ext uri="{28A0092B-C50C-407E-A947-70E740481C1C}">
+                          <a14:useLocalDpi xmlns:a14="http://schemas.microsoft.com/office/drawing/2010/main" val="0"/>
+                        </a:ext>
+                      </a:extLst>
+                    </a:blip>
+                    <a:srcRect/>
+                    <a:stretch>
+                      <a:fillRect/>
+                    </a:stretch>
+                  </pic:blipFill>
+                  <pic:spPr bwMode="auto">
+                    <a:xfrm>
+                      <a:off x="0" y="0"/>
+                      <a:ext cx="3032113" cy="1705898"/>
+                    </a:xfrm>
+                    <a:prstGeom prst="rect">
+                      <a:avLst/>
+                    </a:prstGeom>
+                    <a:noFill/>
+                    <a:ln>
+                      <a:noFill/>
+                    </a:ln>
+                  </pic:spPr>
+                </pic:pic>
+              </a:graphicData>
+            </a:graphic>
+          </wp:inline>
+        </w:drawing>
+      </w:r>
+    </w:p>
+    <w:p>
+      <w:pPr>
+        <w:pStyle w:val="ListParagraph"/>
+        <w:numPr>
+          <w:ilvl w:val="0"/>
+          <w:numId w:val="34"/>
+        </w:numPr>
+        <w:rPr>
+          <w:b/>
+          <w:bCs/>
+          <w:sz w:val="36"/>
+          <w:szCs w:val="36"/>
+        </w:rPr>
+      </w:pPr>
+      <w:r>
+        <w:t xml:space="preserve">Sélectionner l’option avec l’acronyme MTP dedans ( Media Transfer Protocol ) </w:t>
+      </w:r>
+      <w:r>
+        <w:br/>
+      </w:r>
+      <w:r>
+        <w:rPr>
+          <w:noProof/>
+        </w:rPr>
+        <w:drawing>
+          <wp:inline distT="0" distB="0" distL="0" distR="0" wp14:anchorId="0F35BFB8" wp14:editId="1C08A50D">
+            <wp:extent cx="3313073" cy="1863969"/>
+            <wp:effectExtent l="0" t="0" r="1905" b="3175"/>
+            <wp:docPr id="1707526322" name="Picture 2" descr="A screenshot of a computer&#10;&#10;AI-generated content may be incorrect."/>
+            <wp:cNvGraphicFramePr>
+              <a:graphicFrameLocks xmlns:a="http://schemas.openxmlformats.org/drawingml/2006/main" noChangeAspect="1"/>
+            </wp:cNvGraphicFramePr>
+            <a:graphic xmlns:a="http://schemas.openxmlformats.org/drawingml/2006/main">
+              <a:graphicData uri="http://schemas.openxmlformats.org/drawingml/2006/picture">
+                <pic:pic xmlns:pic="http://schemas.openxmlformats.org/drawingml/2006/picture">
+                  <pic:nvPicPr>
+                    <pic:cNvPr id="1707526322" name="Picture 2" descr="A screenshot of a computer&#10;&#10;AI-generated content may be incorrect."/>
+                    <pic:cNvPicPr>
+                      <a:picLocks noChangeAspect="1" noChangeArrowheads="1"/>
+                    </pic:cNvPicPr>
+                  </pic:nvPicPr>
+                  <pic:blipFill>
+                    <a:blip r:embed="rId12" cstate="print">
+                      <a:extLst>
+                        <a:ext uri="{28A0092B-C50C-407E-A947-70E740481C1C}">
+                          <a14:useLocalDpi xmlns:a14="http://schemas.microsoft.com/office/drawing/2010/main" val="0"/>
+                        </a:ext>
+                      </a:extLst>
+                    </a:blip>
+                    <a:srcRect/>
+                    <a:stretch>
+                      <a:fillRect/>
+                    </a:stretch>
+                  </pic:blipFill>
+                  <pic:spPr bwMode="auto">
+                    <a:xfrm>
+                      <a:off x="0" y="0"/>
+                      <a:ext cx="3320966" cy="1868410"/>
+                    </a:xfrm>
+                    <a:prstGeom prst="rect">
+                      <a:avLst/>
+                    </a:prstGeom>
+                    <a:noFill/>
+                    <a:ln>
+                      <a:noFill/>
+                    </a:ln>
+                  </pic:spPr>
+                </pic:pic>
+              </a:graphicData>
+            </a:graphic>
+          </wp:inline>
+        </w:drawing>
+      </w:r>
+    </w:p>
+    <w:p>
+      <w:pPr>
+        <w:pStyle w:val="ListParagraph"/>
+        <w:numPr>
+          <w:ilvl w:val="0"/>
+          <w:numId w:val="34"/>
+        </w:numPr>
+        <w:rPr>
+          <w:b/>
+          <w:bCs/>
+          <w:sz w:val="36"/>
+          <w:szCs w:val="36"/>
+        </w:rPr>
+      </w:pPr>
+      <w:r>
+        <w:t xml:space="preserve">Branchez la console à votre ordinateur via USB-C ( attention le câble en question doit être capable de transférer les données. Un câble USB-C vers USB-C ne marchera pas. Favorisez les cables USB-A vers USB-C ) </w:t>
+      </w:r>
+    </w:p>
+    <w:p>
+      <w:pPr>
+        <w:pStyle w:val="ListParagraph"/>
+        <w:rPr>
+          <w:b/>
+          <w:bCs/>
+          <w:sz w:val="36"/>
+          <w:szCs w:val="36"/>
+        </w:rPr>
+      </w:pPr>
+    </w:p>
+    <w:p>
+      <w:pPr>
+        <w:pStyle w:val="ListParagraph"/>
+        <w:numPr>
+          <w:ilvl w:val="0"/>
+          <w:numId w:val="34"/>
+        </w:numPr>
+        <w:rPr>
+          <w:b/>
+          <w:bCs/>
+          <w:sz w:val="36"/>
+          <w:szCs w:val="36"/>
+        </w:rPr>
+      </w:pPr>
+      <w:r>
+        <w:t>Sélectionner l’option 5 : SD card install</w:t>
+      </w:r>
+      <w:r>
+        <w:t xml:space="preserve"> (ou NAND install si SD card install est pleine)</w:t>
+      </w:r>
+      <w:r>
+        <w:br/>
+      </w:r>
+      <w:r>
+        <w:rPr>
+          <w:noProof/>
+        </w:rPr>
+        <w:drawing>
+          <wp:inline distT="0" distB="0" distL="0" distR="0" wp14:anchorId="12B0A7D6" wp14:editId="1E23747E">
+            <wp:extent cx="3258671" cy="868907"/>
+            <wp:effectExtent l="0" t="0" r="0" b="7620"/>
+            <wp:docPr id="23567912" name="Picture 1" descr="A screenshot of a computer program&#10;&#10;AI-generated content may be incorrect."/>
+            <wp:cNvGraphicFramePr>
+              <a:graphicFrameLocks xmlns:a="http://schemas.openxmlformats.org/drawingml/2006/main" noChangeAspect="1"/>
+            </wp:cNvGraphicFramePr>
+            <a:graphic xmlns:a="http://schemas.openxmlformats.org/drawingml/2006/main">
+              <a:graphicData uri="http://schemas.openxmlformats.org/drawingml/2006/picture">
+                <pic:pic xmlns:pic="http://schemas.openxmlformats.org/drawingml/2006/picture">
+                  <pic:nvPicPr>
+                    <pic:cNvPr id="235551883" name="Picture 1" descr="A screenshot of a computer program&#10;&#10;AI-generated content may be incorrect."/>
+                    <pic:cNvPicPr/>
+                  </pic:nvPicPr>
+                  <pic:blipFill>
+                    <a:blip r:embed="rId13"/>
+                    <a:stretch>
+                      <a:fillRect/>
+                    </a:stretch>
+                  </pic:blipFill>
+                  <pic:spPr>
+                    <a:xfrm>
+                      <a:off x="0" y="0"/>
+                      <a:ext cx="3268030" cy="871403"/>
+                    </a:xfrm>
+                    <a:prstGeom prst="rect">
+                      <a:avLst/>
+                    </a:prstGeom>
+                  </pic:spPr>
+                </pic:pic>
+              </a:graphicData>
+            </a:graphic>
+          </wp:inline>
+        </w:drawing>
+      </w:r>
+    </w:p>
+    <w:p>
+      <w:pPr>
+        <w:pStyle w:val="ListParagraph"/>
+        <w:numPr>
+          <w:ilvl w:val="0"/>
+          <w:numId w:val="34"/>
+        </w:numPr>
+        <w:rPr>
+          <w:b/>
+          <w:bCs/>
+          <w:sz w:val="36"/>
+          <w:szCs w:val="36"/>
+        </w:rPr>
+      </w:pPr>
+      <w:r>
+        <w:t>Faire glisser la rom au format NSP, XCI ou NSZ dans le dossier, et attendre la fin du transfert. Le jeu devrait s’être installé.</w:t>
+      </w:r>
+      <w:r>
+        <w:t xml:space="preserve"> (Un dossier contenant plusieurs fichiers NSP marchera aussi, tant qu’il n’est pas compressé)</w:t>
+      </w:r>
+      <w:r>
+        <w:br/>
+      </w:r>
+      <w:r>
+        <w:rPr>
+          <w:noProof/>
+        </w:rPr>
+        <w:drawing>
+          <wp:inline distT="0" distB="0" distL="0" distR="0" wp14:anchorId="5138BEA5" wp14:editId="08F6949D">
+            <wp:extent cx="2988015" cy="1891553"/>
+            <wp:effectExtent l="0" t="0" r="3175" b="0"/>
+            <wp:docPr id="1707223032" name="Picture 1" descr="A screenshot of a computer&#10;&#10;AI-generated content may be incorrect."/>
+            <wp:cNvGraphicFramePr>
+              <a:graphicFrameLocks xmlns:a="http://schemas.openxmlformats.org/drawingml/2006/main" noChangeAspect="1"/>
+            </wp:cNvGraphicFramePr>
+            <a:graphic xmlns:a="http://schemas.openxmlformats.org/drawingml/2006/main">
+              <a:graphicData uri="http://schemas.openxmlformats.org/drawingml/2006/picture">
+                <pic:pic xmlns:pic="http://schemas.openxmlformats.org/drawingml/2006/picture">
+                  <pic:nvPicPr>
+                    <pic:cNvPr id="1475910963" name="Picture 1" descr="A screenshot of a computer&#10;&#10;AI-generated content may be incorrect."/>
+                    <pic:cNvPicPr/>
+                  </pic:nvPicPr>
+                  <pic:blipFill>
+                    <a:blip r:embed="rId14"/>
+                    <a:stretch>
+                      <a:fillRect/>
+                    </a:stretch>
+                  </pic:blipFill>
+                  <pic:spPr>
+                    <a:xfrm>
+                      <a:off x="0" y="0"/>
+                      <a:ext cx="2991020" cy="1893456"/>
+                    </a:xfrm>
+                    <a:prstGeom prst="rect">
+                      <a:avLst/>
+                    </a:prstGeom>
+                  </pic:spPr>
+                </pic:pic>
+              </a:graphicData>
+            </a:graphic>
+          </wp:inline>
+        </w:drawing>
+      </w:r>
+    </w:p>
+    <w:p/>
+    <w:p>
+      <w:pPr>
+        <w:rPr>
+          <w:lang w:val="en-US"/>
+        </w:rPr>
+      </w:pPr>
+      <w:r>
+        <w:lastRenderedPageBreak/>
+        <w:t xml:space="preserve">NOTES : Il se peut que vous ayez une erreur durant l’installation. </w:t>
+      </w:r>
+      <w:r>
+        <w:rPr>
+          <w:lang w:val="en-US"/>
+        </w:rPr>
+        <w:t>Voici la plus fréquente</w:t>
+      </w:r>
+      <w:r>
+        <w:rPr>
+          <w:noProof/>
+        </w:rPr>
+        <w:drawing>
+          <wp:inline distT="0" distB="0" distL="0" distR="0" wp14:anchorId="76B00840" wp14:editId="5A396873">
+            <wp:extent cx="2060692" cy="3663569"/>
+            <wp:effectExtent l="0" t="1270" r="0" b="0"/>
+            <wp:docPr id="1166746400" name="Picture 1" descr="A computer screen with text on it&#10;&#10;AI-generated content may be incorrect."/>
+            <wp:cNvGraphicFramePr>
+              <a:graphicFrameLocks xmlns:a="http://schemas.openxmlformats.org/drawingml/2006/main" noChangeAspect="1"/>
+            </wp:cNvGraphicFramePr>
+            <a:graphic xmlns:a="http://schemas.openxmlformats.org/drawingml/2006/main">
+              <a:graphicData uri="http://schemas.openxmlformats.org/drawingml/2006/picture">
+                <pic:pic xmlns:pic="http://schemas.openxmlformats.org/drawingml/2006/picture">
+                  <pic:nvPicPr>
+                    <pic:cNvPr id="2062321701" name="Picture 1" descr="A computer screen with text on it&#10;&#10;AI-generated content may be incorrect."/>
+                    <pic:cNvPicPr>
+                      <a:picLocks noChangeAspect="1" noChangeArrowheads="1"/>
+                    </pic:cNvPicPr>
+                  </pic:nvPicPr>
+                  <pic:blipFill>
+                    <a:blip r:embed="rId15" cstate="print">
+                      <a:extLst>
+                        <a:ext uri="{28A0092B-C50C-407E-A947-70E740481C1C}">
+                          <a14:useLocalDpi xmlns:a14="http://schemas.microsoft.com/office/drawing/2010/main" val="0"/>
+                        </a:ext>
+                      </a:extLst>
+                    </a:blip>
+                    <a:srcRect/>
+                    <a:stretch>
+                      <a:fillRect/>
+                    </a:stretch>
+                  </pic:blipFill>
+                  <pic:spPr bwMode="auto">
+                    <a:xfrm rot="16200000">
+                      <a:off x="0" y="0"/>
+                      <a:ext cx="2067556" cy="3675772"/>
+                    </a:xfrm>
+                    <a:prstGeom prst="rect">
+                      <a:avLst/>
+                    </a:prstGeom>
+                    <a:noFill/>
+                    <a:ln>
+                      <a:noFill/>
+                    </a:ln>
+                  </pic:spPr>
+                </pic:pic>
+              </a:graphicData>
+            </a:graphic>
+          </wp:inline>
+        </w:drawing>
+      </w:r>
+    </w:p>
+    <w:p>
+      <w:pPr>
+        <w:rPr>
+          <w:lang w:val="en-US"/>
+        </w:rPr>
+      </w:pPr>
+      <w:r>
+        <w:rPr>
+          <w:lang w:val="en-US"/>
+        </w:rPr>
+        <w:t xml:space="preserve">Out of extra buffers. Media write speed too low. </w:t>
+      </w:r>
+    </w:p>
+    <w:p>
+      <w:pPr>
+        <w:rPr>
+          <w:b/>
+          <w:bCs/>
+          <w:sz w:val="36"/>
+          <w:szCs w:val="36"/>
+        </w:rPr>
+      </w:pPr>
+      <w:r>
+        <w:t>Cela signifie que l</w:t>
+      </w:r>
+      <w:r>
+        <w:t>a carte MicroSD est trop pleine pour que le transfert de fichiers ai</w:t>
+      </w:r>
+      <w:r>
+        <w:t>t</w:t>
+      </w:r>
+      <w:r>
+        <w:t xml:space="preserve"> lieu. Essayez de libérer de l’espace </w:t>
+      </w:r>
+      <w:r>
+        <w:t xml:space="preserve">sur la carte MicroSD </w:t>
+      </w:r>
+      <w:r>
+        <w:t xml:space="preserve">avant de réessayer. </w:t>
+      </w:r>
+      <w:r>
+        <w:br/>
+      </w:r>
+    </w:p>
+    <w:p>
+      <w:r>
+        <w:rPr>
+          <w:lang w:eastAsia="fr-FR"/>
+        </w:rPr>
+        <w:pict w14:anchorId="4ABCD34A">
+          <v:rect id="_x0000_i1358" style="width:0;height:1.5pt" o:hralign="center" o:hrstd="t" o:hr="t" fillcolor="#a0a0a0" stroked="f"/>
+        </w:pict>
+      </w:r>
+    </w:p>
+    <w:p>
+      <w:pPr>
+        <w:rPr>
+          <w:b/>
+          <w:bCs/>
+          <w:sz w:val="36"/>
+          <w:szCs w:val="36"/>
+        </w:rPr>
+      </w:pPr>
+    </w:p>
+    <w:p>
+      <w:pPr>
+        <w:spacing w:before="100" w:beforeAutospacing="1" w:after="100" w:afterAutospacing="1" w:line="240" w:lineRule="auto"/>
+        <w:outlineLvl w:val="1"/>
+        <w:rPr>
+          <w:rFonts w:eastAsia="Times New Roman" w:cs="Times New Roman"/>
+          <w:b/>
+          <w:bCs/>
+          <w:kern w:val="0"/>
+          <w:sz w:val="36"/>
+          <w:szCs w:val="36"/>
+          <w:lang w:eastAsia="fr-FR"/>
+          <w14:ligatures w14:val="none"/>
+        </w:rPr>
+      </w:pPr>
+      <w:bookmarkStart w:id="6" w:name="_Toc216472445"/>
+      <w:r>
+        <w:rPr>
+          <w:rFonts w:ascii="Segoe UI Emoji" w:hAnsi="Segoe UI Emoji" w:cs="Segoe UI Emoji"/>
+          <w:b/>
+          <w:bCs/>
+          <w:sz w:val="32"/>
+          <w:szCs w:val="32"/>
+        </w:rPr>
+        <w:t xml:space="preserve">⬇️ </w:t>
+      </w:r>
+      <w:r>
+        <w:rPr>
+          <w:rFonts w:ascii="Segoe UI Emoji" w:hAnsi="Segoe UI Emoji" w:cs="Segoe UI Emoji"/>
+          <w:b/>
+          <w:bCs/>
+          <w:sz w:val="32"/>
+          <w:szCs w:val="32"/>
+        </w:rPr>
+        <w:t>💻</w:t>
+      </w:r>
+      <w:r>
+        <w:rPr>
+          <w:rFonts w:ascii="Segoe UI Emoji" w:hAnsi="Segoe UI Emoji" w:cs="Segoe UI Emoji"/>
+          <w:b/>
+          <w:bCs/>
+          <w:sz w:val="32"/>
+          <w:szCs w:val="32"/>
+        </w:rPr>
+        <w:t xml:space="preserve"> </w:t>
+      </w:r>
+      <w:r>
+        <w:rPr>
+          <w:b/>
+          <w:bCs/>
+          <w:sz w:val="36"/>
+          <w:szCs w:val="36"/>
+        </w:rPr>
+        <w:t>Installer des jeux facilement avec DBI et un ordinateur</w:t>
+      </w:r>
+      <w:r>
+        <w:rPr>
+          <w:b/>
+          <w:bCs/>
+          <w:sz w:val="36"/>
+          <w:szCs w:val="36"/>
+        </w:rPr>
+        <w:t>.</w:t>
+      </w:r>
+      <w:bookmarkEnd w:id="6"/>
+    </w:p>
+    <w:p>
+      <w:pPr>
+        <w:pStyle w:val="ListParagraph"/>
+      </w:pPr>
+    </w:p>
+    <w:p>
+      <w:pPr>
+        <w:pStyle w:val="ListParagraph"/>
+        <w:numPr>
+          <w:ilvl w:val="0"/>
+          <w:numId w:val="34"/>
+        </w:numPr>
+        <w:rPr>
+          <w:b/>
+          <w:bCs/>
+          <w:sz w:val="36"/>
+          <w:szCs w:val="36"/>
+        </w:rPr>
+      </w:pPr>
+      <w:r>
+        <w:t>Lancer le programme DBI sur la console</w:t>
+      </w:r>
+      <w:r>
+        <w:t xml:space="preserve"> (depuis le homebrew menu, donc la galerie photo)</w:t>
+      </w:r>
+      <w:r>
+        <w:br/>
+      </w:r>
+      <w:r>
+        <w:rPr>
+          <w:noProof/>
+        </w:rPr>
+        <w:drawing>
+          <wp:inline distT="0" distB="0" distL="0" distR="0" wp14:anchorId="6768DE83" wp14:editId="3D2D4685">
+            <wp:extent cx="2729221" cy="1534886"/>
+            <wp:effectExtent l="0" t="0" r="0" b="8255"/>
+            <wp:docPr id="1372951279" name="Picture 5" descr="A screenshot of a computer&#10;&#10;AI-generated content may be incorrect."/>
+            <wp:cNvGraphicFramePr>
+              <a:graphicFrameLocks xmlns:a="http://schemas.openxmlformats.org/drawingml/2006/main" noChangeAspect="1"/>
+            </wp:cNvGraphicFramePr>
+            <a:graphic xmlns:a="http://schemas.openxmlformats.org/drawingml/2006/main">
+              <a:graphicData uri="http://schemas.openxmlformats.org/drawingml/2006/picture">
+                <pic:pic xmlns:pic="http://schemas.openxmlformats.org/drawingml/2006/picture">
+                  <pic:nvPicPr>
+                    <pic:cNvPr id="1372951279" name="Picture 5" descr="A screenshot of a computer&#10;&#10;AI-generated content may be incorrect."/>
+                    <pic:cNvPicPr>
+                      <a:picLocks noChangeAspect="1" noChangeArrowheads="1"/>
+                    </pic:cNvPicPr>
+                  </pic:nvPicPr>
+                  <pic:blipFill>
+                    <a:blip r:embed="rId16" cstate="print">
+                      <a:extLst>
+                        <a:ext uri="{28A0092B-C50C-407E-A947-70E740481C1C}">
+                          <a14:useLocalDpi xmlns:a14="http://schemas.microsoft.com/office/drawing/2010/main" val="0"/>
+                        </a:ext>
+                      </a:extLst>
+                    </a:blip>
+                    <a:srcRect/>
+                    <a:stretch>
+                      <a:fillRect/>
+                    </a:stretch>
+                  </pic:blipFill>
+                  <pic:spPr bwMode="auto">
+                    <a:xfrm>
+                      <a:off x="0" y="0"/>
+                      <a:ext cx="2742766" cy="1542504"/>
+                    </a:xfrm>
+                    <a:prstGeom prst="rect">
+                      <a:avLst/>
+                    </a:prstGeom>
+                    <a:noFill/>
+                    <a:ln>
+                      <a:noFill/>
+                    </a:ln>
+                  </pic:spPr>
+                </pic:pic>
+              </a:graphicData>
+            </a:graphic>
+          </wp:inline>
+        </w:drawing>
+      </w:r>
+    </w:p>
+    <w:p>
+      <w:pPr>
+        <w:pStyle w:val="ListParagraph"/>
+        <w:numPr>
+          <w:ilvl w:val="0"/>
+          <w:numId w:val="34"/>
+        </w:numPr>
+        <w:rPr>
+          <w:b/>
+          <w:bCs/>
+          <w:sz w:val="36"/>
+          <w:szCs w:val="36"/>
+        </w:rPr>
+      </w:pPr>
+      <w:r>
+        <w:t>Sélectionner l’option avec l’acronyme MTP dedans ( Media Transfer Protocol )</w:t>
+      </w:r>
+      <w:r>
+        <w:t>. Branchez ensuite la console à un ordinateur avec un câble USB-A vers USB-C ( assurez vous que ce câble est capable de transfert de données, certains câbles ne font que charge)</w:t>
+      </w:r>
+      <w:r>
+        <w:br/>
+      </w:r>
+      <w:r>
+        <w:rPr>
+          <w:noProof/>
+        </w:rPr>
+        <w:drawing>
+          <wp:inline distT="0" distB="0" distL="0" distR="0" wp14:anchorId="0CF72A9F" wp14:editId="012AC220">
+            <wp:extent cx="2206605" cy="1240972"/>
+            <wp:effectExtent l="0" t="0" r="3810" b="0"/>
+            <wp:docPr id="231431665" name="Picture 6" descr="A blue screen with white text&#10;&#10;AI-generated content may be incorrect."/>
+            <wp:cNvGraphicFramePr>
+              <a:graphicFrameLocks xmlns:a="http://schemas.openxmlformats.org/drawingml/2006/main" noChangeAspect="1"/>
+            </wp:cNvGraphicFramePr>
+            <a:graphic xmlns:a="http://schemas.openxmlformats.org/drawingml/2006/main">
+              <a:graphicData uri="http://schemas.openxmlformats.org/drawingml/2006/picture">
+                <pic:pic xmlns:pic="http://schemas.openxmlformats.org/drawingml/2006/picture">
+                  <pic:nvPicPr>
+                    <pic:cNvPr id="231431665" name="Picture 6" descr="A blue screen with white text&#10;&#10;AI-generated content may be incorrect."/>
+                    <pic:cNvPicPr>
+                      <a:picLocks noChangeAspect="1" noChangeArrowheads="1"/>
+                    </pic:cNvPicPr>
+                  </pic:nvPicPr>
+                  <pic:blipFill>
+                    <a:blip r:embed="rId17" cstate="print">
+                      <a:extLst>
+                        <a:ext uri="{28A0092B-C50C-407E-A947-70E740481C1C}">
+                          <a14:useLocalDpi xmlns:a14="http://schemas.microsoft.com/office/drawing/2010/main" val="0"/>
+                        </a:ext>
+                      </a:extLst>
+                    </a:blip>
+                    <a:srcRect/>
+                    <a:stretch>
+                      <a:fillRect/>
+                    </a:stretch>
+                  </pic:blipFill>
+                  <pic:spPr bwMode="auto">
+                    <a:xfrm>
+                      <a:off x="0" y="0"/>
+                      <a:ext cx="2210257" cy="1243026"/>
+                    </a:xfrm>
+                    <a:prstGeom prst="rect">
+                      <a:avLst/>
+                    </a:prstGeom>
+                    <a:noFill/>
+                    <a:ln>
+                      <a:noFill/>
+                    </a:ln>
+                  </pic:spPr>
+                </pic:pic>
+              </a:graphicData>
+            </a:graphic>
+          </wp:inline>
+        </w:drawing>
+      </w:r>
+    </w:p>
+    <w:p>
+      <w:pPr>
+        <w:pStyle w:val="ListParagraph"/>
+        <w:numPr>
+          <w:ilvl w:val="0"/>
+          <w:numId w:val="34"/>
+        </w:numPr>
+        <w:rPr>
+          <w:b/>
+          <w:bCs/>
+          <w:sz w:val="36"/>
+          <w:szCs w:val="36"/>
+        </w:rPr>
+      </w:pPr>
+      <w:r>
+        <w:lastRenderedPageBreak/>
+        <w:t>Sélectionner l’option 5 : SD card install</w:t>
+      </w:r>
+      <w:r>
+        <w:br/>
+      </w:r>
+      <w:r>
+        <w:rPr>
+          <w:noProof/>
+        </w:rPr>
+        <w:drawing>
+          <wp:inline distT="0" distB="0" distL="0" distR="0" wp14:anchorId="6065E71E" wp14:editId="40604B28">
+            <wp:extent cx="3258671" cy="868907"/>
+            <wp:effectExtent l="0" t="0" r="0" b="7620"/>
+            <wp:docPr id="235551883" name="Picture 1" descr="A screenshot of a computer program&#10;&#10;AI-generated content may be incorrect."/>
+            <wp:cNvGraphicFramePr>
+              <a:graphicFrameLocks xmlns:a="http://schemas.openxmlformats.org/drawingml/2006/main" noChangeAspect="1"/>
+            </wp:cNvGraphicFramePr>
+            <a:graphic xmlns:a="http://schemas.openxmlformats.org/drawingml/2006/main">
+              <a:graphicData uri="http://schemas.openxmlformats.org/drawingml/2006/picture">
+                <pic:pic xmlns:pic="http://schemas.openxmlformats.org/drawingml/2006/picture">
+                  <pic:nvPicPr>
+                    <pic:cNvPr id="235551883" name="Picture 1" descr="A screenshot of a computer program&#10;&#10;AI-generated content may be incorrect."/>
+                    <pic:cNvPicPr/>
+                  </pic:nvPicPr>
+                  <pic:blipFill>
+                    <a:blip r:embed="rId13"/>
+                    <a:stretch>
+                      <a:fillRect/>
+                    </a:stretch>
+                  </pic:blipFill>
+                  <pic:spPr>
+                    <a:xfrm>
+                      <a:off x="0" y="0"/>
+                      <a:ext cx="3268030" cy="871403"/>
+                    </a:xfrm>
+                    <a:prstGeom prst="rect">
+                      <a:avLst/>
+                    </a:prstGeom>
+                  </pic:spPr>
+                </pic:pic>
+              </a:graphicData>
+            </a:graphic>
+          </wp:inline>
+        </w:drawing>
+      </w:r>
+    </w:p>
+    <w:p>
+      <w:pPr>
+        <w:pStyle w:val="ListParagraph"/>
+        <w:numPr>
+          <w:ilvl w:val="0"/>
+          <w:numId w:val="34"/>
+        </w:numPr>
+        <w:rPr>
+          <w:b/>
+          <w:bCs/>
+          <w:sz w:val="36"/>
+          <w:szCs w:val="36"/>
+        </w:rPr>
+      </w:pPr>
+      <w:r>
+        <w:t>Faire glisser la rom au format NSP, XCI ou NSZ dans le dossier, et attendre la fin du transfert. Le jeu devrait s’être installé.</w:t>
+      </w:r>
+      <w:r>
+        <w:br/>
+      </w:r>
+      <w:r>
+        <w:rPr>
+          <w:noProof/>
+        </w:rPr>
+        <w:drawing>
+          <wp:inline distT="0" distB="0" distL="0" distR="0" wp14:anchorId="493019FE" wp14:editId="556204A8">
+            <wp:extent cx="2988015" cy="1891553"/>
+            <wp:effectExtent l="0" t="0" r="3175" b="0"/>
+            <wp:docPr id="1475910963" name="Picture 1" descr="A screenshot of a computer&#10;&#10;AI-generated content may be incorrect."/>
+            <wp:cNvGraphicFramePr>
+              <a:graphicFrameLocks xmlns:a="http://schemas.openxmlformats.org/drawingml/2006/main" noChangeAspect="1"/>
+            </wp:cNvGraphicFramePr>
+            <a:graphic xmlns:a="http://schemas.openxmlformats.org/drawingml/2006/main">
+              <a:graphicData uri="http://schemas.openxmlformats.org/drawingml/2006/picture">
+                <pic:pic xmlns:pic="http://schemas.openxmlformats.org/drawingml/2006/picture">
+                  <pic:nvPicPr>
+                    <pic:cNvPr id="1475910963" name="Picture 1" descr="A screenshot of a computer&#10;&#10;AI-generated content may be incorrect."/>
+                    <pic:cNvPicPr/>
+                  </pic:nvPicPr>
+                  <pic:blipFill>
+                    <a:blip r:embed="rId14"/>
+                    <a:stretch>
+                      <a:fillRect/>
+                    </a:stretch>
+                  </pic:blipFill>
+                  <pic:spPr>
+                    <a:xfrm>
+                      <a:off x="0" y="0"/>
+                      <a:ext cx="2991020" cy="1893456"/>
+                    </a:xfrm>
+                    <a:prstGeom prst="rect">
+                      <a:avLst/>
+                    </a:prstGeom>
+                  </pic:spPr>
+                </pic:pic>
+              </a:graphicData>
+            </a:graphic>
+          </wp:inline>
+        </w:drawing>
+      </w:r>
+    </w:p>
+    <w:p/>
+    <w:p>
+      <w:pPr>
+        <w:rPr>
+          <w:lang w:val="en-US"/>
+        </w:rPr>
+      </w:pPr>
+      <w:r>
+        <w:t xml:space="preserve">NOTES : Il se peut que vous ayez une erreur durant l’installation. </w:t>
+      </w:r>
+      <w:r>
+        <w:rPr>
+          <w:lang w:val="en-US"/>
+        </w:rPr>
+        <w:t>Voici la plus fréquente</w:t>
+      </w:r>
+      <w:r>
+        <w:rPr>
+          <w:noProof/>
+        </w:rPr>
+        <w:drawing>
+          <wp:inline distT="0" distB="0" distL="0" distR="0" wp14:anchorId="2C5983A3" wp14:editId="011BDF8E">
+            <wp:extent cx="2060692" cy="3663569"/>
+            <wp:effectExtent l="0" t="1270" r="0" b="0"/>
+            <wp:docPr id="2062321701" name="Picture 1" descr="A computer screen with text on it&#10;&#10;AI-generated content may be incorrect."/>
+            <wp:cNvGraphicFramePr>
+              <a:graphicFrameLocks xmlns:a="http://schemas.openxmlformats.org/drawingml/2006/main" noChangeAspect="1"/>
+            </wp:cNvGraphicFramePr>
+            <a:graphic xmlns:a="http://schemas.openxmlformats.org/drawingml/2006/main">
+              <a:graphicData uri="http://schemas.openxmlformats.org/drawingml/2006/picture">
+                <pic:pic xmlns:pic="http://schemas.openxmlformats.org/drawingml/2006/picture">
+                  <pic:nvPicPr>
+                    <pic:cNvPr id="2062321701" name="Picture 1" descr="A computer screen with text on it&#10;&#10;AI-generated content may be incorrect."/>
+                    <pic:cNvPicPr>
+                      <a:picLocks noChangeAspect="1" noChangeArrowheads="1"/>
+                    </pic:cNvPicPr>
+                  </pic:nvPicPr>
+                  <pic:blipFill>
+                    <a:blip r:embed="rId15" cstate="print">
+                      <a:extLst>
+                        <a:ext uri="{28A0092B-C50C-407E-A947-70E740481C1C}">
+                          <a14:useLocalDpi xmlns:a14="http://schemas.microsoft.com/office/drawing/2010/main" val="0"/>
+                        </a:ext>
+                      </a:extLst>
+                    </a:blip>
+                    <a:srcRect/>
+                    <a:stretch>
+                      <a:fillRect/>
+                    </a:stretch>
+                  </pic:blipFill>
+                  <pic:spPr bwMode="auto">
+                    <a:xfrm rot="16200000">
+                      <a:off x="0" y="0"/>
+                      <a:ext cx="2067556" cy="3675772"/>
+                    </a:xfrm>
+                    <a:prstGeom prst="rect">
+                      <a:avLst/>
+                    </a:prstGeom>
+                    <a:noFill/>
+                    <a:ln>
+                      <a:noFill/>
+                    </a:ln>
+                  </pic:spPr>
+                </pic:pic>
+              </a:graphicData>
+            </a:graphic>
+          </wp:inline>
+        </w:drawing>
+      </w:r>
+    </w:p>
+    <w:p>
+      <w:pPr>
+        <w:rPr>
+          <w:lang w:val="en-US"/>
+        </w:rPr>
+      </w:pPr>
+      <w:r>
+        <w:rPr>
+          <w:lang w:val="en-US"/>
+        </w:rPr>
+        <w:t xml:space="preserve">Out of extra buffers. Media write speed too low. </w:t>
+      </w:r>
+    </w:p>
+    <w:p>
+      <w:pPr>
+        <w:rPr>
+          <w:b/>
+          <w:bCs/>
+          <w:sz w:val="36"/>
+          <w:szCs w:val="36"/>
+        </w:rPr>
+      </w:pPr>
+      <w:r>
+        <w:t>Cela signifie que le transfert de fichiers était trop lent et que l’ordinateur a refusé de continuer. Il se pourrait que changer de câble USB-C répare le problème, mais la plupart du temps, il suffit de lancer DBI en mode « Non applet mode »( voir la section sur le « Applet mode »)  </w:t>
+      </w:r>
+      <w:r>
+        <w:br/>
+      </w:r>
+    </w:p>
+    <w:p>
+      <w:r>
+        <w:rPr>
+          <w:lang w:eastAsia="fr-FR"/>
+        </w:rPr>
+        <w:pict w14:anchorId="490296AC">
+          <v:rect id="_x0000_i1359" style="width:0;height:1.5pt" o:hralign="center" o:hrstd="t" o:hr="t" fillcolor="#a0a0a0" stroked="f"/>
+        </w:pict>
+      </w:r>
+    </w:p>
+    <w:p>
+      <w:pPr>
+        <w:spacing w:after="0" w:line="240" w:lineRule="auto"/>
+        <w:rPr>
+          <w:rFonts w:eastAsia="Times New Roman" w:cs="Times New Roman"/>
+          <w:kern w:val="0"/>
+          <w:sz w:val="24"/>
+          <w:szCs w:val="24"/>
+          <w:lang w:eastAsia="fr-FR"/>
+          <w14:ligatures w14:val="none"/>
+        </w:rPr>
+      </w:pPr>
+    </w:p>
+    <w:p>
+      <w:pPr>
+        <w:spacing w:before="100" w:beforeAutospacing="1" w:after="100" w:afterAutospacing="1" w:line="240" w:lineRule="auto"/>
+        <w:outlineLvl w:val="1"/>
+        <w:rPr>
+          <w:rFonts w:eastAsia="Times New Roman" w:cs="Times New Roman"/>
+          <w:b/>
+          <w:bCs/>
+          <w:kern w:val="0"/>
+          <w:sz w:val="36"/>
+          <w:szCs w:val="36"/>
+          <w:lang w:eastAsia="fr-FR"/>
+          <w14:ligatures w14:val="none"/>
+        </w:rPr>
+      </w:pPr>
+      <w:bookmarkStart w:id="7" w:name="_Toc216472446"/>
+      <w:bookmarkEnd w:id="4"/>
+      <w:r>
+        <w:rPr>
+          <w:rFonts w:ascii="Segoe UI Emoji" w:hAnsi="Segoe UI Emoji" w:cs="Segoe UI Emoji"/>
+          <w:b/>
+          <w:bCs/>
+          <w:sz w:val="36"/>
+          <w:szCs w:val="36"/>
+        </w:rPr>
+        <w:t>⬇️</w:t>
+      </w:r>
+      <w:r>
+        <w:rPr>
+          <w:b/>
+          <w:bCs/>
+          <w:sz w:val="36"/>
+          <w:szCs w:val="36"/>
+        </w:rPr>
+        <w:t xml:space="preserve"> </w:t>
+      </w:r>
+      <w:r>
+        <w:rPr>
+          <w:b/>
+          <w:bCs/>
+          <w:sz w:val="36"/>
+          <w:szCs w:val="36"/>
+        </w:rPr>
+        <w:t xml:space="preserve"> Installer des jeux via Tinfoil</w:t>
+      </w:r>
+      <w:bookmarkEnd w:id="7"/>
+      <w:r>
+        <w:rPr>
+          <w:b/>
+          <w:bCs/>
+          <w:sz w:val="36"/>
+          <w:szCs w:val="36"/>
+        </w:rPr>
+        <w:t xml:space="preserve"> </w:t>
+      </w:r>
     </w:p>
     <w:p>
       <w:pPr>
@@ -2372,6 +4091,7 @@
         </w:numPr>
       </w:pPr>
       <w:r>
+        <w:lastRenderedPageBreak/>
         <w:t xml:space="preserve">Lancez </w:t>
       </w:r>
       <w:r>
@@ -2436,7 +4156,7 @@
                     </pic:cNvPicPr>
                   </pic:nvPicPr>
                   <pic:blipFill>
-                    <a:blip r:embed="rId10" cstate="print">
+                    <a:blip r:embed="rId18" cstate="print">
                       <a:extLst>
                         <a:ext uri="{28A0092B-C50C-407E-A947-70E740481C1C}">
                           <a14:useLocalDpi xmlns:a14="http://schemas.microsoft.com/office/drawing/2010/main" val="0"/>
@@ -2589,7 +4309,7 @@
                     </pic:cNvPicPr>
                   </pic:nvPicPr>
                   <pic:blipFill>
-                    <a:blip r:embed="rId11" cstate="print">
+                    <a:blip r:embed="rId19" cstate="print">
                       <a:extLst>
                         <a:ext uri="{28A0092B-C50C-407E-A947-70E740481C1C}">
                           <a14:useLocalDpi xmlns:a14="http://schemas.microsoft.com/office/drawing/2010/main" val="0"/>
@@ -2666,7 +4386,7 @@
                     </pic:cNvPicPr>
                   </pic:nvPicPr>
                   <pic:blipFill>
-                    <a:blip r:embed="rId12" cstate="print">
+                    <a:blip r:embed="rId20" cstate="print">
                       <a:extLst>
                         <a:ext uri="{28A0092B-C50C-407E-A947-70E740481C1C}">
                           <a14:useLocalDpi xmlns:a14="http://schemas.microsoft.com/office/drawing/2010/main" val="0"/>
@@ -2706,7 +4426,6 @@
         </w:numPr>
       </w:pPr>
       <w:r>
-        <w:lastRenderedPageBreak/>
         <w:t>Sélectionnez un jeu dans la liste.</w:t>
       </w:r>
     </w:p>
@@ -2731,7 +4450,11 @@
         <w:t xml:space="preserve"> et choisissez où installer (SD ou NAND).</w:t>
       </w:r>
       <w:r>
-        <w:t xml:space="preserve"> Il est possible d’installer la dernière version et les DLC tout-en-un si vous activez les options nécessaires sur cette page</w:t>
+        <w:t xml:space="preserve"> Il est possible d’installer la dernière version et les DLC tout-en-un si vous activez les options nécessaires sur </w:t>
+      </w:r>
+      <w:r>
+        <w:lastRenderedPageBreak/>
+        <w:t>cette page</w:t>
       </w:r>
       <w:r>
         <w:br/>
@@ -2758,7 +4481,7 @@
                     </pic:cNvPicPr>
                   </pic:nvPicPr>
                   <pic:blipFill>
-                    <a:blip r:embed="rId13" cstate="print">
+                    <a:blip r:embed="rId21" cstate="print">
                       <a:extLst>
                         <a:ext uri="{28A0092B-C50C-407E-A947-70E740481C1C}">
                           <a14:useLocalDpi xmlns:a14="http://schemas.microsoft.com/office/drawing/2010/main" val="0"/>
@@ -2828,7 +4551,7 @@
                     </pic:cNvPicPr>
                   </pic:nvPicPr>
                   <pic:blipFill>
-                    <a:blip r:embed="rId14" cstate="print">
+                    <a:blip r:embed="rId22" cstate="print">
                       <a:extLst>
                         <a:ext uri="{28A0092B-C50C-407E-A947-70E740481C1C}">
                           <a14:useLocalDpi xmlns:a14="http://schemas.microsoft.com/office/drawing/2010/main" val="0"/>
@@ -2893,7 +4616,7 @@
           <w14:ligatures w14:val="none"/>
         </w:rPr>
         <w:pict w14:anchorId="566D22FF">
-          <v:rect id="_x0000_i1036" style="width:0;height:1.5pt" o:hralign="center" o:hrstd="t" o:hr="t" fillcolor="#a0a0a0" stroked="f"/>
+          <v:rect id="_x0000_i1360" style="width:0;height:1.5pt" o:hralign="center" o:hrstd="t" o:hr="t" fillcolor="#a0a0a0" stroked="f"/>
         </w:pict>
       </w:r>
     </w:p>
@@ -2908,7 +4631,7 @@
           <w:szCs w:val="36"/>
         </w:rPr>
       </w:pPr>
-      <w:bookmarkStart w:id="6" w:name="_Toc208804121"/>
+      <w:bookmarkStart w:id="8" w:name="_Toc216472447"/>
       <w:r>
         <w:rPr>
           <w:rFonts w:ascii="Segoe UI Emoji" w:hAnsi="Segoe UI Emoji" w:cs="Segoe UI Emoji"/>
@@ -2917,31 +4640,30 @@
           <w:sz w:val="36"/>
           <w:szCs w:val="36"/>
         </w:rPr>
-        <w:t>🛒</w:t>
-      </w:r>
-      <w:r>
-        <w:rPr>
-          <w:rFonts w:eastAsia="Times New Roman" w:cs="Times New Roman"/>
-          <w:b/>
-          <w:bCs/>
-          <w:kern w:val="0"/>
+        <w:t>⬇️</w:t>
+      </w:r>
+      <w:r>
+        <w:rPr>
+          <w:b/>
+          <w:bCs/>
           <w:sz w:val="36"/>
           <w:szCs w:val="36"/>
-          <w:lang w:eastAsia="fr-FR"/>
-          <w14:ligatures w14:val="none"/>
         </w:rPr>
         <w:t xml:space="preserve"> </w:t>
       </w:r>
       <w:r>
         <w:rPr>
-          <w:b/>
-          <w:bCs/>
+          <w:rFonts w:eastAsia="Times New Roman" w:cs="Times New Roman"/>
+          <w:b/>
+          <w:bCs/>
+          <w:kern w:val="0"/>
           <w:sz w:val="36"/>
           <w:szCs w:val="36"/>
-        </w:rPr>
-        <w:t>Rajouter un shop Tinfoil</w:t>
-      </w:r>
-      <w:bookmarkEnd w:id="6"/>
+          <w:lang w:eastAsia="fr-FR"/>
+          <w14:ligatures w14:val="none"/>
+        </w:rPr>
+        <w:t xml:space="preserve"> </w:t>
+      </w:r>
       <w:r>
         <w:rPr>
           <w:b/>
@@ -2949,8 +4671,9 @@
           <w:sz w:val="36"/>
           <w:szCs w:val="36"/>
         </w:rPr>
-        <w:br/>
-      </w:r>
+        <w:t>Rajouter un shop Tinfoil</w:t>
+      </w:r>
+      <w:bookmarkEnd w:id="8"/>
     </w:p>
     <w:p>
       <w:pPr>
@@ -2959,7 +4682,7 @@
       <w:r>
         <w:t xml:space="preserve">Étant donné que des shops s’ouvrent et se ferment régulièrement, il est fort possible que vous ne trouviez pas ce que vous cherchez ou que le jeu que vous désirez télécharger est trop gros. C’est pourquoi une bonne pratique est de chercher régulièrement des shops qui vous plaisent. Ce repository possède une mise liste mise à jour automatiquement : </w:t>
       </w:r>
-      <w:hyperlink r:id="rId15" w:history="1">
+      <w:hyperlink r:id="rId23" w:history="1">
         <w:r>
           <w:rPr>
             <w:rStyle w:val="Hyperlink"/>
@@ -3118,7 +4841,7 @@
                     </pic:cNvPicPr>
                   </pic:nvPicPr>
                   <pic:blipFill>
-                    <a:blip r:embed="rId16" cstate="print">
+                    <a:blip r:embed="rId24" cstate="print">
                       <a:extLst>
                         <a:ext uri="{28A0092B-C50C-407E-A947-70E740481C1C}">
                           <a14:useLocalDpi xmlns:a14="http://schemas.microsoft.com/office/drawing/2010/main" val="0"/>
@@ -3190,7 +4913,7 @@
                     </pic:cNvPicPr>
                   </pic:nvPicPr>
                   <pic:blipFill>
-                    <a:blip r:embed="rId17" cstate="print">
+                    <a:blip r:embed="rId25" cstate="print">
                       <a:extLst>
                         <a:ext uri="{28A0092B-C50C-407E-A947-70E740481C1C}">
                           <a14:useLocalDpi xmlns:a14="http://schemas.microsoft.com/office/drawing/2010/main" val="0"/>
@@ -3256,7 +4979,7 @@
                     </pic:cNvPicPr>
                   </pic:nvPicPr>
                   <pic:blipFill>
-                    <a:blip r:embed="rId18" cstate="print">
+                    <a:blip r:embed="rId26" cstate="print">
                       <a:extLst>
                         <a:ext uri="{28A0092B-C50C-407E-A947-70E740481C1C}">
                           <a14:useLocalDpi xmlns:a14="http://schemas.microsoft.com/office/drawing/2010/main" val="0"/>
@@ -3329,7 +5052,7 @@
                     </pic:cNvPicPr>
                   </pic:nvPicPr>
                   <pic:blipFill>
-                    <a:blip r:embed="rId19" cstate="print">
+                    <a:blip r:embed="rId27" cstate="print">
                       <a:extLst>
                         <a:ext uri="{28A0092B-C50C-407E-A947-70E740481C1C}">
                           <a14:useLocalDpi xmlns:a14="http://schemas.microsoft.com/office/drawing/2010/main" val="0"/>
@@ -3389,7 +5112,7 @@
           <w:lang w:eastAsia="fr-FR"/>
         </w:rPr>
         <w:pict w14:anchorId="71E2629A">
-          <v:rect id="_x0000_i1037" style="width:0;height:1.5pt" o:hralign="center" o:hrstd="t" o:hr="t" fillcolor="#a0a0a0" stroked="f"/>
+          <v:rect id="_x0000_i1361" style="width:0;height:1.5pt" o:hralign="center" o:hrstd="t" o:hr="t" fillcolor="#a0a0a0" stroked="f"/>
         </w:pict>
       </w:r>
     </w:p>
@@ -3408,7 +5131,27 @@
           <w14:ligatures w14:val="none"/>
         </w:rPr>
       </w:pPr>
-      <w:bookmarkStart w:id="7" w:name="_Toc208804122"/>
+      <w:bookmarkStart w:id="9" w:name="_Toc216472448"/>
+      <w:r>
+        <w:rPr>
+          <w:rFonts w:ascii="Segoe UI Emoji" w:hAnsi="Segoe UI Emoji" w:cs="Segoe UI Emoji"/>
+          <w:b/>
+          <w:bCs/>
+          <w:sz w:val="36"/>
+          <w:szCs w:val="36"/>
+        </w:rPr>
+        <w:lastRenderedPageBreak/>
+        <w:t>⬇️</w:t>
+      </w:r>
+      <w:r>
+        <w:rPr>
+          <w:b/>
+          <w:bCs/>
+          <w:sz w:val="36"/>
+          <w:szCs w:val="36"/>
+        </w:rPr>
+        <w:t xml:space="preserve"> </w:t>
+      </w:r>
       <w:r>
         <w:rPr>
           <w:rFonts w:ascii="Segoe UI Emoji" w:hAnsi="Segoe UI Emoji" w:cs="Segoe UI Emoji"/>
@@ -3417,7 +5160,6 @@
           <w:sz w:val="32"/>
           <w:szCs w:val="32"/>
         </w:rPr>
-        <w:lastRenderedPageBreak/>
         <w:t>💻</w:t>
       </w:r>
       <w:r>
@@ -3427,9 +5169,8 @@
           <w:sz w:val="36"/>
           <w:szCs w:val="36"/>
         </w:rPr>
-        <w:t xml:space="preserve"> Installer des jeux facilement avec DBI</w:t>
-      </w:r>
-      <w:bookmarkEnd w:id="7"/>
+        <w:t xml:space="preserve"> </w:t>
+      </w:r>
       <w:r>
         <w:rPr>
           <w:b/>
@@ -3437,481 +5178,9 @@
           <w:sz w:val="36"/>
           <w:szCs w:val="36"/>
         </w:rPr>
-        <w:t xml:space="preserve"> et un ordinateur/ téléphone</w:t>
-      </w:r>
-    </w:p>
-    <w:p>
-      <w:pPr>
-        <w:pStyle w:val="ListParagraph"/>
-      </w:pPr>
-    </w:p>
-    <w:p>
-      <w:pPr>
-        <w:pStyle w:val="ListParagraph"/>
-        <w:numPr>
-          <w:ilvl w:val="0"/>
-          <w:numId w:val="34"/>
-        </w:numPr>
-        <w:rPr>
-          <w:b/>
-          <w:bCs/>
-          <w:sz w:val="36"/>
-          <w:szCs w:val="36"/>
-        </w:rPr>
-      </w:pPr>
-      <w:r>
-        <w:t>Lancer le programme DBI sur la console</w:t>
-      </w:r>
-      <w:r>
-        <w:br/>
-      </w:r>
-      <w:r>
-        <w:rPr>
-          <w:noProof/>
-        </w:rPr>
-        <w:drawing>
-          <wp:inline distT="0" distB="0" distL="0" distR="0" wp14:anchorId="1AAF252C" wp14:editId="4C31C527">
-            <wp:extent cx="2729221" cy="1534886"/>
-            <wp:effectExtent l="0" t="0" r="0" b="8255"/>
-            <wp:docPr id="1372951279" name="Picture 5" descr="A screenshot of a computer&#10;&#10;AI-generated content may be incorrect."/>
-            <wp:cNvGraphicFramePr>
-              <a:graphicFrameLocks xmlns:a="http://schemas.openxmlformats.org/drawingml/2006/main" noChangeAspect="1"/>
-            </wp:cNvGraphicFramePr>
-            <a:graphic xmlns:a="http://schemas.openxmlformats.org/drawingml/2006/main">
-              <a:graphicData uri="http://schemas.openxmlformats.org/drawingml/2006/picture">
-                <pic:pic xmlns:pic="http://schemas.openxmlformats.org/drawingml/2006/picture">
-                  <pic:nvPicPr>
-                    <pic:cNvPr id="1372951279" name="Picture 5" descr="A screenshot of a computer&#10;&#10;AI-generated content may be incorrect."/>
-                    <pic:cNvPicPr>
-                      <a:picLocks noChangeAspect="1" noChangeArrowheads="1"/>
-                    </pic:cNvPicPr>
-                  </pic:nvPicPr>
-                  <pic:blipFill>
-                    <a:blip r:embed="rId20" cstate="print">
-                      <a:extLst>
-                        <a:ext uri="{28A0092B-C50C-407E-A947-70E740481C1C}">
-                          <a14:useLocalDpi xmlns:a14="http://schemas.microsoft.com/office/drawing/2010/main" val="0"/>
-                        </a:ext>
-                      </a:extLst>
-                    </a:blip>
-                    <a:srcRect/>
-                    <a:stretch>
-                      <a:fillRect/>
-                    </a:stretch>
-                  </pic:blipFill>
-                  <pic:spPr bwMode="auto">
-                    <a:xfrm>
-                      <a:off x="0" y="0"/>
-                      <a:ext cx="2742766" cy="1542504"/>
-                    </a:xfrm>
-                    <a:prstGeom prst="rect">
-                      <a:avLst/>
-                    </a:prstGeom>
-                    <a:noFill/>
-                    <a:ln>
-                      <a:noFill/>
-                    </a:ln>
-                  </pic:spPr>
-                </pic:pic>
-              </a:graphicData>
-            </a:graphic>
-          </wp:inline>
-        </w:drawing>
-      </w:r>
-    </w:p>
-    <w:p>
-      <w:pPr>
-        <w:pStyle w:val="ListParagraph"/>
-        <w:numPr>
-          <w:ilvl w:val="0"/>
-          <w:numId w:val="34"/>
-        </w:numPr>
-        <w:rPr>
-          <w:b/>
-          <w:bCs/>
-          <w:sz w:val="36"/>
-          <w:szCs w:val="36"/>
-        </w:rPr>
-      </w:pPr>
-      <w:r>
-        <w:t xml:space="preserve">Sélectionner l’option avec l’acronyme MTP dedans ( Media Transfer </w:t>
-      </w:r>
-      <w:r>
-        <w:t>P</w:t>
-      </w:r>
-      <w:r>
-        <w:t xml:space="preserve">rotocol ) </w:t>
-      </w:r>
-      <w:r>
-        <w:br/>
-      </w:r>
-      <w:r>
-        <w:rPr>
-          <w:noProof/>
-        </w:rPr>
-        <w:drawing>
-          <wp:inline distT="0" distB="0" distL="0" distR="0" wp14:anchorId="2C653D8A" wp14:editId="42F69ED7">
-            <wp:extent cx="2206605" cy="1240972"/>
-            <wp:effectExtent l="0" t="0" r="3810" b="0"/>
-            <wp:docPr id="231431665" name="Picture 6" descr="A blue screen with white text&#10;&#10;AI-generated content may be incorrect."/>
-            <wp:cNvGraphicFramePr>
-              <a:graphicFrameLocks xmlns:a="http://schemas.openxmlformats.org/drawingml/2006/main" noChangeAspect="1"/>
-            </wp:cNvGraphicFramePr>
-            <a:graphic xmlns:a="http://schemas.openxmlformats.org/drawingml/2006/main">
-              <a:graphicData uri="http://schemas.openxmlformats.org/drawingml/2006/picture">
-                <pic:pic xmlns:pic="http://schemas.openxmlformats.org/drawingml/2006/picture">
-                  <pic:nvPicPr>
-                    <pic:cNvPr id="231431665" name="Picture 6" descr="A blue screen with white text&#10;&#10;AI-generated content may be incorrect."/>
-                    <pic:cNvPicPr>
-                      <a:picLocks noChangeAspect="1" noChangeArrowheads="1"/>
-                    </pic:cNvPicPr>
-                  </pic:nvPicPr>
-                  <pic:blipFill>
-                    <a:blip r:embed="rId21" cstate="print">
-                      <a:extLst>
-                        <a:ext uri="{28A0092B-C50C-407E-A947-70E740481C1C}">
-                          <a14:useLocalDpi xmlns:a14="http://schemas.microsoft.com/office/drawing/2010/main" val="0"/>
-                        </a:ext>
-                      </a:extLst>
-                    </a:blip>
-                    <a:srcRect/>
-                    <a:stretch>
-                      <a:fillRect/>
-                    </a:stretch>
-                  </pic:blipFill>
-                  <pic:spPr bwMode="auto">
-                    <a:xfrm>
-                      <a:off x="0" y="0"/>
-                      <a:ext cx="2210257" cy="1243026"/>
-                    </a:xfrm>
-                    <a:prstGeom prst="rect">
-                      <a:avLst/>
-                    </a:prstGeom>
-                    <a:noFill/>
-                    <a:ln>
-                      <a:noFill/>
-                    </a:ln>
-                  </pic:spPr>
-                </pic:pic>
-              </a:graphicData>
-            </a:graphic>
-          </wp:inline>
-        </w:drawing>
-      </w:r>
-    </w:p>
-    <w:p>
-      <w:pPr>
-        <w:pStyle w:val="ListParagraph"/>
-        <w:numPr>
-          <w:ilvl w:val="0"/>
-          <w:numId w:val="34"/>
-        </w:numPr>
-        <w:rPr>
-          <w:b/>
-          <w:bCs/>
-          <w:sz w:val="36"/>
-          <w:szCs w:val="36"/>
-        </w:rPr>
-      </w:pPr>
-      <w:r>
-        <w:t>Sélectionner l’option 5 : SD card install</w:t>
-      </w:r>
-      <w:r>
-        <w:br/>
-      </w:r>
-      <w:r>
-        <w:rPr>
-          <w:noProof/>
-        </w:rPr>
-        <w:drawing>
-          <wp:inline distT="0" distB="0" distL="0" distR="0" wp14:anchorId="0A38716E" wp14:editId="32643BD7">
-            <wp:extent cx="3258671" cy="868907"/>
-            <wp:effectExtent l="0" t="0" r="0" b="7620"/>
-            <wp:docPr id="235551883" name="Picture 1" descr="A screenshot of a computer program&#10;&#10;AI-generated content may be incorrect."/>
-            <wp:cNvGraphicFramePr>
-              <a:graphicFrameLocks xmlns:a="http://schemas.openxmlformats.org/drawingml/2006/main" noChangeAspect="1"/>
-            </wp:cNvGraphicFramePr>
-            <a:graphic xmlns:a="http://schemas.openxmlformats.org/drawingml/2006/main">
-              <a:graphicData uri="http://schemas.openxmlformats.org/drawingml/2006/picture">
-                <pic:pic xmlns:pic="http://schemas.openxmlformats.org/drawingml/2006/picture">
-                  <pic:nvPicPr>
-                    <pic:cNvPr id="235551883" name="Picture 1" descr="A screenshot of a computer program&#10;&#10;AI-generated content may be incorrect."/>
-                    <pic:cNvPicPr/>
-                  </pic:nvPicPr>
-                  <pic:blipFill>
-                    <a:blip r:embed="rId22"/>
-                    <a:stretch>
-                      <a:fillRect/>
-                    </a:stretch>
-                  </pic:blipFill>
-                  <pic:spPr>
-                    <a:xfrm>
-                      <a:off x="0" y="0"/>
-                      <a:ext cx="3268030" cy="871403"/>
-                    </a:xfrm>
-                    <a:prstGeom prst="rect">
-                      <a:avLst/>
-                    </a:prstGeom>
-                  </pic:spPr>
-                </pic:pic>
-              </a:graphicData>
-            </a:graphic>
-          </wp:inline>
-        </w:drawing>
-      </w:r>
-    </w:p>
-    <w:p>
-      <w:pPr>
-        <w:pStyle w:val="ListParagraph"/>
-        <w:numPr>
-          <w:ilvl w:val="0"/>
-          <w:numId w:val="34"/>
-        </w:numPr>
-        <w:rPr>
-          <w:b/>
-          <w:bCs/>
-          <w:sz w:val="36"/>
-          <w:szCs w:val="36"/>
-        </w:rPr>
-      </w:pPr>
-      <w:r>
-        <w:t>Faire glisser la rom au format NSP, XCI ou NSZ dans le dossier, et attendre la fin du transfert. Le jeu devrait s’être installé.</w:t>
-      </w:r>
-      <w:r>
-        <w:br/>
-      </w:r>
-      <w:r>
-        <w:rPr>
-          <w:noProof/>
-        </w:rPr>
-        <w:drawing>
-          <wp:inline distT="0" distB="0" distL="0" distR="0" wp14:anchorId="4A586765" wp14:editId="3C8361B0">
-            <wp:extent cx="2988015" cy="1891553"/>
-            <wp:effectExtent l="0" t="0" r="3175" b="0"/>
-            <wp:docPr id="1475910963" name="Picture 1" descr="A screenshot of a computer&#10;&#10;AI-generated content may be incorrect."/>
-            <wp:cNvGraphicFramePr>
-              <a:graphicFrameLocks xmlns:a="http://schemas.openxmlformats.org/drawingml/2006/main" noChangeAspect="1"/>
-            </wp:cNvGraphicFramePr>
-            <a:graphic xmlns:a="http://schemas.openxmlformats.org/drawingml/2006/main">
-              <a:graphicData uri="http://schemas.openxmlformats.org/drawingml/2006/picture">
-                <pic:pic xmlns:pic="http://schemas.openxmlformats.org/drawingml/2006/picture">
-                  <pic:nvPicPr>
-                    <pic:cNvPr id="1475910963" name="Picture 1" descr="A screenshot of a computer&#10;&#10;AI-generated content may be incorrect."/>
-                    <pic:cNvPicPr/>
-                  </pic:nvPicPr>
-                  <pic:blipFill>
-                    <a:blip r:embed="rId23"/>
-                    <a:stretch>
-                      <a:fillRect/>
-                    </a:stretch>
-                  </pic:blipFill>
-                  <pic:spPr>
-                    <a:xfrm>
-                      <a:off x="0" y="0"/>
-                      <a:ext cx="2991020" cy="1893456"/>
-                    </a:xfrm>
-                    <a:prstGeom prst="rect">
-                      <a:avLst/>
-                    </a:prstGeom>
-                  </pic:spPr>
-                </pic:pic>
-              </a:graphicData>
-            </a:graphic>
-          </wp:inline>
-        </w:drawing>
-      </w:r>
-    </w:p>
-    <w:p/>
-    <w:p>
-      <w:pPr>
-        <w:rPr>
-          <w:lang w:val="en-US"/>
-        </w:rPr>
-      </w:pPr>
-      <w:r>
-        <w:lastRenderedPageBreak/>
-        <w:t xml:space="preserve">NOTES : Il se peut que vous ayez une erreur durant l’installation. </w:t>
-      </w:r>
-      <w:r>
-        <w:rPr>
-          <w:lang w:val="en-US"/>
-        </w:rPr>
-        <w:t>Voici la plus fréquente</w:t>
-      </w:r>
-      <w:r>
-        <w:rPr>
-          <w:noProof/>
-        </w:rPr>
-        <w:drawing>
-          <wp:inline distT="0" distB="0" distL="0" distR="0" wp14:anchorId="172D743D" wp14:editId="7FCCA03C">
-            <wp:extent cx="2060692" cy="3663569"/>
-            <wp:effectExtent l="0" t="1270" r="0" b="0"/>
-            <wp:docPr id="2062321701" name="Picture 1" descr="A computer screen with text on it&#10;&#10;AI-generated content may be incorrect."/>
-            <wp:cNvGraphicFramePr>
-              <a:graphicFrameLocks xmlns:a="http://schemas.openxmlformats.org/drawingml/2006/main" noChangeAspect="1"/>
-            </wp:cNvGraphicFramePr>
-            <a:graphic xmlns:a="http://schemas.openxmlformats.org/drawingml/2006/main">
-              <a:graphicData uri="http://schemas.openxmlformats.org/drawingml/2006/picture">
-                <pic:pic xmlns:pic="http://schemas.openxmlformats.org/drawingml/2006/picture">
-                  <pic:nvPicPr>
-                    <pic:cNvPr id="2062321701" name="Picture 1" descr="A computer screen with text on it&#10;&#10;AI-generated content may be incorrect."/>
-                    <pic:cNvPicPr>
-                      <a:picLocks noChangeAspect="1" noChangeArrowheads="1"/>
-                    </pic:cNvPicPr>
-                  </pic:nvPicPr>
-                  <pic:blipFill>
-                    <a:blip r:embed="rId24" cstate="print">
-                      <a:extLst>
-                        <a:ext uri="{28A0092B-C50C-407E-A947-70E740481C1C}">
-                          <a14:useLocalDpi xmlns:a14="http://schemas.microsoft.com/office/drawing/2010/main" val="0"/>
-                        </a:ext>
-                      </a:extLst>
-                    </a:blip>
-                    <a:srcRect/>
-                    <a:stretch>
-                      <a:fillRect/>
-                    </a:stretch>
-                  </pic:blipFill>
-                  <pic:spPr bwMode="auto">
-                    <a:xfrm rot="16200000">
-                      <a:off x="0" y="0"/>
-                      <a:ext cx="2067556" cy="3675772"/>
-                    </a:xfrm>
-                    <a:prstGeom prst="rect">
-                      <a:avLst/>
-                    </a:prstGeom>
-                    <a:noFill/>
-                    <a:ln>
-                      <a:noFill/>
-                    </a:ln>
-                  </pic:spPr>
-                </pic:pic>
-              </a:graphicData>
-            </a:graphic>
-          </wp:inline>
-        </w:drawing>
-      </w:r>
-    </w:p>
-    <w:p>
-      <w:pPr>
-        <w:rPr>
-          <w:lang w:val="en-US"/>
-        </w:rPr>
-      </w:pPr>
-      <w:r>
-        <w:rPr>
-          <w:lang w:val="en-US"/>
-        </w:rPr>
-        <w:t xml:space="preserve">Out of extra buffers. Media write speed too low. </w:t>
-      </w:r>
-    </w:p>
-    <w:p>
-      <w:pPr>
-        <w:rPr>
-          <w:b/>
-          <w:bCs/>
-          <w:sz w:val="36"/>
-          <w:szCs w:val="36"/>
-        </w:rPr>
-      </w:pPr>
-      <w:r>
-        <w:t>Cela signifie que le transfert de fichiers était trop lent et que l’ordinateur a refusé de continuer. Il se pourrait que changer de câble USB-C répare le problème, mais la plupart du temps, il suffit de lancer DBI en mode « Non applet mode »( voir la section sur le « Applet mode »</w:t>
-      </w:r>
-      <w:r>
-        <w:t>)</w:t>
-      </w:r>
-      <w:r>
-        <w:t>  </w:t>
-      </w:r>
-      <w:r>
-        <w:br/>
-      </w:r>
-    </w:p>
-    <w:p>
-      <w:r>
-        <w:rPr>
-          <w:lang w:eastAsia="fr-FR"/>
-        </w:rPr>
-        <w:pict w14:anchorId="212EDB81">
-          <v:rect id="_x0000_i1038" style="width:0;height:1.5pt" o:hralign="center" o:hrstd="t" o:hr="t" fillcolor="#a0a0a0" stroked="f"/>
-        </w:pict>
-      </w:r>
-    </w:p>
-    <w:p>
-      <w:pPr>
-        <w:spacing w:before="100" w:beforeAutospacing="1" w:after="100" w:afterAutospacing="1" w:line="240" w:lineRule="auto"/>
-        <w:outlineLvl w:val="1"/>
-        <w:rPr>
-          <w:rFonts w:eastAsia="Times New Roman" w:cs="Times New Roman"/>
-          <w:b/>
-          <w:bCs/>
-          <w:kern w:val="0"/>
-          <w:sz w:val="36"/>
-          <w:szCs w:val="36"/>
-          <w:lang w:eastAsia="fr-FR"/>
-          <w14:ligatures w14:val="none"/>
-        </w:rPr>
-      </w:pPr>
-      <w:bookmarkStart w:id="8" w:name="_Toc208804123"/>
-      <w:r>
-        <w:rPr>
-          <w:rFonts w:ascii="Segoe UI Emoji" w:hAnsi="Segoe UI Emoji" w:cs="Segoe UI Emoji"/>
-          <w:b/>
-          <w:bCs/>
-          <w:sz w:val="32"/>
-          <w:szCs w:val="32"/>
-        </w:rPr>
-        <w:t>💻</w:t>
-      </w:r>
-      <w:r>
-        <w:rPr>
-          <w:b/>
-          <w:bCs/>
-          <w:sz w:val="36"/>
-          <w:szCs w:val="36"/>
-        </w:rPr>
-        <w:t xml:space="preserve"> </w:t>
-      </w:r>
-      <w:r>
-        <w:rPr>
-          <w:b/>
-          <w:bCs/>
-          <w:sz w:val="32"/>
-          <w:szCs w:val="32"/>
-        </w:rPr>
         <w:t>Installer un jeu via un PC avec NUT Server</w:t>
       </w:r>
-      <w:bookmarkEnd w:id="8"/>
-    </w:p>
-    <w:p>
-      <w:pPr>
-        <w:rPr>
-          <w:b/>
-          <w:bCs/>
-        </w:rPr>
-      </w:pPr>
-      <w:r>
-        <w:rPr>
-          <w:rFonts w:ascii="Segoe UI Emoji" w:hAnsi="Segoe UI Emoji" w:cs="Segoe UI Emoji"/>
-          <w:b/>
-          <w:bCs/>
-        </w:rPr>
-        <w:t>⚠️</w:t>
-      </w:r>
-      <w:r>
-        <w:rPr>
-          <w:b/>
-          <w:bCs/>
-        </w:rPr>
-        <w:t xml:space="preserve"> Attention : Cette méthode est plus risquée (plus détectable) car vous n’êtes pas protégé par le mode incognito de la switch. Il est recommandé d’utiliser un VPN sur votre ordinateur si vous installez des roms illégales depuis Internet</w:t>
-      </w:r>
-    </w:p>
-    <w:p>
-      <w:r>
-        <w:pict w14:anchorId="3E68A097">
-          <v:rect id="_x0000_i1039" style="width:0;height:1.5pt" o:hralign="center" o:hrstd="t" o:hr="t" fillcolor="#a0a0a0" stroked="f"/>
-        </w:pict>
-      </w:r>
+      <w:bookmarkEnd w:id="9"/>
     </w:p>
     <w:p>
       <w:pPr>
@@ -4032,7 +5301,7 @@
     <w:p>
       <w:r>
         <w:pict w14:anchorId="4EE58F14">
-          <v:rect id="_x0000_i1040" style="width:0;height:1.5pt" o:hralign="center" o:hrstd="t" o:hr="t" fillcolor="#a0a0a0" stroked="f"/>
+          <v:rect id="_x0000_i1362" style="width:0;height:1.5pt" o:hralign="center" o:hrstd="t" o:hr="t" fillcolor="#a0a0a0" stroked="f"/>
         </w:pict>
       </w:r>
     </w:p>
@@ -4083,7 +5352,7 @@
       <w:r>
         <w:t xml:space="preserve"> </w:t>
       </w:r>
-      <w:hyperlink r:id="rId25" w:tgtFrame="_new" w:history="1">
+      <w:hyperlink r:id="rId28" w:tgtFrame="_new" w:history="1">
         <w:r>
           <w:rPr>
             <w:rStyle w:val="Hyperlink"/>
@@ -4097,9 +5366,6 @@
       </w:r>
       <w:r>
         <w:br/>
-      </w:r>
-      <w:r>
-        <w:lastRenderedPageBreak/>
         <w:t xml:space="preserve"> </w:t>
       </w:r>
       <w:r>
@@ -4109,7 +5375,7 @@
       <w:r>
         <w:br/>
       </w:r>
-      <w:hyperlink r:id="rId26" w:history="1">
+      <w:hyperlink r:id="rId29" w:history="1">
         <w:r>
           <w:rPr>
             <w:rStyle w:val="Hyperlink"/>
@@ -4152,7 +5418,7 @@
       <w:r>
         <w:br/>
       </w:r>
-      <w:hyperlink r:id="rId27" w:history="1">
+      <w:hyperlink r:id="rId30" w:history="1">
         <w:r>
           <w:rPr>
             <w:rStyle w:val="Hyperlink"/>
@@ -4181,7 +5447,7 @@
     <w:p>
       <w:r>
         <w:pict w14:anchorId="57AEE461">
-          <v:rect id="_x0000_i1041" style="width:0;height:1.5pt" o:hralign="center" o:hrstd="t" o:hr="t" fillcolor="#a0a0a0" stroked="f"/>
+          <v:rect id="_x0000_i1363" style="width:0;height:1.5pt" o:hralign="center" o:hrstd="t" o:hr="t" fillcolor="#a0a0a0" stroked="f"/>
         </w:pict>
       </w:r>
     </w:p>
@@ -4256,7 +5522,7 @@
       </w:pPr>
       <w:r>
         <w:pict w14:anchorId="6B7C4F94">
-          <v:rect id="_x0000_i1042" style="width:0;height:1.5pt" o:hralign="center" o:hrstd="t" o:hr="t" fillcolor="#a0a0a0" stroked="f"/>
+          <v:rect id="_x0000_i1364" style="width:0;height:1.5pt" o:hralign="center" o:hrstd="t" o:hr="t" fillcolor="#a0a0a0" stroked="f"/>
         </w:pict>
       </w:r>
     </w:p>
@@ -4273,6 +5539,7 @@
           <w:b/>
           <w:bCs/>
         </w:rPr>
+        <w:lastRenderedPageBreak/>
         <w:t>Étape 4 : Connecter la Switch au PC</w:t>
       </w:r>
     </w:p>
@@ -4366,7 +5633,7 @@
           <w:lang w:eastAsia="fr-FR"/>
         </w:rPr>
         <w:pict w14:anchorId="008AC17B">
-          <v:rect id="_x0000_i1043" style="width:0;height:1.5pt" o:hralign="center" o:hrstd="t" o:hr="t" fillcolor="#a0a0a0" stroked="f"/>
+          <v:rect id="_x0000_i1365" style="width:0;height:1.5pt" o:hralign="center" o:hrstd="t" o:hr="t" fillcolor="#a0a0a0" stroked="f"/>
         </w:pict>
       </w:r>
     </w:p>
@@ -4385,7 +5652,26 @@
           <w14:ligatures w14:val="none"/>
         </w:rPr>
       </w:pPr>
-      <w:bookmarkStart w:id="9" w:name="_Toc208804124"/>
+      <w:bookmarkStart w:id="10" w:name="_Toc216472449"/>
+      <w:r>
+        <w:rPr>
+          <w:rFonts w:ascii="Segoe UI Emoji" w:hAnsi="Segoe UI Emoji" w:cs="Segoe UI Emoji"/>
+          <w:b/>
+          <w:bCs/>
+          <w:sz w:val="36"/>
+          <w:szCs w:val="36"/>
+        </w:rPr>
+        <w:t>⬇️</w:t>
+      </w:r>
+      <w:r>
+        <w:rPr>
+          <w:b/>
+          <w:bCs/>
+          <w:sz w:val="36"/>
+          <w:szCs w:val="36"/>
+        </w:rPr>
+        <w:t xml:space="preserve"> </w:t>
+      </w:r>
       <w:r>
         <w:rPr>
           <w:rFonts w:ascii="Segoe UI Emoji" w:hAnsi="Segoe UI Emoji" w:cs="Segoe UI Emoji"/>
@@ -4409,15 +5695,15 @@
         <w:rPr>
           <w:b/>
           <w:bCs/>
-          <w:sz w:val="32"/>
-          <w:szCs w:val="32"/>
+          <w:sz w:val="36"/>
+          <w:szCs w:val="36"/>
         </w:rPr>
         <w:t>Installer un jeu via un PC avec Goldleaf et Quark</w:t>
       </w:r>
-      <w:bookmarkEnd w:id="9"/>
-    </w:p>
-    <w:p>
-      <w:hyperlink r:id="rId28" w:history="1">
+      <w:bookmarkEnd w:id="10"/>
+    </w:p>
+    <w:p>
+      <w:hyperlink r:id="rId31" w:history="1">
         <w:r>
           <w:rPr>
             <w:rStyle w:val="Hyperlink"/>
@@ -4432,7 +5718,7 @@
       <w:r>
         <w:br/>
       </w:r>
-      <w:hyperlink r:id="rId29" w:history="1">
+      <w:hyperlink r:id="rId32" w:history="1">
         <w:r>
           <w:rPr>
             <w:rStyle w:val="Hyperlink"/>
@@ -4447,7 +5733,7 @@
       <w:r>
         <w:br/>
       </w:r>
-      <w:hyperlink r:id="rId30" w:history="1">
+      <w:hyperlink r:id="rId33" w:history="1">
         <w:r>
           <w:rPr>
             <w:rStyle w:val="Hyperlink"/>
@@ -4465,7 +5751,7 @@
       <w:r>
         <w:br/>
       </w:r>
-      <w:hyperlink r:id="rId31" w:history="1">
+      <w:hyperlink r:id="rId34" w:history="1">
         <w:r>
           <w:rPr>
             <w:rStyle w:val="Hyperlink"/>
@@ -4489,26 +5775,27 @@
           <w14:ligatures w14:val="none"/>
         </w:rPr>
       </w:pPr>
+      <w:bookmarkStart w:id="11" w:name="_Toc216472450"/>
       <w:r>
         <w:rPr>
           <w:rFonts w:ascii="Segoe UI Emoji" w:hAnsi="Segoe UI Emoji" w:cs="Segoe UI Emoji"/>
-          <w:b/>
-          <w:bCs/>
-          <w:sz w:val="32"/>
-          <w:szCs w:val="32"/>
-        </w:rPr>
-        <w:lastRenderedPageBreak/>
-        <w:t>💻</w:t>
-      </w:r>
-      <w:r>
-        <w:rPr>
           <w:b/>
           <w:bCs/>
           <w:sz w:val="36"/>
           <w:szCs w:val="36"/>
         </w:rPr>
+        <w:t>🤖</w:t>
+      </w:r>
+      <w:r>
+        <w:rPr>
+          <w:b/>
+          <w:bCs/>
+          <w:sz w:val="36"/>
+          <w:szCs w:val="36"/>
+        </w:rPr>
         <w:t xml:space="preserve"> Démarrer Android</w:t>
       </w:r>
+      <w:bookmarkEnd w:id="11"/>
     </w:p>
     <w:p>
       <w:pPr>
@@ -4566,7 +5853,7 @@
           <w14:ligatures w14:val="none"/>
         </w:rPr>
       </w:pPr>
-      <w:bookmarkStart w:id="10" w:name="_Toc208804127"/>
+      <w:bookmarkStart w:id="12" w:name="_Toc216472451"/>
       <w:r>
         <w:rPr>
           <w:rFonts w:ascii="Segoe UI Emoji" w:eastAsia="Times New Roman" w:hAnsi="Segoe UI Emoji" w:cs="Segoe UI Emoji"/>
@@ -4593,7 +5880,7 @@
         </w:rPr>
         <w:t xml:space="preserve"> Sauvegarder ses jeux avec JKSV + Transfert vers PC</w:t>
       </w:r>
-      <w:bookmarkEnd w:id="10"/>
+      <w:bookmarkEnd w:id="12"/>
     </w:p>
     <w:p>
       <w:pPr>
@@ -4632,7 +5919,33 @@
           <w:lang w:eastAsia="fr-FR"/>
           <w14:ligatures w14:val="none"/>
         </w:rPr>
-        <w:t xml:space="preserve"> Ce dont tu as besoin</w:t>
+        <w:t xml:space="preserve"> Ce dont</w:t>
+      </w:r>
+      <w:r>
+        <w:rPr>
+          <w:rFonts w:eastAsia="Times New Roman" w:cs="Times New Roman"/>
+          <w:b/>
+          <w:bCs/>
+          <w:kern w:val="0"/>
+          <w:sz w:val="24"/>
+          <w:szCs w:val="24"/>
+          <w:lang w:eastAsia="fr-FR"/>
+          <w14:ligatures w14:val="none"/>
+        </w:rPr>
+        <w:t xml:space="preserve"> on</w:t>
+      </w:r>
+      <w:r>
+        <w:rPr>
+          <w:rFonts w:eastAsia="Times New Roman" w:cs="Times New Roman"/>
+          <w:b/>
+          <w:bCs/>
+          <w:kern w:val="0"/>
+          <w:sz w:val="24"/>
+          <w:szCs w:val="24"/>
+          <w:lang w:eastAsia="fr-FR"/>
+          <w14:ligatures w14:val="none"/>
+        </w:rPr>
+        <w:t xml:space="preserve"> a besoin</w:t>
       </w:r>
     </w:p>
     <w:p>
@@ -4653,26 +5966,48 @@
       <w:r>
         <w:rPr>
           <w:rFonts w:eastAsia="Times New Roman" w:cs="Times New Roman"/>
-          <w:kern w:val="0"/>
-          <w:sz w:val="24"/>
-          <w:szCs w:val="24"/>
-          <w:lang w:eastAsia="fr-FR"/>
-          <w14:ligatures w14:val="none"/>
-        </w:rPr>
-        <w:t xml:space="preserve">Une console modifiée avec </w:t>
-      </w:r>
-      <w:r>
-        <w:rPr>
-          <w:rFonts w:eastAsia="Times New Roman" w:cs="Times New Roman"/>
-          <w:b/>
-          <w:bCs/>
-          <w:kern w:val="0"/>
-          <w:sz w:val="24"/>
-          <w:szCs w:val="24"/>
-          <w:lang w:eastAsia="fr-FR"/>
-          <w14:ligatures w14:val="none"/>
-        </w:rPr>
-        <w:t>Atmosphère</w:t>
+          <w:b/>
+          <w:bCs/>
+          <w:kern w:val="0"/>
+          <w:sz w:val="24"/>
+          <w:szCs w:val="24"/>
+          <w:lang w:eastAsia="fr-FR"/>
+          <w14:ligatures w14:val="none"/>
+        </w:rPr>
+        <w:t>JKSV</w:t>
+      </w:r>
+      <w:r>
+        <w:rPr>
+          <w:rFonts w:eastAsia="Times New Roman" w:cs="Times New Roman"/>
+          <w:kern w:val="0"/>
+          <w:sz w:val="24"/>
+          <w:szCs w:val="24"/>
+          <w:lang w:eastAsia="fr-FR"/>
+          <w14:ligatures w14:val="none"/>
+        </w:rPr>
+        <w:t xml:space="preserve"> installé (via Homebrew App Store</w:t>
+      </w:r>
+      <w:r>
+        <w:rPr>
+          <w:rFonts w:eastAsia="Times New Roman" w:cs="Times New Roman"/>
+          <w:kern w:val="0"/>
+          <w:sz w:val="24"/>
+          <w:szCs w:val="24"/>
+          <w:lang w:eastAsia="fr-FR"/>
+          <w14:ligatures w14:val="none"/>
+        </w:rPr>
+        <w:t>, si pas déjà fait</w:t>
+      </w:r>
+      <w:r>
+        <w:rPr>
+          <w:rFonts w:eastAsia="Times New Roman" w:cs="Times New Roman"/>
+          <w:kern w:val="0"/>
+          <w:sz w:val="24"/>
+          <w:szCs w:val="24"/>
+          <w:lang w:eastAsia="fr-FR"/>
+          <w14:ligatures w14:val="none"/>
+        </w:rPr>
+        <w:t>)</w:t>
       </w:r>
     </w:p>
     <w:p>
@@ -4686,46 +6021,6 @@
           <w:kern w:val="0"/>
           <w:sz w:val="24"/>
           <w:szCs w:val="24"/>
-          <w:lang w:val="en-US" w:eastAsia="fr-FR"/>
-          <w14:ligatures w14:val="none"/>
-        </w:rPr>
-      </w:pPr>
-      <w:r>
-        <w:rPr>
-          <w:rFonts w:eastAsia="Times New Roman" w:cs="Times New Roman"/>
-          <w:b/>
-          <w:bCs/>
-          <w:kern w:val="0"/>
-          <w:sz w:val="24"/>
-          <w:szCs w:val="24"/>
-          <w:lang w:val="en-US" w:eastAsia="fr-FR"/>
-          <w14:ligatures w14:val="none"/>
-        </w:rPr>
-        <w:t>JKSV</w:t>
-      </w:r>
-      <w:r>
-        <w:rPr>
-          <w:rFonts w:eastAsia="Times New Roman" w:cs="Times New Roman"/>
-          <w:kern w:val="0"/>
-          <w:sz w:val="24"/>
-          <w:szCs w:val="24"/>
-          <w:lang w:val="en-US" w:eastAsia="fr-FR"/>
-          <w14:ligatures w14:val="none"/>
-        </w:rPr>
-        <w:t xml:space="preserve"> installé (via Homebrew App Store)</w:t>
-      </w:r>
-    </w:p>
-    <w:p>
-      <w:pPr>
-        <w:numPr>
-          <w:ilvl w:val="0"/>
-          <w:numId w:val="20"/>
-        </w:numPr>
-        <w:rPr>
-          <w:rFonts w:eastAsia="Times New Roman" w:cs="Times New Roman"/>
-          <w:kern w:val="0"/>
-          <w:sz w:val="24"/>
-          <w:szCs w:val="24"/>
           <w:lang w:eastAsia="fr-FR"/>
           <w14:ligatures w14:val="none"/>
         </w:rPr>
@@ -4757,6 +6052,30 @@
       <w:r>
         <w:rPr>
           <w:rFonts w:eastAsia="Times New Roman" w:cs="Times New Roman"/>
+          <w:b/>
+          <w:bCs/>
+          <w:kern w:val="0"/>
+          <w:sz w:val="24"/>
+          <w:szCs w:val="24"/>
+          <w:lang w:eastAsia="fr-FR"/>
+          <w14:ligatures w14:val="none"/>
+        </w:rPr>
+        <w:t xml:space="preserve">-A </w:t>
+      </w:r>
+      <w:r>
+        <w:rPr>
+          <w:rFonts w:eastAsia="Times New Roman" w:cs="Times New Roman"/>
+          <w:kern w:val="0"/>
+          <w:sz w:val="24"/>
+          <w:szCs w:val="24"/>
+          <w:lang w:eastAsia="fr-FR"/>
+          <w14:ligatures w14:val="none"/>
+        </w:rPr>
+        <w:t>(USB standard)</w:t>
+      </w:r>
+      <w:r>
+        <w:rPr>
+          <w:rFonts w:eastAsia="Times New Roman" w:cs="Times New Roman"/>
           <w:kern w:val="0"/>
           <w:sz w:val="24"/>
           <w:szCs w:val="24"/>
@@ -4768,57 +6087,6 @@
     </w:p>
     <w:p>
       <w:pPr>
-        <w:numPr>
-          <w:ilvl w:val="0"/>
-          <w:numId w:val="20"/>
-        </w:numPr>
-        <w:rPr>
-          <w:rFonts w:eastAsia="Times New Roman" w:cs="Times New Roman"/>
-          <w:kern w:val="0"/>
-          <w:sz w:val="24"/>
-          <w:szCs w:val="24"/>
-          <w:lang w:eastAsia="fr-FR"/>
-          <w14:ligatures w14:val="none"/>
-        </w:rPr>
-      </w:pPr>
-      <w:r>
-        <w:rPr>
-          <w:rFonts w:eastAsia="Times New Roman" w:cs="Times New Roman"/>
-          <w:kern w:val="0"/>
-          <w:sz w:val="24"/>
-          <w:szCs w:val="24"/>
-          <w:lang w:eastAsia="fr-FR"/>
-          <w14:ligatures w14:val="none"/>
-        </w:rPr>
-        <w:t xml:space="preserve">Un gestionnaire de fichiers USB, comme </w:t>
-      </w:r>
-      <w:r>
-        <w:rPr>
-          <w:rFonts w:eastAsia="Times New Roman" w:cs="Times New Roman"/>
-          <w:b/>
-          <w:bCs/>
-          <w:kern w:val="0"/>
-          <w:sz w:val="24"/>
-          <w:szCs w:val="24"/>
-          <w:lang w:eastAsia="fr-FR"/>
-          <w14:ligatures w14:val="none"/>
-        </w:rPr>
-        <w:t>USB File Transfer</w:t>
-      </w:r>
-      <w:r>
-        <w:rPr>
-          <w:rFonts w:eastAsia="Times New Roman" w:cs="Times New Roman"/>
-          <w:kern w:val="0"/>
-          <w:sz w:val="24"/>
-          <w:szCs w:val="24"/>
-          <w:lang w:eastAsia="fr-FR"/>
-          <w14:ligatures w14:val="none"/>
-        </w:rPr>
-        <w:t xml:space="preserve"> (intégré à Tinfoil ou autre)</w:t>
-      </w:r>
-    </w:p>
-    <w:p>
-      <w:pPr>
         <w:rPr>
           <w:rFonts w:eastAsia="Times New Roman" w:cs="Times New Roman"/>
           <w:kern w:val="0"/>
@@ -4838,7 +6106,7 @@
           <w14:ligatures w14:val="none"/>
         </w:rPr>
         <w:pict w14:anchorId="174106A7">
-          <v:rect id="_x0000_i1044" style="width:0;height:1.5pt" o:hralign="center" o:hrstd="t" o:hr="t" fillcolor="#a0a0a0" stroked="f"/>
+          <v:rect id="_x0000_i1366" style="width:0;height:1.5pt" o:hralign="center" o:hrstd="t" o:hr="t" fillcolor="#a0a0a0" stroked="f"/>
         </w:pict>
       </w:r>
     </w:p>
@@ -4906,6 +6174,7 @@
           <w:lang w:eastAsia="fr-FR"/>
           <w14:ligatures w14:val="none"/>
         </w:rPr>
+        <w:lastRenderedPageBreak/>
         <w:t>📥</w:t>
       </w:r>
       <w:r>
@@ -4946,7 +6215,29 @@
           <w:lang w:eastAsia="fr-FR"/>
           <w14:ligatures w14:val="none"/>
         </w:rPr>
-        <w:t xml:space="preserve">Démarre ta console en </w:t>
+        <w:t>Démarre</w:t>
+      </w:r>
+      <w:r>
+        <w:rPr>
+          <w:rFonts w:eastAsia="Times New Roman" w:cs="Times New Roman"/>
+          <w:kern w:val="0"/>
+          <w:sz w:val="24"/>
+          <w:szCs w:val="24"/>
+          <w:lang w:eastAsia="fr-FR"/>
+          <w14:ligatures w14:val="none"/>
+        </w:rPr>
+        <w:t>r la</w:t>
+      </w:r>
+      <w:r>
+        <w:rPr>
+          <w:rFonts w:eastAsia="Times New Roman" w:cs="Times New Roman"/>
+          <w:kern w:val="0"/>
+          <w:sz w:val="24"/>
+          <w:szCs w:val="24"/>
+          <w:lang w:eastAsia="fr-FR"/>
+          <w14:ligatures w14:val="none"/>
+        </w:rPr>
+        <w:t xml:space="preserve"> console en </w:t>
       </w:r>
       <w:r>
         <w:rPr>
@@ -4986,7 +6277,18 @@
           <w:lang w:eastAsia="fr-FR"/>
           <w14:ligatures w14:val="none"/>
         </w:rPr>
-        <w:t xml:space="preserve">Va dans </w:t>
+        <w:t>Aller</w:t>
+      </w:r>
+      <w:r>
+        <w:rPr>
+          <w:rFonts w:eastAsia="Times New Roman" w:cs="Times New Roman"/>
+          <w:kern w:val="0"/>
+          <w:sz w:val="24"/>
+          <w:szCs w:val="24"/>
+          <w:lang w:eastAsia="fr-FR"/>
+          <w14:ligatures w14:val="none"/>
+        </w:rPr>
+        <w:t xml:space="preserve"> dans </w:t>
       </w:r>
       <w:r>
         <w:rPr>
@@ -5029,7 +6331,29 @@
           <w:lang w:eastAsia="fr-FR"/>
           <w14:ligatures w14:val="none"/>
         </w:rPr>
-        <w:t xml:space="preserve">Lance </w:t>
+        <w:t>Lance</w:t>
+      </w:r>
+      <w:r>
+        <w:rPr>
+          <w:rFonts w:eastAsia="Times New Roman" w:cs="Times New Roman"/>
+          <w:kern w:val="0"/>
+          <w:sz w:val="24"/>
+          <w:szCs w:val="24"/>
+          <w:lang w:eastAsia="fr-FR"/>
+          <w14:ligatures w14:val="none"/>
+        </w:rPr>
+        <w:t>r</w:t>
+      </w:r>
+      <w:r>
+        <w:rPr>
+          <w:rFonts w:eastAsia="Times New Roman" w:cs="Times New Roman"/>
+          <w:kern w:val="0"/>
+          <w:sz w:val="24"/>
+          <w:szCs w:val="24"/>
+          <w:lang w:eastAsia="fr-FR"/>
+          <w14:ligatures w14:val="none"/>
+        </w:rPr>
+        <w:t xml:space="preserve"> </w:t>
       </w:r>
       <w:r>
         <w:rPr>
@@ -5082,7 +6406,7 @@
                     </pic:cNvPicPr>
                   </pic:nvPicPr>
                   <pic:blipFill>
-                    <a:blip r:embed="rId32" cstate="print">
+                    <a:blip r:embed="rId35" cstate="print">
                       <a:extLst>
                         <a:ext uri="{28A0092B-C50C-407E-A947-70E740481C1C}">
                           <a14:useLocalDpi xmlns:a14="http://schemas.microsoft.com/office/drawing/2010/main" val="0"/>
@@ -5148,7 +6472,7 @@
           <w14:ligatures w14:val="none"/>
         </w:rPr>
         <w:pict w14:anchorId="34A8F63B">
-          <v:rect id="_x0000_i1045" style="width:0;height:1.5pt" o:hralign="center" o:hrstd="t" o:hr="t" fillcolor="#a0a0a0" stroked="f"/>
+          <v:rect id="_x0000_i1367" style="width:0;height:1.5pt" o:hralign="center" o:hrstd="t" o:hr="t" fillcolor="#a0a0a0" stroked="f"/>
         </w:pict>
       </w:r>
     </w:p>
@@ -5176,7 +6500,6 @@
           <w:lang w:eastAsia="fr-FR"/>
           <w14:ligatures w14:val="none"/>
         </w:rPr>
-        <w:lastRenderedPageBreak/>
         <w:t>💾</w:t>
       </w:r>
       <w:r>
@@ -5217,7 +6540,7 @@
           <w:lang w:eastAsia="fr-FR"/>
           <w14:ligatures w14:val="none"/>
         </w:rPr>
-        <w:t xml:space="preserve">JKSV te montre une liste de </w:t>
+        <w:t xml:space="preserve">JKSV montre une liste de </w:t>
       </w:r>
       <w:r>
         <w:rPr>
@@ -5421,7 +6744,7 @@
                     </pic:cNvPicPr>
                   </pic:nvPicPr>
                   <pic:blipFill>
-                    <a:blip r:embed="rId33" cstate="print">
+                    <a:blip r:embed="rId36" cstate="print">
                       <a:extLst>
                         <a:ext uri="{28A0092B-C50C-407E-A947-70E740481C1C}">
                           <a14:useLocalDpi xmlns:a14="http://schemas.microsoft.com/office/drawing/2010/main" val="0"/>
@@ -5489,7 +6812,29 @@
           <w14:ligatures w14:val="none"/>
         </w:rPr>
         <w:br/>
-        <w:t xml:space="preserve">La sauvegarde est maintenant dans ta SD, dans </w:t>
+        <w:t xml:space="preserve">La sauvegarde est maintenant dans ta </w:t>
+      </w:r>
+      <w:r>
+        <w:rPr>
+          <w:rFonts w:eastAsia="Times New Roman" w:cs="Times New Roman"/>
+          <w:kern w:val="0"/>
+          <w:sz w:val="24"/>
+          <w:szCs w:val="24"/>
+          <w:lang w:eastAsia="fr-FR"/>
+          <w14:ligatures w14:val="none"/>
+        </w:rPr>
+        <w:t>carte Micro</w:t>
+      </w:r>
+      <w:r>
+        <w:rPr>
+          <w:rFonts w:eastAsia="Times New Roman" w:cs="Times New Roman"/>
+          <w:kern w:val="0"/>
+          <w:sz w:val="24"/>
+          <w:szCs w:val="24"/>
+          <w:lang w:eastAsia="fr-FR"/>
+          <w14:ligatures w14:val="none"/>
+        </w:rPr>
+        <w:t xml:space="preserve">SD, dans </w:t>
       </w:r>
       <w:r>
         <w:rPr>
@@ -5548,7 +6893,53 @@
         <w:t>✅</w:t>
       </w:r>
       <w:r>
-        <w:t xml:space="preserve"> Répète pour chaque jeu que tu veux sauvegarder.</w:t>
+        <w:t xml:space="preserve"> </w:t>
+      </w:r>
+      <w:r>
+        <w:rPr>
+          <w:sz w:val="24"/>
+          <w:szCs w:val="24"/>
+        </w:rPr>
+        <w:t>Rép</w:t>
+      </w:r>
+      <w:r>
+        <w:rPr>
+          <w:sz w:val="24"/>
+          <w:szCs w:val="24"/>
+        </w:rPr>
+        <w:t>é</w:t>
+      </w:r>
+      <w:r>
+        <w:rPr>
+          <w:sz w:val="24"/>
+          <w:szCs w:val="24"/>
+        </w:rPr>
+        <w:t>te</w:t>
+      </w:r>
+      <w:r>
+        <w:rPr>
+          <w:sz w:val="24"/>
+          <w:szCs w:val="24"/>
+        </w:rPr>
+        <w:t>r</w:t>
+      </w:r>
+      <w:r>
+        <w:rPr>
+          <w:sz w:val="24"/>
+          <w:szCs w:val="24"/>
+        </w:rPr>
+        <w:t xml:space="preserve"> pour chaque jeu que tu veux sauvegarder.</w:t>
+      </w:r>
+      <w:r>
+        <w:rPr>
+          <w:rFonts w:eastAsia="Times New Roman" w:cs="Times New Roman"/>
+          <w:kern w:val="0"/>
+          <w:sz w:val="24"/>
+          <w:szCs w:val="24"/>
+          <w:lang w:eastAsia="fr-FR"/>
+          <w14:ligatures w14:val="none"/>
+        </w:rPr>
+        <w:t xml:space="preserve"> ( NOTE : il est possible de tout sauvegarder d’un coup en sélectionnant la photo de profil et appuyer sur Y puis suivre les instructions à l’écran)</w:t>
       </w:r>
     </w:p>
     <w:p>
@@ -5573,7 +6964,7 @@
           <w14:ligatures w14:val="none"/>
         </w:rPr>
         <w:pict w14:anchorId="1D32FC4E">
-          <v:rect id="_x0000_i1046" style="width:0;height:1.5pt" o:hralign="center" o:hrstd="t" o:hr="t" fillcolor="#a0a0a0" stroked="f"/>
+          <v:rect id="_x0000_i1368" style="width:0;height:1.5pt" o:hralign="center" o:hrstd="t" o:hr="t" fillcolor="#a0a0a0" stroked="f"/>
         </w:pict>
       </w:r>
     </w:p>
@@ -5680,6 +7071,7 @@
           <w:lang w:eastAsia="fr-FR"/>
           <w14:ligatures w14:val="none"/>
         </w:rPr>
+        <w:lastRenderedPageBreak/>
         <w:t>Si tu veux éviter de retirer ta carte SD</w:t>
       </w:r>
     </w:p>
@@ -5971,7 +7363,7 @@
           <w14:ligatures w14:val="none"/>
         </w:rPr>
         <w:pict w14:anchorId="0477C6D1">
-          <v:rect id="_x0000_i1047" style="width:0;height:1.5pt" o:hralign="center" o:hrstd="t" o:hr="t" fillcolor="#a0a0a0" stroked="f"/>
+          <v:rect id="_x0000_i1369" style="width:0;height:1.5pt" o:hralign="center" o:hrstd="t" o:hr="t" fillcolor="#a0a0a0" stroked="f"/>
         </w:pict>
       </w:r>
     </w:p>
@@ -6131,7 +7523,6 @@
           <w:lang w:eastAsia="fr-FR"/>
           <w14:ligatures w14:val="none"/>
         </w:rPr>
-        <w:lastRenderedPageBreak/>
         <w:t>Copie tout le dossier ou seulement les jeux voulus</w:t>
       </w:r>
     </w:p>
@@ -6156,7 +7547,7 @@
           <w14:ligatures w14:val="none"/>
         </w:rPr>
         <w:pict w14:anchorId="3DD2DEDA">
-          <v:rect id="_x0000_i1048" style="width:0;height:1.5pt" o:hralign="center" o:hrstd="t" o:hr="t" fillcolor="#a0a0a0" stroked="f"/>
+          <v:rect id="_x0000_i1370" style="width:0;height:1.5pt" o:hralign="center" o:hrstd="t" o:hr="t" fillcolor="#a0a0a0" stroked="f"/>
         </w:pict>
       </w:r>
     </w:p>
@@ -6326,7 +7717,7 @@
           <w14:ligatures w14:val="none"/>
         </w:rPr>
         <w:pict w14:anchorId="5DBC1D8C">
-          <v:rect id="_x0000_i1049" style="width:0;height:1.5pt" o:hralign="center" o:hrstd="t" o:hr="t" fillcolor="#a0a0a0" stroked="f"/>
+          <v:rect id="_x0000_i1371" style="width:0;height:1.5pt" o:hralign="center" o:hrstd="t" o:hr="t" fillcolor="#a0a0a0" stroked="f"/>
         </w:pict>
       </w:r>
     </w:p>
@@ -6564,7 +7955,7 @@
           <w14:ligatures w14:val="none"/>
         </w:rPr>
         <w:pict w14:anchorId="777C3DB1">
-          <v:rect id="_x0000_i1050" style="width:0;height:1.5pt" o:hralign="center" o:hrstd="t" o:hr="t" fillcolor="#a0a0a0" stroked="f"/>
+          <v:rect id="_x0000_i1372" style="width:0;height:1.5pt" o:hralign="center" o:hrstd="t" o:hr="t" fillcolor="#a0a0a0" stroked="f"/>
         </w:pict>
       </w:r>
     </w:p>
@@ -6583,7 +7974,7 @@
           <w14:ligatures w14:val="none"/>
         </w:rPr>
       </w:pPr>
-      <w:bookmarkStart w:id="11" w:name="_Toc208804128"/>
+      <w:bookmarkStart w:id="13" w:name="_Toc216472452"/>
       <w:r>
         <w:rPr>
           <w:rFonts w:ascii="Segoe UI Emoji" w:eastAsia="Times New Roman" w:hAnsi="Segoe UI Emoji" w:cs="Segoe UI Emoji"/>
@@ -6610,7 +8001,6 @@
         </w:rPr>
         <w:t xml:space="preserve"> Quelques sites utiles</w:t>
       </w:r>
-      <w:bookmarkEnd w:id="11"/>
       <w:r>
         <w:rPr>
           <w:rFonts w:eastAsia="Times New Roman" w:cs="Times New Roman"/>
@@ -6622,10 +8012,9 @@
           <w:lang w:eastAsia="fr-FR"/>
           <w14:ligatures w14:val="none"/>
         </w:rPr>
-        <w:t xml:space="preserve"> de roms de jeu </w:t>
-      </w:r>
-    </w:p>
-    <w:p>
+        <w:t xml:space="preserve"> de roms de jeu</w:t>
+      </w:r>
+      <w:bookmarkEnd w:id="13"/>
       <w:r>
         <w:rPr>
           <w:rFonts w:eastAsia="Times New Roman" w:cs="Times New Roman"/>
@@ -6639,6 +8028,8 @@
         </w:rPr>
         <w:t xml:space="preserve"> </w:t>
       </w:r>
+    </w:p>
+    <w:p>
       <w:r>
         <w:rPr>
           <w:rFonts w:eastAsia="Times New Roman" w:cs="Times New Roman"/>
@@ -6650,27 +8041,68 @@
           <w:lang w:eastAsia="fr-FR"/>
           <w14:ligatures w14:val="none"/>
         </w:rPr>
+        <w:lastRenderedPageBreak/>
+        <w:t xml:space="preserve"> </w:t>
+      </w:r>
+      <w:r>
+        <w:rPr>
+          <w:rFonts w:eastAsia="Times New Roman" w:cs="Times New Roman"/>
+          <w:b/>
+          <w:bCs/>
+          <w:kern w:val="0"/>
+          <w:sz w:val="36"/>
+          <w:szCs w:val="36"/>
+          <w:lang w:eastAsia="fr-FR"/>
+          <w14:ligatures w14:val="none"/>
+        </w:rPr>
         <w:br/>
       </w:r>
       <w:r>
         <w:t>F</w:t>
       </w:r>
       <w:r>
-        <w:t>onctionnels le 15/09/2025. Pas garanti pour la suite :</w:t>
-      </w:r>
-    </w:p>
-    <w:p>
-      <w:pPr>
-        <w:rPr>
-          <w:rFonts w:eastAsia="Times New Roman" w:cs="Times New Roman"/>
-          <w:kern w:val="0"/>
-          <w:sz w:val="24"/>
-          <w:szCs w:val="24"/>
-          <w:lang w:eastAsia="fr-FR"/>
-          <w14:ligatures w14:val="none"/>
-        </w:rPr>
-      </w:pPr>
-      <w:hyperlink r:id="rId34" w:history="1">
+        <w:t xml:space="preserve">onctionnels le </w:t>
+      </w:r>
+      <w:r>
+        <w:t>12</w:t>
+      </w:r>
+      <w:r>
+        <w:t>/</w:t>
+      </w:r>
+      <w:r>
+        <w:t>12</w:t>
+      </w:r>
+      <w:r>
+        <w:t>/2025. Pas garanti pour la suite :</w:t>
+      </w:r>
+    </w:p>
+    <w:p>
+      <w:hyperlink r:id="rId37" w:history="1">
+        <w:r>
+          <w:rPr>
+            <w:rStyle w:val="Hyperlink"/>
+          </w:rPr>
+          <w:t>https://romshq.com/</w:t>
+        </w:r>
+      </w:hyperlink>
+      <w:r>
+        <w:br/>
+      </w:r>
+      <w:hyperlink r:id="rId38" w:history="1">
+        <w:r>
+          <w:rPr>
+            <w:rStyle w:val="Hyperlink"/>
+          </w:rPr>
+          <w:t>https://romslab.com/</w:t>
+        </w:r>
+      </w:hyperlink>
+      <w:r>
+        <w:t xml:space="preserve"> </w:t>
+      </w:r>
+      <w:r>
+        <w:br/>
+      </w:r>
+      <w:hyperlink r:id="rId39" w:history="1">
         <w:r>
           <w:rPr>
             <w:rStyle w:val="Hyperlink"/>
@@ -6681,21 +8113,29 @@
       <w:r>
         <w:br/>
       </w:r>
-      <w:hyperlink r:id="rId35" w:history="1">
+      <w:hyperlink r:id="rId40" w:history="1">
         <w:r>
           <w:rPr>
             <w:rStyle w:val="Hyperlink"/>
           </w:rPr>
-          <w:t>https://romslab.com/</w:t>
+          <w:t>https://apkmara.com/roms/switch-roms/</w:t>
         </w:r>
       </w:hyperlink>
       <w:r>
-        <w:t xml:space="preserve"> </w:t>
-      </w:r>
-      <w:r>
         <w:br/>
       </w:r>
-      <w:hyperlink r:id="rId36" w:history="1">
+      <w:hyperlink r:id="rId41" w:history="1">
+        <w:r>
+          <w:rPr>
+            <w:rStyle w:val="Hyperlink"/>
+          </w:rPr>
+          <w:t>https://www.yggtorrent.top/</w:t>
+        </w:r>
+      </w:hyperlink>
+      <w:r>
+        <w:br/>
+      </w:r>
+      <w:hyperlink r:id="rId42" w:history="1">
         <w:r>
           <w:rPr>
             <w:rStyle w:val="Hyperlink"/>
@@ -6709,7 +8149,7 @@
       <w:r>
         <w:br/>
       </w:r>
-      <w:hyperlink r:id="rId37" w:history="1">
+      <w:hyperlink r:id="rId43" w:history="1">
         <w:r>
           <w:rPr>
             <w:rStyle w:val="Hyperlink"/>
@@ -6723,7 +8163,7 @@
       <w:r>
         <w:br/>
       </w:r>
-      <w:hyperlink r:id="rId38" w:history="1">
+      <w:hyperlink r:id="rId44" w:history="1">
         <w:r>
           <w:rPr>
             <w:rStyle w:val="Hyperlink"/>
@@ -6734,7 +8174,7 @@
       <w:r>
         <w:br/>
       </w:r>
-      <w:hyperlink r:id="rId39" w:history="1">
+      <w:hyperlink r:id="rId45" w:history="1">
         <w:r>
           <w:rPr>
             <w:rStyle w:val="Hyperlink"/>
@@ -6745,18 +8185,7 @@
       <w:r>
         <w:br/>
       </w:r>
-      <w:hyperlink r:id="rId40" w:history="1">
-        <w:r>
-          <w:rPr>
-            <w:rStyle w:val="Hyperlink"/>
-          </w:rPr>
-          <w:t>https://nsw2u.com/</w:t>
-        </w:r>
-      </w:hyperlink>
-      <w:r>
-        <w:br/>
-      </w:r>
-      <w:hyperlink r:id="rId41" w:history="1">
+      <w:hyperlink r:id="rId46" w:history="1">
         <w:r>
           <w:rPr>
             <w:rStyle w:val="Hyperlink"/>
@@ -6767,7 +8196,7 @@
       <w:r>
         <w:br/>
       </w:r>
-      <w:hyperlink r:id="rId42" w:history="1">
+      <w:hyperlink r:id="rId47" w:history="1">
         <w:r>
           <w:rPr>
             <w:rStyle w:val="Hyperlink"/>
@@ -6790,7 +8219,29 @@
           <w:lang w:eastAsia="fr-FR"/>
           <w14:ligatures w14:val="none"/>
         </w:rPr>
-        <w:t xml:space="preserve">Il est recommandé d’utiliser des bloqueurs de publicités lorsque vous visitez ces sites. </w:t>
+        <w:t>Il est recommandé</w:t>
+      </w:r>
+      <w:r>
+        <w:rPr>
+          <w:rFonts w:eastAsia="Times New Roman" w:cs="Times New Roman"/>
+          <w:kern w:val="0"/>
+          <w:sz w:val="24"/>
+          <w:szCs w:val="24"/>
+          <w:lang w:eastAsia="fr-FR"/>
+          <w14:ligatures w14:val="none"/>
+        </w:rPr>
+        <w:t xml:space="preserve"> (voire nécessaire)</w:t>
+      </w:r>
+      <w:r>
+        <w:rPr>
+          <w:rFonts w:eastAsia="Times New Roman" w:cs="Times New Roman"/>
+          <w:kern w:val="0"/>
+          <w:sz w:val="24"/>
+          <w:szCs w:val="24"/>
+          <w:lang w:eastAsia="fr-FR"/>
+          <w14:ligatures w14:val="none"/>
+        </w:rPr>
+        <w:t xml:space="preserve"> d’utiliser des bloqueurs de publicités lorsque vous visitez ces sites. </w:t>
       </w:r>
       <w:r>
         <w:rPr>
@@ -6815,7 +8266,7 @@
         </w:rPr>
         <w:br/>
       </w:r>
-      <w:hyperlink r:id="rId43" w:history="1">
+      <w:hyperlink r:id="rId48" w:history="1">
         <w:r>
           <w:rPr>
             <w:rStyle w:val="Hyperlink"/>
@@ -6862,7 +8313,7 @@
           <w14:ligatures w14:val="none"/>
         </w:rPr>
         <w:pict w14:anchorId="31F10A81">
-          <v:rect id="_x0000_i1051" style="width:0;height:1.5pt" o:hralign="center" o:hrstd="t" o:hr="t" fillcolor="#a0a0a0" stroked="f"/>
+          <v:rect id="_x0000_i1373" style="width:0;height:1.5pt" o:hralign="center" o:hrstd="t" o:hr="t" fillcolor="#a0a0a0" stroked="f"/>
         </w:pict>
       </w:r>
     </w:p>
@@ -6881,22 +8332,10 @@
           <w14:ligatures w14:val="none"/>
         </w:rPr>
       </w:pPr>
+      <w:bookmarkStart w:id="14" w:name="_Toc216472453"/>
       <w:r>
         <w:rPr>
           <w:rFonts w:ascii="Segoe UI Emoji" w:eastAsia="Times New Roman" w:hAnsi="Segoe UI Emoji" w:cs="Segoe UI Emoji"/>
-          <w:b/>
-          <w:bCs/>
-          <w:kern w:val="0"/>
-          <w:sz w:val="24"/>
-          <w:szCs w:val="24"/>
-          <w:lang w:eastAsia="fr-FR"/>
-          <w14:ligatures w14:val="none"/>
-        </w:rPr>
-        <w:t>✅</w:t>
-      </w:r>
-      <w:r>
-        <w:rPr>
-          <w:rFonts w:eastAsia="Times New Roman" w:cs="Times New Roman"/>
           <w:b/>
           <w:bCs/>
           <w:kern w:val="0"/>
@@ -6905,10 +8344,8 @@
           <w:lang w:eastAsia="fr-FR"/>
           <w14:ligatures w14:val="none"/>
         </w:rPr>
-        <w:t xml:space="preserve"> Surcadencer sa switch (Overclock)</w:t>
-      </w:r>
-    </w:p>
-    <w:p>
+        <w:t>⚡</w:t>
+      </w:r>
       <w:r>
         <w:rPr>
           <w:rFonts w:eastAsia="Times New Roman" w:cs="Times New Roman"/>
@@ -6920,7 +8357,22 @@
           <w:lang w:eastAsia="fr-FR"/>
           <w14:ligatures w14:val="none"/>
         </w:rPr>
-        <w:lastRenderedPageBreak/>
+        <w:t xml:space="preserve"> Surcadencer sa switch (Overclock)</w:t>
+      </w:r>
+      <w:bookmarkEnd w:id="14"/>
+    </w:p>
+    <w:p>
+      <w:r>
+        <w:rPr>
+          <w:rFonts w:eastAsia="Times New Roman" w:cs="Times New Roman"/>
+          <w:b/>
+          <w:bCs/>
+          <w:kern w:val="0"/>
+          <w:sz w:val="36"/>
+          <w:szCs w:val="36"/>
+          <w:lang w:eastAsia="fr-FR"/>
+          <w14:ligatures w14:val="none"/>
+        </w:rPr>
         <w:t xml:space="preserve"> </w:t>
       </w:r>
       <w:r>
@@ -6979,7 +8431,7 @@
                     </pic:cNvPicPr>
                   </pic:nvPicPr>
                   <pic:blipFill>
-                    <a:blip r:embed="rId44" cstate="print">
+                    <a:blip r:embed="rId49" cstate="print">
                       <a:extLst>
                         <a:ext uri="{28A0092B-C50C-407E-A947-70E740481C1C}">
                           <a14:useLocalDpi xmlns:a14="http://schemas.microsoft.com/office/drawing/2010/main" val="0"/>
@@ -7029,6 +8481,7 @@
         <w:rPr>
           <w:noProof/>
         </w:rPr>
+        <w:lastRenderedPageBreak/>
         <w:drawing>
           <wp:inline distT="0" distB="0" distL="0" distR="0" wp14:anchorId="4187C770" wp14:editId="498C5EB1">
             <wp:extent cx="2480732" cy="1395412"/>
@@ -7047,7 +8500,7 @@
                     </pic:cNvPicPr>
                   </pic:nvPicPr>
                   <pic:blipFill>
-                    <a:blip r:embed="rId45" cstate="print">
+                    <a:blip r:embed="rId50" cstate="print">
                       <a:extLst>
                         <a:ext uri="{28A0092B-C50C-407E-A947-70E740481C1C}">
                           <a14:useLocalDpi xmlns:a14="http://schemas.microsoft.com/office/drawing/2010/main" val="0"/>
@@ -7109,7 +8562,7 @@
                     </pic:cNvPicPr>
                   </pic:nvPicPr>
                   <pic:blipFill>
-                    <a:blip r:embed="rId46" cstate="print">
+                    <a:blip r:embed="rId51" cstate="print">
                       <a:extLst>
                         <a:ext uri="{28A0092B-C50C-407E-A947-70E740481C1C}">
                           <a14:useLocalDpi xmlns:a14="http://schemas.microsoft.com/office/drawing/2010/main" val="0"/>
@@ -7171,7 +8624,7 @@
                     </pic:cNvPicPr>
                   </pic:nvPicPr>
                   <pic:blipFill>
-                    <a:blip r:embed="rId47" cstate="print">
+                    <a:blip r:embed="rId52" cstate="print">
                       <a:extLst>
                         <a:ext uri="{28A0092B-C50C-407E-A947-70E740481C1C}">
                           <a14:useLocalDpi xmlns:a14="http://schemas.microsoft.com/office/drawing/2010/main" val="0"/>
@@ -7215,7 +8668,6 @@
         <w:rPr>
           <w:noProof/>
         </w:rPr>
-        <w:lastRenderedPageBreak/>
         <w:drawing>
           <wp:inline distT="0" distB="0" distL="0" distR="0" wp14:anchorId="7A7DF356" wp14:editId="7F1DD887">
             <wp:extent cx="2471420" cy="1390174"/>
@@ -7234,7 +8686,7 @@
                     </pic:cNvPicPr>
                   </pic:nvPicPr>
                   <pic:blipFill>
-                    <a:blip r:embed="rId48" cstate="print">
+                    <a:blip r:embed="rId53" cstate="print">
                       <a:extLst>
                         <a:ext uri="{28A0092B-C50C-407E-A947-70E740481C1C}">
                           <a14:useLocalDpi xmlns:a14="http://schemas.microsoft.com/office/drawing/2010/main" val="0"/>
@@ -7296,7 +8748,7 @@
                     </pic:cNvPicPr>
                   </pic:nvPicPr>
                   <pic:blipFill>
-                    <a:blip r:embed="rId49" cstate="print">
+                    <a:blip r:embed="rId54" cstate="print">
                       <a:extLst>
                         <a:ext uri="{28A0092B-C50C-407E-A947-70E740481C1C}">
                           <a14:useLocalDpi xmlns:a14="http://schemas.microsoft.com/office/drawing/2010/main" val="0"/>
@@ -7364,7 +8816,7 @@
           <w14:ligatures w14:val="none"/>
         </w:rPr>
       </w:pPr>
-      <w:bookmarkStart w:id="12" w:name="_Toc208804125"/>
+      <w:bookmarkStart w:id="15" w:name="_Toc216472454"/>
       <w:r>
         <w:rPr>
           <w:rFonts w:ascii="Segoe UI Emoji" w:eastAsia="Times New Roman" w:hAnsi="Segoe UI Emoji" w:cs="Segoe UI Emoji"/>
@@ -7391,7 +8843,7 @@
         </w:rPr>
         <w:t xml:space="preserve"> FAQ</w:t>
       </w:r>
-      <w:bookmarkEnd w:id="12"/>
+      <w:bookmarkEnd w:id="15"/>
     </w:p>
     <w:p>
       <w:pPr>
@@ -7416,6 +8868,7 @@
           <w:lang w:eastAsia="fr-FR"/>
           <w14:ligatures w14:val="none"/>
         </w:rPr>
+        <w:lastRenderedPageBreak/>
         <w:t>Q : Est-ce que je peux me faire bannir ?</w:t>
       </w:r>
       <w:r>
@@ -7583,7 +9036,6 @@
           <w:lang w:eastAsia="fr-FR"/>
           <w14:ligatures w14:val="none"/>
         </w:rPr>
-        <w:lastRenderedPageBreak/>
         <w:t>Q : Ma carte SD est trop petite ? Comment en utiliser une plus grosse ?</w:t>
       </w:r>
     </w:p>
@@ -7705,7 +9157,7 @@
                     <pic:cNvPicPr/>
                   </pic:nvPicPr>
                   <pic:blipFill>
-                    <a:blip r:embed="rId50"/>
+                    <a:blip r:embed="rId55"/>
                     <a:stretch>
                       <a:fillRect/>
                     </a:stretch>
@@ -7746,9 +9198,21 @@
           <w:lang w:eastAsia="fr-FR"/>
           <w14:ligatures w14:val="none"/>
         </w:rPr>
-        <w:t xml:space="preserve">R : Votre carte SD est morte ou en tout cas n’est plus détectée. Il faut donc en changer. Cela veut dire que toutes vos sauvegardes sont perdues. Ce pourquoi il est très utile de faire des sauvegardes avec JKSV régulièrement. Pour initialiser une nouvelle carte SD, téléchargez la dernière release de HATS : </w:t>
-      </w:r>
-      <w:hyperlink r:id="rId51" w:history="1">
+        <w:t xml:space="preserve">R : Votre carte SD est morte ou en tout cas n’est plus détectée. Il faut donc en changer. Cela veut dire que toutes vos sauvegardes sont perdues. Ce pourquoi il est très utile de faire des sauvegardes avec JKSV régulièrement. Pour initialiser une nouvelle carte SD, </w:t>
+      </w:r>
+      <w:r>
+        <w:rPr>
+          <w:rFonts w:eastAsia="Times New Roman" w:cs="Times New Roman"/>
+          <w:kern w:val="0"/>
+          <w:sz w:val="24"/>
+          <w:szCs w:val="24"/>
+          <w:lang w:eastAsia="fr-FR"/>
+          <w14:ligatures w14:val="none"/>
+        </w:rPr>
+        <w:lastRenderedPageBreak/>
+        <w:t xml:space="preserve">téléchargez la dernière release de HATS : </w:t>
+      </w:r>
+      <w:hyperlink r:id="rId56" w:history="1">
         <w:r>
           <w:rPr>
             <w:rStyle w:val="Hyperlink"/>
@@ -7944,7 +9408,7 @@
         </w:rPr>
         <w:t xml:space="preserve">R : Lorsque l’on met à jour le firmware de la console, tous les patchs permettant de lancer des jeux ne sont pas installés, et il peut y avoir des patchs manquants. Pour régler ce problème, la méthode la plus simple est de télécharger la dernière release sur ce site : </w:t>
       </w:r>
-      <w:hyperlink r:id="rId52" w:history="1">
+      <w:hyperlink r:id="rId57" w:history="1">
         <w:r>
           <w:rPr>
             <w:rStyle w:val="Hyperlink"/>
@@ -7967,19 +9431,7 @@
           <w:lang w:eastAsia="fr-FR"/>
           <w14:ligatures w14:val="none"/>
         </w:rPr>
-        <w:t xml:space="preserve">  ,  extraire le fichier .zip, et mettre tous </w:t>
-      </w:r>
-      <w:r>
-        <w:rPr>
-          <w:rFonts w:eastAsia="Times New Roman" w:cs="Times New Roman"/>
-          <w:kern w:val="0"/>
-          <w:sz w:val="24"/>
-          <w:szCs w:val="24"/>
-          <w:lang w:eastAsia="fr-FR"/>
-          <w14:ligatures w14:val="none"/>
-        </w:rPr>
-        <w:lastRenderedPageBreak/>
-        <w:t xml:space="preserve">les dossiers de l’archive sur la carte SD de la console. </w:t>
+        <w:t xml:space="preserve">  ,  extraire le fichier .zip, et mettre tous les dossiers de l’archive sur la carte SD de la console. </w:t>
       </w:r>
       <w:r>
         <w:rPr>
@@ -8007,7 +9459,7 @@
                     <pic:cNvPicPr/>
                   </pic:nvPicPr>
                   <pic:blipFill>
-                    <a:blip r:embed="rId53"/>
+                    <a:blip r:embed="rId58"/>
                     <a:stretch>
                       <a:fillRect/>
                     </a:stretch>
@@ -8148,7 +9600,7 @@
           <w14:ligatures w14:val="none"/>
         </w:rPr>
         <w:pict w14:anchorId="52D27276">
-          <v:rect id="_x0000_i1052" style="width:0;height:1.5pt" o:hralign="center" o:hrstd="t" o:hr="t" fillcolor="#a0a0a0" stroked="f"/>
+          <v:rect id="_x0000_i1374" style="width:0;height:1.5pt" o:hralign="center" o:hrstd="t" o:hr="t" fillcolor="#a0a0a0" stroked="f"/>
         </w:pict>
       </w:r>
     </w:p>
@@ -8168,7 +9620,7 @@
           <w14:ligatures w14:val="none"/>
         </w:rPr>
       </w:pPr>
-      <w:bookmarkStart w:id="13" w:name="_Toc208804126"/>
+      <w:bookmarkStart w:id="16" w:name="_Toc216472455"/>
       <w:r>
         <w:rPr>
           <w:rFonts w:ascii="Segoe UI Emoji" w:eastAsia="Times New Roman" w:hAnsi="Segoe UI Emoji" w:cs="Segoe UI Emoji"/>
@@ -8195,7 +9647,7 @@
         </w:rPr>
         <w:t xml:space="preserve"> Mettre à jour sa console</w:t>
       </w:r>
-      <w:bookmarkEnd w:id="13"/>
+      <w:bookmarkEnd w:id="16"/>
     </w:p>
     <w:p>
       <w:pPr>
@@ -8276,7 +9728,7 @@
           <w14:ligatures w14:val="none"/>
         </w:rPr>
         <w:pict w14:anchorId="223C9F57">
-          <v:rect id="_x0000_i1053" style="width:0;height:1.5pt" o:hralign="center" o:hrstd="t" o:hr="t" fillcolor="#a0a0a0" stroked="f"/>
+          <v:rect id="_x0000_i1375" style="width:0;height:1.5pt" o:hralign="center" o:hrstd="t" o:hr="t" fillcolor="#a0a0a0" stroked="f"/>
         </w:pict>
       </w:r>
     </w:p>
@@ -8435,7 +9887,6 @@
           <w:lang w:eastAsia="fr-FR"/>
           <w14:ligatures w14:val="none"/>
         </w:rPr>
-        <w:lastRenderedPageBreak/>
         <w:t xml:space="preserve">Lance </w:t>
       </w:r>
       <w:r>
@@ -8495,7 +9946,7 @@
                     </pic:cNvPicPr>
                   </pic:nvPicPr>
                   <pic:blipFill>
-                    <a:blip r:embed="rId54" cstate="print">
+                    <a:blip r:embed="rId59" cstate="print">
                       <a:extLst>
                         <a:ext uri="{28A0092B-C50C-407E-A947-70E740481C1C}">
                           <a14:useLocalDpi xmlns:a14="http://schemas.microsoft.com/office/drawing/2010/main" val="0"/>
@@ -8548,7 +9999,7 @@
           <w14:ligatures w14:val="none"/>
         </w:rPr>
         <w:pict w14:anchorId="0AB99F2E">
-          <v:rect id="_x0000_i1054" style="width:0;height:1.5pt" o:hralign="center" o:hrstd="t" o:hr="t" fillcolor="#a0a0a0" stroked="f"/>
+          <v:rect id="_x0000_i1376" style="width:0;height:1.5pt" o:hralign="center" o:hrstd="t" o:hr="t" fillcolor="#a0a0a0" stroked="f"/>
         </w:pict>
       </w:r>
     </w:p>
@@ -8715,7 +10166,7 @@
                     </pic:cNvPicPr>
                   </pic:nvPicPr>
                   <pic:blipFill>
-                    <a:blip r:embed="rId55" cstate="print">
+                    <a:blip r:embed="rId60" cstate="print">
                       <a:extLst>
                         <a:ext uri="{28A0092B-C50C-407E-A947-70E740481C1C}">
                           <a14:useLocalDpi xmlns:a14="http://schemas.microsoft.com/office/drawing/2010/main" val="0"/>
@@ -8873,7 +10324,7 @@
           <w14:ligatures w14:val="none"/>
         </w:rPr>
         <w:pict w14:anchorId="0E1C61A2">
-          <v:rect id="_x0000_i1055" style="width:0;height:1.5pt" o:hralign="center" o:hrstd="t" o:hr="t" fillcolor="#a0a0a0" stroked="f"/>
+          <v:rect id="_x0000_i1377" style="width:0;height:1.5pt" o:hralign="center" o:hrstd="t" o:hr="t" fillcolor="#a0a0a0" stroked="f"/>
         </w:pict>
       </w:r>
     </w:p>
@@ -8901,6 +10352,7 @@
           <w:lang w:eastAsia="fr-FR"/>
           <w14:ligatures w14:val="none"/>
         </w:rPr>
+        <w:lastRenderedPageBreak/>
         <w:t>🛠️</w:t>
       </w:r>
       <w:r>
@@ -9040,7 +10492,7 @@
                     </pic:cNvPicPr>
                   </pic:nvPicPr>
                   <pic:blipFill>
-                    <a:blip r:embed="rId56" cstate="print">
+                    <a:blip r:embed="rId61" cstate="print">
                       <a:extLst>
                         <a:ext uri="{28A0092B-C50C-407E-A947-70E740481C1C}">
                           <a14:useLocalDpi xmlns:a14="http://schemas.microsoft.com/office/drawing/2010/main" val="0"/>
@@ -9176,7 +10628,7 @@
           <w14:ligatures w14:val="none"/>
         </w:rPr>
         <w:pict w14:anchorId="71DA46FC">
-          <v:rect id="_x0000_i1056" style="width:0;height:1.5pt" o:hralign="center" o:hrstd="t" o:hr="t" fillcolor="#a0a0a0" stroked="f"/>
+          <v:rect id="_x0000_i1378" style="width:0;height:1.5pt" o:hralign="center" o:hrstd="t" o:hr="t" fillcolor="#a0a0a0" stroked="f"/>
         </w:pict>
       </w:r>
     </w:p>
@@ -9244,7 +10696,6 @@
           <w:lang w:val="en-US" w:eastAsia="fr-FR"/>
           <w14:ligatures w14:val="none"/>
         </w:rPr>
-        <w:lastRenderedPageBreak/>
         <w:t xml:space="preserve">Dans AIO Updater, choisis </w:t>
       </w:r>
       <w:r>
@@ -9344,7 +10795,7 @@
                     </pic:cNvPicPr>
                   </pic:nvPicPr>
                   <pic:blipFill>
-                    <a:blip r:embed="rId57" cstate="print">
+                    <a:blip r:embed="rId62" cstate="print">
                       <a:extLst>
                         <a:ext uri="{28A0092B-C50C-407E-A947-70E740481C1C}">
                           <a14:useLocalDpi xmlns:a14="http://schemas.microsoft.com/office/drawing/2010/main" val="0"/>
@@ -9471,7 +10922,7 @@
           <w14:ligatures w14:val="none"/>
         </w:rPr>
         <w:pict w14:anchorId="74F1D09B">
-          <v:rect id="_x0000_i1057" style="width:0;height:1.5pt" o:hralign="center" o:hrstd="t" o:hr="t" fillcolor="#a0a0a0" stroked="f"/>
+          <v:rect id="_x0000_i1379" style="width:0;height:1.5pt" o:hralign="center" o:hrstd="t" o:hr="t" fillcolor="#a0a0a0" stroked="f"/>
         </w:pict>
       </w:r>
     </w:p>
@@ -9587,7 +11038,7 @@
         </w:rPr>
         <w:t xml:space="preserve">élécharger la dernière release sur ce site : </w:t>
       </w:r>
-      <w:hyperlink r:id="rId58" w:history="1">
+      <w:hyperlink r:id="rId63" w:history="1">
         <w:r>
           <w:rPr>
             <w:rStyle w:val="Hyperlink"/>
@@ -9622,6 +11073,7 @@
           <w:lang w:eastAsia="fr-FR"/>
           <w14:ligatures w14:val="none"/>
         </w:rPr>
+        <w:lastRenderedPageBreak/>
         <w:drawing>
           <wp:inline distT="0" distB="0" distL="0" distR="0" wp14:anchorId="6B82C75C" wp14:editId="1326F89B">
             <wp:extent cx="2888673" cy="2234009"/>
@@ -9638,7 +11090,7 @@
                     <pic:cNvPicPr/>
                   </pic:nvPicPr>
                   <pic:blipFill>
-                    <a:blip r:embed="rId53"/>
+                    <a:blip r:embed="rId58"/>
                     <a:stretch>
                       <a:fillRect/>
                     </a:stretch>
@@ -9715,7 +11167,7 @@
           <w14:ligatures w14:val="none"/>
         </w:rPr>
         <w:pict w14:anchorId="5DE22828">
-          <v:rect id="_x0000_i1058" style="width:0;height:1.5pt" o:hralign="center" o:hrstd="t" o:hr="t" fillcolor="#a0a0a0" stroked="f"/>
+          <v:rect id="_x0000_i1380" style="width:0;height:1.5pt" o:hralign="center" o:hrstd="t" o:hr="t" fillcolor="#a0a0a0" stroked="f"/>
         </w:pict>
       </w:r>
     </w:p>
@@ -9782,7 +11234,33 @@
           <w:lang w:eastAsia="fr-FR"/>
           <w14:ligatures w14:val="none"/>
         </w:rPr>
-        <w:t xml:space="preserve"> : Installer le firmware avec Daybreak</w:t>
+        <w:t xml:space="preserve"> : Installer le</w:t>
+      </w:r>
+      <w:r>
+        <w:rPr>
+          <w:rFonts w:eastAsia="Times New Roman" w:cs="Times New Roman"/>
+          <w:b/>
+          <w:bCs/>
+          <w:kern w:val="0"/>
+          <w:sz w:val="24"/>
+          <w:szCs w:val="24"/>
+          <w:lang w:eastAsia="fr-FR"/>
+          <w14:ligatures w14:val="none"/>
+        </w:rPr>
+        <w:t xml:space="preserve"> système d’exploitation</w:t>
+      </w:r>
+      <w:r>
+        <w:rPr>
+          <w:rFonts w:eastAsia="Times New Roman" w:cs="Times New Roman"/>
+          <w:b/>
+          <w:bCs/>
+          <w:kern w:val="0"/>
+          <w:sz w:val="24"/>
+          <w:szCs w:val="24"/>
+          <w:lang w:eastAsia="fr-FR"/>
+          <w14:ligatures w14:val="none"/>
+        </w:rPr>
+        <w:t xml:space="preserve"> avec Daybreak</w:t>
       </w:r>
     </w:p>
     <w:p>
@@ -9943,7 +11421,6 @@
           <w:lang w:eastAsia="fr-FR"/>
           <w14:ligatures w14:val="none"/>
         </w:rPr>
-        <w:lastRenderedPageBreak/>
         <w:t xml:space="preserve">Quand c’est terminé, choisis </w:t>
       </w:r>
       <w:r>
@@ -10002,7 +11479,29 @@
           <w:lang w:eastAsia="fr-FR"/>
           <w14:ligatures w14:val="none"/>
         </w:rPr>
-        <w:t xml:space="preserve"> Ton firmware est maintenant mis </w:t>
+        <w:t xml:space="preserve"> </w:t>
+      </w:r>
+      <w:r>
+        <w:rPr>
+          <w:rFonts w:eastAsia="Times New Roman" w:cs="Times New Roman"/>
+          <w:kern w:val="0"/>
+          <w:sz w:val="24"/>
+          <w:szCs w:val="24"/>
+          <w:lang w:eastAsia="fr-FR"/>
+          <w14:ligatures w14:val="none"/>
+        </w:rPr>
+        <w:t>Le système d’exploitation</w:t>
+      </w:r>
+      <w:r>
+        <w:rPr>
+          <w:rFonts w:eastAsia="Times New Roman" w:cs="Times New Roman"/>
+          <w:kern w:val="0"/>
+          <w:sz w:val="24"/>
+          <w:szCs w:val="24"/>
+          <w:lang w:eastAsia="fr-FR"/>
+          <w14:ligatures w14:val="none"/>
+        </w:rPr>
+        <w:t xml:space="preserve"> est maintenant mis </w:t>
       </w:r>
       <w:r>
         <w:rPr>
@@ -10104,7 +11603,7 @@
           <w14:ligatures w14:val="none"/>
         </w:rPr>
         <w:pict w14:anchorId="482B750D">
-          <v:rect id="_x0000_i1059" style="width:0;height:1.5pt" o:hralign="center" o:hrstd="t" o:hr="t" fillcolor="#a0a0a0" stroked="f"/>
+          <v:rect id="_x0000_i1381" style="width:0;height:1.5pt" o:hralign="center" o:hrstd="t" o:hr="t" fillcolor="#a0a0a0" stroked="f"/>
         </w:pict>
       </w:r>
     </w:p>
@@ -10209,6 +11708,17 @@
         </w:rPr>
         <w:t xml:space="preserve"> mettre à jour via Internet ou le menu officiel de la Switch</w:t>
       </w:r>
+      <w:r>
+        <w:rPr>
+          <w:rFonts w:eastAsia="Times New Roman" w:cs="Times New Roman"/>
+          <w:kern w:val="0"/>
+          <w:sz w:val="24"/>
+          <w:szCs w:val="24"/>
+          <w:lang w:eastAsia="fr-FR"/>
+          <w14:ligatures w14:val="none"/>
+        </w:rPr>
+        <w:t xml:space="preserve"> (ça ne marchera pas)</w:t>
+      </w:r>
     </w:p>
     <w:p>
       <w:pPr>
@@ -10280,7 +11790,20 @@
           <w:lang w:eastAsia="fr-FR"/>
           <w14:ligatures w14:val="none"/>
         </w:rPr>
-        <w:t>supporte la version de firmware</w:t>
+        <w:t>supporte la version d</w:t>
+      </w:r>
+      <w:r>
+        <w:rPr>
+          <w:rFonts w:eastAsia="Times New Roman" w:cs="Times New Roman"/>
+          <w:b/>
+          <w:bCs/>
+          <w:kern w:val="0"/>
+          <w:sz w:val="24"/>
+          <w:szCs w:val="24"/>
+          <w:lang w:eastAsia="fr-FR"/>
+          <w14:ligatures w14:val="none"/>
+        </w:rPr>
+        <w:t>u système d’exploitation</w:t>
       </w:r>
       <w:r>
         <w:rPr>
@@ -10355,6 +11878,17 @@
         </w:rPr>
         <w:t xml:space="preserve"> avant toute mise à jour majeure</w:t>
       </w:r>
+      <w:r>
+        <w:rPr>
+          <w:rFonts w:eastAsia="Times New Roman" w:cs="Times New Roman"/>
+          <w:kern w:val="0"/>
+          <w:sz w:val="24"/>
+          <w:szCs w:val="24"/>
+          <w:lang w:eastAsia="fr-FR"/>
+          <w14:ligatures w14:val="none"/>
+        </w:rPr>
+        <w:t xml:space="preserve"> ( si l’on est pas sûr copier tous les fichiers présents sur la carte SD) </w:t>
+      </w:r>
     </w:p>
     <w:p>
       <w:pPr>
@@ -10377,7 +11911,7 @@
           <w14:ligatures w14:val="none"/>
         </w:rPr>
         <w:pict w14:anchorId="46364A7D">
-          <v:rect id="_x0000_i1060" style="width:0;height:1.5pt" o:hralign="center" o:hrstd="t" o:hr="t" fillcolor="#a0a0a0" stroked="f"/>
+          <v:rect id="_x0000_i1382" style="width:0;height:1.5pt" o:hralign="center" o:hrstd="t" o:hr="t" fillcolor="#a0a0a0" stroked="f"/>
         </w:pict>
       </w:r>
     </w:p>
@@ -10396,6 +11930,7 @@
           <w14:ligatures w14:val="none"/>
         </w:rPr>
       </w:pPr>
+      <w:bookmarkStart w:id="17" w:name="_Toc216472456"/>
       <w:r>
         <w:rPr>
           <w:rFonts w:ascii="Segoe UI Emoji" w:eastAsia="Times New Roman" w:hAnsi="Segoe UI Emoji" w:cs="Segoe UI Emoji"/>
@@ -10420,11 +11955,26 @@
           <w:lang w:eastAsia="fr-FR"/>
           <w14:ligatures w14:val="none"/>
         </w:rPr>
-        <w:t xml:space="preserve"> Problèmes de démarrage. </w:t>
-      </w:r>
-    </w:p>
-    <w:p>
-      <w:r>
+        <w:t xml:space="preserve"> Problèmes de démarrage.</w:t>
+      </w:r>
+      <w:bookmarkEnd w:id="17"/>
+      <w:r>
+        <w:rPr>
+          <w:rFonts w:eastAsia="Times New Roman" w:cs="Times New Roman"/>
+          <w:b/>
+          <w:bCs/>
+          <w:kern w:val="0"/>
+          <w:sz w:val="36"/>
+          <w:szCs w:val="36"/>
+          <w:lang w:eastAsia="fr-FR"/>
+          <w14:ligatures w14:val="none"/>
+        </w:rPr>
+        <w:t xml:space="preserve"> </w:t>
+      </w:r>
+    </w:p>
+    <w:p>
+      <w:r>
+        <w:lastRenderedPageBreak/>
         <w:t>Si la console ne démarre pas, du tout, essayez de me contacter si vous n’êtes pas sûr de comprendre le fonctionnement</w:t>
       </w:r>
       <w:r>
@@ -10476,6 +12026,9 @@
       <w:r>
         <w:t xml:space="preserve">La console ne démarre pas du tout. Essayez de charger la console  une heure. Si après 1h elle ne démarre toujours pas, c’est qu’il y  a un souci avec la puce de hack. Il faut un réparateur pour résoudre le problème. </w:t>
       </w:r>
+      <w:r>
+        <w:t xml:space="preserve">NOTE : il se peut qu’après une charge complète la console redémarre en mode normal, cela arrive. Attendez que la batterie soit chargée à au moins 20%, éteignez la console totalement, et redémarrez la console. </w:t>
+      </w:r>
     </w:p>
     <w:p>
       <w:pPr>
@@ -10525,26 +12078,11 @@
     </w:p>
     <w:p>
       <w:pPr>
-        <w:pStyle w:val="ListParagraph"/>
-        <w:numPr>
-          <w:ilvl w:val="2"/>
-          <w:numId w:val="39"/>
-        </w:numPr>
-      </w:pPr>
-      <w:r>
-        <w:t xml:space="preserve">Si </w:t>
-      </w:r>
-      <w:r>
-        <w:tab/>
-      </w:r>
-    </w:p>
-    <w:p>
-      <w:pPr>
         <w:ind w:left="708"/>
       </w:pPr>
     </w:p>
     <w:sectPr>
-      <w:headerReference w:type="default" r:id="rId59"/>
+      <w:headerReference w:type="default" r:id="rId64"/>
       <w:pgSz w:w="11906" w:h="16838"/>
       <w:pgMar w:top="1417" w:right="1417" w:bottom="1417" w:left="1417" w:header="708" w:footer="708" w:gutter="0"/>
       <w:cols w:space="708"/>
@@ -10693,27 +12231,27 @@
 <w:numbering xmlns:wpc="http://schemas.microsoft.com/office/word/2010/wordprocessingCanvas" xmlns:cx="http://schemas.microsoft.com/office/drawing/2014/chartex" xmlns:cx1="http://schemas.microsoft.com/office/drawing/2015/9/8/chartex" xmlns:cx2="http://schemas.microsoft.com/office/drawing/2015/10/21/chartex" xmlns:cx3="http://schemas.microsoft.com/office/drawing/2016/5/9/chartex" xmlns:cx4="http://schemas.microsoft.com/office/drawing/2016/5/10/chartex" xmlns:cx5="http://schemas.microsoft.com/office/drawing/2016/5/11/chartex" xmlns:cx6="http://schemas.microsoft.com/office/drawing/2016/5/12/chartex" xmlns:cx7="http://schemas.microsoft.com/office/drawing/2016/5/13/chartex" xmlns:cx8="http://schemas.microsoft.com/office/drawing/2016/5/14/chartex" xmlns:mc="http://schemas.openxmlformats.org/markup-compatibility/2006" xmlns:aink="http://schemas.microsoft.com/office/drawing/2016/ink" xmlns:am3d="http://schemas.microsoft.com/office/drawing/2017/model3d" xmlns:o="urn:schemas-microsoft-com:office:office" xmlns:oel="http://schemas.microsoft.com/office/2019/extlst" xmlns:r="http://schemas.openxmlformats.org/officeDocument/2006/relationships" xmlns:m="http://schemas.openxmlformats.org/officeDocument/2006/math" xmlns:v="urn:schemas-microsoft-com:vml" xmlns:wp14="http://schemas.microsoft.com/office/word/2010/wordprocessingDrawing" xmlns:wp="http://schemas.openxmlformats.org/drawingml/2006/wordprocessingDrawing" xmlns:w10="urn:schemas-microsoft-com:office:word" xmlns:w="http://schemas.openxmlformats.org/wordprocessingml/2006/main" xmlns:w14="http://schemas.microsoft.com/office/word/2010/wordml" xmlns:w15="http://schemas.microsoft.com/office/word/2012/wordml" xmlns:w16cex="http://schemas.microsoft.com/office/word/2018/wordml/cex" xmlns:w16cid="http://schemas.microsoft.com/office/word/2016/wordml/cid" xmlns:w16="http://schemas.microsoft.com/office/word/2018/wordml" xmlns:w16du="http://schemas.microsoft.com/office/word/2023/wordml/word16du" xmlns:w16sdtdh="http://schemas.microsoft.com/office/word/2020/wordml/sdtdatahash" xmlns:w16sdtfl="http://schemas.microsoft.com/office/word/2024/wordml/sdtformatlock" xmlns:w16se="http://schemas.microsoft.com/office/word/2015/wordml/symex" xmlns:wpg="http://schemas.microsoft.com/office/word/2010/wordprocessingGroup" xmlns:wpi="http://schemas.microsoft.com/office/word/2010/wordprocessingInk" xmlns:wne="http://schemas.microsoft.com/office/word/2006/wordml" xmlns:wps="http://schemas.microsoft.com/office/word/2010/wordprocessingShape" mc:Ignorable="w14 w15 w16se w16cid w16 w16cex w16sdtdh w16sdtfl w16du wp14">
   <w:numPicBullet w:numPicBulletId="0">
     <w:pict>
-      <v:rect id="_x0000_i1121" style="width:0;height:1.5pt" o:hralign="center" o:bullet="t" o:hrstd="t" o:hr="t" fillcolor="#a0a0a0" stroked="f"/>
+      <v:rect id="_x0000_i1025" style="width:0;height:1.5pt" o:hralign="center" o:bullet="t" o:hrstd="t" o:hr="t" fillcolor="#a0a0a0" stroked="f"/>
     </w:pict>
   </w:numPicBullet>
   <w:numPicBullet w:numPicBulletId="1">
     <w:pict>
-      <v:rect id="_x0000_i1122" style="width:0;height:1.5pt" o:hralign="center" o:bullet="t" o:hrstd="t" o:hr="t" fillcolor="#a0a0a0" stroked="f"/>
+      <v:rect id="_x0000_i1026" style="width:0;height:1.5pt" o:hralign="center" o:bullet="t" o:hrstd="t" o:hr="t" fillcolor="#a0a0a0" stroked="f"/>
     </w:pict>
   </w:numPicBullet>
   <w:numPicBullet w:numPicBulletId="2">
     <w:pict>
-      <v:rect id="_x0000_i1123" style="width:0;height:1.5pt" o:hralign="center" o:bullet="t" o:hrstd="t" o:hr="t" fillcolor="#a0a0a0" stroked="f"/>
+      <v:rect id="_x0000_i1027" style="width:0;height:1.5pt" o:hralign="center" o:bullet="t" o:hrstd="t" o:hr="t" fillcolor="#a0a0a0" stroked="f"/>
     </w:pict>
   </w:numPicBullet>
   <w:numPicBullet w:numPicBulletId="3">
     <w:pict>
-      <v:rect id="_x0000_i1124" style="width:0;height:1.5pt" o:hralign="center" o:bullet="t" o:hrstd="t" o:hr="t" fillcolor="#a0a0a0" stroked="f"/>
+      <v:rect id="_x0000_i1028" style="width:0;height:1.5pt" o:hralign="center" o:bullet="t" o:hrstd="t" o:hr="t" fillcolor="#a0a0a0" stroked="f"/>
     </w:pict>
   </w:numPicBullet>
   <w:numPicBullet w:numPicBulletId="4">
     <w:pict>
-      <v:rect id="_x0000_i1125" style="width:0;height:1.5pt" o:hralign="center" o:bullet="t" o:hrstd="t" o:hr="t" fillcolor="#a0a0a0" stroked="f"/>
+      <v:rect id="_x0000_i1029" style="width:0;height:1.5pt" o:hralign="center" o:bullet="t" o:hrstd="t" o:hr="t" fillcolor="#a0a0a0" stroked="f"/>
     </w:pict>
   </w:numPicBullet>
   <w:abstractNum w:abstractNumId="0" w15:restartNumberingAfterBreak="0">
@@ -10727,9 +12265,9 @@
       <w:lvlJc w:val="left"/>
       <w:pPr>
         <w:tabs>
-          <w:tab w:val="num" w:pos="720"/>
-        </w:tabs>
-        <w:ind w:left="720" w:hanging="360"/>
+          <w:tab w:val="num" w:pos="9290"/>
+        </w:tabs>
+        <w:ind w:left="9290" w:hanging="360"/>
       </w:pPr>
     </w:lvl>
     <w:lvl w:ilvl="1" w:tentative="1">
@@ -10739,9 +12277,9 @@
       <w:lvlJc w:val="left"/>
       <w:pPr>
         <w:tabs>
-          <w:tab w:val="num" w:pos="1440"/>
-        </w:tabs>
-        <w:ind w:left="1440" w:hanging="360"/>
+          <w:tab w:val="num" w:pos="10010"/>
+        </w:tabs>
+        <w:ind w:left="10010" w:hanging="360"/>
       </w:pPr>
     </w:lvl>
     <w:lvl w:ilvl="2" w:tentative="1">
@@ -10751,9 +12289,9 @@
       <w:lvlJc w:val="left"/>
       <w:pPr>
         <w:tabs>
-          <w:tab w:val="num" w:pos="2160"/>
-        </w:tabs>
-        <w:ind w:left="2160" w:hanging="360"/>
+          <w:tab w:val="num" w:pos="10730"/>
+        </w:tabs>
+        <w:ind w:left="10730" w:hanging="360"/>
       </w:pPr>
     </w:lvl>
     <w:lvl w:ilvl="3" w:tentative="1">
@@ -10763,9 +12301,9 @@
       <w:lvlJc w:val="left"/>
       <w:pPr>
         <w:tabs>
-          <w:tab w:val="num" w:pos="2880"/>
-        </w:tabs>
-        <w:ind w:left="2880" w:hanging="360"/>
+          <w:tab w:val="num" w:pos="11450"/>
+        </w:tabs>
+        <w:ind w:left="11450" w:hanging="360"/>
       </w:pPr>
     </w:lvl>
     <w:lvl w:ilvl="4" w:tentative="1">
@@ -10775,9 +12313,9 @@
       <w:lvlJc w:val="left"/>
       <w:pPr>
         <w:tabs>
-          <w:tab w:val="num" w:pos="3600"/>
-        </w:tabs>
-        <w:ind w:left="3600" w:hanging="360"/>
+          <w:tab w:val="num" w:pos="12170"/>
+        </w:tabs>
+        <w:ind w:left="12170" w:hanging="360"/>
       </w:pPr>
     </w:lvl>
     <w:lvl w:ilvl="5" w:tentative="1">
@@ -10787,9 +12325,9 @@
       <w:lvlJc w:val="left"/>
       <w:pPr>
         <w:tabs>
-          <w:tab w:val="num" w:pos="4320"/>
-        </w:tabs>
-        <w:ind w:left="4320" w:hanging="360"/>
+          <w:tab w:val="num" w:pos="12890"/>
+        </w:tabs>
+        <w:ind w:left="12890" w:hanging="360"/>
       </w:pPr>
     </w:lvl>
     <w:lvl w:ilvl="6" w:tentative="1">
@@ -10799,9 +12337,9 @@
       <w:lvlJc w:val="left"/>
       <w:pPr>
         <w:tabs>
-          <w:tab w:val="num" w:pos="5040"/>
-        </w:tabs>
-        <w:ind w:left="5040" w:hanging="360"/>
+          <w:tab w:val="num" w:pos="13610"/>
+        </w:tabs>
+        <w:ind w:left="13610" w:hanging="360"/>
       </w:pPr>
     </w:lvl>
     <w:lvl w:ilvl="7" w:tentative="1">
@@ -10811,9 +12349,9 @@
       <w:lvlJc w:val="left"/>
       <w:pPr>
         <w:tabs>
-          <w:tab w:val="num" w:pos="5760"/>
-        </w:tabs>
-        <w:ind w:left="5760" w:hanging="360"/>
+          <w:tab w:val="num" w:pos="14330"/>
+        </w:tabs>
+        <w:ind w:left="14330" w:hanging="360"/>
       </w:pPr>
     </w:lvl>
     <w:lvl w:ilvl="8" w:tentative="1">
@@ -10823,9 +12361,9 @@
       <w:lvlJc w:val="left"/>
       <w:pPr>
         <w:tabs>
-          <w:tab w:val="num" w:pos="6480"/>
-        </w:tabs>
-        <w:ind w:left="6480" w:hanging="360"/>
+          <w:tab w:val="num" w:pos="15050"/>
+        </w:tabs>
+        <w:ind w:left="15050" w:hanging="360"/>
       </w:pPr>
     </w:lvl>
   </w:abstractNum>
@@ -15395,6 +16933,95 @@
           <w:tab w:val="num" w:pos="6480"/>
         </w:tabs>
         <w:ind w:left="6480" w:hanging="360"/>
+      </w:pPr>
+    </w:lvl>
+  </w:abstractNum>
+  <w:abstractNum w:abstractNumId="39" w15:restartNumberingAfterBreak="0">
+    <w:nsid w:val="7A902BFC"/>
+    <w:multiLevelType w:val="hybridMultilevel"/>
+    <w:tmpl w:val="F1F25900"/>
+    <w:lvl w:ilvl="0" w:tplc="040C0011">
+      <w:start w:val="1"/>
+      <w:numFmt w:val="decimal"/>
+      <w:lvlText w:val="%1)"/>
+      <w:lvlJc w:val="left"/>
+      <w:pPr>
+        <w:ind w:left="720" w:hanging="360"/>
+      </w:pPr>
+      <w:rPr>
+        <w:rFonts w:hint="default"/>
+      </w:rPr>
+    </w:lvl>
+    <w:lvl w:ilvl="1" w:tplc="040C0019" w:tentative="1">
+      <w:start w:val="1"/>
+      <w:numFmt w:val="lowerLetter"/>
+      <w:lvlText w:val="%2."/>
+      <w:lvlJc w:val="left"/>
+      <w:pPr>
+        <w:ind w:left="1440" w:hanging="360"/>
+      </w:pPr>
+    </w:lvl>
+    <w:lvl w:ilvl="2" w:tplc="040C001B" w:tentative="1">
+      <w:start w:val="1"/>
+      <w:numFmt w:val="lowerRoman"/>
+      <w:lvlText w:val="%3."/>
+      <w:lvlJc w:val="right"/>
+      <w:pPr>
+        <w:ind w:left="2160" w:hanging="180"/>
+      </w:pPr>
+    </w:lvl>
+    <w:lvl w:ilvl="3" w:tplc="040C000F" w:tentative="1">
+      <w:start w:val="1"/>
+      <w:numFmt w:val="decimal"/>
+      <w:lvlText w:val="%4."/>
+      <w:lvlJc w:val="left"/>
+      <w:pPr>
+        <w:ind w:left="2880" w:hanging="360"/>
+      </w:pPr>
+    </w:lvl>
+    <w:lvl w:ilvl="4" w:tplc="040C0019" w:tentative="1">
+      <w:start w:val="1"/>
+      <w:numFmt w:val="lowerLetter"/>
+      <w:lvlText w:val="%5."/>
+      <w:lvlJc w:val="left"/>
+      <w:pPr>
+        <w:ind w:left="3600" w:hanging="360"/>
+      </w:pPr>
+    </w:lvl>
+    <w:lvl w:ilvl="5" w:tplc="040C001B" w:tentative="1">
+      <w:start w:val="1"/>
+      <w:numFmt w:val="lowerRoman"/>
+      <w:lvlText w:val="%6."/>
+      <w:lvlJc w:val="right"/>
+      <w:pPr>
+        <w:ind w:left="4320" w:hanging="180"/>
+      </w:pPr>
+    </w:lvl>
+    <w:lvl w:ilvl="6" w:tplc="040C000F" w:tentative="1">
+      <w:start w:val="1"/>
+      <w:numFmt w:val="decimal"/>
+      <w:lvlText w:val="%7."/>
+      <w:lvlJc w:val="left"/>
+      <w:pPr>
+        <w:ind w:left="5040" w:hanging="360"/>
+      </w:pPr>
+    </w:lvl>
+    <w:lvl w:ilvl="7" w:tplc="040C0019" w:tentative="1">
+      <w:start w:val="1"/>
+      <w:numFmt w:val="lowerLetter"/>
+      <w:lvlText w:val="%8."/>
+      <w:lvlJc w:val="left"/>
+      <w:pPr>
+        <w:ind w:left="5760" w:hanging="360"/>
+      </w:pPr>
+    </w:lvl>
+    <w:lvl w:ilvl="8" w:tplc="040C001B" w:tentative="1">
+      <w:start w:val="1"/>
+      <w:numFmt w:val="lowerRoman"/>
+      <w:lvlText w:val="%9."/>
+      <w:lvlJc w:val="right"/>
+      <w:pPr>
+        <w:ind w:left="6480" w:hanging="180"/>
       </w:pPr>
     </w:lvl>
   </w:abstractNum>
@@ -15514,6 +17141,9 @@
   </w:num>
   <w:num w:numId="39" w16cid:durableId="1619600034">
     <w:abstractNumId w:val="8"/>
+  </w:num>
+  <w:num w:numId="40" w16cid:durableId="978997246">
+    <w:abstractNumId w:val="39"/>
   </w:num>
 </w:numbering>
 </file>
@@ -16121,7 +17751,6 @@
   <w:style w:type="character" w:default="1" w:styleId="DefaultParagraphFont">
     <w:name w:val="Default Paragraph Font"/>
     <w:uiPriority w:val="1"/>
-    <w:semiHidden/>
     <w:unhideWhenUsed/>
   </w:style>
   <w:style w:type="table" w:default="1" w:styleId="TableNormal">
